--- a/Proyecto1_SO/informe/Informe_Proyecto1_SO.docx
+++ b/Proyecto1_SO/informe/Informe_Proyecto1_SO.docx
@@ -7,6 +7,7 @@
         <w:spacing w:after="0"/>
         <w:jc w:val="right"/>
         <w:rPr>
+          <w:rFonts w:ascii="Times New Roman" w:hAnsi="Times New Roman" w:cs="Times New Roman" w:eastAsia="Times New Roman"/>
           <w:b/>
           <w:color w:val="2F5496" w:themeColor="accent5" w:themeShade="BF"/>
           <w:sz w:val="96"/>
@@ -15,6 +16,7 @@
       </w:pPr>
       <w:r>
         <w:rPr>
+          <w:rFonts w:ascii="Times New Roman" w:hAnsi="Times New Roman" w:cs="Times New Roman" w:eastAsia="Times New Roman"/>
           <w:b/>
           <w:noProof/>
           <w:color w:val="4472C4" w:themeColor="accent5"/>
@@ -79,6 +81,7 @@
       </w:r>
       <w:r>
         <w:rPr>
+          <w:rFonts w:ascii="Times New Roman" w:hAnsi="Times New Roman" w:cs="Times New Roman" w:eastAsia="Times New Roman"/>
           <w:noProof/>
           <w:lang w:eastAsia="es-HN"/>
         </w:rPr>
@@ -142,6 +145,7 @@
       </w:r>
       <w:r>
         <w:rPr>
+          <w:rFonts w:ascii="Times New Roman" w:hAnsi="Times New Roman" w:cs="Times New Roman" w:eastAsia="Times New Roman"/>
           <w:b/>
           <w:noProof/>
           <w:color w:val="4472C4" w:themeColor="accent5"/>
@@ -206,6 +210,7 @@
                           <w:p>
                             <w:pPr>
                               <w:rPr>
+                                <w:rFonts w:ascii="Times New Roman" w:hAnsi="Times New Roman" w:cs="Times New Roman" w:eastAsia="Times New Roman"/>
                                 <w:b/>
                                 <w:color w:val="FFFFFF" w:themeColor="background1"/>
                                 <w:sz w:val="72"/>
@@ -215,6 +220,7 @@
                             </w:pPr>
                             <w:r>
                               <w:rPr>
+                                <w:rFonts w:ascii="Times New Roman" w:hAnsi="Times New Roman" w:cs="Times New Roman" w:eastAsia="Times New Roman"/>
                                 <w:b/>
                                 <w:color w:val="FFFFFF" w:themeColor="background1"/>
                                 <w:sz w:val="72"/>
@@ -226,6 +232,7 @@
                             <w:proofErr w:type="spellStart"/>
                             <w:r>
                               <w:rPr>
+                                <w:rFonts w:ascii="Times New Roman" w:hAnsi="Times New Roman" w:cs="Times New Roman" w:eastAsia="Times New Roman"/>
                                 <w:b/>
                                 <w:color w:val="FFFFFF" w:themeColor="background1"/>
                                 <w:sz w:val="72"/>
@@ -237,6 +244,7 @@
                             <w:proofErr w:type="spellEnd"/>
                             <w:r>
                               <w:rPr>
+                                <w:rFonts w:ascii="Times New Roman" w:hAnsi="Times New Roman" w:cs="Times New Roman" w:eastAsia="Times New Roman"/>
                                 <w:b/>
                                 <w:bCs/>
                                 <w:color w:val="FFFFFF" w:themeColor="background1"/>
@@ -247,6 +255,7 @@
                             </w:r>
                             <w:r>
                               <w:rPr>
+                                <w:rFonts w:ascii="Times New Roman" w:hAnsi="Times New Roman" w:cs="Times New Roman" w:eastAsia="Times New Roman"/>
                                 <w:color w:val="D9D9D9" w:themeColor="background1" w:themeShade="D9"/>
                                 <w:sz w:val="52"/>
                                 <w:lang w:val="es-MX"/>
@@ -255,6 +264,7 @@
                             </w:r>
                             <w:r>
                               <w:rPr>
+                                <w:rFonts w:ascii="Times New Roman" w:hAnsi="Times New Roman" w:cs="Times New Roman" w:eastAsia="Times New Roman"/>
                                 <w:color w:val="D9D9D9" w:themeColor="background1" w:themeShade="D9"/>
                                 <w:sz w:val="52"/>
                                 <w:lang w:val="es-MX"/>
@@ -266,6 +276,7 @@
                             <w:pPr>
                               <w:spacing w:after="0"/>
                               <w:rPr>
+                                <w:rFonts w:ascii="Times New Roman" w:hAnsi="Times New Roman" w:cs="Times New Roman" w:eastAsia="Times New Roman"/>
                                 <w:lang w:val="es-MX"/>
                               </w:rPr>
                             </w:pPr>
@@ -298,6 +309,7 @@
                     <w:p>
                       <w:pPr>
                         <w:rPr>
+                          <w:rFonts w:ascii="Times New Roman" w:hAnsi="Times New Roman" w:cs="Times New Roman" w:eastAsia="Times New Roman"/>
                           <w:b/>
                           <w:color w:val="FFFFFF" w:themeColor="background1"/>
                           <w:sz w:val="72"/>
@@ -307,6 +319,7 @@
                       </w:pPr>
                       <w:r>
                         <w:rPr>
+                          <w:rFonts w:ascii="Times New Roman" w:hAnsi="Times New Roman" w:cs="Times New Roman" w:eastAsia="Times New Roman"/>
                           <w:b/>
                           <w:color w:val="FFFFFF" w:themeColor="background1"/>
                           <w:sz w:val="72"/>
@@ -318,6 +331,7 @@
                       <w:proofErr w:type="spellStart"/>
                       <w:r>
                         <w:rPr>
+                          <w:rFonts w:ascii="Times New Roman" w:hAnsi="Times New Roman" w:cs="Times New Roman" w:eastAsia="Times New Roman"/>
                           <w:b/>
                           <w:color w:val="FFFFFF" w:themeColor="background1"/>
                           <w:sz w:val="72"/>
@@ -329,6 +343,7 @@
                       <w:proofErr w:type="spellEnd"/>
                       <w:r>
                         <w:rPr>
+                          <w:rFonts w:ascii="Times New Roman" w:hAnsi="Times New Roman" w:cs="Times New Roman" w:eastAsia="Times New Roman"/>
                           <w:b/>
                           <w:bCs/>
                           <w:color w:val="FFFFFF" w:themeColor="background1"/>
@@ -339,6 +354,7 @@
                       </w:r>
                       <w:r>
                         <w:rPr>
+                          <w:rFonts w:ascii="Times New Roman" w:hAnsi="Times New Roman" w:cs="Times New Roman" w:eastAsia="Times New Roman"/>
                           <w:color w:val="D9D9D9" w:themeColor="background1" w:themeShade="D9"/>
                           <w:sz w:val="52"/>
                           <w:lang w:val="es-MX"/>
@@ -347,6 +363,7 @@
                       </w:r>
                       <w:r>
                         <w:rPr>
+                          <w:rFonts w:ascii="Times New Roman" w:hAnsi="Times New Roman" w:cs="Times New Roman" w:eastAsia="Times New Roman"/>
                           <w:color w:val="D9D9D9" w:themeColor="background1" w:themeShade="D9"/>
                           <w:sz w:val="52"/>
                           <w:lang w:val="es-MX"/>
@@ -358,6 +375,7 @@
                       <w:pPr>
                         <w:spacing w:after="0"/>
                         <w:rPr>
+                          <w:rFonts w:ascii="Times New Roman" w:hAnsi="Times New Roman" w:cs="Times New Roman" w:eastAsia="Times New Roman"/>
                           <w:lang w:val="es-MX"/>
                         </w:rPr>
                       </w:pPr>
@@ -372,6 +390,7 @@
       </w:r>
       <w:r>
         <w:rPr>
+          <w:rFonts w:ascii="Times New Roman" w:hAnsi="Times New Roman" w:cs="Times New Roman" w:eastAsia="Times New Roman"/>
           <w:b/>
           <w:noProof/>
           <w:color w:val="4472C4" w:themeColor="accent5"/>
@@ -463,6 +482,7 @@
       <w:pPr>
         <w:spacing w:after="0"/>
         <w:rPr>
+          <w:rFonts w:ascii="Times New Roman" w:hAnsi="Times New Roman" w:cs="Times New Roman" w:eastAsia="Times New Roman"/>
           <w:b/>
           <w:color w:val="2F5496" w:themeColor="accent5" w:themeShade="BF"/>
           <w:sz w:val="96"/>
@@ -474,6 +494,7 @@
       <w:pPr>
         <w:spacing w:after="0"/>
         <w:rPr>
+          <w:rFonts w:ascii="Times New Roman" w:hAnsi="Times New Roman" w:cs="Times New Roman" w:eastAsia="Times New Roman"/>
           <w:b/>
           <w:color w:val="2F5496" w:themeColor="accent5" w:themeShade="BF"/>
           <w:sz w:val="96"/>
@@ -485,6 +506,7 @@
       <w:pPr>
         <w:spacing w:after="0"/>
         <w:rPr>
+          <w:rFonts w:ascii="Times New Roman" w:hAnsi="Times New Roman" w:cs="Times New Roman" w:eastAsia="Times New Roman"/>
           <w:b/>
           <w:color w:val="BFBFBF" w:themeColor="background1" w:themeShade="BF"/>
           <w:sz w:val="52"/>
@@ -496,6 +518,7 @@
       <w:pPr>
         <w:spacing w:after="0"/>
         <w:rPr>
+          <w:rFonts w:ascii="Times New Roman" w:hAnsi="Times New Roman" w:cs="Times New Roman" w:eastAsia="Times New Roman"/>
           <w:b/>
           <w:color w:val="BFBFBF" w:themeColor="background1" w:themeShade="BF"/>
           <w:sz w:val="52"/>
@@ -508,7 +531,7 @@
         <w:spacing w:after="0"/>
         <w:ind w:left="2127"/>
         <w:rPr>
-          <w:rFonts w:cstheme="minorHAnsi"/>
+          <w:rFonts w:ascii="Times New Roman" w:hAnsi="Times New Roman" w:cs="Times New Roman" w:eastAsia="Times New Roman"/>
           <w:b/>
           <w:color w:val="1F3864" w:themeColor="accent5" w:themeShade="80"/>
           <w:sz w:val="32"/>
@@ -517,7 +540,7 @@
       </w:pPr>
       <w:r>
         <w:rPr>
-          <w:rFonts w:cstheme="minorHAnsi"/>
+          <w:rFonts w:ascii="Times New Roman" w:hAnsi="Times New Roman" w:cs="Times New Roman" w:eastAsia="Times New Roman"/>
           <w:b/>
           <w:color w:val="1F3864" w:themeColor="accent5" w:themeShade="80"/>
           <w:sz w:val="32"/>
@@ -527,7 +550,7 @@
       </w:r>
       <w:r>
         <w:rPr>
-          <w:rFonts w:cstheme="minorHAnsi"/>
+          <w:rFonts w:ascii="Times New Roman" w:hAnsi="Times New Roman" w:cs="Times New Roman" w:eastAsia="Times New Roman"/>
           <w:b/>
           <w:color w:val="1F3864" w:themeColor="accent5" w:themeShade="80"/>
           <w:sz w:val="32"/>
@@ -541,7 +564,7 @@
         <w:spacing w:after="0"/>
         <w:ind w:left="2124"/>
         <w:rPr>
-          <w:rFonts w:asciiTheme="majorHAnsi" w:hAnsiTheme="majorHAnsi"/>
+          <w:rFonts w:ascii="Times New Roman" w:hAnsi="Times New Roman" w:cs="Times New Roman" w:eastAsia="Times New Roman"/>
           <w:sz w:val="32"/>
           <w:lang w:val="es-ES"/>
         </w:rPr>
@@ -549,7 +572,7 @@
       <w:proofErr w:type="spellStart"/>
       <w:r>
         <w:rPr>
-          <w:rFonts w:asciiTheme="majorHAnsi" w:hAnsiTheme="majorHAnsi"/>
+          <w:rFonts w:ascii="Times New Roman" w:hAnsi="Times New Roman" w:cs="Times New Roman" w:eastAsia="Times New Roman"/>
           <w:sz w:val="32"/>
           <w:lang w:val="es-ES"/>
         </w:rPr>
@@ -557,7 +580,7 @@
       </w:r>
       <w:r>
         <w:rPr>
-          <w:rFonts w:asciiTheme="majorHAnsi" w:hAnsiTheme="majorHAnsi"/>
+          <w:rFonts w:ascii="Times New Roman" w:hAnsi="Times New Roman" w:cs="Times New Roman" w:eastAsia="Times New Roman"/>
           <w:sz w:val="32"/>
           <w:lang w:val="es-ES"/>
         </w:rPr>
@@ -566,7 +589,7 @@
       <w:proofErr w:type="spellEnd"/>
       <w:r>
         <w:rPr>
-          <w:rFonts w:asciiTheme="majorHAnsi" w:hAnsiTheme="majorHAnsi"/>
+          <w:rFonts w:ascii="Times New Roman" w:hAnsi="Times New Roman" w:cs="Times New Roman" w:eastAsia="Times New Roman"/>
           <w:sz w:val="32"/>
           <w:lang w:val="es-ES"/>
         </w:rPr>
@@ -578,7 +601,7 @@
         <w:spacing w:after="0"/>
         <w:ind w:left="2124"/>
         <w:rPr>
-          <w:rFonts w:asciiTheme="majorHAnsi" w:hAnsiTheme="majorHAnsi"/>
+          <w:rFonts w:ascii="Times New Roman" w:hAnsi="Times New Roman" w:cs="Times New Roman" w:eastAsia="Times New Roman"/>
           <w:sz w:val="32"/>
           <w:lang w:val="es-ES"/>
         </w:rPr>
@@ -589,7 +612,7 @@
         <w:spacing w:after="0"/>
         <w:ind w:left="2124"/>
         <w:rPr>
-          <w:rFonts w:cstheme="minorHAnsi"/>
+          <w:rFonts w:ascii="Times New Roman" w:hAnsi="Times New Roman" w:cs="Times New Roman" w:eastAsia="Times New Roman"/>
           <w:b/>
           <w:color w:val="1F3864" w:themeColor="accent5" w:themeShade="80"/>
           <w:sz w:val="32"/>
@@ -598,7 +621,7 @@
       </w:pPr>
       <w:r>
         <w:rPr>
-          <w:rFonts w:cstheme="minorHAnsi"/>
+          <w:rFonts w:ascii="Times New Roman" w:hAnsi="Times New Roman" w:cs="Times New Roman" w:eastAsia="Times New Roman"/>
           <w:b/>
           <w:color w:val="1F3864" w:themeColor="accent5" w:themeShade="80"/>
           <w:sz w:val="32"/>
@@ -612,14 +635,14 @@
         <w:spacing w:after="0"/>
         <w:ind w:left="2124"/>
         <w:rPr>
-          <w:rFonts w:asciiTheme="majorHAnsi" w:hAnsiTheme="majorHAnsi"/>
+          <w:rFonts w:ascii="Times New Roman" w:hAnsi="Times New Roman" w:cs="Times New Roman" w:eastAsia="Times New Roman"/>
           <w:sz w:val="32"/>
           <w:lang w:val="es-ES"/>
         </w:rPr>
       </w:pPr>
       <w:r>
         <w:rPr>
-          <w:rFonts w:asciiTheme="majorHAnsi" w:hAnsiTheme="majorHAnsi"/>
+          <w:rFonts w:ascii="Times New Roman" w:hAnsi="Times New Roman" w:cs="Times New Roman" w:eastAsia="Times New Roman"/>
           <w:sz w:val="32"/>
           <w:lang w:val="es-ES"/>
         </w:rPr>
@@ -627,7 +650,7 @@
       </w:r>
       <w:r>
         <w:rPr>
-          <w:rFonts w:asciiTheme="majorHAnsi" w:hAnsiTheme="majorHAnsi"/>
+          <w:rFonts w:ascii="Times New Roman" w:hAnsi="Times New Roman" w:cs="Times New Roman" w:eastAsia="Times New Roman"/>
           <w:sz w:val="32"/>
           <w:lang w:val="es-ES"/>
         </w:rPr>
@@ -635,7 +658,7 @@
       </w:r>
       <w:r>
         <w:rPr>
-          <w:rFonts w:asciiTheme="majorHAnsi" w:hAnsiTheme="majorHAnsi"/>
+          <w:rFonts w:ascii="Times New Roman" w:hAnsi="Times New Roman" w:cs="Times New Roman" w:eastAsia="Times New Roman"/>
           <w:sz w:val="32"/>
           <w:lang w:val="es-ES"/>
         </w:rPr>
@@ -647,7 +670,7 @@
         <w:spacing w:after="0"/>
         <w:ind w:left="2124"/>
         <w:rPr>
-          <w:rFonts w:asciiTheme="majorHAnsi" w:hAnsiTheme="majorHAnsi"/>
+          <w:rFonts w:ascii="Times New Roman" w:hAnsi="Times New Roman" w:cs="Times New Roman" w:eastAsia="Times New Roman"/>
           <w:sz w:val="32"/>
           <w:lang w:val="es-ES"/>
         </w:rPr>
@@ -658,7 +681,7 @@
         <w:spacing w:after="0"/>
         <w:ind w:left="2124"/>
         <w:rPr>
-          <w:rFonts w:cstheme="minorHAnsi"/>
+          <w:rFonts w:ascii="Times New Roman" w:hAnsi="Times New Roman" w:cs="Times New Roman" w:eastAsia="Times New Roman"/>
           <w:b/>
           <w:color w:val="1F3864" w:themeColor="accent5" w:themeShade="80"/>
           <w:sz w:val="32"/>
@@ -667,7 +690,7 @@
       </w:pPr>
       <w:r>
         <w:rPr>
-          <w:rFonts w:cstheme="minorHAnsi"/>
+          <w:rFonts w:ascii="Times New Roman" w:hAnsi="Times New Roman" w:cs="Times New Roman" w:eastAsia="Times New Roman"/>
           <w:b/>
           <w:color w:val="1F3864" w:themeColor="accent5" w:themeShade="80"/>
           <w:sz w:val="32"/>
@@ -677,7 +700,7 @@
       </w:r>
       <w:r>
         <w:rPr>
-          <w:rFonts w:cstheme="minorHAnsi"/>
+          <w:rFonts w:ascii="Times New Roman" w:hAnsi="Times New Roman" w:cs="Times New Roman" w:eastAsia="Times New Roman"/>
           <w:b/>
           <w:color w:val="1F3864" w:themeColor="accent5" w:themeShade="80"/>
           <w:sz w:val="32"/>
@@ -691,14 +714,14 @@
         <w:spacing w:after="0"/>
         <w:ind w:left="2124"/>
         <w:rPr>
-          <w:rFonts w:asciiTheme="majorHAnsi" w:hAnsiTheme="majorHAnsi"/>
+          <w:rFonts w:ascii="Times New Roman" w:hAnsi="Times New Roman" w:cs="Times New Roman" w:eastAsia="Times New Roman"/>
           <w:sz w:val="32"/>
           <w:lang w:val="es-ES"/>
         </w:rPr>
       </w:pPr>
       <w:r>
         <w:rPr>
-          <w:rFonts w:asciiTheme="majorHAnsi" w:hAnsiTheme="majorHAnsi"/>
+          <w:rFonts w:ascii="Times New Roman" w:hAnsi="Times New Roman" w:cs="Times New Roman" w:eastAsia="Times New Roman"/>
           <w:sz w:val="32"/>
           <w:lang w:val="es-ES"/>
         </w:rPr>
@@ -710,7 +733,7 @@
         <w:spacing w:after="0"/>
         <w:ind w:left="2124"/>
         <w:rPr>
-          <w:rFonts w:asciiTheme="majorHAnsi" w:hAnsiTheme="majorHAnsi"/>
+          <w:rFonts w:ascii="Times New Roman" w:hAnsi="Times New Roman" w:cs="Times New Roman" w:eastAsia="Times New Roman"/>
           <w:sz w:val="32"/>
           <w:lang w:val="es-ES"/>
         </w:rPr>
@@ -721,7 +744,7 @@
         <w:spacing w:after="0"/>
         <w:ind w:left="2124"/>
         <w:rPr>
-          <w:rFonts w:cstheme="minorHAnsi"/>
+          <w:rFonts w:ascii="Times New Roman" w:hAnsi="Times New Roman" w:cs="Times New Roman" w:eastAsia="Times New Roman"/>
           <w:b/>
           <w:color w:val="1F3864" w:themeColor="accent5" w:themeShade="80"/>
           <w:sz w:val="32"/>
@@ -730,7 +753,7 @@
       </w:pPr>
       <w:r>
         <w:rPr>
-          <w:rFonts w:cstheme="minorHAnsi"/>
+          <w:rFonts w:ascii="Times New Roman" w:hAnsi="Times New Roman" w:cs="Times New Roman" w:eastAsia="Times New Roman"/>
           <w:b/>
           <w:color w:val="1F3864" w:themeColor="accent5" w:themeShade="80"/>
           <w:sz w:val="32"/>
@@ -744,7 +767,7 @@
         <w:spacing w:after="0"/>
         <w:ind w:left="2124"/>
         <w:rPr>
-          <w:rFonts w:asciiTheme="majorHAnsi" w:hAnsiTheme="majorHAnsi"/>
+          <w:rFonts w:ascii="Times New Roman" w:hAnsi="Times New Roman" w:cs="Times New Roman" w:eastAsia="Times New Roman"/>
           <w:sz w:val="32"/>
           <w:lang w:val="es-ES"/>
         </w:rPr>
@@ -752,7 +775,7 @@
       <w:proofErr w:type="spellStart"/>
       <w:r>
         <w:rPr>
-          <w:rFonts w:asciiTheme="majorHAnsi" w:hAnsiTheme="majorHAnsi"/>
+          <w:rFonts w:ascii="Times New Roman" w:hAnsi="Times New Roman" w:cs="Times New Roman" w:eastAsia="Times New Roman"/>
           <w:sz w:val="32"/>
           <w:lang w:val="es-ES"/>
         </w:rPr>
@@ -760,7 +783,7 @@
       </w:r>
       <w:r>
         <w:rPr>
-          <w:rFonts w:asciiTheme="majorHAnsi" w:hAnsiTheme="majorHAnsi"/>
+          <w:rFonts w:ascii="Times New Roman" w:hAnsi="Times New Roman" w:cs="Times New Roman" w:eastAsia="Times New Roman"/>
           <w:sz w:val="32"/>
           <w:lang w:val="es-ES"/>
         </w:rPr>
@@ -769,7 +792,7 @@
       <w:proofErr w:type="spellEnd"/>
       <w:r>
         <w:rPr>
-          <w:rFonts w:asciiTheme="majorHAnsi" w:hAnsiTheme="majorHAnsi"/>
+          <w:rFonts w:ascii="Times New Roman" w:hAnsi="Times New Roman" w:cs="Times New Roman" w:eastAsia="Times New Roman"/>
           <w:sz w:val="32"/>
           <w:lang w:val="es-ES"/>
         </w:rPr>
@@ -781,7 +804,7 @@
         <w:spacing w:after="0"/>
         <w:ind w:left="2124"/>
         <w:rPr>
-          <w:rFonts w:asciiTheme="majorHAnsi" w:hAnsiTheme="majorHAnsi"/>
+          <w:rFonts w:ascii="Times New Roman" w:hAnsi="Times New Roman" w:cs="Times New Roman" w:eastAsia="Times New Roman"/>
           <w:sz w:val="32"/>
           <w:lang w:val="es-ES"/>
         </w:rPr>
@@ -792,7 +815,7 @@
         <w:spacing w:after="0"/>
         <w:ind w:left="2124"/>
         <w:rPr>
-          <w:rFonts w:cstheme="minorHAnsi"/>
+          <w:rFonts w:ascii="Times New Roman" w:hAnsi="Times New Roman" w:cs="Times New Roman" w:eastAsia="Times New Roman"/>
           <w:b/>
           <w:color w:val="1F3864" w:themeColor="accent5" w:themeShade="80"/>
           <w:sz w:val="32"/>
@@ -801,7 +824,7 @@
       </w:pPr>
       <w:r>
         <w:rPr>
-          <w:rFonts w:cstheme="minorHAnsi"/>
+          <w:rFonts w:ascii="Times New Roman" w:hAnsi="Times New Roman" w:cs="Times New Roman" w:eastAsia="Times New Roman"/>
           <w:b/>
           <w:color w:val="1F3864" w:themeColor="accent5" w:themeShade="80"/>
           <w:sz w:val="32"/>
@@ -811,7 +834,7 @@
       </w:r>
       <w:r>
         <w:rPr>
-          <w:rFonts w:cstheme="minorHAnsi"/>
+          <w:rFonts w:ascii="Times New Roman" w:hAnsi="Times New Roman" w:cs="Times New Roman" w:eastAsia="Times New Roman"/>
           <w:b/>
           <w:color w:val="1F3864" w:themeColor="accent5" w:themeShade="80"/>
           <w:sz w:val="32"/>
@@ -825,14 +848,14 @@
         <w:spacing w:after="0"/>
         <w:ind w:left="2124"/>
         <w:rPr>
-          <w:rFonts w:asciiTheme="majorHAnsi" w:hAnsiTheme="majorHAnsi"/>
+          <w:rFonts w:ascii="Times New Roman" w:hAnsi="Times New Roman" w:cs="Times New Roman" w:eastAsia="Times New Roman"/>
           <w:sz w:val="32"/>
           <w:lang w:val="es-ES"/>
         </w:rPr>
       </w:pPr>
       <w:r>
         <w:rPr>
-          <w:rFonts w:asciiTheme="majorHAnsi" w:hAnsiTheme="majorHAnsi"/>
+          <w:rFonts w:ascii="Times New Roman" w:hAnsi="Times New Roman" w:cs="Times New Roman" w:eastAsia="Times New Roman"/>
           <w:sz w:val="32"/>
           <w:lang w:val="es-ES"/>
         </w:rPr>
@@ -844,7 +867,7 @@
         <w:spacing w:after="0"/>
         <w:ind w:left="2124"/>
         <w:rPr>
-          <w:rFonts w:cstheme="minorHAnsi"/>
+          <w:rFonts w:ascii="Times New Roman" w:hAnsi="Times New Roman" w:cs="Times New Roman" w:eastAsia="Times New Roman"/>
           <w:b/>
           <w:color w:val="1F3864" w:themeColor="accent5" w:themeShade="80"/>
           <w:sz w:val="32"/>
@@ -857,7 +880,7 @@
         <w:spacing w:after="0"/>
         <w:ind w:left="2124"/>
         <w:rPr>
-          <w:rFonts w:cstheme="minorHAnsi"/>
+          <w:rFonts w:ascii="Times New Roman" w:hAnsi="Times New Roman" w:cs="Times New Roman" w:eastAsia="Times New Roman"/>
           <w:b/>
           <w:color w:val="1F3864" w:themeColor="accent5" w:themeShade="80"/>
           <w:sz w:val="32"/>
@@ -866,7 +889,7 @@
       </w:pPr>
       <w:r>
         <w:rPr>
-          <w:rFonts w:cstheme="minorHAnsi"/>
+          <w:rFonts w:ascii="Times New Roman" w:hAnsi="Times New Roman" w:cs="Times New Roman" w:eastAsia="Times New Roman"/>
           <w:b/>
           <w:color w:val="1F3864" w:themeColor="accent5" w:themeShade="80"/>
           <w:sz w:val="32"/>
@@ -880,42 +903,42 @@
         <w:spacing w:after="0"/>
         <w:ind w:left="2124"/>
         <w:rPr>
-          <w:rFonts w:asciiTheme="majorHAnsi" w:hAnsiTheme="majorHAnsi"/>
+          <w:rFonts w:ascii="Times New Roman" w:hAnsi="Times New Roman" w:cs="Times New Roman" w:eastAsia="Times New Roman"/>
           <w:sz w:val="32"/>
           <w:lang w:val="es-ES"/>
         </w:rPr>
       </w:pPr>
       <w:r>
         <w:rPr>
-          <w:rFonts w:asciiTheme="majorHAnsi" w:hAnsiTheme="majorHAnsi"/>
+          <w:rFonts w:ascii="Times New Roman" w:hAnsi="Times New Roman" w:cs="Times New Roman" w:eastAsia="Times New Roman"/>
           <w:sz w:val="32"/>
           <w:lang w:val="es-ES"/>
         </w:rPr>
-        <w:t>15</w:t>
-      </w:r>
-      <w:r>
-        <w:rPr>
-          <w:rFonts w:asciiTheme="majorHAnsi" w:hAnsiTheme="majorHAnsi"/>
+        <w:t>29 de septiembre de 2026</w:t>
+      </w:r>
+      <w:r>
+        <w:rPr>
+          <w:rFonts w:ascii="Times New Roman" w:hAnsi="Times New Roman" w:cs="Times New Roman" w:eastAsia="Times New Roman"/>
           <w:sz w:val="32"/>
           <w:lang w:val="es-ES"/>
         </w:rPr>
-        <w:t xml:space="preserve"> de </w:t>
-      </w:r>
-      <w:r>
-        <w:rPr>
-          <w:rFonts w:asciiTheme="majorHAnsi" w:hAnsiTheme="majorHAnsi"/>
+        <w:t xml:space="preserve"/>
+      </w:r>
+      <w:r>
+        <w:rPr>
+          <w:rFonts w:ascii="Times New Roman" w:hAnsi="Times New Roman" w:cs="Times New Roman" w:eastAsia="Times New Roman"/>
           <w:sz w:val="32"/>
           <w:lang w:val="es-ES"/>
         </w:rPr>
-        <w:t>agosto</w:t>
-      </w:r>
-      <w:r>
-        <w:rPr>
-          <w:rFonts w:asciiTheme="majorHAnsi" w:hAnsiTheme="majorHAnsi"/>
+        <w:t/>
+      </w:r>
+      <w:r>
+        <w:rPr>
+          <w:rFonts w:ascii="Times New Roman" w:hAnsi="Times New Roman" w:cs="Times New Roman" w:eastAsia="Times New Roman"/>
           <w:sz w:val="32"/>
           <w:lang w:val="es-ES"/>
         </w:rPr>
-        <w:t xml:space="preserve"> de 2026</w:t>
+        <w:t xml:space="preserve"/>
       </w:r>
     </w:p>
     <w:p>
@@ -2549,11 +2572,11 @@
       </w:r>
       <w:r>
         <w:rPr>
-          <w:rFonts w:ascii="Courier New" w:hAnsi="Courier New" w:cs="Courier New" w:eastAsia="Courier New"/>
-          <w:b w:val="0"/>
-          <w:i w:val="0"/>
-          <w:color w:val="000000"/>
-          <w:sz w:val="22"/>
+          <w:rFonts w:ascii="Times New Roman" w:hAnsi="Times New Roman" w:cs="Times New Roman" w:eastAsia="Times New Roman"/>
+          <w:b w:val="0"/>
+          <w:i w:val="0"/>
+          <w:color w:val="000000"/>
+          <w:sz w:val="24"/>
         </w:rPr>
         <w:t>bubbleSort.java</w:t>
       </w:r>
@@ -2569,11 +2592,11 @@
       </w:r>
       <w:r>
         <w:rPr>
-          <w:rFonts w:ascii="Courier New" w:hAnsi="Courier New" w:cs="Courier New" w:eastAsia="Courier New"/>
-          <w:b w:val="0"/>
-          <w:i w:val="0"/>
-          <w:color w:val="000000"/>
-          <w:sz w:val="22"/>
+          <w:rFonts w:ascii="Times New Roman" w:hAnsi="Times New Roman" w:cs="Times New Roman" w:eastAsia="Times New Roman"/>
+          <w:b w:val="0"/>
+          <w:i w:val="0"/>
+          <w:color w:val="000000"/>
+          <w:sz w:val="24"/>
         </w:rPr>
         <w:t>bubbleSortDividido.java</w:t>
       </w:r>
@@ -2589,11 +2612,11 @@
       </w:r>
       <w:r>
         <w:rPr>
-          <w:rFonts w:ascii="Courier New" w:hAnsi="Courier New" w:cs="Courier New" w:eastAsia="Courier New"/>
-          <w:b w:val="0"/>
-          <w:i w:val="0"/>
-          <w:color w:val="000000"/>
-          <w:sz w:val="22"/>
+          <w:rFonts w:ascii="Times New Roman" w:hAnsi="Times New Roman" w:cs="Times New Roman" w:eastAsia="Times New Roman"/>
+          <w:b w:val="0"/>
+          <w:i w:val="0"/>
+          <w:color w:val="000000"/>
+          <w:sz w:val="24"/>
         </w:rPr>
         <w:t>bubbleSortHilos.java</w:t>
       </w:r>
@@ -2609,11 +2632,11 @@
       </w:r>
       <w:r>
         <w:rPr>
-          <w:rFonts w:ascii="Courier New" w:hAnsi="Courier New" w:cs="Courier New" w:eastAsia="Courier New"/>
-          <w:b w:val="0"/>
-          <w:i w:val="0"/>
-          <w:color w:val="000000"/>
-          <w:sz w:val="22"/>
+          <w:rFonts w:ascii="Times New Roman" w:hAnsi="Times New Roman" w:cs="Times New Roman" w:eastAsia="Times New Roman"/>
+          <w:b w:val="0"/>
+          <w:i w:val="0"/>
+          <w:color w:val="000000"/>
+          <w:sz w:val="24"/>
         </w:rPr>
         <w:t>Comparacion.java</w:t>
       </w:r>
@@ -2712,11 +2735,11 @@
       </w:r>
       <w:r>
         <w:rPr>
-          <w:rFonts w:ascii="Courier New" w:hAnsi="Courier New" w:cs="Courier New" w:eastAsia="Courier New"/>
-          <w:b w:val="0"/>
-          <w:i w:val="0"/>
-          <w:color w:val="000000"/>
-          <w:sz w:val="22"/>
+          <w:rFonts w:ascii="Times New Roman" w:hAnsi="Times New Roman" w:cs="Times New Roman" w:eastAsia="Times New Roman"/>
+          <w:b w:val="0"/>
+          <w:i w:val="0"/>
+          <w:color w:val="000000"/>
+          <w:sz w:val="24"/>
         </w:rPr>
         <w:t>javac *.java</w:t>
       </w:r>
@@ -2732,11 +2755,11 @@
       </w:r>
       <w:r>
         <w:rPr>
-          <w:rFonts w:ascii="Courier New" w:hAnsi="Courier New" w:cs="Courier New" w:eastAsia="Courier New"/>
-          <w:b w:val="0"/>
-          <w:i w:val="0"/>
-          <w:color w:val="000000"/>
-          <w:sz w:val="22"/>
+          <w:rFonts w:ascii="Times New Roman" w:hAnsi="Times New Roman" w:cs="Times New Roman" w:eastAsia="Times New Roman"/>
+          <w:b w:val="0"/>
+          <w:i w:val="0"/>
+          <w:color w:val="000000"/>
+          <w:sz w:val="24"/>
         </w:rPr>
         <w:t>java</w:t>
       </w:r>
@@ -2887,11 +2910,11 @@
       </w:r>
       <w:r>
         <w:rPr>
-          <w:rFonts w:ascii="Courier New" w:hAnsi="Courier New" w:cs="Courier New" w:eastAsia="Courier New"/>
-          <w:b w:val="0"/>
-          <w:i w:val="0"/>
-          <w:color w:val="000000"/>
-          <w:sz w:val="22"/>
+          <w:rFonts w:ascii="Times New Roman" w:hAnsi="Times New Roman" w:cs="Times New Roman" w:eastAsia="Times New Roman"/>
+          <w:b w:val="0"/>
+          <w:i w:val="0"/>
+          <w:color w:val="000000"/>
+          <w:sz w:val="24"/>
         </w:rPr>
         <w:t>bubbleSort.java</w:t>
       </w:r>
@@ -2907,11 +2930,11 @@
       </w:r>
       <w:r>
         <w:rPr>
-          <w:rFonts w:ascii="Courier New" w:hAnsi="Courier New" w:cs="Courier New" w:eastAsia="Courier New"/>
-          <w:b w:val="0"/>
-          <w:i w:val="0"/>
-          <w:color w:val="000000"/>
-          <w:sz w:val="22"/>
+          <w:rFonts w:ascii="Times New Roman" w:hAnsi="Times New Roman" w:cs="Times New Roman" w:eastAsia="Times New Roman"/>
+          <w:b w:val="0"/>
+          <w:i w:val="0"/>
+          <w:color w:val="000000"/>
+          <w:sz w:val="24"/>
         </w:rPr>
         <w:t>bubble_srt</w:t>
       </w:r>
@@ -2927,11 +2950,11 @@
       </w:r>
       <w:r>
         <w:rPr>
-          <w:rFonts w:ascii="Courier New" w:hAnsi="Courier New" w:cs="Courier New" w:eastAsia="Courier New"/>
-          <w:b w:val="0"/>
-          <w:i w:val="0"/>
-          <w:color w:val="000000"/>
-          <w:sz w:val="22"/>
+          <w:rFonts w:ascii="Times New Roman" w:hAnsi="Times New Roman" w:cs="Times New Roman" w:eastAsia="Times New Roman"/>
+          <w:b w:val="0"/>
+          <w:i w:val="0"/>
+          <w:color w:val="000000"/>
+          <w:sz w:val="24"/>
         </w:rPr>
         <w:t>intercambios</w:t>
       </w:r>
@@ -2947,11 +2970,11 @@
       </w:r>
       <w:r>
         <w:rPr>
-          <w:rFonts w:ascii="Courier New" w:hAnsi="Courier New" w:cs="Courier New" w:eastAsia="Courier New"/>
-          <w:b w:val="0"/>
-          <w:i w:val="0"/>
-          <w:color w:val="000000"/>
-          <w:sz w:val="22"/>
+          <w:rFonts w:ascii="Times New Roman" w:hAnsi="Times New Roman" w:cs="Times New Roman" w:eastAsia="Times New Roman"/>
+          <w:b w:val="0"/>
+          <w:i w:val="0"/>
+          <w:color w:val="000000"/>
+          <w:sz w:val="24"/>
         </w:rPr>
         <w:t>main</w:t>
       </w:r>
@@ -2967,11 +2990,11 @@
       </w:r>
       <w:r>
         <w:rPr>
-          <w:rFonts w:ascii="Courier New" w:hAnsi="Courier New" w:cs="Courier New" w:eastAsia="Courier New"/>
-          <w:b w:val="0"/>
-          <w:i w:val="0"/>
-          <w:color w:val="000000"/>
-          <w:sz w:val="22"/>
+          <w:rFonts w:ascii="Times New Roman" w:hAnsi="Times New Roman" w:cs="Times New Roman" w:eastAsia="Times New Roman"/>
+          <w:b w:val="0"/>
+          <w:i w:val="0"/>
+          <w:color w:val="000000"/>
+          <w:sz w:val="24"/>
         </w:rPr>
         <w:t>long</w:t>
       </w:r>
@@ -2987,11 +3010,11 @@
       </w:r>
       <w:r>
         <w:rPr>
-          <w:rFonts w:ascii="Courier New" w:hAnsi="Courier New" w:cs="Courier New" w:eastAsia="Courier New"/>
-          <w:b w:val="0"/>
-          <w:i w:val="0"/>
-          <w:color w:val="000000"/>
-          <w:sz w:val="22"/>
+          <w:rFonts w:ascii="Times New Roman" w:hAnsi="Times New Roman" w:cs="Times New Roman" w:eastAsia="Times New Roman"/>
+          <w:b w:val="0"/>
+          <w:i w:val="0"/>
+          <w:color w:val="000000"/>
+          <w:sz w:val="24"/>
         </w:rPr>
         <w:t>int</w:t>
       </w:r>
@@ -3007,11 +3030,11 @@
       </w:r>
       <w:r>
         <w:rPr>
-          <w:rFonts w:ascii="Courier New" w:hAnsi="Courier New" w:cs="Courier New" w:eastAsia="Courier New"/>
-          <w:b w:val="0"/>
-          <w:i w:val="0"/>
-          <w:color w:val="000000"/>
-          <w:sz w:val="22"/>
+          <w:rFonts w:ascii="Times New Roman" w:hAnsi="Times New Roman" w:cs="Times New Roman" w:eastAsia="Times New Roman"/>
+          <w:b w:val="0"/>
+          <w:i w:val="0"/>
+          <w:color w:val="000000"/>
+          <w:sz w:val="24"/>
         </w:rPr>
         <w:t>int</w:t>
       </w:r>
@@ -3110,11 +3133,11 @@
       </w:r>
       <w:r>
         <w:rPr>
-          <w:rFonts w:ascii="Courier New" w:hAnsi="Courier New" w:cs="Courier New" w:eastAsia="Courier New"/>
-          <w:b w:val="0"/>
-          <w:i w:val="0"/>
-          <w:color w:val="000000"/>
-          <w:sz w:val="22"/>
+          <w:rFonts w:ascii="Times New Roman" w:hAnsi="Times New Roman" w:cs="Times New Roman" w:eastAsia="Times New Roman"/>
+          <w:b w:val="0"/>
+          <w:i w:val="0"/>
+          <w:color w:val="000000"/>
+          <w:sz w:val="24"/>
         </w:rPr>
         <w:t>main</w:t>
       </w:r>
@@ -3386,11 +3409,11 @@
       </w:r>
       <w:r>
         <w:rPr>
-          <w:rFonts w:ascii="Courier New" w:hAnsi="Courier New" w:cs="Courier New" w:eastAsia="Courier New"/>
-          <w:b w:val="0"/>
-          <w:i w:val="0"/>
-          <w:color w:val="000000"/>
-          <w:sz w:val="22"/>
+          <w:rFonts w:ascii="Times New Roman" w:hAnsi="Times New Roman" w:cs="Times New Roman" w:eastAsia="Times New Roman"/>
+          <w:b w:val="0"/>
+          <w:i w:val="0"/>
+          <w:color w:val="000000"/>
+          <w:sz w:val="24"/>
         </w:rPr>
         <w:t>Comparacion</w:t>
       </w:r>
@@ -5266,11 +5289,11 @@
       </w:r>
       <w:r>
         <w:rPr>
-          <w:rFonts w:ascii="Courier New" w:hAnsi="Courier New" w:cs="Courier New" w:eastAsia="Courier New"/>
-          <w:b w:val="0"/>
-          <w:i w:val="0"/>
-          <w:color w:val="000000"/>
-          <w:sz w:val="22"/>
+          <w:rFonts w:ascii="Times New Roman" w:hAnsi="Times New Roman" w:cs="Times New Roman" w:eastAsia="Times New Roman"/>
+          <w:b w:val="0"/>
+          <w:i w:val="0"/>
+          <w:color w:val="000000"/>
+          <w:sz w:val="24"/>
         </w:rPr>
         <w:t>bubbleSortDividido.java</w:t>
       </w:r>
@@ -5286,11 +5309,11 @@
       </w:r>
       <w:r>
         <w:rPr>
-          <w:rFonts w:ascii="Courier New" w:hAnsi="Courier New" w:cs="Courier New" w:eastAsia="Courier New"/>
-          <w:b w:val="0"/>
-          <w:i w:val="0"/>
-          <w:color w:val="000000"/>
-          <w:sz w:val="22"/>
+          <w:rFonts w:ascii="Times New Roman" w:hAnsi="Times New Roman" w:cs="Times New Roman" w:eastAsia="Times New Roman"/>
+          <w:b w:val="0"/>
+          <w:i w:val="0"/>
+          <w:color w:val="000000"/>
+          <w:sz w:val="24"/>
         </w:rPr>
         <w:t>left_array</w:t>
       </w:r>
@@ -5306,11 +5329,11 @@
       </w:r>
       <w:r>
         <w:rPr>
-          <w:rFonts w:ascii="Courier New" w:hAnsi="Courier New" w:cs="Courier New" w:eastAsia="Courier New"/>
-          <w:b w:val="0"/>
-          <w:i w:val="0"/>
-          <w:color w:val="000000"/>
-          <w:sz w:val="22"/>
+          <w:rFonts w:ascii="Times New Roman" w:hAnsi="Times New Roman" w:cs="Times New Roman" w:eastAsia="Times New Roman"/>
+          <w:b w:val="0"/>
+          <w:i w:val="0"/>
+          <w:color w:val="000000"/>
+          <w:sz w:val="24"/>
         </w:rPr>
         <w:t>right_array</w:t>
       </w:r>
@@ -5326,11 +5349,11 @@
       </w:r>
       <w:r>
         <w:rPr>
-          <w:rFonts w:ascii="Courier New" w:hAnsi="Courier New" w:cs="Courier New" w:eastAsia="Courier New"/>
-          <w:b w:val="0"/>
-          <w:i w:val="0"/>
-          <w:color w:val="000000"/>
-          <w:sz w:val="22"/>
+          <w:rFonts w:ascii="Times New Roman" w:hAnsi="Times New Roman" w:cs="Times New Roman" w:eastAsia="Times New Roman"/>
+          <w:b w:val="0"/>
+          <w:i w:val="0"/>
+          <w:color w:val="000000"/>
+          <w:sz w:val="24"/>
         </w:rPr>
         <w:t>bubble_srt</w:t>
       </w:r>
@@ -7998,11 +8021,11 @@
       </w:r>
       <w:r>
         <w:rPr>
-          <w:rFonts w:ascii="Courier New" w:hAnsi="Courier New" w:cs="Courier New" w:eastAsia="Courier New"/>
-          <w:b w:val="0"/>
-          <w:i w:val="0"/>
-          <w:color w:val="000000"/>
-          <w:sz w:val="22"/>
+          <w:rFonts w:ascii="Times New Roman" w:hAnsi="Times New Roman" w:cs="Times New Roman" w:eastAsia="Times New Roman"/>
+          <w:b w:val="0"/>
+          <w:i w:val="0"/>
+          <w:color w:val="000000"/>
+          <w:sz w:val="24"/>
         </w:rPr>
         <w:t>Thread</w:t>
       </w:r>
@@ -8034,11 +8057,11 @@
       </w:r>
       <w:r>
         <w:rPr>
-          <w:rFonts w:ascii="Courier New" w:hAnsi="Courier New" w:cs="Courier New" w:eastAsia="Courier New"/>
-          <w:b w:val="0"/>
-          <w:i w:val="0"/>
-          <w:color w:val="000000"/>
-          <w:sz w:val="22"/>
+          <w:rFonts w:ascii="Times New Roman" w:hAnsi="Times New Roman" w:cs="Times New Roman" w:eastAsia="Times New Roman"/>
+          <w:b w:val="0"/>
+          <w:i w:val="0"/>
+          <w:color w:val="000000"/>
+          <w:sz w:val="24"/>
         </w:rPr>
         <w:t>Thread</w:t>
       </w:r>
@@ -8054,11 +8077,11 @@
       </w:r>
       <w:r>
         <w:rPr>
-          <w:rFonts w:ascii="Courier New" w:hAnsi="Courier New" w:cs="Courier New" w:eastAsia="Courier New"/>
-          <w:b w:val="0"/>
-          <w:i w:val="0"/>
-          <w:color w:val="000000"/>
-          <w:sz w:val="22"/>
+          <w:rFonts w:ascii="Times New Roman" w:hAnsi="Times New Roman" w:cs="Times New Roman" w:eastAsia="Times New Roman"/>
+          <w:b w:val="0"/>
+          <w:i w:val="0"/>
+          <w:color w:val="000000"/>
+          <w:sz w:val="24"/>
         </w:rPr>
         <w:t>run</w:t>
       </w:r>
@@ -8074,11 +8097,11 @@
       </w:r>
       <w:r>
         <w:rPr>
-          <w:rFonts w:ascii="Courier New" w:hAnsi="Courier New" w:cs="Courier New" w:eastAsia="Courier New"/>
-          <w:b w:val="0"/>
-          <w:i w:val="0"/>
-          <w:color w:val="000000"/>
-          <w:sz w:val="22"/>
+          <w:rFonts w:ascii="Times New Roman" w:hAnsi="Times New Roman" w:cs="Times New Roman" w:eastAsia="Times New Roman"/>
+          <w:b w:val="0"/>
+          <w:i w:val="0"/>
+          <w:color w:val="000000"/>
+          <w:sz w:val="24"/>
         </w:rPr>
         <w:t>start</w:t>
       </w:r>
@@ -8094,11 +8117,11 @@
       </w:r>
       <w:r>
         <w:rPr>
-          <w:rFonts w:ascii="Courier New" w:hAnsi="Courier New" w:cs="Courier New" w:eastAsia="Courier New"/>
-          <w:b w:val="0"/>
-          <w:i w:val="0"/>
-          <w:color w:val="000000"/>
-          <w:sz w:val="22"/>
+          <w:rFonts w:ascii="Times New Roman" w:hAnsi="Times New Roman" w:cs="Times New Roman" w:eastAsia="Times New Roman"/>
+          <w:b w:val="0"/>
+          <w:i w:val="0"/>
+          <w:color w:val="000000"/>
+          <w:sz w:val="24"/>
         </w:rPr>
         <w:t>run</w:t>
       </w:r>
@@ -8114,11 +8137,11 @@
       </w:r>
       <w:r>
         <w:rPr>
-          <w:rFonts w:ascii="Courier New" w:hAnsi="Courier New" w:cs="Courier New" w:eastAsia="Courier New"/>
-          <w:b w:val="0"/>
-          <w:i w:val="0"/>
-          <w:color w:val="000000"/>
-          <w:sz w:val="22"/>
+          <w:rFonts w:ascii="Times New Roman" w:hAnsi="Times New Roman" w:cs="Times New Roman" w:eastAsia="Times New Roman"/>
+          <w:b w:val="0"/>
+          <w:i w:val="0"/>
+          <w:color w:val="000000"/>
+          <w:sz w:val="24"/>
         </w:rPr>
         <w:t>join</w:t>
       </w:r>
@@ -8168,11 +8191,11 @@
       </w:r>
       <w:r>
         <w:rPr>
-          <w:rFonts w:ascii="Courier New" w:hAnsi="Courier New" w:cs="Courier New" w:eastAsia="Courier New"/>
-          <w:b w:val="0"/>
-          <w:i w:val="0"/>
-          <w:color w:val="000000"/>
-          <w:sz w:val="22"/>
+          <w:rFonts w:ascii="Times New Roman" w:hAnsi="Times New Roman" w:cs="Times New Roman" w:eastAsia="Times New Roman"/>
+          <w:b w:val="0"/>
+          <w:i w:val="0"/>
+          <w:color w:val="000000"/>
+          <w:sz w:val="24"/>
         </w:rPr>
         <w:t>HiloOrdenador</w:t>
       </w:r>
@@ -8188,11 +8211,11 @@
       </w:r>
       <w:r>
         <w:rPr>
-          <w:rFonts w:ascii="Courier New" w:hAnsi="Courier New" w:cs="Courier New" w:eastAsia="Courier New"/>
-          <w:b w:val="0"/>
-          <w:i w:val="0"/>
-          <w:color w:val="000000"/>
-          <w:sz w:val="22"/>
+          <w:rFonts w:ascii="Times New Roman" w:hAnsi="Times New Roman" w:cs="Times New Roman" w:eastAsia="Times New Roman"/>
+          <w:b w:val="0"/>
+          <w:i w:val="0"/>
+          <w:color w:val="000000"/>
+          <w:sz w:val="24"/>
         </w:rPr>
         <w:t>run</w:t>
       </w:r>
@@ -8208,11 +8231,11 @@
       </w:r>
       <w:r>
         <w:rPr>
-          <w:rFonts w:ascii="Courier New" w:hAnsi="Courier New" w:cs="Courier New" w:eastAsia="Courier New"/>
-          <w:b w:val="0"/>
-          <w:i w:val="0"/>
-          <w:color w:val="000000"/>
-          <w:sz w:val="22"/>
+          <w:rFonts w:ascii="Times New Roman" w:hAnsi="Times New Roman" w:cs="Times New Roman" w:eastAsia="Times New Roman"/>
+          <w:b w:val="0"/>
+          <w:i w:val="0"/>
+          <w:color w:val="000000"/>
+          <w:sz w:val="24"/>
         </w:rPr>
         <w:t>start</w:t>
       </w:r>
@@ -8228,11 +8251,11 @@
       </w:r>
       <w:r>
         <w:rPr>
-          <w:rFonts w:ascii="Courier New" w:hAnsi="Courier New" w:cs="Courier New" w:eastAsia="Courier New"/>
-          <w:b w:val="0"/>
-          <w:i w:val="0"/>
-          <w:color w:val="000000"/>
-          <w:sz w:val="22"/>
+          <w:rFonts w:ascii="Times New Roman" w:hAnsi="Times New Roman" w:cs="Times New Roman" w:eastAsia="Times New Roman"/>
+          <w:b w:val="0"/>
+          <w:i w:val="0"/>
+          <w:color w:val="000000"/>
+          <w:sz w:val="24"/>
         </w:rPr>
         <w:t>join</w:t>
       </w:r>
@@ -8517,11 +8540,11 @@
       </w:r>
       <w:r>
         <w:rPr>
-          <w:rFonts w:ascii="Courier New" w:hAnsi="Courier New" w:cs="Courier New" w:eastAsia="Courier New"/>
-          <w:b w:val="0"/>
-          <w:i w:val="0"/>
-          <w:color w:val="000000"/>
-          <w:sz w:val="22"/>
+          <w:rFonts w:ascii="Times New Roman" w:hAnsi="Times New Roman" w:cs="Times New Roman" w:eastAsia="Times New Roman"/>
+          <w:b w:val="0"/>
+          <w:i w:val="0"/>
+          <w:color w:val="000000"/>
+          <w:sz w:val="24"/>
         </w:rPr>
         <w:t>java Comparacion</w:t>
       </w:r>
@@ -10553,11 +10576,11 @@
       </w:r>
       <w:r>
         <w:rPr>
-          <w:rFonts w:ascii="Courier New" w:hAnsi="Courier New" w:cs="Courier New" w:eastAsia="Courier New"/>
-          <w:b w:val="0"/>
-          <w:i w:val="0"/>
-          <w:color w:val="000000"/>
-          <w:sz w:val="22"/>
+          <w:rFonts w:ascii="Times New Roman" w:hAnsi="Times New Roman" w:cs="Times New Roman" w:eastAsia="Times New Roman"/>
+          <w:b w:val="0"/>
+          <w:i w:val="0"/>
+          <w:color w:val="000000"/>
+          <w:sz w:val="24"/>
         </w:rPr>
         <w:t>Comparacion</w:t>
       </w:r>
@@ -10573,11 +10596,11 @@
       </w:r>
       <w:r>
         <w:rPr>
-          <w:rFonts w:ascii="Courier New" w:hAnsi="Courier New" w:cs="Courier New" w:eastAsia="Courier New"/>
-          <w:b w:val="0"/>
-          <w:i w:val="0"/>
-          <w:color w:val="000000"/>
-          <w:sz w:val="22"/>
+          <w:rFonts w:ascii="Times New Roman" w:hAnsi="Times New Roman" w:cs="Times New Roman" w:eastAsia="Times New Roman"/>
+          <w:b w:val="0"/>
+          <w:i w:val="0"/>
+          <w:color w:val="000000"/>
+          <w:sz w:val="24"/>
         </w:rPr>
         <w:t>java bubbleSortHilos 100000</w:t>
       </w:r>
@@ -10777,11 +10800,11 @@
       </w:r>
       <w:r>
         <w:rPr>
-          <w:rFonts w:ascii="Courier New" w:hAnsi="Courier New" w:cs="Courier New" w:eastAsia="Courier New"/>
-          <w:b w:val="0"/>
-          <w:i w:val="0"/>
-          <w:color w:val="000000"/>
-          <w:sz w:val="22"/>
+          <w:rFonts w:ascii="Times New Roman" w:hAnsi="Times New Roman" w:cs="Times New Roman" w:eastAsia="Times New Roman"/>
+          <w:b w:val="0"/>
+          <w:i w:val="0"/>
+          <w:color w:val="000000"/>
+          <w:sz w:val="24"/>
         </w:rPr>
         <w:t>start /affinity</w:t>
       </w:r>
@@ -10797,11 +10820,11 @@
       </w:r>
       <w:r>
         <w:rPr>
-          <w:rFonts w:ascii="Courier New" w:hAnsi="Courier New" w:cs="Courier New" w:eastAsia="Courier New"/>
-          <w:b w:val="0"/>
-          <w:i w:val="0"/>
-          <w:color w:val="000000"/>
-          <w:sz w:val="22"/>
+          <w:rFonts w:ascii="Times New Roman" w:hAnsi="Times New Roman" w:cs="Times New Roman" w:eastAsia="Times New Roman"/>
+          <w:b w:val="0"/>
+          <w:i w:val="0"/>
+          <w:color w:val="000000"/>
+          <w:sz w:val="24"/>
         </w:rPr>
         <w:t>cmd /c "start /affinity 1 /wait /b java Comparacion r_1nucleo.csv 5"</w:t>
       </w:r>
@@ -10967,11 +10990,11 @@
       </w:r>
       <w:r>
         <w:rPr>
-          <w:rFonts w:ascii="Courier New" w:hAnsi="Courier New" w:cs="Courier New" w:eastAsia="Courier New"/>
-          <w:b w:val="0"/>
-          <w:i w:val="0"/>
-          <w:color w:val="000000"/>
-          <w:sz w:val="22"/>
+          <w:rFonts w:ascii="Times New Roman" w:hAnsi="Times New Roman" w:cs="Times New Roman" w:eastAsia="Times New Roman"/>
+          <w:b w:val="0"/>
+          <w:i w:val="0"/>
+          <w:color w:val="000000"/>
+          <w:sz w:val="24"/>
         </w:rPr>
         <w:t>availableProcessors</w:t>
       </w:r>
@@ -13592,11 +13615,11 @@
       </w:r>
       <w:r>
         <w:rPr>
-          <w:rFonts w:ascii="Courier New" w:hAnsi="Courier New" w:cs="Courier New" w:eastAsia="Courier New"/>
-          <w:b w:val="0"/>
-          <w:i w:val="0"/>
-          <w:color w:val="000000"/>
-          <w:sz w:val="22"/>
+          <w:rFonts w:ascii="Times New Roman" w:hAnsi="Times New Roman" w:cs="Times New Roman" w:eastAsia="Times New Roman"/>
+          <w:b w:val="0"/>
+          <w:i w:val="0"/>
+          <w:color w:val="000000"/>
+          <w:sz w:val="24"/>
         </w:rPr>
         <w:t>availableProcessors</w:t>
       </w:r>
@@ -13646,11 +13669,11 @@
       </w:r>
       <w:r>
         <w:rPr>
-          <w:rFonts w:ascii="Courier New" w:hAnsi="Courier New" w:cs="Courier New" w:eastAsia="Courier New"/>
-          <w:b w:val="0"/>
-          <w:i w:val="0"/>
-          <w:color w:val="000000"/>
-          <w:sz w:val="22"/>
+          <w:rFonts w:ascii="Times New Roman" w:hAnsi="Times New Roman" w:cs="Times New Roman" w:eastAsia="Times New Roman"/>
+          <w:b w:val="0"/>
+          <w:i w:val="0"/>
+          <w:color w:val="000000"/>
+          <w:sz w:val="24"/>
         </w:rPr>
         <w:t>--compartido</w:t>
       </w:r>
@@ -13749,11 +13772,11 @@
       </w:r>
       <w:r>
         <w:rPr>
-          <w:rFonts w:ascii="Courier New" w:hAnsi="Courier New" w:cs="Courier New" w:eastAsia="Courier New"/>
-          <w:b w:val="0"/>
-          <w:i w:val="0"/>
-          <w:color w:val="000000"/>
-          <w:sz w:val="22"/>
+          <w:rFonts w:ascii="Times New Roman" w:hAnsi="Times New Roman" w:cs="Times New Roman" w:eastAsia="Times New Roman"/>
+          <w:b w:val="0"/>
+          <w:i w:val="0"/>
+          <w:color w:val="000000"/>
+          <w:sz w:val="24"/>
         </w:rPr>
         <w:t>contadorCompartido++</w:t>
       </w:r>
@@ -13769,11 +13792,11 @@
       </w:r>
       <w:r>
         <w:rPr>
-          <w:rFonts w:ascii="Courier New" w:hAnsi="Courier New" w:cs="Courier New" w:eastAsia="Courier New"/>
-          <w:b w:val="0"/>
-          <w:i w:val="0"/>
-          <w:color w:val="000000"/>
-          <w:sz w:val="22"/>
+          <w:rFonts w:ascii="Times New Roman" w:hAnsi="Times New Roman" w:cs="Times New Roman" w:eastAsia="Times New Roman"/>
+          <w:b w:val="0"/>
+          <w:i w:val="0"/>
+          <w:color w:val="000000"/>
+          <w:sz w:val="24"/>
         </w:rPr>
         <w:t>synchronized</w:t>
       </w:r>
@@ -13789,11 +13812,11 @@
       </w:r>
       <w:r>
         <w:rPr>
-          <w:rFonts w:ascii="Courier New" w:hAnsi="Courier New" w:cs="Courier New" w:eastAsia="Courier New"/>
-          <w:b w:val="0"/>
-          <w:i w:val="0"/>
-          <w:color w:val="000000"/>
-          <w:sz w:val="22"/>
+          <w:rFonts w:ascii="Times New Roman" w:hAnsi="Times New Roman" w:cs="Times New Roman" w:eastAsia="Times New Roman"/>
+          <w:b w:val="0"/>
+          <w:i w:val="0"/>
+          <w:color w:val="000000"/>
+          <w:sz w:val="24"/>
         </w:rPr>
         <w:t>AtomicLong</w:t>
       </w:r>
@@ -13809,11 +13832,11 @@
       </w:r>
       <w:r>
         <w:rPr>
-          <w:rFonts w:ascii="Courier New" w:hAnsi="Courier New" w:cs="Courier New" w:eastAsia="Courier New"/>
-          <w:b w:val="0"/>
-          <w:i w:val="0"/>
-          <w:color w:val="000000"/>
-          <w:sz w:val="22"/>
+          <w:rFonts w:ascii="Times New Roman" w:hAnsi="Times New Roman" w:cs="Times New Roman" w:eastAsia="Times New Roman"/>
+          <w:b w:val="0"/>
+          <w:i w:val="0"/>
+          <w:color w:val="000000"/>
+          <w:sz w:val="24"/>
         </w:rPr>
         <w:t>join</w:t>
       </w:r>
@@ -13863,11 +13886,11 @@
       </w:r>
       <w:r>
         <w:rPr>
-          <w:rFonts w:ascii="Courier New" w:hAnsi="Courier New" w:cs="Courier New" w:eastAsia="Courier New"/>
-          <w:b w:val="0"/>
-          <w:i w:val="0"/>
-          <w:color w:val="000000"/>
-          <w:sz w:val="22"/>
+          <w:rFonts w:ascii="Times New Roman" w:hAnsi="Times New Roman" w:cs="Times New Roman" w:eastAsia="Times New Roman"/>
+          <w:b w:val="0"/>
+          <w:i w:val="0"/>
+          <w:color w:val="000000"/>
+          <w:sz w:val="24"/>
         </w:rPr>
         <w:t>j++</w:t>
       </w:r>
@@ -13899,11 +13922,11 @@
       </w:r>
       <w:r>
         <w:rPr>
-          <w:rFonts w:ascii="Courier New" w:hAnsi="Courier New" w:cs="Courier New" w:eastAsia="Courier New"/>
-          <w:b w:val="0"/>
-          <w:i w:val="0"/>
-          <w:color w:val="000000"/>
-          <w:sz w:val="22"/>
+          <w:rFonts w:ascii="Times New Roman" w:hAnsi="Times New Roman" w:cs="Times New Roman" w:eastAsia="Times New Roman"/>
+          <w:b w:val="0"/>
+          <w:i w:val="0"/>
+          <w:color w:val="000000"/>
+          <w:sz w:val="24"/>
         </w:rPr>
         <w:t>bubble_srt</w:t>
       </w:r>
@@ -13919,11 +13942,11 @@
       </w:r>
       <w:r>
         <w:rPr>
-          <w:rFonts w:ascii="Courier New" w:hAnsi="Courier New" w:cs="Courier New" w:eastAsia="Courier New"/>
-          <w:b w:val="0"/>
-          <w:i w:val="0"/>
-          <w:color w:val="000000"/>
-          <w:sz w:val="22"/>
+          <w:rFonts w:ascii="Times New Roman" w:hAnsi="Times New Roman" w:cs="Times New Roman" w:eastAsia="Times New Roman"/>
+          <w:b w:val="0"/>
+          <w:i w:val="0"/>
+          <w:color w:val="000000"/>
+          <w:sz w:val="24"/>
         </w:rPr>
         <w:t>start</w:t>
       </w:r>
@@ -13939,11 +13962,11 @@
       </w:r>
       <w:r>
         <w:rPr>
-          <w:rFonts w:ascii="Courier New" w:hAnsi="Courier New" w:cs="Courier New" w:eastAsia="Courier New"/>
-          <w:b w:val="0"/>
-          <w:i w:val="0"/>
-          <w:color w:val="000000"/>
-          <w:sz w:val="22"/>
+          <w:rFonts w:ascii="Times New Roman" w:hAnsi="Times New Roman" w:cs="Times New Roman" w:eastAsia="Times New Roman"/>
+          <w:b w:val="0"/>
+          <w:i w:val="0"/>
+          <w:color w:val="000000"/>
+          <w:sz w:val="24"/>
         </w:rPr>
         <w:t>run</w:t>
       </w:r>
@@ -13959,11 +13982,11 @@
       </w:r>
       <w:r>
         <w:rPr>
-          <w:rFonts w:ascii="Courier New" w:hAnsi="Courier New" w:cs="Courier New" w:eastAsia="Courier New"/>
-          <w:b w:val="0"/>
-          <w:i w:val="0"/>
-          <w:color w:val="000000"/>
-          <w:sz w:val="22"/>
+          <w:rFonts w:ascii="Times New Roman" w:hAnsi="Times New Roman" w:cs="Times New Roman" w:eastAsia="Times New Roman"/>
+          <w:b w:val="0"/>
+          <w:i w:val="0"/>
+          <w:color w:val="000000"/>
+          <w:sz w:val="24"/>
         </w:rPr>
         <w:t>run</w:t>
       </w:r>
@@ -13979,11 +14002,11 @@
       </w:r>
       <w:r>
         <w:rPr>
-          <w:rFonts w:ascii="Courier New" w:hAnsi="Courier New" w:cs="Courier New" w:eastAsia="Courier New"/>
-          <w:b w:val="0"/>
-          <w:i w:val="0"/>
-          <w:color w:val="000000"/>
-          <w:sz w:val="22"/>
+          <w:rFonts w:ascii="Times New Roman" w:hAnsi="Times New Roman" w:cs="Times New Roman" w:eastAsia="Times New Roman"/>
+          <w:b w:val="0"/>
+          <w:i w:val="0"/>
+          <w:color w:val="000000"/>
+          <w:sz w:val="24"/>
         </w:rPr>
         <w:t>join</w:t>
       </w:r>
@@ -14015,11 +14038,11 @@
       </w:r>
       <w:r>
         <w:rPr>
-          <w:rFonts w:ascii="Courier New" w:hAnsi="Courier New" w:cs="Courier New" w:eastAsia="Courier New"/>
-          <w:b w:val="0"/>
-          <w:i w:val="0"/>
-          <w:color w:val="000000"/>
-          <w:sz w:val="22"/>
+          <w:rFonts w:ascii="Times New Roman" w:hAnsi="Times New Roman" w:cs="Times New Roman" w:eastAsia="Times New Roman"/>
+          <w:b w:val="0"/>
+          <w:i w:val="0"/>
+          <w:color w:val="000000"/>
+          <w:sz w:val="24"/>
         </w:rPr>
         <w:t>System.nanoTime</w:t>
       </w:r>
@@ -14051,11 +14074,11 @@
       </w:r>
       <w:r>
         <w:rPr>
-          <w:rFonts w:ascii="Courier New" w:hAnsi="Courier New" w:cs="Courier New" w:eastAsia="Courier New"/>
-          <w:b w:val="0"/>
-          <w:i w:val="0"/>
-          <w:color w:val="000000"/>
-          <w:sz w:val="22"/>
+          <w:rFonts w:ascii="Times New Roman" w:hAnsi="Times New Roman" w:cs="Times New Roman" w:eastAsia="Times New Roman"/>
+          <w:b w:val="0"/>
+          <w:i w:val="0"/>
+          <w:color w:val="000000"/>
+          <w:sz w:val="24"/>
         </w:rPr>
         <w:t>int</w:t>
       </w:r>
@@ -14071,11 +14094,11 @@
       </w:r>
       <w:r>
         <w:rPr>
-          <w:rFonts w:ascii="Courier New" w:hAnsi="Courier New" w:cs="Courier New" w:eastAsia="Courier New"/>
-          <w:b w:val="0"/>
-          <w:i w:val="0"/>
-          <w:color w:val="000000"/>
-          <w:sz w:val="22"/>
+          <w:rFonts w:ascii="Times New Roman" w:hAnsi="Times New Roman" w:cs="Times New Roman" w:eastAsia="Times New Roman"/>
+          <w:b w:val="0"/>
+          <w:i w:val="0"/>
+          <w:color w:val="000000"/>
+          <w:sz w:val="24"/>
         </w:rPr>
         <w:t>int</w:t>
       </w:r>
@@ -14091,11 +14114,11 @@
       </w:r>
       <w:r>
         <w:rPr>
-          <w:rFonts w:ascii="Courier New" w:hAnsi="Courier New" w:cs="Courier New" w:eastAsia="Courier New"/>
-          <w:b w:val="0"/>
-          <w:i w:val="0"/>
-          <w:color w:val="000000"/>
-          <w:sz w:val="22"/>
+          <w:rFonts w:ascii="Times New Roman" w:hAnsi="Times New Roman" w:cs="Times New Roman" w:eastAsia="Times New Roman"/>
+          <w:b w:val="0"/>
+          <w:i w:val="0"/>
+          <w:color w:val="000000"/>
+          <w:sz w:val="24"/>
         </w:rPr>
         <w:t>long</w:t>
       </w:r>
@@ -14111,11 +14134,11 @@
       </w:r>
       <w:r>
         <w:rPr>
-          <w:rFonts w:ascii="Courier New" w:hAnsi="Courier New" w:cs="Courier New" w:eastAsia="Courier New"/>
-          <w:b w:val="0"/>
-          <w:i w:val="0"/>
-          <w:color w:val="000000"/>
-          <w:sz w:val="22"/>
+          <w:rFonts w:ascii="Times New Roman" w:hAnsi="Times New Roman" w:cs="Times New Roman" w:eastAsia="Times New Roman"/>
+          <w:b w:val="0"/>
+          <w:i w:val="0"/>
+          <w:color w:val="000000"/>
+          <w:sz w:val="24"/>
         </w:rPr>
         <w:t>long</w:t>
       </w:r>
@@ -14147,11 +14170,11 @@
       </w:r>
       <w:r>
         <w:rPr>
-          <w:rFonts w:ascii="Courier New" w:hAnsi="Courier New" w:cs="Courier New" w:eastAsia="Courier New"/>
-          <w:b w:val="0"/>
-          <w:i w:val="0"/>
-          <w:color w:val="000000"/>
-          <w:sz w:val="22"/>
+          <w:rFonts w:ascii="Times New Roman" w:hAnsi="Times New Roman" w:cs="Times New Roman" w:eastAsia="Times New Roman"/>
+          <w:b w:val="0"/>
+          <w:i w:val="0"/>
+          <w:color w:val="000000"/>
+          <w:sz w:val="24"/>
         </w:rPr>
         <w:t>javac</w:t>
       </w:r>
@@ -14167,11 +14190,11 @@
       </w:r>
       <w:r>
         <w:rPr>
-          <w:rFonts w:ascii="Courier New" w:hAnsi="Courier New" w:cs="Courier New" w:eastAsia="Courier New"/>
-          <w:b w:val="0"/>
-          <w:i w:val="0"/>
-          <w:color w:val="000000"/>
-          <w:sz w:val="22"/>
+          <w:rFonts w:ascii="Times New Roman" w:hAnsi="Times New Roman" w:cs="Times New Roman" w:eastAsia="Times New Roman"/>
+          <w:b w:val="0"/>
+          <w:i w:val="0"/>
+          <w:color w:val="000000"/>
+          <w:sz w:val="24"/>
         </w:rPr>
         <w:t>start /affinity</w:t>
       </w:r>
@@ -14187,11 +14210,11 @@
       </w:r>
       <w:r>
         <w:rPr>
-          <w:rFonts w:ascii="Courier New" w:hAnsi="Courier New" w:cs="Courier New" w:eastAsia="Courier New"/>
-          <w:b w:val="0"/>
-          <w:i w:val="0"/>
-          <w:color w:val="000000"/>
-          <w:sz w:val="22"/>
+          <w:rFonts w:ascii="Times New Roman" w:hAnsi="Times New Roman" w:cs="Times New Roman" w:eastAsia="Times New Roman"/>
+          <w:b w:val="0"/>
+          <w:i w:val="0"/>
+          <w:color w:val="000000"/>
+          <w:sz w:val="24"/>
         </w:rPr>
         <w:t>start</w:t>
       </w:r>
@@ -14207,11 +14230,11 @@
       </w:r>
       <w:r>
         <w:rPr>
-          <w:rFonts w:ascii="Courier New" w:hAnsi="Courier New" w:cs="Courier New" w:eastAsia="Courier New"/>
-          <w:b w:val="0"/>
-          <w:i w:val="0"/>
-          <w:color w:val="000000"/>
-          <w:sz w:val="22"/>
+          <w:rFonts w:ascii="Times New Roman" w:hAnsi="Times New Roman" w:cs="Times New Roman" w:eastAsia="Times New Roman"/>
+          <w:b w:val="0"/>
+          <w:i w:val="0"/>
+          <w:color w:val="000000"/>
+          <w:sz w:val="24"/>
         </w:rPr>
         <w:t>cmd /c</w:t>
       </w:r>
@@ -14243,11 +14266,11 @@
       </w:r>
       <w:r>
         <w:rPr>
-          <w:rFonts w:ascii="Courier New" w:hAnsi="Courier New" w:cs="Courier New" w:eastAsia="Courier New"/>
-          <w:b w:val="0"/>
-          <w:i w:val="0"/>
-          <w:color w:val="000000"/>
-          <w:sz w:val="22"/>
+          <w:rFonts w:ascii="Times New Roman" w:hAnsi="Times New Roman" w:cs="Times New Roman" w:eastAsia="Times New Roman"/>
+          <w:b w:val="0"/>
+          <w:i w:val="0"/>
+          <w:color w:val="000000"/>
+          <w:sz w:val="24"/>
         </w:rPr>
         <w:t>availableProcessors</w:t>
       </w:r>
@@ -14530,7 +14553,7 @@
           <w:color w:val="000000"/>
           <w:sz w:val="24"/>
         </w:rPr>
-        <w:t>A continuación se incluye el código fuente completo de los cuatro programas, tal como se compilaron y ejecutaron en el equipo de pruebas. El código se presenta en fuente Courier New para conservar la alineación.</w:t>
+        <w:t>A continuación se incluye el código fuente completo de los cuatro programas, tal como se compilaron y ejecutaron en el equipo de pruebas.</w:t>
       </w:r>
     </w:p>
     <w:p>
@@ -14572,11 +14595,11 @@
             </w:pPr>
             <w:r>
               <w:rPr>
-                <w:rFonts w:ascii="Courier New" w:hAnsi="Courier New" w:cs="Courier New" w:eastAsia="Courier New"/>
-                <w:b w:val="0"/>
-                <w:i w:val="0"/>
-                <w:color w:val="000000"/>
-                <w:sz w:val="17"/>
+                <w:rFonts w:ascii="Times New Roman" w:hAnsi="Times New Roman" w:cs="Times New Roman" w:eastAsia="Times New Roman"/>
+                <w:b w:val="0"/>
+                <w:i w:val="0"/>
+                <w:color w:val="000000"/>
+                <w:sz w:val="20"/>
               </w:rPr>
               <w:t>import java.util.Random;</w:t>
             </w:r>
@@ -14587,11 +14610,11 @@
             </w:pPr>
             <w:r>
               <w:rPr>
-                <w:rFonts w:ascii="Courier New" w:hAnsi="Courier New" w:cs="Courier New" w:eastAsia="Courier New"/>
-                <w:b w:val="0"/>
-                <w:i w:val="0"/>
-                <w:color w:val="000000"/>
-                <w:sz w:val="17"/>
+                <w:rFonts w:ascii="Times New Roman" w:hAnsi="Times New Roman" w:cs="Times New Roman" w:eastAsia="Times New Roman"/>
+                <w:b w:val="0"/>
+                <w:i w:val="0"/>
+                <w:color w:val="000000"/>
+                <w:sz w:val="20"/>
               </w:rPr>
               <w:t xml:space="preserve"> </w:t>
             </w:r>
@@ -14602,11 +14625,11 @@
             </w:pPr>
             <w:r>
               <w:rPr>
-                <w:rFonts w:ascii="Courier New" w:hAnsi="Courier New" w:cs="Courier New" w:eastAsia="Courier New"/>
-                <w:b w:val="0"/>
-                <w:i w:val="0"/>
-                <w:color w:val="000000"/>
-                <w:sz w:val="17"/>
+                <w:rFonts w:ascii="Times New Roman" w:hAnsi="Times New Roman" w:cs="Times New Roman" w:eastAsia="Times New Roman"/>
+                <w:b w:val="0"/>
+                <w:i w:val="0"/>
+                <w:color w:val="000000"/>
+                <w:sz w:val="20"/>
               </w:rPr>
               <w:t>public class bubbleSort {</w:t>
             </w:r>
@@ -14617,11 +14640,11 @@
             </w:pPr>
             <w:r>
               <w:rPr>
-                <w:rFonts w:ascii="Courier New" w:hAnsi="Courier New" w:cs="Courier New" w:eastAsia="Courier New"/>
-                <w:b w:val="0"/>
-                <w:i w:val="0"/>
-                <w:color w:val="000000"/>
-                <w:sz w:val="17"/>
+                <w:rFonts w:ascii="Times New Roman" w:hAnsi="Times New Roman" w:cs="Times New Roman" w:eastAsia="Times New Roman"/>
+                <w:b w:val="0"/>
+                <w:i w:val="0"/>
+                <w:color w:val="000000"/>
+                <w:sz w:val="20"/>
               </w:rPr>
               <w:t xml:space="preserve"> </w:t>
             </w:r>
@@ -14632,11 +14655,11 @@
             </w:pPr>
             <w:r>
               <w:rPr>
-                <w:rFonts w:ascii="Courier New" w:hAnsi="Courier New" w:cs="Courier New" w:eastAsia="Courier New"/>
-                <w:b w:val="0"/>
-                <w:i w:val="0"/>
-                <w:color w:val="000000"/>
-                <w:sz w:val="17"/>
+                <w:rFonts w:ascii="Times New Roman" w:hAnsi="Times New Roman" w:cs="Times New Roman" w:eastAsia="Times New Roman"/>
+                <w:b w:val="0"/>
+                <w:i w:val="0"/>
+                <w:color w:val="000000"/>
+                <w:sz w:val="20"/>
               </w:rPr>
               <w:t xml:space="preserve">    public static void main(String a[]) {</w:t>
             </w:r>
@@ -14647,11 +14670,11 @@
             </w:pPr>
             <w:r>
               <w:rPr>
-                <w:rFonts w:ascii="Courier New" w:hAnsi="Courier New" w:cs="Courier New" w:eastAsia="Courier New"/>
-                <w:b w:val="0"/>
-                <w:i w:val="0"/>
-                <w:color w:val="000000"/>
-                <w:sz w:val="17"/>
+                <w:rFonts w:ascii="Times New Roman" w:hAnsi="Times New Roman" w:cs="Times New Roman" w:eastAsia="Times New Roman"/>
+                <w:b w:val="0"/>
+                <w:i w:val="0"/>
+                <w:color w:val="000000"/>
+                <w:sz w:val="20"/>
               </w:rPr>
               <w:t xml:space="preserve">        if (a.length == 0) {</w:t>
             </w:r>
@@ -14662,11 +14685,11 @@
             </w:pPr>
             <w:r>
               <w:rPr>
-                <w:rFonts w:ascii="Courier New" w:hAnsi="Courier New" w:cs="Courier New" w:eastAsia="Courier New"/>
-                <w:b w:val="0"/>
-                <w:i w:val="0"/>
-                <w:color w:val="000000"/>
-                <w:sz w:val="17"/>
+                <w:rFonts w:ascii="Times New Roman" w:hAnsi="Times New Roman" w:cs="Times New Roman" w:eastAsia="Times New Roman"/>
+                <w:b w:val="0"/>
+                <w:i w:val="0"/>
+                <w:color w:val="000000"/>
+                <w:sz w:val="20"/>
               </w:rPr>
               <w:t xml:space="preserve">            ejemploOriginal();</w:t>
             </w:r>
@@ -14677,11 +14700,11 @@
             </w:pPr>
             <w:r>
               <w:rPr>
-                <w:rFonts w:ascii="Courier New" w:hAnsi="Courier New" w:cs="Courier New" w:eastAsia="Courier New"/>
-                <w:b w:val="0"/>
-                <w:i w:val="0"/>
-                <w:color w:val="000000"/>
-                <w:sz w:val="17"/>
+                <w:rFonts w:ascii="Times New Roman" w:hAnsi="Times New Roman" w:cs="Times New Roman" w:eastAsia="Times New Roman"/>
+                <w:b w:val="0"/>
+                <w:i w:val="0"/>
+                <w:color w:val="000000"/>
+                <w:sz w:val="20"/>
               </w:rPr>
               <w:t xml:space="preserve">        } else {</w:t>
             </w:r>
@@ -14692,11 +14715,11 @@
             </w:pPr>
             <w:r>
               <w:rPr>
-                <w:rFonts w:ascii="Courier New" w:hAnsi="Courier New" w:cs="Courier New" w:eastAsia="Courier New"/>
-                <w:b w:val="0"/>
-                <w:i w:val="0"/>
-                <w:color w:val="000000"/>
-                <w:sz w:val="17"/>
+                <w:rFonts w:ascii="Times New Roman" w:hAnsi="Times New Roman" w:cs="Times New Roman" w:eastAsia="Times New Roman"/>
+                <w:b w:val="0"/>
+                <w:i w:val="0"/>
+                <w:color w:val="000000"/>
+                <w:sz w:val="20"/>
               </w:rPr>
               <w:t xml:space="preserve">            for (String arg : a) {</w:t>
             </w:r>
@@ -14707,11 +14730,11 @@
             </w:pPr>
             <w:r>
               <w:rPr>
-                <w:rFonts w:ascii="Courier New" w:hAnsi="Courier New" w:cs="Courier New" w:eastAsia="Courier New"/>
-                <w:b w:val="0"/>
-                <w:i w:val="0"/>
-                <w:color w:val="000000"/>
-                <w:sz w:val="17"/>
+                <w:rFonts w:ascii="Times New Roman" w:hAnsi="Times New Roman" w:cs="Times New Roman" w:eastAsia="Times New Roman"/>
+                <w:b w:val="0"/>
+                <w:i w:val="0"/>
+                <w:color w:val="000000"/>
+                <w:sz w:val="20"/>
               </w:rPr>
               <w:t xml:space="preserve">                probarConTamano(Integer.parseInt(arg));</w:t>
             </w:r>
@@ -14722,11 +14745,11 @@
             </w:pPr>
             <w:r>
               <w:rPr>
-                <w:rFonts w:ascii="Courier New" w:hAnsi="Courier New" w:cs="Courier New" w:eastAsia="Courier New"/>
-                <w:b w:val="0"/>
-                <w:i w:val="0"/>
-                <w:color w:val="000000"/>
-                <w:sz w:val="17"/>
+                <w:rFonts w:ascii="Times New Roman" w:hAnsi="Times New Roman" w:cs="Times New Roman" w:eastAsia="Times New Roman"/>
+                <w:b w:val="0"/>
+                <w:i w:val="0"/>
+                <w:color w:val="000000"/>
+                <w:sz w:val="20"/>
               </w:rPr>
               <w:t xml:space="preserve">            }</w:t>
             </w:r>
@@ -14737,11 +14760,11 @@
             </w:pPr>
             <w:r>
               <w:rPr>
-                <w:rFonts w:ascii="Courier New" w:hAnsi="Courier New" w:cs="Courier New" w:eastAsia="Courier New"/>
-                <w:b w:val="0"/>
-                <w:i w:val="0"/>
-                <w:color w:val="000000"/>
-                <w:sz w:val="17"/>
+                <w:rFonts w:ascii="Times New Roman" w:hAnsi="Times New Roman" w:cs="Times New Roman" w:eastAsia="Times New Roman"/>
+                <w:b w:val="0"/>
+                <w:i w:val="0"/>
+                <w:color w:val="000000"/>
+                <w:sz w:val="20"/>
               </w:rPr>
               <w:t xml:space="preserve">        }</w:t>
             </w:r>
@@ -14752,11 +14775,11 @@
             </w:pPr>
             <w:r>
               <w:rPr>
-                <w:rFonts w:ascii="Courier New" w:hAnsi="Courier New" w:cs="Courier New" w:eastAsia="Courier New"/>
-                <w:b w:val="0"/>
-                <w:i w:val="0"/>
-                <w:color w:val="000000"/>
-                <w:sz w:val="17"/>
+                <w:rFonts w:ascii="Times New Roman" w:hAnsi="Times New Roman" w:cs="Times New Roman" w:eastAsia="Times New Roman"/>
+                <w:b w:val="0"/>
+                <w:i w:val="0"/>
+                <w:color w:val="000000"/>
+                <w:sz w:val="20"/>
               </w:rPr>
               <w:t xml:space="preserve">    }</w:t>
             </w:r>
@@ -14767,11 +14790,11 @@
             </w:pPr>
             <w:r>
               <w:rPr>
-                <w:rFonts w:ascii="Courier New" w:hAnsi="Courier New" w:cs="Courier New" w:eastAsia="Courier New"/>
-                <w:b w:val="0"/>
-                <w:i w:val="0"/>
-                <w:color w:val="000000"/>
-                <w:sz w:val="17"/>
+                <w:rFonts w:ascii="Times New Roman" w:hAnsi="Times New Roman" w:cs="Times New Roman" w:eastAsia="Times New Roman"/>
+                <w:b w:val="0"/>
+                <w:i w:val="0"/>
+                <w:color w:val="000000"/>
+                <w:sz w:val="20"/>
               </w:rPr>
               <w:t xml:space="preserve"> </w:t>
             </w:r>
@@ -14782,11 +14805,11 @@
             </w:pPr>
             <w:r>
               <w:rPr>
-                <w:rFonts w:ascii="Courier New" w:hAnsi="Courier New" w:cs="Courier New" w:eastAsia="Courier New"/>
-                <w:b w:val="0"/>
-                <w:i w:val="0"/>
-                <w:color w:val="000000"/>
-                <w:sz w:val="17"/>
+                <w:rFonts w:ascii="Times New Roman" w:hAnsi="Times New Roman" w:cs="Times New Roman" w:eastAsia="Times New Roman"/>
+                <w:b w:val="0"/>
+                <w:i w:val="0"/>
+                <w:color w:val="000000"/>
+                <w:sz w:val="20"/>
               </w:rPr>
               <w:t xml:space="preserve">    public static void ejemploOriginal() {</w:t>
             </w:r>
@@ -14797,11 +14820,11 @@
             </w:pPr>
             <w:r>
               <w:rPr>
-                <w:rFonts w:ascii="Courier New" w:hAnsi="Courier New" w:cs="Courier New" w:eastAsia="Courier New"/>
-                <w:b w:val="0"/>
-                <w:i w:val="0"/>
-                <w:color w:val="000000"/>
-                <w:sz w:val="17"/>
+                <w:rFonts w:ascii="Times New Roman" w:hAnsi="Times New Roman" w:cs="Times New Roman" w:eastAsia="Times New Roman"/>
+                <w:b w:val="0"/>
+                <w:i w:val="0"/>
+                <w:color w:val="000000"/>
+                <w:sz w:val="20"/>
               </w:rPr>
               <w:t xml:space="preserve">        int i;</w:t>
             </w:r>
@@ -14812,11 +14835,11 @@
             </w:pPr>
             <w:r>
               <w:rPr>
-                <w:rFonts w:ascii="Courier New" w:hAnsi="Courier New" w:cs="Courier New" w:eastAsia="Courier New"/>
-                <w:b w:val="0"/>
-                <w:i w:val="0"/>
-                <w:color w:val="000000"/>
-                <w:sz w:val="17"/>
+                <w:rFonts w:ascii="Times New Roman" w:hAnsi="Times New Roman" w:cs="Times New Roman" w:eastAsia="Times New Roman"/>
+                <w:b w:val="0"/>
+                <w:i w:val="0"/>
+                <w:color w:val="000000"/>
+                <w:sz w:val="20"/>
               </w:rPr>
               <w:t xml:space="preserve">        int array[] = {12, 9, 4, 99, 120, 1, 3, 10};</w:t>
             </w:r>
@@ -14827,11 +14850,11 @@
             </w:pPr>
             <w:r>
               <w:rPr>
-                <w:rFonts w:ascii="Courier New" w:hAnsi="Courier New" w:cs="Courier New" w:eastAsia="Courier New"/>
-                <w:b w:val="0"/>
-                <w:i w:val="0"/>
-                <w:color w:val="000000"/>
-                <w:sz w:val="17"/>
+                <w:rFonts w:ascii="Times New Roman" w:hAnsi="Times New Roman" w:cs="Times New Roman" w:eastAsia="Times New Roman"/>
+                <w:b w:val="0"/>
+                <w:i w:val="0"/>
+                <w:color w:val="000000"/>
+                <w:sz w:val="20"/>
               </w:rPr>
               <w:t xml:space="preserve"> </w:t>
             </w:r>
@@ -14842,11 +14865,11 @@
             </w:pPr>
             <w:r>
               <w:rPr>
-                <w:rFonts w:ascii="Courier New" w:hAnsi="Courier New" w:cs="Courier New" w:eastAsia="Courier New"/>
-                <w:b w:val="0"/>
-                <w:i w:val="0"/>
-                <w:color w:val="000000"/>
-                <w:sz w:val="17"/>
+                <w:rFonts w:ascii="Times New Roman" w:hAnsi="Times New Roman" w:cs="Times New Roman" w:eastAsia="Times New Roman"/>
+                <w:b w:val="0"/>
+                <w:i w:val="0"/>
+                <w:color w:val="000000"/>
+                <w:sz w:val="20"/>
               </w:rPr>
               <w:t xml:space="preserve">        System.out.println("Values Before the sort:\n");</w:t>
             </w:r>
@@ -14857,11 +14880,11 @@
             </w:pPr>
             <w:r>
               <w:rPr>
-                <w:rFonts w:ascii="Courier New" w:hAnsi="Courier New" w:cs="Courier New" w:eastAsia="Courier New"/>
-                <w:b w:val="0"/>
-                <w:i w:val="0"/>
-                <w:color w:val="000000"/>
-                <w:sz w:val="17"/>
+                <w:rFonts w:ascii="Times New Roman" w:hAnsi="Times New Roman" w:cs="Times New Roman" w:eastAsia="Times New Roman"/>
+                <w:b w:val="0"/>
+                <w:i w:val="0"/>
+                <w:color w:val="000000"/>
+                <w:sz w:val="20"/>
               </w:rPr>
               <w:t xml:space="preserve">        for (i = 0; i &lt; array.length; i++)</w:t>
             </w:r>
@@ -14872,11 +14895,11 @@
             </w:pPr>
             <w:r>
               <w:rPr>
-                <w:rFonts w:ascii="Courier New" w:hAnsi="Courier New" w:cs="Courier New" w:eastAsia="Courier New"/>
-                <w:b w:val="0"/>
-                <w:i w:val="0"/>
-                <w:color w:val="000000"/>
-                <w:sz w:val="17"/>
+                <w:rFonts w:ascii="Times New Roman" w:hAnsi="Times New Roman" w:cs="Times New Roman" w:eastAsia="Times New Roman"/>
+                <w:b w:val="0"/>
+                <w:i w:val="0"/>
+                <w:color w:val="000000"/>
+                <w:sz w:val="20"/>
               </w:rPr>
               <w:t xml:space="preserve">            System.out.print(array[i] + " ");</w:t>
             </w:r>
@@ -14887,11 +14910,11 @@
             </w:pPr>
             <w:r>
               <w:rPr>
-                <w:rFonts w:ascii="Courier New" w:hAnsi="Courier New" w:cs="Courier New" w:eastAsia="Courier New"/>
-                <w:b w:val="0"/>
-                <w:i w:val="0"/>
-                <w:color w:val="000000"/>
-                <w:sz w:val="17"/>
+                <w:rFonts w:ascii="Times New Roman" w:hAnsi="Times New Roman" w:cs="Times New Roman" w:eastAsia="Times New Roman"/>
+                <w:b w:val="0"/>
+                <w:i w:val="0"/>
+                <w:color w:val="000000"/>
+                <w:sz w:val="20"/>
               </w:rPr>
               <w:t xml:space="preserve">        System.out.println();</w:t>
             </w:r>
@@ -14902,11 +14925,11 @@
             </w:pPr>
             <w:r>
               <w:rPr>
-                <w:rFonts w:ascii="Courier New" w:hAnsi="Courier New" w:cs="Courier New" w:eastAsia="Courier New"/>
-                <w:b w:val="0"/>
-                <w:i w:val="0"/>
-                <w:color w:val="000000"/>
-                <w:sz w:val="17"/>
+                <w:rFonts w:ascii="Times New Roman" w:hAnsi="Times New Roman" w:cs="Times New Roman" w:eastAsia="Times New Roman"/>
+                <w:b w:val="0"/>
+                <w:i w:val="0"/>
+                <w:color w:val="000000"/>
+                <w:sz w:val="20"/>
               </w:rPr>
               <w:t xml:space="preserve"> </w:t>
             </w:r>
@@ -14917,11 +14940,11 @@
             </w:pPr>
             <w:r>
               <w:rPr>
-                <w:rFonts w:ascii="Courier New" w:hAnsi="Courier New" w:cs="Courier New" w:eastAsia="Courier New"/>
-                <w:b w:val="0"/>
-                <w:i w:val="0"/>
-                <w:color w:val="000000"/>
-                <w:sz w:val="17"/>
+                <w:rFonts w:ascii="Times New Roman" w:hAnsi="Times New Roman" w:cs="Times New Roman" w:eastAsia="Times New Roman"/>
+                <w:b w:val="0"/>
+                <w:i w:val="0"/>
+                <w:color w:val="000000"/>
+                <w:sz w:val="20"/>
               </w:rPr>
               <w:t xml:space="preserve">        long intercambios = bubble_srt(array, array.length);</w:t>
             </w:r>
@@ -14932,11 +14955,11 @@
             </w:pPr>
             <w:r>
               <w:rPr>
-                <w:rFonts w:ascii="Courier New" w:hAnsi="Courier New" w:cs="Courier New" w:eastAsia="Courier New"/>
-                <w:b w:val="0"/>
-                <w:i w:val="0"/>
-                <w:color w:val="000000"/>
-                <w:sz w:val="17"/>
+                <w:rFonts w:ascii="Times New Roman" w:hAnsi="Times New Roman" w:cs="Times New Roman" w:eastAsia="Times New Roman"/>
+                <w:b w:val="0"/>
+                <w:i w:val="0"/>
+                <w:color w:val="000000"/>
+                <w:sz w:val="20"/>
               </w:rPr>
               <w:t xml:space="preserve"> </w:t>
             </w:r>
@@ -14947,11 +14970,11 @@
             </w:pPr>
             <w:r>
               <w:rPr>
-                <w:rFonts w:ascii="Courier New" w:hAnsi="Courier New" w:cs="Courier New" w:eastAsia="Courier New"/>
-                <w:b w:val="0"/>
-                <w:i w:val="0"/>
-                <w:color w:val="000000"/>
-                <w:sz w:val="17"/>
+                <w:rFonts w:ascii="Times New Roman" w:hAnsi="Times New Roman" w:cs="Times New Roman" w:eastAsia="Times New Roman"/>
+                <w:b w:val="0"/>
+                <w:i w:val="0"/>
+                <w:color w:val="000000"/>
+                <w:sz w:val="20"/>
               </w:rPr>
               <w:t xml:space="preserve">        System.out.print("Values after the sort:\n");</w:t>
             </w:r>
@@ -14962,11 +14985,11 @@
             </w:pPr>
             <w:r>
               <w:rPr>
-                <w:rFonts w:ascii="Courier New" w:hAnsi="Courier New" w:cs="Courier New" w:eastAsia="Courier New"/>
-                <w:b w:val="0"/>
-                <w:i w:val="0"/>
-                <w:color w:val="000000"/>
-                <w:sz w:val="17"/>
+                <w:rFonts w:ascii="Times New Roman" w:hAnsi="Times New Roman" w:cs="Times New Roman" w:eastAsia="Times New Roman"/>
+                <w:b w:val="0"/>
+                <w:i w:val="0"/>
+                <w:color w:val="000000"/>
+                <w:sz w:val="20"/>
               </w:rPr>
               <w:t xml:space="preserve">        for (i = 0; i &lt; array.length; i++)</w:t>
             </w:r>
@@ -14977,11 +15000,11 @@
             </w:pPr>
             <w:r>
               <w:rPr>
-                <w:rFonts w:ascii="Courier New" w:hAnsi="Courier New" w:cs="Courier New" w:eastAsia="Courier New"/>
-                <w:b w:val="0"/>
-                <w:i w:val="0"/>
-                <w:color w:val="000000"/>
-                <w:sz w:val="17"/>
+                <w:rFonts w:ascii="Times New Roman" w:hAnsi="Times New Roman" w:cs="Times New Roman" w:eastAsia="Times New Roman"/>
+                <w:b w:val="0"/>
+                <w:i w:val="0"/>
+                <w:color w:val="000000"/>
+                <w:sz w:val="20"/>
               </w:rPr>
               <w:t xml:space="preserve">            System.out.print(array[i] + " ");</w:t>
             </w:r>
@@ -14992,11 +15015,11 @@
             </w:pPr>
             <w:r>
               <w:rPr>
-                <w:rFonts w:ascii="Courier New" w:hAnsi="Courier New" w:cs="Courier New" w:eastAsia="Courier New"/>
-                <w:b w:val="0"/>
-                <w:i w:val="0"/>
-                <w:color w:val="000000"/>
-                <w:sz w:val="17"/>
+                <w:rFonts w:ascii="Times New Roman" w:hAnsi="Times New Roman" w:cs="Times New Roman" w:eastAsia="Times New Roman"/>
+                <w:b w:val="0"/>
+                <w:i w:val="0"/>
+                <w:color w:val="000000"/>
+                <w:sz w:val="20"/>
               </w:rPr>
               <w:t xml:space="preserve">        System.out.println();</w:t>
             </w:r>
@@ -15007,11 +15030,11 @@
             </w:pPr>
             <w:r>
               <w:rPr>
-                <w:rFonts w:ascii="Courier New" w:hAnsi="Courier New" w:cs="Courier New" w:eastAsia="Courier New"/>
-                <w:b w:val="0"/>
-                <w:i w:val="0"/>
-                <w:color w:val="000000"/>
-                <w:sz w:val="17"/>
+                <w:rFonts w:ascii="Times New Roman" w:hAnsi="Times New Roman" w:cs="Times New Roman" w:eastAsia="Times New Roman"/>
+                <w:b w:val="0"/>
+                <w:i w:val="0"/>
+                <w:color w:val="000000"/>
+                <w:sz w:val="20"/>
               </w:rPr>
               <w:t xml:space="preserve">        System.out.println("Numero de intercambios: " + intercambios);</w:t>
             </w:r>
@@ -15022,11 +15045,11 @@
             </w:pPr>
             <w:r>
               <w:rPr>
-                <w:rFonts w:ascii="Courier New" w:hAnsi="Courier New" w:cs="Courier New" w:eastAsia="Courier New"/>
-                <w:b w:val="0"/>
-                <w:i w:val="0"/>
-                <w:color w:val="000000"/>
-                <w:sz w:val="17"/>
+                <w:rFonts w:ascii="Times New Roman" w:hAnsi="Times New Roman" w:cs="Times New Roman" w:eastAsia="Times New Roman"/>
+                <w:b w:val="0"/>
+                <w:i w:val="0"/>
+                <w:color w:val="000000"/>
+                <w:sz w:val="20"/>
               </w:rPr>
               <w:t xml:space="preserve">        System.out.println("PAUSE");</w:t>
             </w:r>
@@ -15037,11 +15060,11 @@
             </w:pPr>
             <w:r>
               <w:rPr>
-                <w:rFonts w:ascii="Courier New" w:hAnsi="Courier New" w:cs="Courier New" w:eastAsia="Courier New"/>
-                <w:b w:val="0"/>
-                <w:i w:val="0"/>
-                <w:color w:val="000000"/>
-                <w:sz w:val="17"/>
+                <w:rFonts w:ascii="Times New Roman" w:hAnsi="Times New Roman" w:cs="Times New Roman" w:eastAsia="Times New Roman"/>
+                <w:b w:val="0"/>
+                <w:i w:val="0"/>
+                <w:color w:val="000000"/>
+                <w:sz w:val="20"/>
               </w:rPr>
               <w:t xml:space="preserve">    }</w:t>
             </w:r>
@@ -15052,11 +15075,11 @@
             </w:pPr>
             <w:r>
               <w:rPr>
-                <w:rFonts w:ascii="Courier New" w:hAnsi="Courier New" w:cs="Courier New" w:eastAsia="Courier New"/>
-                <w:b w:val="0"/>
-                <w:i w:val="0"/>
-                <w:color w:val="000000"/>
-                <w:sz w:val="17"/>
+                <w:rFonts w:ascii="Times New Roman" w:hAnsi="Times New Roman" w:cs="Times New Roman" w:eastAsia="Times New Roman"/>
+                <w:b w:val="0"/>
+                <w:i w:val="0"/>
+                <w:color w:val="000000"/>
+                <w:sz w:val="20"/>
               </w:rPr>
               <w:t xml:space="preserve"> </w:t>
             </w:r>
@@ -15067,11 +15090,11 @@
             </w:pPr>
             <w:r>
               <w:rPr>
-                <w:rFonts w:ascii="Courier New" w:hAnsi="Courier New" w:cs="Courier New" w:eastAsia="Courier New"/>
-                <w:b w:val="0"/>
-                <w:i w:val="0"/>
-                <w:color w:val="000000"/>
-                <w:sz w:val="17"/>
+                <w:rFonts w:ascii="Times New Roman" w:hAnsi="Times New Roman" w:cs="Times New Roman" w:eastAsia="Times New Roman"/>
+                <w:b w:val="0"/>
+                <w:i w:val="0"/>
+                <w:color w:val="000000"/>
+                <w:sz w:val="20"/>
               </w:rPr>
               <w:t xml:space="preserve">    public static void probarConTamano(int n) {</w:t>
             </w:r>
@@ -15082,11 +15105,11 @@
             </w:pPr>
             <w:r>
               <w:rPr>
-                <w:rFonts w:ascii="Courier New" w:hAnsi="Courier New" w:cs="Courier New" w:eastAsia="Courier New"/>
-                <w:b w:val="0"/>
-                <w:i w:val="0"/>
-                <w:color w:val="000000"/>
-                <w:sz w:val="17"/>
+                <w:rFonts w:ascii="Times New Roman" w:hAnsi="Times New Roman" w:cs="Times New Roman" w:eastAsia="Times New Roman"/>
+                <w:b w:val="0"/>
+                <w:i w:val="0"/>
+                <w:color w:val="000000"/>
+                <w:sz w:val="20"/>
               </w:rPr>
               <w:t xml:space="preserve">        int[] array = generarArreglo(n);</w:t>
             </w:r>
@@ -15097,11 +15120,11 @@
             </w:pPr>
             <w:r>
               <w:rPr>
-                <w:rFonts w:ascii="Courier New" w:hAnsi="Courier New" w:cs="Courier New" w:eastAsia="Courier New"/>
-                <w:b w:val="0"/>
-                <w:i w:val="0"/>
-                <w:color w:val="000000"/>
-                <w:sz w:val="17"/>
+                <w:rFonts w:ascii="Times New Roman" w:hAnsi="Times New Roman" w:cs="Times New Roman" w:eastAsia="Times New Roman"/>
+                <w:b w:val="0"/>
+                <w:i w:val="0"/>
+                <w:color w:val="000000"/>
+                <w:sz w:val="20"/>
               </w:rPr>
               <w:t xml:space="preserve">        if (n &lt;= 20) imprimir("Antes:   ", array);</w:t>
             </w:r>
@@ -15112,11 +15135,11 @@
             </w:pPr>
             <w:r>
               <w:rPr>
-                <w:rFonts w:ascii="Courier New" w:hAnsi="Courier New" w:cs="Courier New" w:eastAsia="Courier New"/>
-                <w:b w:val="0"/>
-                <w:i w:val="0"/>
-                <w:color w:val="000000"/>
-                <w:sz w:val="17"/>
+                <w:rFonts w:ascii="Times New Roman" w:hAnsi="Times New Roman" w:cs="Times New Roman" w:eastAsia="Times New Roman"/>
+                <w:b w:val="0"/>
+                <w:i w:val="0"/>
+                <w:color w:val="000000"/>
+                <w:sz w:val="20"/>
               </w:rPr>
               <w:t xml:space="preserve"> </w:t>
             </w:r>
@@ -15127,11 +15150,11 @@
             </w:pPr>
             <w:r>
               <w:rPr>
-                <w:rFonts w:ascii="Courier New" w:hAnsi="Courier New" w:cs="Courier New" w:eastAsia="Courier New"/>
-                <w:b w:val="0"/>
-                <w:i w:val="0"/>
-                <w:color w:val="000000"/>
-                <w:sz w:val="17"/>
+                <w:rFonts w:ascii="Times New Roman" w:hAnsi="Times New Roman" w:cs="Times New Roman" w:eastAsia="Times New Roman"/>
+                <w:b w:val="0"/>
+                <w:i w:val="0"/>
+                <w:color w:val="000000"/>
+                <w:sz w:val="20"/>
               </w:rPr>
               <w:t xml:space="preserve">        long inicio = System.nanoTime();</w:t>
             </w:r>
@@ -15142,11 +15165,11 @@
             </w:pPr>
             <w:r>
               <w:rPr>
-                <w:rFonts w:ascii="Courier New" w:hAnsi="Courier New" w:cs="Courier New" w:eastAsia="Courier New"/>
-                <w:b w:val="0"/>
-                <w:i w:val="0"/>
-                <w:color w:val="000000"/>
-                <w:sz w:val="17"/>
+                <w:rFonts w:ascii="Times New Roman" w:hAnsi="Times New Roman" w:cs="Times New Roman" w:eastAsia="Times New Roman"/>
+                <w:b w:val="0"/>
+                <w:i w:val="0"/>
+                <w:color w:val="000000"/>
+                <w:sz w:val="20"/>
               </w:rPr>
               <w:t xml:space="preserve">        long intercambios = bubble_srt(array, array.length);</w:t>
             </w:r>
@@ -15157,11 +15180,11 @@
             </w:pPr>
             <w:r>
               <w:rPr>
-                <w:rFonts w:ascii="Courier New" w:hAnsi="Courier New" w:cs="Courier New" w:eastAsia="Courier New"/>
-                <w:b w:val="0"/>
-                <w:i w:val="0"/>
-                <w:color w:val="000000"/>
-                <w:sz w:val="17"/>
+                <w:rFonts w:ascii="Times New Roman" w:hAnsi="Times New Roman" w:cs="Times New Roman" w:eastAsia="Times New Roman"/>
+                <w:b w:val="0"/>
+                <w:i w:val="0"/>
+                <w:color w:val="000000"/>
+                <w:sz w:val="20"/>
               </w:rPr>
               <w:t xml:space="preserve">        long fin = System.nanoTime();</w:t>
             </w:r>
@@ -15172,11 +15195,11 @@
             </w:pPr>
             <w:r>
               <w:rPr>
-                <w:rFonts w:ascii="Courier New" w:hAnsi="Courier New" w:cs="Courier New" w:eastAsia="Courier New"/>
-                <w:b w:val="0"/>
-                <w:i w:val="0"/>
-                <w:color w:val="000000"/>
-                <w:sz w:val="17"/>
+                <w:rFonts w:ascii="Times New Roman" w:hAnsi="Times New Roman" w:cs="Times New Roman" w:eastAsia="Times New Roman"/>
+                <w:b w:val="0"/>
+                <w:i w:val="0"/>
+                <w:color w:val="000000"/>
+                <w:sz w:val="20"/>
               </w:rPr>
               <w:t xml:space="preserve"> </w:t>
             </w:r>
@@ -15187,11 +15210,11 @@
             </w:pPr>
             <w:r>
               <w:rPr>
-                <w:rFonts w:ascii="Courier New" w:hAnsi="Courier New" w:cs="Courier New" w:eastAsia="Courier New"/>
-                <w:b w:val="0"/>
-                <w:i w:val="0"/>
-                <w:color w:val="000000"/>
-                <w:sz w:val="17"/>
+                <w:rFonts w:ascii="Times New Roman" w:hAnsi="Times New Roman" w:cs="Times New Roman" w:eastAsia="Times New Roman"/>
+                <w:b w:val="0"/>
+                <w:i w:val="0"/>
+                <w:color w:val="000000"/>
+                <w:sz w:val="20"/>
               </w:rPr>
               <w:t xml:space="preserve">        if (n &lt;= 20) imprimir("Despues: ", array);</w:t>
             </w:r>
@@ -15202,11 +15225,11 @@
             </w:pPr>
             <w:r>
               <w:rPr>
-                <w:rFonts w:ascii="Courier New" w:hAnsi="Courier New" w:cs="Courier New" w:eastAsia="Courier New"/>
-                <w:b w:val="0"/>
-                <w:i w:val="0"/>
-                <w:color w:val="000000"/>
-                <w:sz w:val="17"/>
+                <w:rFonts w:ascii="Times New Roman" w:hAnsi="Times New Roman" w:cs="Times New Roman" w:eastAsia="Times New Roman"/>
+                <w:b w:val="0"/>
+                <w:i w:val="0"/>
+                <w:color w:val="000000"/>
+                <w:sz w:val="20"/>
               </w:rPr>
               <w:t xml:space="preserve">        System.out.printf("N=%6d | intercambios=%,11d | %9.3f ms | ordenado=%s%n",</w:t>
             </w:r>
@@ -15217,11 +15240,11 @@
             </w:pPr>
             <w:r>
               <w:rPr>
-                <w:rFonts w:ascii="Courier New" w:hAnsi="Courier New" w:cs="Courier New" w:eastAsia="Courier New"/>
-                <w:b w:val="0"/>
-                <w:i w:val="0"/>
-                <w:color w:val="000000"/>
-                <w:sz w:val="17"/>
+                <w:rFonts w:ascii="Times New Roman" w:hAnsi="Times New Roman" w:cs="Times New Roman" w:eastAsia="Times New Roman"/>
+                <w:b w:val="0"/>
+                <w:i w:val="0"/>
+                <w:color w:val="000000"/>
+                <w:sz w:val="20"/>
               </w:rPr>
               <w:t xml:space="preserve">                n, intercambios, (fin - inicio) / 1e6, estaOrdenado(array));</w:t>
             </w:r>
@@ -15232,11 +15255,11 @@
             </w:pPr>
             <w:r>
               <w:rPr>
-                <w:rFonts w:ascii="Courier New" w:hAnsi="Courier New" w:cs="Courier New" w:eastAsia="Courier New"/>
-                <w:b w:val="0"/>
-                <w:i w:val="0"/>
-                <w:color w:val="000000"/>
-                <w:sz w:val="17"/>
+                <w:rFonts w:ascii="Times New Roman" w:hAnsi="Times New Roman" w:cs="Times New Roman" w:eastAsia="Times New Roman"/>
+                <w:b w:val="0"/>
+                <w:i w:val="0"/>
+                <w:color w:val="000000"/>
+                <w:sz w:val="20"/>
               </w:rPr>
               <w:t xml:space="preserve">    }</w:t>
             </w:r>
@@ -15247,11 +15270,11 @@
             </w:pPr>
             <w:r>
               <w:rPr>
-                <w:rFonts w:ascii="Courier New" w:hAnsi="Courier New" w:cs="Courier New" w:eastAsia="Courier New"/>
-                <w:b w:val="0"/>
-                <w:i w:val="0"/>
-                <w:color w:val="000000"/>
-                <w:sz w:val="17"/>
+                <w:rFonts w:ascii="Times New Roman" w:hAnsi="Times New Roman" w:cs="Times New Roman" w:eastAsia="Times New Roman"/>
+                <w:b w:val="0"/>
+                <w:i w:val="0"/>
+                <w:color w:val="000000"/>
+                <w:sz w:val="20"/>
               </w:rPr>
               <w:t xml:space="preserve"> </w:t>
             </w:r>
@@ -15262,11 +15285,11 @@
             </w:pPr>
             <w:r>
               <w:rPr>
-                <w:rFonts w:ascii="Courier New" w:hAnsi="Courier New" w:cs="Courier New" w:eastAsia="Courier New"/>
-                <w:b w:val="0"/>
-                <w:i w:val="0"/>
-                <w:color w:val="000000"/>
-                <w:sz w:val="17"/>
+                <w:rFonts w:ascii="Times New Roman" w:hAnsi="Times New Roman" w:cs="Times New Roman" w:eastAsia="Times New Roman"/>
+                <w:b w:val="0"/>
+                <w:i w:val="0"/>
+                <w:color w:val="000000"/>
+                <w:sz w:val="20"/>
               </w:rPr>
               <w:t xml:space="preserve"> </w:t>
             </w:r>
@@ -15277,11 +15300,11 @@
             </w:pPr>
             <w:r>
               <w:rPr>
-                <w:rFonts w:ascii="Courier New" w:hAnsi="Courier New" w:cs="Courier New" w:eastAsia="Courier New"/>
-                <w:b w:val="0"/>
-                <w:i w:val="0"/>
-                <w:color w:val="000000"/>
-                <w:sz w:val="17"/>
+                <w:rFonts w:ascii="Times New Roman" w:hAnsi="Times New Roman" w:cs="Times New Roman" w:eastAsia="Times New Roman"/>
+                <w:b w:val="0"/>
+                <w:i w:val="0"/>
+                <w:color w:val="000000"/>
+                <w:sz w:val="20"/>
               </w:rPr>
               <w:t xml:space="preserve">    public static long bubble_srt(int a[], int n) {</w:t>
             </w:r>
@@ -15292,11 +15315,11 @@
             </w:pPr>
             <w:r>
               <w:rPr>
-                <w:rFonts w:ascii="Courier New" w:hAnsi="Courier New" w:cs="Courier New" w:eastAsia="Courier New"/>
-                <w:b w:val="0"/>
-                <w:i w:val="0"/>
-                <w:color w:val="000000"/>
-                <w:sz w:val="17"/>
+                <w:rFonts w:ascii="Times New Roman" w:hAnsi="Times New Roman" w:cs="Times New Roman" w:eastAsia="Times New Roman"/>
+                <w:b w:val="0"/>
+                <w:i w:val="0"/>
+                <w:color w:val="000000"/>
+                <w:sz w:val="20"/>
               </w:rPr>
               <w:t xml:space="preserve">        int i, j, t = 0;</w:t>
             </w:r>
@@ -15307,11 +15330,11 @@
             </w:pPr>
             <w:r>
               <w:rPr>
-                <w:rFonts w:ascii="Courier New" w:hAnsi="Courier New" w:cs="Courier New" w:eastAsia="Courier New"/>
-                <w:b w:val="0"/>
-                <w:i w:val="0"/>
-                <w:color w:val="000000"/>
-                <w:sz w:val="17"/>
+                <w:rFonts w:ascii="Times New Roman" w:hAnsi="Times New Roman" w:cs="Times New Roman" w:eastAsia="Times New Roman"/>
+                <w:b w:val="0"/>
+                <w:i w:val="0"/>
+                <w:color w:val="000000"/>
+                <w:sz w:val="20"/>
               </w:rPr>
               <w:t xml:space="preserve">        long intercambios = 0;</w:t>
             </w:r>
@@ -15322,11 +15345,11 @@
             </w:pPr>
             <w:r>
               <w:rPr>
-                <w:rFonts w:ascii="Courier New" w:hAnsi="Courier New" w:cs="Courier New" w:eastAsia="Courier New"/>
-                <w:b w:val="0"/>
-                <w:i w:val="0"/>
-                <w:color w:val="000000"/>
-                <w:sz w:val="17"/>
+                <w:rFonts w:ascii="Times New Roman" w:hAnsi="Times New Roman" w:cs="Times New Roman" w:eastAsia="Times New Roman"/>
+                <w:b w:val="0"/>
+                <w:i w:val="0"/>
+                <w:color w:val="000000"/>
+                <w:sz w:val="20"/>
               </w:rPr>
               <w:t xml:space="preserve">        for (i = 0; i &lt; n; i++) {</w:t>
             </w:r>
@@ -15337,11 +15360,11 @@
             </w:pPr>
             <w:r>
               <w:rPr>
-                <w:rFonts w:ascii="Courier New" w:hAnsi="Courier New" w:cs="Courier New" w:eastAsia="Courier New"/>
-                <w:b w:val="0"/>
-                <w:i w:val="0"/>
-                <w:color w:val="000000"/>
-                <w:sz w:val="17"/>
+                <w:rFonts w:ascii="Times New Roman" w:hAnsi="Times New Roman" w:cs="Times New Roman" w:eastAsia="Times New Roman"/>
+                <w:b w:val="0"/>
+                <w:i w:val="0"/>
+                <w:color w:val="000000"/>
+                <w:sz w:val="20"/>
               </w:rPr>
               <w:t xml:space="preserve">            for (j = 1; j &lt; (n - i); j++) {</w:t>
             </w:r>
@@ -15352,11 +15375,11 @@
             </w:pPr>
             <w:r>
               <w:rPr>
-                <w:rFonts w:ascii="Courier New" w:hAnsi="Courier New" w:cs="Courier New" w:eastAsia="Courier New"/>
-                <w:b w:val="0"/>
-                <w:i w:val="0"/>
-                <w:color w:val="000000"/>
-                <w:sz w:val="17"/>
+                <w:rFonts w:ascii="Times New Roman" w:hAnsi="Times New Roman" w:cs="Times New Roman" w:eastAsia="Times New Roman"/>
+                <w:b w:val="0"/>
+                <w:i w:val="0"/>
+                <w:color w:val="000000"/>
+                <w:sz w:val="20"/>
               </w:rPr>
               <w:t xml:space="preserve">                if (a[j - 1] &gt; a[j]) {</w:t>
             </w:r>
@@ -15367,11 +15390,11 @@
             </w:pPr>
             <w:r>
               <w:rPr>
-                <w:rFonts w:ascii="Courier New" w:hAnsi="Courier New" w:cs="Courier New" w:eastAsia="Courier New"/>
-                <w:b w:val="0"/>
-                <w:i w:val="0"/>
-                <w:color w:val="000000"/>
-                <w:sz w:val="17"/>
+                <w:rFonts w:ascii="Times New Roman" w:hAnsi="Times New Roman" w:cs="Times New Roman" w:eastAsia="Times New Roman"/>
+                <w:b w:val="0"/>
+                <w:i w:val="0"/>
+                <w:color w:val="000000"/>
+                <w:sz w:val="20"/>
               </w:rPr>
               <w:t xml:space="preserve">                    /* Inicio del intercambio */</w:t>
             </w:r>
@@ -15382,11 +15405,11 @@
             </w:pPr>
             <w:r>
               <w:rPr>
-                <w:rFonts w:ascii="Courier New" w:hAnsi="Courier New" w:cs="Courier New" w:eastAsia="Courier New"/>
-                <w:b w:val="0"/>
-                <w:i w:val="0"/>
-                <w:color w:val="000000"/>
-                <w:sz w:val="17"/>
+                <w:rFonts w:ascii="Times New Roman" w:hAnsi="Times New Roman" w:cs="Times New Roman" w:eastAsia="Times New Roman"/>
+                <w:b w:val="0"/>
+                <w:i w:val="0"/>
+                <w:color w:val="000000"/>
+                <w:sz w:val="20"/>
               </w:rPr>
               <w:t xml:space="preserve">                    t = a[j - 1];</w:t>
             </w:r>
@@ -15397,11 +15420,11 @@
             </w:pPr>
             <w:r>
               <w:rPr>
-                <w:rFonts w:ascii="Courier New" w:hAnsi="Courier New" w:cs="Courier New" w:eastAsia="Courier New"/>
-                <w:b w:val="0"/>
-                <w:i w:val="0"/>
-                <w:color w:val="000000"/>
-                <w:sz w:val="17"/>
+                <w:rFonts w:ascii="Times New Roman" w:hAnsi="Times New Roman" w:cs="Times New Roman" w:eastAsia="Times New Roman"/>
+                <w:b w:val="0"/>
+                <w:i w:val="0"/>
+                <w:color w:val="000000"/>
+                <w:sz w:val="20"/>
               </w:rPr>
               <w:t xml:space="preserve">                    a[j - 1] = a[j];</w:t>
             </w:r>
@@ -15412,11 +15435,11 @@
             </w:pPr>
             <w:r>
               <w:rPr>
-                <w:rFonts w:ascii="Courier New" w:hAnsi="Courier New" w:cs="Courier New" w:eastAsia="Courier New"/>
-                <w:b w:val="0"/>
-                <w:i w:val="0"/>
-                <w:color w:val="000000"/>
-                <w:sz w:val="17"/>
+                <w:rFonts w:ascii="Times New Roman" w:hAnsi="Times New Roman" w:cs="Times New Roman" w:eastAsia="Times New Roman"/>
+                <w:b w:val="0"/>
+                <w:i w:val="0"/>
+                <w:color w:val="000000"/>
+                <w:sz w:val="20"/>
               </w:rPr>
               <w:t xml:space="preserve">                    a[j] = t;</w:t>
             </w:r>
@@ -15427,11 +15450,11 @@
             </w:pPr>
             <w:r>
               <w:rPr>
-                <w:rFonts w:ascii="Courier New" w:hAnsi="Courier New" w:cs="Courier New" w:eastAsia="Courier New"/>
-                <w:b w:val="0"/>
-                <w:i w:val="0"/>
-                <w:color w:val="000000"/>
-                <w:sz w:val="17"/>
+                <w:rFonts w:ascii="Times New Roman" w:hAnsi="Times New Roman" w:cs="Times New Roman" w:eastAsia="Times New Roman"/>
+                <w:b w:val="0"/>
+                <w:i w:val="0"/>
+                <w:color w:val="000000"/>
+                <w:sz w:val="20"/>
               </w:rPr>
               <w:t xml:space="preserve">                    /* Final del intercambio */</w:t>
             </w:r>
@@ -15442,11 +15465,11 @@
             </w:pPr>
             <w:r>
               <w:rPr>
-                <w:rFonts w:ascii="Courier New" w:hAnsi="Courier New" w:cs="Courier New" w:eastAsia="Courier New"/>
-                <w:b w:val="0"/>
-                <w:i w:val="0"/>
-                <w:color w:val="000000"/>
-                <w:sz w:val="17"/>
+                <w:rFonts w:ascii="Times New Roman" w:hAnsi="Times New Roman" w:cs="Times New Roman" w:eastAsia="Times New Roman"/>
+                <w:b w:val="0"/>
+                <w:i w:val="0"/>
+                <w:color w:val="000000"/>
+                <w:sz w:val="20"/>
               </w:rPr>
               <w:t xml:space="preserve">                    intercambios++;</w:t>
             </w:r>
@@ -15457,11 +15480,11 @@
             </w:pPr>
             <w:r>
               <w:rPr>
-                <w:rFonts w:ascii="Courier New" w:hAnsi="Courier New" w:cs="Courier New" w:eastAsia="Courier New"/>
-                <w:b w:val="0"/>
-                <w:i w:val="0"/>
-                <w:color w:val="000000"/>
-                <w:sz w:val="17"/>
+                <w:rFonts w:ascii="Times New Roman" w:hAnsi="Times New Roman" w:cs="Times New Roman" w:eastAsia="Times New Roman"/>
+                <w:b w:val="0"/>
+                <w:i w:val="0"/>
+                <w:color w:val="000000"/>
+                <w:sz w:val="20"/>
               </w:rPr>
               <w:t xml:space="preserve">                }</w:t>
             </w:r>
@@ -15472,11 +15495,11 @@
             </w:pPr>
             <w:r>
               <w:rPr>
-                <w:rFonts w:ascii="Courier New" w:hAnsi="Courier New" w:cs="Courier New" w:eastAsia="Courier New"/>
-                <w:b w:val="0"/>
-                <w:i w:val="0"/>
-                <w:color w:val="000000"/>
-                <w:sz w:val="17"/>
+                <w:rFonts w:ascii="Times New Roman" w:hAnsi="Times New Roman" w:cs="Times New Roman" w:eastAsia="Times New Roman"/>
+                <w:b w:val="0"/>
+                <w:i w:val="0"/>
+                <w:color w:val="000000"/>
+                <w:sz w:val="20"/>
               </w:rPr>
               <w:t xml:space="preserve">            }</w:t>
             </w:r>
@@ -15487,11 +15510,11 @@
             </w:pPr>
             <w:r>
               <w:rPr>
-                <w:rFonts w:ascii="Courier New" w:hAnsi="Courier New" w:cs="Courier New" w:eastAsia="Courier New"/>
-                <w:b w:val="0"/>
-                <w:i w:val="0"/>
-                <w:color w:val="000000"/>
-                <w:sz w:val="17"/>
+                <w:rFonts w:ascii="Times New Roman" w:hAnsi="Times New Roman" w:cs="Times New Roman" w:eastAsia="Times New Roman"/>
+                <w:b w:val="0"/>
+                <w:i w:val="0"/>
+                <w:color w:val="000000"/>
+                <w:sz w:val="20"/>
               </w:rPr>
               <w:t xml:space="preserve">        }</w:t>
             </w:r>
@@ -15502,11 +15525,11 @@
             </w:pPr>
             <w:r>
               <w:rPr>
-                <w:rFonts w:ascii="Courier New" w:hAnsi="Courier New" w:cs="Courier New" w:eastAsia="Courier New"/>
-                <w:b w:val="0"/>
-                <w:i w:val="0"/>
-                <w:color w:val="000000"/>
-                <w:sz w:val="17"/>
+                <w:rFonts w:ascii="Times New Roman" w:hAnsi="Times New Roman" w:cs="Times New Roman" w:eastAsia="Times New Roman"/>
+                <w:b w:val="0"/>
+                <w:i w:val="0"/>
+                <w:color w:val="000000"/>
+                <w:sz w:val="20"/>
               </w:rPr>
               <w:t xml:space="preserve">        return intercambios;</w:t>
             </w:r>
@@ -15517,11 +15540,11 @@
             </w:pPr>
             <w:r>
               <w:rPr>
-                <w:rFonts w:ascii="Courier New" w:hAnsi="Courier New" w:cs="Courier New" w:eastAsia="Courier New"/>
-                <w:b w:val="0"/>
-                <w:i w:val="0"/>
-                <w:color w:val="000000"/>
-                <w:sz w:val="17"/>
+                <w:rFonts w:ascii="Times New Roman" w:hAnsi="Times New Roman" w:cs="Times New Roman" w:eastAsia="Times New Roman"/>
+                <w:b w:val="0"/>
+                <w:i w:val="0"/>
+                <w:color w:val="000000"/>
+                <w:sz w:val="20"/>
               </w:rPr>
               <w:t xml:space="preserve">    }</w:t>
             </w:r>
@@ -15532,11 +15555,11 @@
             </w:pPr>
             <w:r>
               <w:rPr>
-                <w:rFonts w:ascii="Courier New" w:hAnsi="Courier New" w:cs="Courier New" w:eastAsia="Courier New"/>
-                <w:b w:val="0"/>
-                <w:i w:val="0"/>
-                <w:color w:val="000000"/>
-                <w:sz w:val="17"/>
+                <w:rFonts w:ascii="Times New Roman" w:hAnsi="Times New Roman" w:cs="Times New Roman" w:eastAsia="Times New Roman"/>
+                <w:b w:val="0"/>
+                <w:i w:val="0"/>
+                <w:color w:val="000000"/>
+                <w:sz w:val="20"/>
               </w:rPr>
               <w:t xml:space="preserve"> </w:t>
             </w:r>
@@ -15547,11 +15570,11 @@
             </w:pPr>
             <w:r>
               <w:rPr>
-                <w:rFonts w:ascii="Courier New" w:hAnsi="Courier New" w:cs="Courier New" w:eastAsia="Courier New"/>
-                <w:b w:val="0"/>
-                <w:i w:val="0"/>
-                <w:color w:val="000000"/>
-                <w:sz w:val="17"/>
+                <w:rFonts w:ascii="Times New Roman" w:hAnsi="Times New Roman" w:cs="Times New Roman" w:eastAsia="Times New Roman"/>
+                <w:b w:val="0"/>
+                <w:i w:val="0"/>
+                <w:color w:val="000000"/>
+                <w:sz w:val="20"/>
               </w:rPr>
               <w:t xml:space="preserve">    public static int[] generarArreglo(int n) {</w:t>
             </w:r>
@@ -15562,11 +15585,11 @@
             </w:pPr>
             <w:r>
               <w:rPr>
-                <w:rFonts w:ascii="Courier New" w:hAnsi="Courier New" w:cs="Courier New" w:eastAsia="Courier New"/>
-                <w:b w:val="0"/>
-                <w:i w:val="0"/>
-                <w:color w:val="000000"/>
-                <w:sz w:val="17"/>
+                <w:rFonts w:ascii="Times New Roman" w:hAnsi="Times New Roman" w:cs="Times New Roman" w:eastAsia="Times New Roman"/>
+                <w:b w:val="0"/>
+                <w:i w:val="0"/>
+                <w:color w:val="000000"/>
+                <w:sz w:val="20"/>
               </w:rPr>
               <w:t xml:space="preserve">        Random r = new Random(12345L + n);</w:t>
             </w:r>
@@ -15577,11 +15600,11 @@
             </w:pPr>
             <w:r>
               <w:rPr>
-                <w:rFonts w:ascii="Courier New" w:hAnsi="Courier New" w:cs="Courier New" w:eastAsia="Courier New"/>
-                <w:b w:val="0"/>
-                <w:i w:val="0"/>
-                <w:color w:val="000000"/>
-                <w:sz w:val="17"/>
+                <w:rFonts w:ascii="Times New Roman" w:hAnsi="Times New Roman" w:cs="Times New Roman" w:eastAsia="Times New Roman"/>
+                <w:b w:val="0"/>
+                <w:i w:val="0"/>
+                <w:color w:val="000000"/>
+                <w:sz w:val="20"/>
               </w:rPr>
               <w:t xml:space="preserve">        int[] arr = new int[n];</w:t>
             </w:r>
@@ -15592,11 +15615,11 @@
             </w:pPr>
             <w:r>
               <w:rPr>
-                <w:rFonts w:ascii="Courier New" w:hAnsi="Courier New" w:cs="Courier New" w:eastAsia="Courier New"/>
-                <w:b w:val="0"/>
-                <w:i w:val="0"/>
-                <w:color w:val="000000"/>
-                <w:sz w:val="17"/>
+                <w:rFonts w:ascii="Times New Roman" w:hAnsi="Times New Roman" w:cs="Times New Roman" w:eastAsia="Times New Roman"/>
+                <w:b w:val="0"/>
+                <w:i w:val="0"/>
+                <w:color w:val="000000"/>
+                <w:sz w:val="20"/>
               </w:rPr>
               <w:t xml:space="preserve">        for (int i = 0; i &lt; n; i++) arr[i] = r.nextInt(100000);</w:t>
             </w:r>
@@ -15607,11 +15630,11 @@
             </w:pPr>
             <w:r>
               <w:rPr>
-                <w:rFonts w:ascii="Courier New" w:hAnsi="Courier New" w:cs="Courier New" w:eastAsia="Courier New"/>
-                <w:b w:val="0"/>
-                <w:i w:val="0"/>
-                <w:color w:val="000000"/>
-                <w:sz w:val="17"/>
+                <w:rFonts w:ascii="Times New Roman" w:hAnsi="Times New Roman" w:cs="Times New Roman" w:eastAsia="Times New Roman"/>
+                <w:b w:val="0"/>
+                <w:i w:val="0"/>
+                <w:color w:val="000000"/>
+                <w:sz w:val="20"/>
               </w:rPr>
               <w:t xml:space="preserve">        return arr;</w:t>
             </w:r>
@@ -15622,11 +15645,11 @@
             </w:pPr>
             <w:r>
               <w:rPr>
-                <w:rFonts w:ascii="Courier New" w:hAnsi="Courier New" w:cs="Courier New" w:eastAsia="Courier New"/>
-                <w:b w:val="0"/>
-                <w:i w:val="0"/>
-                <w:color w:val="000000"/>
-                <w:sz w:val="17"/>
+                <w:rFonts w:ascii="Times New Roman" w:hAnsi="Times New Roman" w:cs="Times New Roman" w:eastAsia="Times New Roman"/>
+                <w:b w:val="0"/>
+                <w:i w:val="0"/>
+                <w:color w:val="000000"/>
+                <w:sz w:val="20"/>
               </w:rPr>
               <w:t xml:space="preserve">    }</w:t>
             </w:r>
@@ -15637,11 +15660,11 @@
             </w:pPr>
             <w:r>
               <w:rPr>
-                <w:rFonts w:ascii="Courier New" w:hAnsi="Courier New" w:cs="Courier New" w:eastAsia="Courier New"/>
-                <w:b w:val="0"/>
-                <w:i w:val="0"/>
-                <w:color w:val="000000"/>
-                <w:sz w:val="17"/>
+                <w:rFonts w:ascii="Times New Roman" w:hAnsi="Times New Roman" w:cs="Times New Roman" w:eastAsia="Times New Roman"/>
+                <w:b w:val="0"/>
+                <w:i w:val="0"/>
+                <w:color w:val="000000"/>
+                <w:sz w:val="20"/>
               </w:rPr>
               <w:t xml:space="preserve"> </w:t>
             </w:r>
@@ -15652,11 +15675,11 @@
             </w:pPr>
             <w:r>
               <w:rPr>
-                <w:rFonts w:ascii="Courier New" w:hAnsi="Courier New" w:cs="Courier New" w:eastAsia="Courier New"/>
-                <w:b w:val="0"/>
-                <w:i w:val="0"/>
-                <w:color w:val="000000"/>
-                <w:sz w:val="17"/>
+                <w:rFonts w:ascii="Times New Roman" w:hAnsi="Times New Roman" w:cs="Times New Roman" w:eastAsia="Times New Roman"/>
+                <w:b w:val="0"/>
+                <w:i w:val="0"/>
+                <w:color w:val="000000"/>
+                <w:sz w:val="20"/>
               </w:rPr>
               <w:t xml:space="preserve">    public static boolean estaOrdenado(int[] arr) {</w:t>
             </w:r>
@@ -15667,11 +15690,11 @@
             </w:pPr>
             <w:r>
               <w:rPr>
-                <w:rFonts w:ascii="Courier New" w:hAnsi="Courier New" w:cs="Courier New" w:eastAsia="Courier New"/>
-                <w:b w:val="0"/>
-                <w:i w:val="0"/>
-                <w:color w:val="000000"/>
-                <w:sz w:val="17"/>
+                <w:rFonts w:ascii="Times New Roman" w:hAnsi="Times New Roman" w:cs="Times New Roman" w:eastAsia="Times New Roman"/>
+                <w:b w:val="0"/>
+                <w:i w:val="0"/>
+                <w:color w:val="000000"/>
+                <w:sz w:val="20"/>
               </w:rPr>
               <w:t xml:space="preserve">        for (int i = 1; i &lt; arr.length; i++)</w:t>
             </w:r>
@@ -15682,11 +15705,11 @@
             </w:pPr>
             <w:r>
               <w:rPr>
-                <w:rFonts w:ascii="Courier New" w:hAnsi="Courier New" w:cs="Courier New" w:eastAsia="Courier New"/>
-                <w:b w:val="0"/>
-                <w:i w:val="0"/>
-                <w:color w:val="000000"/>
-                <w:sz w:val="17"/>
+                <w:rFonts w:ascii="Times New Roman" w:hAnsi="Times New Roman" w:cs="Times New Roman" w:eastAsia="Times New Roman"/>
+                <w:b w:val="0"/>
+                <w:i w:val="0"/>
+                <w:color w:val="000000"/>
+                <w:sz w:val="20"/>
               </w:rPr>
               <w:t xml:space="preserve">            if (arr[i - 1] &gt; arr[i]) return false;</w:t>
             </w:r>
@@ -15697,11 +15720,11 @@
             </w:pPr>
             <w:r>
               <w:rPr>
-                <w:rFonts w:ascii="Courier New" w:hAnsi="Courier New" w:cs="Courier New" w:eastAsia="Courier New"/>
-                <w:b w:val="0"/>
-                <w:i w:val="0"/>
-                <w:color w:val="000000"/>
-                <w:sz w:val="17"/>
+                <w:rFonts w:ascii="Times New Roman" w:hAnsi="Times New Roman" w:cs="Times New Roman" w:eastAsia="Times New Roman"/>
+                <w:b w:val="0"/>
+                <w:i w:val="0"/>
+                <w:color w:val="000000"/>
+                <w:sz w:val="20"/>
               </w:rPr>
               <w:t xml:space="preserve">        return true;</w:t>
             </w:r>
@@ -15712,11 +15735,11 @@
             </w:pPr>
             <w:r>
               <w:rPr>
-                <w:rFonts w:ascii="Courier New" w:hAnsi="Courier New" w:cs="Courier New" w:eastAsia="Courier New"/>
-                <w:b w:val="0"/>
-                <w:i w:val="0"/>
-                <w:color w:val="000000"/>
-                <w:sz w:val="17"/>
+                <w:rFonts w:ascii="Times New Roman" w:hAnsi="Times New Roman" w:cs="Times New Roman" w:eastAsia="Times New Roman"/>
+                <w:b w:val="0"/>
+                <w:i w:val="0"/>
+                <w:color w:val="000000"/>
+                <w:sz w:val="20"/>
               </w:rPr>
               <w:t xml:space="preserve">    }</w:t>
             </w:r>
@@ -15727,11 +15750,11 @@
             </w:pPr>
             <w:r>
               <w:rPr>
-                <w:rFonts w:ascii="Courier New" w:hAnsi="Courier New" w:cs="Courier New" w:eastAsia="Courier New"/>
-                <w:b w:val="0"/>
-                <w:i w:val="0"/>
-                <w:color w:val="000000"/>
-                <w:sz w:val="17"/>
+                <w:rFonts w:ascii="Times New Roman" w:hAnsi="Times New Roman" w:cs="Times New Roman" w:eastAsia="Times New Roman"/>
+                <w:b w:val="0"/>
+                <w:i w:val="0"/>
+                <w:color w:val="000000"/>
+                <w:sz w:val="20"/>
               </w:rPr>
               <w:t xml:space="preserve"> </w:t>
             </w:r>
@@ -15742,11 +15765,11 @@
             </w:pPr>
             <w:r>
               <w:rPr>
-                <w:rFonts w:ascii="Courier New" w:hAnsi="Courier New" w:cs="Courier New" w:eastAsia="Courier New"/>
-                <w:b w:val="0"/>
-                <w:i w:val="0"/>
-                <w:color w:val="000000"/>
-                <w:sz w:val="17"/>
+                <w:rFonts w:ascii="Times New Roman" w:hAnsi="Times New Roman" w:cs="Times New Roman" w:eastAsia="Times New Roman"/>
+                <w:b w:val="0"/>
+                <w:i w:val="0"/>
+                <w:color w:val="000000"/>
+                <w:sz w:val="20"/>
               </w:rPr>
               <w:t xml:space="preserve">    public static void imprimir(String etiqueta, int[] arr) {</w:t>
             </w:r>
@@ -15757,11 +15780,11 @@
             </w:pPr>
             <w:r>
               <w:rPr>
-                <w:rFonts w:ascii="Courier New" w:hAnsi="Courier New" w:cs="Courier New" w:eastAsia="Courier New"/>
-                <w:b w:val="0"/>
-                <w:i w:val="0"/>
-                <w:color w:val="000000"/>
-                <w:sz w:val="17"/>
+                <w:rFonts w:ascii="Times New Roman" w:hAnsi="Times New Roman" w:cs="Times New Roman" w:eastAsia="Times New Roman"/>
+                <w:b w:val="0"/>
+                <w:i w:val="0"/>
+                <w:color w:val="000000"/>
+                <w:sz w:val="20"/>
               </w:rPr>
               <w:t xml:space="preserve">        System.out.print(etiqueta);</w:t>
             </w:r>
@@ -15772,11 +15795,11 @@
             </w:pPr>
             <w:r>
               <w:rPr>
-                <w:rFonts w:ascii="Courier New" w:hAnsi="Courier New" w:cs="Courier New" w:eastAsia="Courier New"/>
-                <w:b w:val="0"/>
-                <w:i w:val="0"/>
-                <w:color w:val="000000"/>
-                <w:sz w:val="17"/>
+                <w:rFonts w:ascii="Times New Roman" w:hAnsi="Times New Roman" w:cs="Times New Roman" w:eastAsia="Times New Roman"/>
+                <w:b w:val="0"/>
+                <w:i w:val="0"/>
+                <w:color w:val="000000"/>
+                <w:sz w:val="20"/>
               </w:rPr>
               <w:t xml:space="preserve">        for (int x : arr) System.out.print(x + " ");</w:t>
             </w:r>
@@ -15787,11 +15810,11 @@
             </w:pPr>
             <w:r>
               <w:rPr>
-                <w:rFonts w:ascii="Courier New" w:hAnsi="Courier New" w:cs="Courier New" w:eastAsia="Courier New"/>
-                <w:b w:val="0"/>
-                <w:i w:val="0"/>
-                <w:color w:val="000000"/>
-                <w:sz w:val="17"/>
+                <w:rFonts w:ascii="Times New Roman" w:hAnsi="Times New Roman" w:cs="Times New Roman" w:eastAsia="Times New Roman"/>
+                <w:b w:val="0"/>
+                <w:i w:val="0"/>
+                <w:color w:val="000000"/>
+                <w:sz w:val="20"/>
               </w:rPr>
               <w:t xml:space="preserve">        System.out.println();</w:t>
             </w:r>
@@ -15802,11 +15825,11 @@
             </w:pPr>
             <w:r>
               <w:rPr>
-                <w:rFonts w:ascii="Courier New" w:hAnsi="Courier New" w:cs="Courier New" w:eastAsia="Courier New"/>
-                <w:b w:val="0"/>
-                <w:i w:val="0"/>
-                <w:color w:val="000000"/>
-                <w:sz w:val="17"/>
+                <w:rFonts w:ascii="Times New Roman" w:hAnsi="Times New Roman" w:cs="Times New Roman" w:eastAsia="Times New Roman"/>
+                <w:b w:val="0"/>
+                <w:i w:val="0"/>
+                <w:color w:val="000000"/>
+                <w:sz w:val="20"/>
               </w:rPr>
               <w:t xml:space="preserve">    }</w:t>
             </w:r>
@@ -15817,11 +15840,11 @@
             </w:pPr>
             <w:r>
               <w:rPr>
-                <w:rFonts w:ascii="Courier New" w:hAnsi="Courier New" w:cs="Courier New" w:eastAsia="Courier New"/>
-                <w:b w:val="0"/>
-                <w:i w:val="0"/>
-                <w:color w:val="000000"/>
-                <w:sz w:val="17"/>
+                <w:rFonts w:ascii="Times New Roman" w:hAnsi="Times New Roman" w:cs="Times New Roman" w:eastAsia="Times New Roman"/>
+                <w:b w:val="0"/>
+                <w:i w:val="0"/>
+                <w:color w:val="000000"/>
+                <w:sz w:val="20"/>
               </w:rPr>
               <w:t>}</w:t>
             </w:r>
@@ -15873,11 +15896,11 @@
             </w:pPr>
             <w:r>
               <w:rPr>
-                <w:rFonts w:ascii="Courier New" w:hAnsi="Courier New" w:cs="Courier New" w:eastAsia="Courier New"/>
-                <w:b w:val="0"/>
-                <w:i w:val="0"/>
-                <w:color w:val="000000"/>
-                <w:sz w:val="17"/>
+                <w:rFonts w:ascii="Times New Roman" w:hAnsi="Times New Roman" w:cs="Times New Roman" w:eastAsia="Times New Roman"/>
+                <w:b w:val="0"/>
+                <w:i w:val="0"/>
+                <w:color w:val="000000"/>
+                <w:sz w:val="20"/>
               </w:rPr>
               <w:t>import java.util.Random;</w:t>
             </w:r>
@@ -15888,11 +15911,11 @@
             </w:pPr>
             <w:r>
               <w:rPr>
-                <w:rFonts w:ascii="Courier New" w:hAnsi="Courier New" w:cs="Courier New" w:eastAsia="Courier New"/>
-                <w:b w:val="0"/>
-                <w:i w:val="0"/>
-                <w:color w:val="000000"/>
-                <w:sz w:val="17"/>
+                <w:rFonts w:ascii="Times New Roman" w:hAnsi="Times New Roman" w:cs="Times New Roman" w:eastAsia="Times New Roman"/>
+                <w:b w:val="0"/>
+                <w:i w:val="0"/>
+                <w:color w:val="000000"/>
+                <w:sz w:val="20"/>
               </w:rPr>
               <w:t xml:space="preserve"> </w:t>
             </w:r>
@@ -15903,11 +15926,11 @@
             </w:pPr>
             <w:r>
               <w:rPr>
-                <w:rFonts w:ascii="Courier New" w:hAnsi="Courier New" w:cs="Courier New" w:eastAsia="Courier New"/>
-                <w:b w:val="0"/>
-                <w:i w:val="0"/>
-                <w:color w:val="000000"/>
-                <w:sz w:val="17"/>
+                <w:rFonts w:ascii="Times New Roman" w:hAnsi="Times New Roman" w:cs="Times New Roman" w:eastAsia="Times New Roman"/>
+                <w:b w:val="0"/>
+                <w:i w:val="0"/>
+                <w:color w:val="000000"/>
+                <w:sz w:val="20"/>
               </w:rPr>
               <w:t>public class bubbleSortDividido {</w:t>
             </w:r>
@@ -15918,11 +15941,11 @@
             </w:pPr>
             <w:r>
               <w:rPr>
-                <w:rFonts w:ascii="Courier New" w:hAnsi="Courier New" w:cs="Courier New" w:eastAsia="Courier New"/>
-                <w:b w:val="0"/>
-                <w:i w:val="0"/>
-                <w:color w:val="000000"/>
-                <w:sz w:val="17"/>
+                <w:rFonts w:ascii="Times New Roman" w:hAnsi="Times New Roman" w:cs="Times New Roman" w:eastAsia="Times New Roman"/>
+                <w:b w:val="0"/>
+                <w:i w:val="0"/>
+                <w:color w:val="000000"/>
+                <w:sz w:val="20"/>
               </w:rPr>
               <w:t xml:space="preserve"> </w:t>
             </w:r>
@@ -15933,11 +15956,11 @@
             </w:pPr>
             <w:r>
               <w:rPr>
-                <w:rFonts w:ascii="Courier New" w:hAnsi="Courier New" w:cs="Courier New" w:eastAsia="Courier New"/>
-                <w:b w:val="0"/>
-                <w:i w:val="0"/>
-                <w:color w:val="000000"/>
-                <w:sz w:val="17"/>
+                <w:rFonts w:ascii="Times New Roman" w:hAnsi="Times New Roman" w:cs="Times New Roman" w:eastAsia="Times New Roman"/>
+                <w:b w:val="0"/>
+                <w:i w:val="0"/>
+                <w:color w:val="000000"/>
+                <w:sz w:val="20"/>
               </w:rPr>
               <w:t xml:space="preserve">    public static void main(String a[]) {</w:t>
             </w:r>
@@ -15948,11 +15971,11 @@
             </w:pPr>
             <w:r>
               <w:rPr>
-                <w:rFonts w:ascii="Courier New" w:hAnsi="Courier New" w:cs="Courier New" w:eastAsia="Courier New"/>
-                <w:b w:val="0"/>
-                <w:i w:val="0"/>
-                <w:color w:val="000000"/>
-                <w:sz w:val="17"/>
+                <w:rFonts w:ascii="Times New Roman" w:hAnsi="Times New Roman" w:cs="Times New Roman" w:eastAsia="Times New Roman"/>
+                <w:b w:val="0"/>
+                <w:i w:val="0"/>
+                <w:color w:val="000000"/>
+                <w:sz w:val="20"/>
               </w:rPr>
               <w:t xml:space="preserve">        if (a.length == 0) {</w:t>
             </w:r>
@@ -15963,11 +15986,11 @@
             </w:pPr>
             <w:r>
               <w:rPr>
-                <w:rFonts w:ascii="Courier New" w:hAnsi="Courier New" w:cs="Courier New" w:eastAsia="Courier New"/>
-                <w:b w:val="0"/>
-                <w:i w:val="0"/>
-                <w:color w:val="000000"/>
-                <w:sz w:val="17"/>
+                <w:rFonts w:ascii="Times New Roman" w:hAnsi="Times New Roman" w:cs="Times New Roman" w:eastAsia="Times New Roman"/>
+                <w:b w:val="0"/>
+                <w:i w:val="0"/>
+                <w:color w:val="000000"/>
+                <w:sz w:val="20"/>
               </w:rPr>
               <w:t xml:space="preserve">            int array[] = {12, 9, 4, 99, 120, 1, 3, 10};</w:t>
             </w:r>
@@ -15978,11 +16001,11 @@
             </w:pPr>
             <w:r>
               <w:rPr>
-                <w:rFonts w:ascii="Courier New" w:hAnsi="Courier New" w:cs="Courier New" w:eastAsia="Courier New"/>
-                <w:b w:val="0"/>
-                <w:i w:val="0"/>
-                <w:color w:val="000000"/>
-                <w:sz w:val="17"/>
+                <w:rFonts w:ascii="Times New Roman" w:hAnsi="Times New Roman" w:cs="Times New Roman" w:eastAsia="Times New Roman"/>
+                <w:b w:val="0"/>
+                <w:i w:val="0"/>
+                <w:color w:val="000000"/>
+                <w:sz w:val="20"/>
               </w:rPr>
               <w:t xml:space="preserve">            ordenarYReportar(array, true);</w:t>
             </w:r>
@@ -15993,11 +16016,11 @@
             </w:pPr>
             <w:r>
               <w:rPr>
-                <w:rFonts w:ascii="Courier New" w:hAnsi="Courier New" w:cs="Courier New" w:eastAsia="Courier New"/>
-                <w:b w:val="0"/>
-                <w:i w:val="0"/>
-                <w:color w:val="000000"/>
-                <w:sz w:val="17"/>
+                <w:rFonts w:ascii="Times New Roman" w:hAnsi="Times New Roman" w:cs="Times New Roman" w:eastAsia="Times New Roman"/>
+                <w:b w:val="0"/>
+                <w:i w:val="0"/>
+                <w:color w:val="000000"/>
+                <w:sz w:val="20"/>
               </w:rPr>
               <w:t xml:space="preserve">        } else {</w:t>
             </w:r>
@@ -16008,11 +16031,11 @@
             </w:pPr>
             <w:r>
               <w:rPr>
-                <w:rFonts w:ascii="Courier New" w:hAnsi="Courier New" w:cs="Courier New" w:eastAsia="Courier New"/>
-                <w:b w:val="0"/>
-                <w:i w:val="0"/>
-                <w:color w:val="000000"/>
-                <w:sz w:val="17"/>
+                <w:rFonts w:ascii="Times New Roman" w:hAnsi="Times New Roman" w:cs="Times New Roman" w:eastAsia="Times New Roman"/>
+                <w:b w:val="0"/>
+                <w:i w:val="0"/>
+                <w:color w:val="000000"/>
+                <w:sz w:val="20"/>
               </w:rPr>
               <w:t xml:space="preserve">            for (String arg : a) {</w:t>
             </w:r>
@@ -16023,11 +16046,11 @@
             </w:pPr>
             <w:r>
               <w:rPr>
-                <w:rFonts w:ascii="Courier New" w:hAnsi="Courier New" w:cs="Courier New" w:eastAsia="Courier New"/>
-                <w:b w:val="0"/>
-                <w:i w:val="0"/>
-                <w:color w:val="000000"/>
-                <w:sz w:val="17"/>
+                <w:rFonts w:ascii="Times New Roman" w:hAnsi="Times New Roman" w:cs="Times New Roman" w:eastAsia="Times New Roman"/>
+                <w:b w:val="0"/>
+                <w:i w:val="0"/>
+                <w:color w:val="000000"/>
+                <w:sz w:val="20"/>
               </w:rPr>
               <w:t xml:space="preserve">                int n = Integer.parseInt(arg);</w:t>
             </w:r>
@@ -16038,11 +16061,11 @@
             </w:pPr>
             <w:r>
               <w:rPr>
-                <w:rFonts w:ascii="Courier New" w:hAnsi="Courier New" w:cs="Courier New" w:eastAsia="Courier New"/>
-                <w:b w:val="0"/>
-                <w:i w:val="0"/>
-                <w:color w:val="000000"/>
-                <w:sz w:val="17"/>
+                <w:rFonts w:ascii="Times New Roman" w:hAnsi="Times New Roman" w:cs="Times New Roman" w:eastAsia="Times New Roman"/>
+                <w:b w:val="0"/>
+                <w:i w:val="0"/>
+                <w:color w:val="000000"/>
+                <w:sz w:val="20"/>
               </w:rPr>
               <w:t xml:space="preserve">                ordenarYReportar(generarArreglo(n), n &lt;= 20);</w:t>
             </w:r>
@@ -16053,11 +16076,11 @@
             </w:pPr>
             <w:r>
               <w:rPr>
-                <w:rFonts w:ascii="Courier New" w:hAnsi="Courier New" w:cs="Courier New" w:eastAsia="Courier New"/>
-                <w:b w:val="0"/>
-                <w:i w:val="0"/>
-                <w:color w:val="000000"/>
-                <w:sz w:val="17"/>
+                <w:rFonts w:ascii="Times New Roman" w:hAnsi="Times New Roman" w:cs="Times New Roman" w:eastAsia="Times New Roman"/>
+                <w:b w:val="0"/>
+                <w:i w:val="0"/>
+                <w:color w:val="000000"/>
+                <w:sz w:val="20"/>
               </w:rPr>
               <w:t xml:space="preserve">            }</w:t>
             </w:r>
@@ -16068,11 +16091,11 @@
             </w:pPr>
             <w:r>
               <w:rPr>
-                <w:rFonts w:ascii="Courier New" w:hAnsi="Courier New" w:cs="Courier New" w:eastAsia="Courier New"/>
-                <w:b w:val="0"/>
-                <w:i w:val="0"/>
-                <w:color w:val="000000"/>
-                <w:sz w:val="17"/>
+                <w:rFonts w:ascii="Times New Roman" w:hAnsi="Times New Roman" w:cs="Times New Roman" w:eastAsia="Times New Roman"/>
+                <w:b w:val="0"/>
+                <w:i w:val="0"/>
+                <w:color w:val="000000"/>
+                <w:sz w:val="20"/>
               </w:rPr>
               <w:t xml:space="preserve">        }</w:t>
             </w:r>
@@ -16083,11 +16106,11 @@
             </w:pPr>
             <w:r>
               <w:rPr>
-                <w:rFonts w:ascii="Courier New" w:hAnsi="Courier New" w:cs="Courier New" w:eastAsia="Courier New"/>
-                <w:b w:val="0"/>
-                <w:i w:val="0"/>
-                <w:color w:val="000000"/>
-                <w:sz w:val="17"/>
+                <w:rFonts w:ascii="Times New Roman" w:hAnsi="Times New Roman" w:cs="Times New Roman" w:eastAsia="Times New Roman"/>
+                <w:b w:val="0"/>
+                <w:i w:val="0"/>
+                <w:color w:val="000000"/>
+                <w:sz w:val="20"/>
               </w:rPr>
               <w:t xml:space="preserve">    }</w:t>
             </w:r>
@@ -16098,11 +16121,11 @@
             </w:pPr>
             <w:r>
               <w:rPr>
-                <w:rFonts w:ascii="Courier New" w:hAnsi="Courier New" w:cs="Courier New" w:eastAsia="Courier New"/>
-                <w:b w:val="0"/>
-                <w:i w:val="0"/>
-                <w:color w:val="000000"/>
-                <w:sz w:val="17"/>
+                <w:rFonts w:ascii="Times New Roman" w:hAnsi="Times New Roman" w:cs="Times New Roman" w:eastAsia="Times New Roman"/>
+                <w:b w:val="0"/>
+                <w:i w:val="0"/>
+                <w:color w:val="000000"/>
+                <w:sz w:val="20"/>
               </w:rPr>
               <w:t xml:space="preserve"> </w:t>
             </w:r>
@@ -16113,11 +16136,11 @@
             </w:pPr>
             <w:r>
               <w:rPr>
-                <w:rFonts w:ascii="Courier New" w:hAnsi="Courier New" w:cs="Courier New" w:eastAsia="Courier New"/>
-                <w:b w:val="0"/>
-                <w:i w:val="0"/>
-                <w:color w:val="000000"/>
-                <w:sz w:val="17"/>
+                <w:rFonts w:ascii="Times New Roman" w:hAnsi="Times New Roman" w:cs="Times New Roman" w:eastAsia="Times New Roman"/>
+                <w:b w:val="0"/>
+                <w:i w:val="0"/>
+                <w:color w:val="000000"/>
+                <w:sz w:val="20"/>
               </w:rPr>
               <w:t xml:space="preserve">    public static void ordenarYReportar(int[] array, boolean mostrar) {</w:t>
             </w:r>
@@ -16128,11 +16151,11 @@
             </w:pPr>
             <w:r>
               <w:rPr>
-                <w:rFonts w:ascii="Courier New" w:hAnsi="Courier New" w:cs="Courier New" w:eastAsia="Courier New"/>
-                <w:b w:val="0"/>
-                <w:i w:val="0"/>
-                <w:color w:val="000000"/>
-                <w:sz w:val="17"/>
+                <w:rFonts w:ascii="Times New Roman" w:hAnsi="Times New Roman" w:cs="Times New Roman" w:eastAsia="Times New Roman"/>
+                <w:b w:val="0"/>
+                <w:i w:val="0"/>
+                <w:color w:val="000000"/>
+                <w:sz w:val="20"/>
               </w:rPr>
               <w:t xml:space="preserve">        int n = array.length;</w:t>
             </w:r>
@@ -16143,11 +16166,11 @@
             </w:pPr>
             <w:r>
               <w:rPr>
-                <w:rFonts w:ascii="Courier New" w:hAnsi="Courier New" w:cs="Courier New" w:eastAsia="Courier New"/>
-                <w:b w:val="0"/>
-                <w:i w:val="0"/>
-                <w:color w:val="000000"/>
-                <w:sz w:val="17"/>
+                <w:rFonts w:ascii="Times New Roman" w:hAnsi="Times New Roman" w:cs="Times New Roman" w:eastAsia="Times New Roman"/>
+                <w:b w:val="0"/>
+                <w:i w:val="0"/>
+                <w:color w:val="000000"/>
+                <w:sz w:val="20"/>
               </w:rPr>
               <w:t xml:space="preserve">        if (mostrar) imprimir("Antes:          ", array);</w:t>
             </w:r>
@@ -16158,11 +16181,11 @@
             </w:pPr>
             <w:r>
               <w:rPr>
-                <w:rFonts w:ascii="Courier New" w:hAnsi="Courier New" w:cs="Courier New" w:eastAsia="Courier New"/>
-                <w:b w:val="0"/>
-                <w:i w:val="0"/>
-                <w:color w:val="000000"/>
-                <w:sz w:val="17"/>
+                <w:rFonts w:ascii="Times New Roman" w:hAnsi="Times New Roman" w:cs="Times New Roman" w:eastAsia="Times New Roman"/>
+                <w:b w:val="0"/>
+                <w:i w:val="0"/>
+                <w:color w:val="000000"/>
+                <w:sz w:val="20"/>
               </w:rPr>
               <w:t xml:space="preserve"> </w:t>
             </w:r>
@@ -16173,11 +16196,11 @@
             </w:pPr>
             <w:r>
               <w:rPr>
-                <w:rFonts w:ascii="Courier New" w:hAnsi="Courier New" w:cs="Courier New" w:eastAsia="Courier New"/>
-                <w:b w:val="0"/>
-                <w:i w:val="0"/>
-                <w:color w:val="000000"/>
-                <w:sz w:val="17"/>
+                <w:rFonts w:ascii="Times New Roman" w:hAnsi="Times New Roman" w:cs="Times New Roman" w:eastAsia="Times New Roman"/>
+                <w:b w:val="0"/>
+                <w:i w:val="0"/>
+                <w:color w:val="000000"/>
+                <w:sz w:val="20"/>
               </w:rPr>
               <w:t xml:space="preserve">        long inicio = System.nanoTime();</w:t>
             </w:r>
@@ -16188,11 +16211,11 @@
             </w:pPr>
             <w:r>
               <w:rPr>
-                <w:rFonts w:ascii="Courier New" w:hAnsi="Courier New" w:cs="Courier New" w:eastAsia="Courier New"/>
-                <w:b w:val="0"/>
-                <w:i w:val="0"/>
-                <w:color w:val="000000"/>
-                <w:sz w:val="17"/>
+                <w:rFonts w:ascii="Times New Roman" w:hAnsi="Times New Roman" w:cs="Times New Roman" w:eastAsia="Times New Roman"/>
+                <w:b w:val="0"/>
+                <w:i w:val="0"/>
+                <w:color w:val="000000"/>
+                <w:sz w:val="20"/>
               </w:rPr>
               <w:t xml:space="preserve">        int mitad = n / 2;</w:t>
             </w:r>
@@ -16203,11 +16226,11 @@
             </w:pPr>
             <w:r>
               <w:rPr>
-                <w:rFonts w:ascii="Courier New" w:hAnsi="Courier New" w:cs="Courier New" w:eastAsia="Courier New"/>
-                <w:b w:val="0"/>
-                <w:i w:val="0"/>
-                <w:color w:val="000000"/>
-                <w:sz w:val="17"/>
+                <w:rFonts w:ascii="Times New Roman" w:hAnsi="Times New Roman" w:cs="Times New Roman" w:eastAsia="Times New Roman"/>
+                <w:b w:val="0"/>
+                <w:i w:val="0"/>
+                <w:color w:val="000000"/>
+                <w:sz w:val="20"/>
               </w:rPr>
               <w:t xml:space="preserve">        int left_array[] = new int[mitad];</w:t>
             </w:r>
@@ -16218,11 +16241,11 @@
             </w:pPr>
             <w:r>
               <w:rPr>
-                <w:rFonts w:ascii="Courier New" w:hAnsi="Courier New" w:cs="Courier New" w:eastAsia="Courier New"/>
-                <w:b w:val="0"/>
-                <w:i w:val="0"/>
-                <w:color w:val="000000"/>
-                <w:sz w:val="17"/>
+                <w:rFonts w:ascii="Times New Roman" w:hAnsi="Times New Roman" w:cs="Times New Roman" w:eastAsia="Times New Roman"/>
+                <w:b w:val="0"/>
+                <w:i w:val="0"/>
+                <w:color w:val="000000"/>
+                <w:sz w:val="20"/>
               </w:rPr>
               <w:t xml:space="preserve">        int right_array[] = new int[n - mitad];</w:t>
             </w:r>
@@ -16233,11 +16256,11 @@
             </w:pPr>
             <w:r>
               <w:rPr>
-                <w:rFonts w:ascii="Courier New" w:hAnsi="Courier New" w:cs="Courier New" w:eastAsia="Courier New"/>
-                <w:b w:val="0"/>
-                <w:i w:val="0"/>
-                <w:color w:val="000000"/>
-                <w:sz w:val="17"/>
+                <w:rFonts w:ascii="Times New Roman" w:hAnsi="Times New Roman" w:cs="Times New Roman" w:eastAsia="Times New Roman"/>
+                <w:b w:val="0"/>
+                <w:i w:val="0"/>
+                <w:color w:val="000000"/>
+                <w:sz w:val="20"/>
               </w:rPr>
               <w:t xml:space="preserve">        System.arraycopy(array, 0, left_array, 0, mitad);</w:t>
             </w:r>
@@ -16248,11 +16271,11 @@
             </w:pPr>
             <w:r>
               <w:rPr>
-                <w:rFonts w:ascii="Courier New" w:hAnsi="Courier New" w:cs="Courier New" w:eastAsia="Courier New"/>
-                <w:b w:val="0"/>
-                <w:i w:val="0"/>
-                <w:color w:val="000000"/>
-                <w:sz w:val="17"/>
+                <w:rFonts w:ascii="Times New Roman" w:hAnsi="Times New Roman" w:cs="Times New Roman" w:eastAsia="Times New Roman"/>
+                <w:b w:val="0"/>
+                <w:i w:val="0"/>
+                <w:color w:val="000000"/>
+                <w:sz w:val="20"/>
               </w:rPr>
               <w:t xml:space="preserve">        System.arraycopy(array, mitad, right_array, 0, n - mitad);</w:t>
             </w:r>
@@ -16263,11 +16286,11 @@
             </w:pPr>
             <w:r>
               <w:rPr>
-                <w:rFonts w:ascii="Courier New" w:hAnsi="Courier New" w:cs="Courier New" w:eastAsia="Courier New"/>
-                <w:b w:val="0"/>
-                <w:i w:val="0"/>
-                <w:color w:val="000000"/>
-                <w:sz w:val="17"/>
+                <w:rFonts w:ascii="Times New Roman" w:hAnsi="Times New Roman" w:cs="Times New Roman" w:eastAsia="Times New Roman"/>
+                <w:b w:val="0"/>
+                <w:i w:val="0"/>
+                <w:color w:val="000000"/>
+                <w:sz w:val="20"/>
               </w:rPr>
               <w:t xml:space="preserve"> </w:t>
             </w:r>
@@ -16278,11 +16301,11 @@
             </w:pPr>
             <w:r>
               <w:rPr>
-                <w:rFonts w:ascii="Courier New" w:hAnsi="Courier New" w:cs="Courier New" w:eastAsia="Courier New"/>
-                <w:b w:val="0"/>
-                <w:i w:val="0"/>
-                <w:color w:val="000000"/>
-                <w:sz w:val="17"/>
+                <w:rFonts w:ascii="Times New Roman" w:hAnsi="Times New Roman" w:cs="Times New Roman" w:eastAsia="Times New Roman"/>
+                <w:b w:val="0"/>
+                <w:i w:val="0"/>
+                <w:color w:val="000000"/>
+                <w:sz w:val="20"/>
               </w:rPr>
               <w:t xml:space="preserve">        long intIzq = bubble_srt(left_array, left_array.length);</w:t>
             </w:r>
@@ -16293,11 +16316,11 @@
             </w:pPr>
             <w:r>
               <w:rPr>
-                <w:rFonts w:ascii="Courier New" w:hAnsi="Courier New" w:cs="Courier New" w:eastAsia="Courier New"/>
-                <w:b w:val="0"/>
-                <w:i w:val="0"/>
-                <w:color w:val="000000"/>
-                <w:sz w:val="17"/>
+                <w:rFonts w:ascii="Times New Roman" w:hAnsi="Times New Roman" w:cs="Times New Roman" w:eastAsia="Times New Roman"/>
+                <w:b w:val="0"/>
+                <w:i w:val="0"/>
+                <w:color w:val="000000"/>
+                <w:sz w:val="20"/>
               </w:rPr>
               <w:t xml:space="preserve">        long intDer = bubble_srt(right_array, right_array.length);</w:t>
             </w:r>
@@ -16308,11 +16331,11 @@
             </w:pPr>
             <w:r>
               <w:rPr>
-                <w:rFonts w:ascii="Courier New" w:hAnsi="Courier New" w:cs="Courier New" w:eastAsia="Courier New"/>
-                <w:b w:val="0"/>
-                <w:i w:val="0"/>
-                <w:color w:val="000000"/>
-                <w:sz w:val="17"/>
+                <w:rFonts w:ascii="Times New Roman" w:hAnsi="Times New Roman" w:cs="Times New Roman" w:eastAsia="Times New Roman"/>
+                <w:b w:val="0"/>
+                <w:i w:val="0"/>
+                <w:color w:val="000000"/>
+                <w:sz w:val="20"/>
               </w:rPr>
               <w:t xml:space="preserve"> </w:t>
             </w:r>
@@ -16323,11 +16346,11 @@
             </w:pPr>
             <w:r>
               <w:rPr>
-                <w:rFonts w:ascii="Courier New" w:hAnsi="Courier New" w:cs="Courier New" w:eastAsia="Courier New"/>
-                <w:b w:val="0"/>
-                <w:i w:val="0"/>
-                <w:color w:val="000000"/>
-                <w:sz w:val="17"/>
+                <w:rFonts w:ascii="Times New Roman" w:hAnsi="Times New Roman" w:cs="Times New Roman" w:eastAsia="Times New Roman"/>
+                <w:b w:val="0"/>
+                <w:i w:val="0"/>
+                <w:color w:val="000000"/>
+                <w:sz w:val="20"/>
               </w:rPr>
               <w:t xml:space="preserve">        int[] resultado = merge(left_array, right_array);</w:t>
             </w:r>
@@ -16338,11 +16361,11 @@
             </w:pPr>
             <w:r>
               <w:rPr>
-                <w:rFonts w:ascii="Courier New" w:hAnsi="Courier New" w:cs="Courier New" w:eastAsia="Courier New"/>
-                <w:b w:val="0"/>
-                <w:i w:val="0"/>
-                <w:color w:val="000000"/>
-                <w:sz w:val="17"/>
+                <w:rFonts w:ascii="Times New Roman" w:hAnsi="Times New Roman" w:cs="Times New Roman" w:eastAsia="Times New Roman"/>
+                <w:b w:val="0"/>
+                <w:i w:val="0"/>
+                <w:color w:val="000000"/>
+                <w:sz w:val="20"/>
               </w:rPr>
               <w:t xml:space="preserve"> </w:t>
             </w:r>
@@ -16353,11 +16376,11 @@
             </w:pPr>
             <w:r>
               <w:rPr>
-                <w:rFonts w:ascii="Courier New" w:hAnsi="Courier New" w:cs="Courier New" w:eastAsia="Courier New"/>
-                <w:b w:val="0"/>
-                <w:i w:val="0"/>
-                <w:color w:val="000000"/>
-                <w:sz w:val="17"/>
+                <w:rFonts w:ascii="Times New Roman" w:hAnsi="Times New Roman" w:cs="Times New Roman" w:eastAsia="Times New Roman"/>
+                <w:b w:val="0"/>
+                <w:i w:val="0"/>
+                <w:color w:val="000000"/>
+                <w:sz w:val="20"/>
               </w:rPr>
               <w:t xml:space="preserve">        long fin = System.nanoTime();</w:t>
             </w:r>
@@ -16368,11 +16391,11 @@
             </w:pPr>
             <w:r>
               <w:rPr>
-                <w:rFonts w:ascii="Courier New" w:hAnsi="Courier New" w:cs="Courier New" w:eastAsia="Courier New"/>
-                <w:b w:val="0"/>
-                <w:i w:val="0"/>
-                <w:color w:val="000000"/>
-                <w:sz w:val="17"/>
+                <w:rFonts w:ascii="Times New Roman" w:hAnsi="Times New Roman" w:cs="Times New Roman" w:eastAsia="Times New Roman"/>
+                <w:b w:val="0"/>
+                <w:i w:val="0"/>
+                <w:color w:val="000000"/>
+                <w:sz w:val="20"/>
               </w:rPr>
               <w:t xml:space="preserve"> </w:t>
             </w:r>
@@ -16383,11 +16406,11 @@
             </w:pPr>
             <w:r>
               <w:rPr>
-                <w:rFonts w:ascii="Courier New" w:hAnsi="Courier New" w:cs="Courier New" w:eastAsia="Courier New"/>
-                <w:b w:val="0"/>
-                <w:i w:val="0"/>
-                <w:color w:val="000000"/>
-                <w:sz w:val="17"/>
+                <w:rFonts w:ascii="Times New Roman" w:hAnsi="Times New Roman" w:cs="Times New Roman" w:eastAsia="Times New Roman"/>
+                <w:b w:val="0"/>
+                <w:i w:val="0"/>
+                <w:color w:val="000000"/>
+                <w:sz w:val="20"/>
               </w:rPr>
               <w:t xml:space="preserve">        if (mostrar) {</w:t>
             </w:r>
@@ -16398,11 +16421,11 @@
             </w:pPr>
             <w:r>
               <w:rPr>
-                <w:rFonts w:ascii="Courier New" w:hAnsi="Courier New" w:cs="Courier New" w:eastAsia="Courier New"/>
-                <w:b w:val="0"/>
-                <w:i w:val="0"/>
-                <w:color w:val="000000"/>
-                <w:sz w:val="17"/>
+                <w:rFonts w:ascii="Times New Roman" w:hAnsi="Times New Roman" w:cs="Times New Roman" w:eastAsia="Times New Roman"/>
+                <w:b w:val="0"/>
+                <w:i w:val="0"/>
+                <w:color w:val="000000"/>
+                <w:sz w:val="20"/>
               </w:rPr>
               <w:t xml:space="preserve">            imprimir("Mitad izquierda:", left_array);</w:t>
             </w:r>
@@ -16413,11 +16436,11 @@
             </w:pPr>
             <w:r>
               <w:rPr>
-                <w:rFonts w:ascii="Courier New" w:hAnsi="Courier New" w:cs="Courier New" w:eastAsia="Courier New"/>
-                <w:b w:val="0"/>
-                <w:i w:val="0"/>
-                <w:color w:val="000000"/>
-                <w:sz w:val="17"/>
+                <w:rFonts w:ascii="Times New Roman" w:hAnsi="Times New Roman" w:cs="Times New Roman" w:eastAsia="Times New Roman"/>
+                <w:b w:val="0"/>
+                <w:i w:val="0"/>
+                <w:color w:val="000000"/>
+                <w:sz w:val="20"/>
               </w:rPr>
               <w:t xml:space="preserve">            imprimir("Mitad derecha:  ", right_array);</w:t>
             </w:r>
@@ -16428,11 +16451,11 @@
             </w:pPr>
             <w:r>
               <w:rPr>
-                <w:rFonts w:ascii="Courier New" w:hAnsi="Courier New" w:cs="Courier New" w:eastAsia="Courier New"/>
-                <w:b w:val="0"/>
-                <w:i w:val="0"/>
-                <w:color w:val="000000"/>
-                <w:sz w:val="17"/>
+                <w:rFonts w:ascii="Times New Roman" w:hAnsi="Times New Roman" w:cs="Times New Roman" w:eastAsia="Times New Roman"/>
+                <w:b w:val="0"/>
+                <w:i w:val="0"/>
+                <w:color w:val="000000"/>
+                <w:sz w:val="20"/>
               </w:rPr>
               <w:t xml:space="preserve">            imprimir("Despues (merge):", resultado);</w:t>
             </w:r>
@@ -16443,11 +16466,11 @@
             </w:pPr>
             <w:r>
               <w:rPr>
-                <w:rFonts w:ascii="Courier New" w:hAnsi="Courier New" w:cs="Courier New" w:eastAsia="Courier New"/>
-                <w:b w:val="0"/>
-                <w:i w:val="0"/>
-                <w:color w:val="000000"/>
-                <w:sz w:val="17"/>
+                <w:rFonts w:ascii="Times New Roman" w:hAnsi="Times New Roman" w:cs="Times New Roman" w:eastAsia="Times New Roman"/>
+                <w:b w:val="0"/>
+                <w:i w:val="0"/>
+                <w:color w:val="000000"/>
+                <w:sz w:val="20"/>
               </w:rPr>
               <w:t xml:space="preserve">        }</w:t>
             </w:r>
@@ -16458,11 +16481,11 @@
             </w:pPr>
             <w:r>
               <w:rPr>
-                <w:rFonts w:ascii="Courier New" w:hAnsi="Courier New" w:cs="Courier New" w:eastAsia="Courier New"/>
-                <w:b w:val="0"/>
-                <w:i w:val="0"/>
-                <w:color w:val="000000"/>
-                <w:sz w:val="17"/>
+                <w:rFonts w:ascii="Times New Roman" w:hAnsi="Times New Roman" w:cs="Times New Roman" w:eastAsia="Times New Roman"/>
+                <w:b w:val="0"/>
+                <w:i w:val="0"/>
+                <w:color w:val="000000"/>
+                <w:sz w:val="20"/>
               </w:rPr>
               <w:t xml:space="preserve">        System.out.printf("N=%6d | intercambios izq=%,10d der=%,10d total=%,11d | %9.3f ms | ordenado=%s%n",</w:t>
             </w:r>
@@ -16473,11 +16496,11 @@
             </w:pPr>
             <w:r>
               <w:rPr>
-                <w:rFonts w:ascii="Courier New" w:hAnsi="Courier New" w:cs="Courier New" w:eastAsia="Courier New"/>
-                <w:b w:val="0"/>
-                <w:i w:val="0"/>
-                <w:color w:val="000000"/>
-                <w:sz w:val="17"/>
+                <w:rFonts w:ascii="Times New Roman" w:hAnsi="Times New Roman" w:cs="Times New Roman" w:eastAsia="Times New Roman"/>
+                <w:b w:val="0"/>
+                <w:i w:val="0"/>
+                <w:color w:val="000000"/>
+                <w:sz w:val="20"/>
               </w:rPr>
               <w:t xml:space="preserve">                n, intIzq, intDer, intIzq + intDer, (fin - inicio) / 1e6, estaOrdenado(resultado));</w:t>
             </w:r>
@@ -16488,11 +16511,11 @@
             </w:pPr>
             <w:r>
               <w:rPr>
-                <w:rFonts w:ascii="Courier New" w:hAnsi="Courier New" w:cs="Courier New" w:eastAsia="Courier New"/>
-                <w:b w:val="0"/>
-                <w:i w:val="0"/>
-                <w:color w:val="000000"/>
-                <w:sz w:val="17"/>
+                <w:rFonts w:ascii="Times New Roman" w:hAnsi="Times New Roman" w:cs="Times New Roman" w:eastAsia="Times New Roman"/>
+                <w:b w:val="0"/>
+                <w:i w:val="0"/>
+                <w:color w:val="000000"/>
+                <w:sz w:val="20"/>
               </w:rPr>
               <w:t xml:space="preserve">    }</w:t>
             </w:r>
@@ -16503,11 +16526,11 @@
             </w:pPr>
             <w:r>
               <w:rPr>
-                <w:rFonts w:ascii="Courier New" w:hAnsi="Courier New" w:cs="Courier New" w:eastAsia="Courier New"/>
-                <w:b w:val="0"/>
-                <w:i w:val="0"/>
-                <w:color w:val="000000"/>
-                <w:sz w:val="17"/>
+                <w:rFonts w:ascii="Times New Roman" w:hAnsi="Times New Roman" w:cs="Times New Roman" w:eastAsia="Times New Roman"/>
+                <w:b w:val="0"/>
+                <w:i w:val="0"/>
+                <w:color w:val="000000"/>
+                <w:sz w:val="20"/>
               </w:rPr>
               <w:t xml:space="preserve"> </w:t>
             </w:r>
@@ -16518,11 +16541,11 @@
             </w:pPr>
             <w:r>
               <w:rPr>
-                <w:rFonts w:ascii="Courier New" w:hAnsi="Courier New" w:cs="Courier New" w:eastAsia="Courier New"/>
-                <w:b w:val="0"/>
-                <w:i w:val="0"/>
-                <w:color w:val="000000"/>
-                <w:sz w:val="17"/>
+                <w:rFonts w:ascii="Times New Roman" w:hAnsi="Times New Roman" w:cs="Times New Roman" w:eastAsia="Times New Roman"/>
+                <w:b w:val="0"/>
+                <w:i w:val="0"/>
+                <w:color w:val="000000"/>
+                <w:sz w:val="20"/>
               </w:rPr>
               <w:t xml:space="preserve">    public static long bubble_srt(int a[], int n) {</w:t>
             </w:r>
@@ -16533,11 +16556,11 @@
             </w:pPr>
             <w:r>
               <w:rPr>
-                <w:rFonts w:ascii="Courier New" w:hAnsi="Courier New" w:cs="Courier New" w:eastAsia="Courier New"/>
-                <w:b w:val="0"/>
-                <w:i w:val="0"/>
-                <w:color w:val="000000"/>
-                <w:sz w:val="17"/>
+                <w:rFonts w:ascii="Times New Roman" w:hAnsi="Times New Roman" w:cs="Times New Roman" w:eastAsia="Times New Roman"/>
+                <w:b w:val="0"/>
+                <w:i w:val="0"/>
+                <w:color w:val="000000"/>
+                <w:sz w:val="20"/>
               </w:rPr>
               <w:t xml:space="preserve">        int i, j, t = 0;</w:t>
             </w:r>
@@ -16548,11 +16571,11 @@
             </w:pPr>
             <w:r>
               <w:rPr>
-                <w:rFonts w:ascii="Courier New" w:hAnsi="Courier New" w:cs="Courier New" w:eastAsia="Courier New"/>
-                <w:b w:val="0"/>
-                <w:i w:val="0"/>
-                <w:color w:val="000000"/>
-                <w:sz w:val="17"/>
+                <w:rFonts w:ascii="Times New Roman" w:hAnsi="Times New Roman" w:cs="Times New Roman" w:eastAsia="Times New Roman"/>
+                <w:b w:val="0"/>
+                <w:i w:val="0"/>
+                <w:color w:val="000000"/>
+                <w:sz w:val="20"/>
               </w:rPr>
               <w:t xml:space="preserve">        long intercambios = 0;</w:t>
             </w:r>
@@ -16563,11 +16586,11 @@
             </w:pPr>
             <w:r>
               <w:rPr>
-                <w:rFonts w:ascii="Courier New" w:hAnsi="Courier New" w:cs="Courier New" w:eastAsia="Courier New"/>
-                <w:b w:val="0"/>
-                <w:i w:val="0"/>
-                <w:color w:val="000000"/>
-                <w:sz w:val="17"/>
+                <w:rFonts w:ascii="Times New Roman" w:hAnsi="Times New Roman" w:cs="Times New Roman" w:eastAsia="Times New Roman"/>
+                <w:b w:val="0"/>
+                <w:i w:val="0"/>
+                <w:color w:val="000000"/>
+                <w:sz w:val="20"/>
               </w:rPr>
               <w:t xml:space="preserve">        for (i = 0; i &lt; n; i++) {</w:t>
             </w:r>
@@ -16578,11 +16601,11 @@
             </w:pPr>
             <w:r>
               <w:rPr>
-                <w:rFonts w:ascii="Courier New" w:hAnsi="Courier New" w:cs="Courier New" w:eastAsia="Courier New"/>
-                <w:b w:val="0"/>
-                <w:i w:val="0"/>
-                <w:color w:val="000000"/>
-                <w:sz w:val="17"/>
+                <w:rFonts w:ascii="Times New Roman" w:hAnsi="Times New Roman" w:cs="Times New Roman" w:eastAsia="Times New Roman"/>
+                <w:b w:val="0"/>
+                <w:i w:val="0"/>
+                <w:color w:val="000000"/>
+                <w:sz w:val="20"/>
               </w:rPr>
               <w:t xml:space="preserve">            for (j = 1; j &lt; (n - i); j++) {</w:t>
             </w:r>
@@ -16593,11 +16616,11 @@
             </w:pPr>
             <w:r>
               <w:rPr>
-                <w:rFonts w:ascii="Courier New" w:hAnsi="Courier New" w:cs="Courier New" w:eastAsia="Courier New"/>
-                <w:b w:val="0"/>
-                <w:i w:val="0"/>
-                <w:color w:val="000000"/>
-                <w:sz w:val="17"/>
+                <w:rFonts w:ascii="Times New Roman" w:hAnsi="Times New Roman" w:cs="Times New Roman" w:eastAsia="Times New Roman"/>
+                <w:b w:val="0"/>
+                <w:i w:val="0"/>
+                <w:color w:val="000000"/>
+                <w:sz w:val="20"/>
               </w:rPr>
               <w:t xml:space="preserve">                if (a[j - 1] &gt; a[j]) {</w:t>
             </w:r>
@@ -16608,11 +16631,11 @@
             </w:pPr>
             <w:r>
               <w:rPr>
-                <w:rFonts w:ascii="Courier New" w:hAnsi="Courier New" w:cs="Courier New" w:eastAsia="Courier New"/>
-                <w:b w:val="0"/>
-                <w:i w:val="0"/>
-                <w:color w:val="000000"/>
-                <w:sz w:val="17"/>
+                <w:rFonts w:ascii="Times New Roman" w:hAnsi="Times New Roman" w:cs="Times New Roman" w:eastAsia="Times New Roman"/>
+                <w:b w:val="0"/>
+                <w:i w:val="0"/>
+                <w:color w:val="000000"/>
+                <w:sz w:val="20"/>
               </w:rPr>
               <w:t xml:space="preserve">                    t = a[j - 1];</w:t>
             </w:r>
@@ -16623,11 +16646,11 @@
             </w:pPr>
             <w:r>
               <w:rPr>
-                <w:rFonts w:ascii="Courier New" w:hAnsi="Courier New" w:cs="Courier New" w:eastAsia="Courier New"/>
-                <w:b w:val="0"/>
-                <w:i w:val="0"/>
-                <w:color w:val="000000"/>
-                <w:sz w:val="17"/>
+                <w:rFonts w:ascii="Times New Roman" w:hAnsi="Times New Roman" w:cs="Times New Roman" w:eastAsia="Times New Roman"/>
+                <w:b w:val="0"/>
+                <w:i w:val="0"/>
+                <w:color w:val="000000"/>
+                <w:sz w:val="20"/>
               </w:rPr>
               <w:t xml:space="preserve">                    a[j - 1] = a[j];</w:t>
             </w:r>
@@ -16638,11 +16661,11 @@
             </w:pPr>
             <w:r>
               <w:rPr>
-                <w:rFonts w:ascii="Courier New" w:hAnsi="Courier New" w:cs="Courier New" w:eastAsia="Courier New"/>
-                <w:b w:val="0"/>
-                <w:i w:val="0"/>
-                <w:color w:val="000000"/>
-                <w:sz w:val="17"/>
+                <w:rFonts w:ascii="Times New Roman" w:hAnsi="Times New Roman" w:cs="Times New Roman" w:eastAsia="Times New Roman"/>
+                <w:b w:val="0"/>
+                <w:i w:val="0"/>
+                <w:color w:val="000000"/>
+                <w:sz w:val="20"/>
               </w:rPr>
               <w:t xml:space="preserve">                    a[j] = t;</w:t>
             </w:r>
@@ -16653,11 +16676,11 @@
             </w:pPr>
             <w:r>
               <w:rPr>
-                <w:rFonts w:ascii="Courier New" w:hAnsi="Courier New" w:cs="Courier New" w:eastAsia="Courier New"/>
-                <w:b w:val="0"/>
-                <w:i w:val="0"/>
-                <w:color w:val="000000"/>
-                <w:sz w:val="17"/>
+                <w:rFonts w:ascii="Times New Roman" w:hAnsi="Times New Roman" w:cs="Times New Roman" w:eastAsia="Times New Roman"/>
+                <w:b w:val="0"/>
+                <w:i w:val="0"/>
+                <w:color w:val="000000"/>
+                <w:sz w:val="20"/>
               </w:rPr>
               <w:t xml:space="preserve">                    intercambios++;</w:t>
             </w:r>
@@ -16668,11 +16691,11 @@
             </w:pPr>
             <w:r>
               <w:rPr>
-                <w:rFonts w:ascii="Courier New" w:hAnsi="Courier New" w:cs="Courier New" w:eastAsia="Courier New"/>
-                <w:b w:val="0"/>
-                <w:i w:val="0"/>
-                <w:color w:val="000000"/>
-                <w:sz w:val="17"/>
+                <w:rFonts w:ascii="Times New Roman" w:hAnsi="Times New Roman" w:cs="Times New Roman" w:eastAsia="Times New Roman"/>
+                <w:b w:val="0"/>
+                <w:i w:val="0"/>
+                <w:color w:val="000000"/>
+                <w:sz w:val="20"/>
               </w:rPr>
               <w:t xml:space="preserve">                }</w:t>
             </w:r>
@@ -16683,11 +16706,11 @@
             </w:pPr>
             <w:r>
               <w:rPr>
-                <w:rFonts w:ascii="Courier New" w:hAnsi="Courier New" w:cs="Courier New" w:eastAsia="Courier New"/>
-                <w:b w:val="0"/>
-                <w:i w:val="0"/>
-                <w:color w:val="000000"/>
-                <w:sz w:val="17"/>
+                <w:rFonts w:ascii="Times New Roman" w:hAnsi="Times New Roman" w:cs="Times New Roman" w:eastAsia="Times New Roman"/>
+                <w:b w:val="0"/>
+                <w:i w:val="0"/>
+                <w:color w:val="000000"/>
+                <w:sz w:val="20"/>
               </w:rPr>
               <w:t xml:space="preserve">            }</w:t>
             </w:r>
@@ -16698,11 +16721,11 @@
             </w:pPr>
             <w:r>
               <w:rPr>
-                <w:rFonts w:ascii="Courier New" w:hAnsi="Courier New" w:cs="Courier New" w:eastAsia="Courier New"/>
-                <w:b w:val="0"/>
-                <w:i w:val="0"/>
-                <w:color w:val="000000"/>
-                <w:sz w:val="17"/>
+                <w:rFonts w:ascii="Times New Roman" w:hAnsi="Times New Roman" w:cs="Times New Roman" w:eastAsia="Times New Roman"/>
+                <w:b w:val="0"/>
+                <w:i w:val="0"/>
+                <w:color w:val="000000"/>
+                <w:sz w:val="20"/>
               </w:rPr>
               <w:t xml:space="preserve">        }</w:t>
             </w:r>
@@ -16713,11 +16736,11 @@
             </w:pPr>
             <w:r>
               <w:rPr>
-                <w:rFonts w:ascii="Courier New" w:hAnsi="Courier New" w:cs="Courier New" w:eastAsia="Courier New"/>
-                <w:b w:val="0"/>
-                <w:i w:val="0"/>
-                <w:color w:val="000000"/>
-                <w:sz w:val="17"/>
+                <w:rFonts w:ascii="Times New Roman" w:hAnsi="Times New Roman" w:cs="Times New Roman" w:eastAsia="Times New Roman"/>
+                <w:b w:val="0"/>
+                <w:i w:val="0"/>
+                <w:color w:val="000000"/>
+                <w:sz w:val="20"/>
               </w:rPr>
               <w:t xml:space="preserve">        return intercambios;</w:t>
             </w:r>
@@ -16728,11 +16751,11 @@
             </w:pPr>
             <w:r>
               <w:rPr>
-                <w:rFonts w:ascii="Courier New" w:hAnsi="Courier New" w:cs="Courier New" w:eastAsia="Courier New"/>
-                <w:b w:val="0"/>
-                <w:i w:val="0"/>
-                <w:color w:val="000000"/>
-                <w:sz w:val="17"/>
+                <w:rFonts w:ascii="Times New Roman" w:hAnsi="Times New Roman" w:cs="Times New Roman" w:eastAsia="Times New Roman"/>
+                <w:b w:val="0"/>
+                <w:i w:val="0"/>
+                <w:color w:val="000000"/>
+                <w:sz w:val="20"/>
               </w:rPr>
               <w:t xml:space="preserve">    }</w:t>
             </w:r>
@@ -16743,11 +16766,11 @@
             </w:pPr>
             <w:r>
               <w:rPr>
-                <w:rFonts w:ascii="Courier New" w:hAnsi="Courier New" w:cs="Courier New" w:eastAsia="Courier New"/>
-                <w:b w:val="0"/>
-                <w:i w:val="0"/>
-                <w:color w:val="000000"/>
-                <w:sz w:val="17"/>
+                <w:rFonts w:ascii="Times New Roman" w:hAnsi="Times New Roman" w:cs="Times New Roman" w:eastAsia="Times New Roman"/>
+                <w:b w:val="0"/>
+                <w:i w:val="0"/>
+                <w:color w:val="000000"/>
+                <w:sz w:val="20"/>
               </w:rPr>
               <w:t xml:space="preserve"> </w:t>
             </w:r>
@@ -16758,11 +16781,11 @@
             </w:pPr>
             <w:r>
               <w:rPr>
-                <w:rFonts w:ascii="Courier New" w:hAnsi="Courier New" w:cs="Courier New" w:eastAsia="Courier New"/>
-                <w:b w:val="0"/>
-                <w:i w:val="0"/>
-                <w:color w:val="000000"/>
-                <w:sz w:val="17"/>
+                <w:rFonts w:ascii="Times New Roman" w:hAnsi="Times New Roman" w:cs="Times New Roman" w:eastAsia="Times New Roman"/>
+                <w:b w:val="0"/>
+                <w:i w:val="0"/>
+                <w:color w:val="000000"/>
+                <w:sz w:val="20"/>
               </w:rPr>
               <w:t xml:space="preserve">   </w:t>
             </w:r>
@@ -16773,11 +16796,11 @@
             </w:pPr>
             <w:r>
               <w:rPr>
-                <w:rFonts w:ascii="Courier New" w:hAnsi="Courier New" w:cs="Courier New" w:eastAsia="Courier New"/>
-                <w:b w:val="0"/>
-                <w:i w:val="0"/>
-                <w:color w:val="000000"/>
-                <w:sz w:val="17"/>
+                <w:rFonts w:ascii="Times New Roman" w:hAnsi="Times New Roman" w:cs="Times New Roman" w:eastAsia="Times New Roman"/>
+                <w:b w:val="0"/>
+                <w:i w:val="0"/>
+                <w:color w:val="000000"/>
+                <w:sz w:val="20"/>
               </w:rPr>
               <w:t xml:space="preserve">    public static int[] merge(int[] left, int[] right) {</w:t>
             </w:r>
@@ -16788,11 +16811,11 @@
             </w:pPr>
             <w:r>
               <w:rPr>
-                <w:rFonts w:ascii="Courier New" w:hAnsi="Courier New" w:cs="Courier New" w:eastAsia="Courier New"/>
-                <w:b w:val="0"/>
-                <w:i w:val="0"/>
-                <w:color w:val="000000"/>
-                <w:sz w:val="17"/>
+                <w:rFonts w:ascii="Times New Roman" w:hAnsi="Times New Roman" w:cs="Times New Roman" w:eastAsia="Times New Roman"/>
+                <w:b w:val="0"/>
+                <w:i w:val="0"/>
+                <w:color w:val="000000"/>
+                <w:sz w:val="20"/>
               </w:rPr>
               <w:t xml:space="preserve">        int[] res = new int[left.length + right.length];</w:t>
             </w:r>
@@ -16803,11 +16826,11 @@
             </w:pPr>
             <w:r>
               <w:rPr>
-                <w:rFonts w:ascii="Courier New" w:hAnsi="Courier New" w:cs="Courier New" w:eastAsia="Courier New"/>
-                <w:b w:val="0"/>
-                <w:i w:val="0"/>
-                <w:color w:val="000000"/>
-                <w:sz w:val="17"/>
+                <w:rFonts w:ascii="Times New Roman" w:hAnsi="Times New Roman" w:cs="Times New Roman" w:eastAsia="Times New Roman"/>
+                <w:b w:val="0"/>
+                <w:i w:val="0"/>
+                <w:color w:val="000000"/>
+                <w:sz w:val="20"/>
               </w:rPr>
               <w:t xml:space="preserve">        int i = 0, j = 0, k = 0;</w:t>
             </w:r>
@@ -16818,11 +16841,11 @@
             </w:pPr>
             <w:r>
               <w:rPr>
-                <w:rFonts w:ascii="Courier New" w:hAnsi="Courier New" w:cs="Courier New" w:eastAsia="Courier New"/>
-                <w:b w:val="0"/>
-                <w:i w:val="0"/>
-                <w:color w:val="000000"/>
-                <w:sz w:val="17"/>
+                <w:rFonts w:ascii="Times New Roman" w:hAnsi="Times New Roman" w:cs="Times New Roman" w:eastAsia="Times New Roman"/>
+                <w:b w:val="0"/>
+                <w:i w:val="0"/>
+                <w:color w:val="000000"/>
+                <w:sz w:val="20"/>
               </w:rPr>
               <w:t xml:space="preserve">        while (i &lt; left.length &amp;&amp; j &lt; right.length) {</w:t>
             </w:r>
@@ -16833,11 +16856,11 @@
             </w:pPr>
             <w:r>
               <w:rPr>
-                <w:rFonts w:ascii="Courier New" w:hAnsi="Courier New" w:cs="Courier New" w:eastAsia="Courier New"/>
-                <w:b w:val="0"/>
-                <w:i w:val="0"/>
-                <w:color w:val="000000"/>
-                <w:sz w:val="17"/>
+                <w:rFonts w:ascii="Times New Roman" w:hAnsi="Times New Roman" w:cs="Times New Roman" w:eastAsia="Times New Roman"/>
+                <w:b w:val="0"/>
+                <w:i w:val="0"/>
+                <w:color w:val="000000"/>
+                <w:sz w:val="20"/>
               </w:rPr>
               <w:t xml:space="preserve">            if (left[i] &lt;= right[j]) res[k++] = left[i++];</w:t>
             </w:r>
@@ -16848,11 +16871,11 @@
             </w:pPr>
             <w:r>
               <w:rPr>
-                <w:rFonts w:ascii="Courier New" w:hAnsi="Courier New" w:cs="Courier New" w:eastAsia="Courier New"/>
-                <w:b w:val="0"/>
-                <w:i w:val="0"/>
-                <w:color w:val="000000"/>
-                <w:sz w:val="17"/>
+                <w:rFonts w:ascii="Times New Roman" w:hAnsi="Times New Roman" w:cs="Times New Roman" w:eastAsia="Times New Roman"/>
+                <w:b w:val="0"/>
+                <w:i w:val="0"/>
+                <w:color w:val="000000"/>
+                <w:sz w:val="20"/>
               </w:rPr>
               <w:t xml:space="preserve">            else res[k++] = right[j++];</w:t>
             </w:r>
@@ -16863,11 +16886,11 @@
             </w:pPr>
             <w:r>
               <w:rPr>
-                <w:rFonts w:ascii="Courier New" w:hAnsi="Courier New" w:cs="Courier New" w:eastAsia="Courier New"/>
-                <w:b w:val="0"/>
-                <w:i w:val="0"/>
-                <w:color w:val="000000"/>
-                <w:sz w:val="17"/>
+                <w:rFonts w:ascii="Times New Roman" w:hAnsi="Times New Roman" w:cs="Times New Roman" w:eastAsia="Times New Roman"/>
+                <w:b w:val="0"/>
+                <w:i w:val="0"/>
+                <w:color w:val="000000"/>
+                <w:sz w:val="20"/>
               </w:rPr>
               <w:t xml:space="preserve">        }</w:t>
             </w:r>
@@ -16878,11 +16901,11 @@
             </w:pPr>
             <w:r>
               <w:rPr>
-                <w:rFonts w:ascii="Courier New" w:hAnsi="Courier New" w:cs="Courier New" w:eastAsia="Courier New"/>
-                <w:b w:val="0"/>
-                <w:i w:val="0"/>
-                <w:color w:val="000000"/>
-                <w:sz w:val="17"/>
+                <w:rFonts w:ascii="Times New Roman" w:hAnsi="Times New Roman" w:cs="Times New Roman" w:eastAsia="Times New Roman"/>
+                <w:b w:val="0"/>
+                <w:i w:val="0"/>
+                <w:color w:val="000000"/>
+                <w:sz w:val="20"/>
               </w:rPr>
               <w:t xml:space="preserve">        while (i &lt; left.length) res[k++] = left[i++];</w:t>
             </w:r>
@@ -16893,11 +16916,11 @@
             </w:pPr>
             <w:r>
               <w:rPr>
-                <w:rFonts w:ascii="Courier New" w:hAnsi="Courier New" w:cs="Courier New" w:eastAsia="Courier New"/>
-                <w:b w:val="0"/>
-                <w:i w:val="0"/>
-                <w:color w:val="000000"/>
-                <w:sz w:val="17"/>
+                <w:rFonts w:ascii="Times New Roman" w:hAnsi="Times New Roman" w:cs="Times New Roman" w:eastAsia="Times New Roman"/>
+                <w:b w:val="0"/>
+                <w:i w:val="0"/>
+                <w:color w:val="000000"/>
+                <w:sz w:val="20"/>
               </w:rPr>
               <w:t xml:space="preserve">        while (j &lt; right.length) res[k++] = right[j++];</w:t>
             </w:r>
@@ -16908,11 +16931,11 @@
             </w:pPr>
             <w:r>
               <w:rPr>
-                <w:rFonts w:ascii="Courier New" w:hAnsi="Courier New" w:cs="Courier New" w:eastAsia="Courier New"/>
-                <w:b w:val="0"/>
-                <w:i w:val="0"/>
-                <w:color w:val="000000"/>
-                <w:sz w:val="17"/>
+                <w:rFonts w:ascii="Times New Roman" w:hAnsi="Times New Roman" w:cs="Times New Roman" w:eastAsia="Times New Roman"/>
+                <w:b w:val="0"/>
+                <w:i w:val="0"/>
+                <w:color w:val="000000"/>
+                <w:sz w:val="20"/>
               </w:rPr>
               <w:t xml:space="preserve">        return res;</w:t>
             </w:r>
@@ -16923,11 +16946,11 @@
             </w:pPr>
             <w:r>
               <w:rPr>
-                <w:rFonts w:ascii="Courier New" w:hAnsi="Courier New" w:cs="Courier New" w:eastAsia="Courier New"/>
-                <w:b w:val="0"/>
-                <w:i w:val="0"/>
-                <w:color w:val="000000"/>
-                <w:sz w:val="17"/>
+                <w:rFonts w:ascii="Times New Roman" w:hAnsi="Times New Roman" w:cs="Times New Roman" w:eastAsia="Times New Roman"/>
+                <w:b w:val="0"/>
+                <w:i w:val="0"/>
+                <w:color w:val="000000"/>
+                <w:sz w:val="20"/>
               </w:rPr>
               <w:t xml:space="preserve">    }</w:t>
             </w:r>
@@ -16938,11 +16961,11 @@
             </w:pPr>
             <w:r>
               <w:rPr>
-                <w:rFonts w:ascii="Courier New" w:hAnsi="Courier New" w:cs="Courier New" w:eastAsia="Courier New"/>
-                <w:b w:val="0"/>
-                <w:i w:val="0"/>
-                <w:color w:val="000000"/>
-                <w:sz w:val="17"/>
+                <w:rFonts w:ascii="Times New Roman" w:hAnsi="Times New Roman" w:cs="Times New Roman" w:eastAsia="Times New Roman"/>
+                <w:b w:val="0"/>
+                <w:i w:val="0"/>
+                <w:color w:val="000000"/>
+                <w:sz w:val="20"/>
               </w:rPr>
               <w:t xml:space="preserve"> </w:t>
             </w:r>
@@ -16953,11 +16976,11 @@
             </w:pPr>
             <w:r>
               <w:rPr>
-                <w:rFonts w:ascii="Courier New" w:hAnsi="Courier New" w:cs="Courier New" w:eastAsia="Courier New"/>
-                <w:b w:val="0"/>
-                <w:i w:val="0"/>
-                <w:color w:val="000000"/>
-                <w:sz w:val="17"/>
+                <w:rFonts w:ascii="Times New Roman" w:hAnsi="Times New Roman" w:cs="Times New Roman" w:eastAsia="Times New Roman"/>
+                <w:b w:val="0"/>
+                <w:i w:val="0"/>
+                <w:color w:val="000000"/>
+                <w:sz w:val="20"/>
               </w:rPr>
               <w:t xml:space="preserve">    public static int[] generarArreglo(int n) {</w:t>
             </w:r>
@@ -16968,11 +16991,11 @@
             </w:pPr>
             <w:r>
               <w:rPr>
-                <w:rFonts w:ascii="Courier New" w:hAnsi="Courier New" w:cs="Courier New" w:eastAsia="Courier New"/>
-                <w:b w:val="0"/>
-                <w:i w:val="0"/>
-                <w:color w:val="000000"/>
-                <w:sz w:val="17"/>
+                <w:rFonts w:ascii="Times New Roman" w:hAnsi="Times New Roman" w:cs="Times New Roman" w:eastAsia="Times New Roman"/>
+                <w:b w:val="0"/>
+                <w:i w:val="0"/>
+                <w:color w:val="000000"/>
+                <w:sz w:val="20"/>
               </w:rPr>
               <w:t xml:space="preserve">        Random r = new Random(12345L + n); // misma semilla que el Paso 1 -&gt; mismos datos</w:t>
             </w:r>
@@ -16983,11 +17006,11 @@
             </w:pPr>
             <w:r>
               <w:rPr>
-                <w:rFonts w:ascii="Courier New" w:hAnsi="Courier New" w:cs="Courier New" w:eastAsia="Courier New"/>
-                <w:b w:val="0"/>
-                <w:i w:val="0"/>
-                <w:color w:val="000000"/>
-                <w:sz w:val="17"/>
+                <w:rFonts w:ascii="Times New Roman" w:hAnsi="Times New Roman" w:cs="Times New Roman" w:eastAsia="Times New Roman"/>
+                <w:b w:val="0"/>
+                <w:i w:val="0"/>
+                <w:color w:val="000000"/>
+                <w:sz w:val="20"/>
               </w:rPr>
               <w:t xml:space="preserve">        int[] arr = new int[n];</w:t>
             </w:r>
@@ -16998,11 +17021,11 @@
             </w:pPr>
             <w:r>
               <w:rPr>
-                <w:rFonts w:ascii="Courier New" w:hAnsi="Courier New" w:cs="Courier New" w:eastAsia="Courier New"/>
-                <w:b w:val="0"/>
-                <w:i w:val="0"/>
-                <w:color w:val="000000"/>
-                <w:sz w:val="17"/>
+                <w:rFonts w:ascii="Times New Roman" w:hAnsi="Times New Roman" w:cs="Times New Roman" w:eastAsia="Times New Roman"/>
+                <w:b w:val="0"/>
+                <w:i w:val="0"/>
+                <w:color w:val="000000"/>
+                <w:sz w:val="20"/>
               </w:rPr>
               <w:t xml:space="preserve">        for (int i = 0; i &lt; n; i++) arr[i] = r.nextInt(100000);</w:t>
             </w:r>
@@ -17013,11 +17036,11 @@
             </w:pPr>
             <w:r>
               <w:rPr>
-                <w:rFonts w:ascii="Courier New" w:hAnsi="Courier New" w:cs="Courier New" w:eastAsia="Courier New"/>
-                <w:b w:val="0"/>
-                <w:i w:val="0"/>
-                <w:color w:val="000000"/>
-                <w:sz w:val="17"/>
+                <w:rFonts w:ascii="Times New Roman" w:hAnsi="Times New Roman" w:cs="Times New Roman" w:eastAsia="Times New Roman"/>
+                <w:b w:val="0"/>
+                <w:i w:val="0"/>
+                <w:color w:val="000000"/>
+                <w:sz w:val="20"/>
               </w:rPr>
               <w:t xml:space="preserve">        return arr;</w:t>
             </w:r>
@@ -17028,11 +17051,11 @@
             </w:pPr>
             <w:r>
               <w:rPr>
-                <w:rFonts w:ascii="Courier New" w:hAnsi="Courier New" w:cs="Courier New" w:eastAsia="Courier New"/>
-                <w:b w:val="0"/>
-                <w:i w:val="0"/>
-                <w:color w:val="000000"/>
-                <w:sz w:val="17"/>
+                <w:rFonts w:ascii="Times New Roman" w:hAnsi="Times New Roman" w:cs="Times New Roman" w:eastAsia="Times New Roman"/>
+                <w:b w:val="0"/>
+                <w:i w:val="0"/>
+                <w:color w:val="000000"/>
+                <w:sz w:val="20"/>
               </w:rPr>
               <w:t xml:space="preserve">    }</w:t>
             </w:r>
@@ -17043,11 +17066,11 @@
             </w:pPr>
             <w:r>
               <w:rPr>
-                <w:rFonts w:ascii="Courier New" w:hAnsi="Courier New" w:cs="Courier New" w:eastAsia="Courier New"/>
-                <w:b w:val="0"/>
-                <w:i w:val="0"/>
-                <w:color w:val="000000"/>
-                <w:sz w:val="17"/>
+                <w:rFonts w:ascii="Times New Roman" w:hAnsi="Times New Roman" w:cs="Times New Roman" w:eastAsia="Times New Roman"/>
+                <w:b w:val="0"/>
+                <w:i w:val="0"/>
+                <w:color w:val="000000"/>
+                <w:sz w:val="20"/>
               </w:rPr>
               <w:t xml:space="preserve"> </w:t>
             </w:r>
@@ -17058,11 +17081,11 @@
             </w:pPr>
             <w:r>
               <w:rPr>
-                <w:rFonts w:ascii="Courier New" w:hAnsi="Courier New" w:cs="Courier New" w:eastAsia="Courier New"/>
-                <w:b w:val="0"/>
-                <w:i w:val="0"/>
-                <w:color w:val="000000"/>
-                <w:sz w:val="17"/>
+                <w:rFonts w:ascii="Times New Roman" w:hAnsi="Times New Roman" w:cs="Times New Roman" w:eastAsia="Times New Roman"/>
+                <w:b w:val="0"/>
+                <w:i w:val="0"/>
+                <w:color w:val="000000"/>
+                <w:sz w:val="20"/>
               </w:rPr>
               <w:t xml:space="preserve">    public static boolean estaOrdenado(int[] arr) {</w:t>
             </w:r>
@@ -17073,11 +17096,11 @@
             </w:pPr>
             <w:r>
               <w:rPr>
-                <w:rFonts w:ascii="Courier New" w:hAnsi="Courier New" w:cs="Courier New" w:eastAsia="Courier New"/>
-                <w:b w:val="0"/>
-                <w:i w:val="0"/>
-                <w:color w:val="000000"/>
-                <w:sz w:val="17"/>
+                <w:rFonts w:ascii="Times New Roman" w:hAnsi="Times New Roman" w:cs="Times New Roman" w:eastAsia="Times New Roman"/>
+                <w:b w:val="0"/>
+                <w:i w:val="0"/>
+                <w:color w:val="000000"/>
+                <w:sz w:val="20"/>
               </w:rPr>
               <w:t xml:space="preserve">        for (int i = 1; i &lt; arr.length; i++)</w:t>
             </w:r>
@@ -17088,11 +17111,11 @@
             </w:pPr>
             <w:r>
               <w:rPr>
-                <w:rFonts w:ascii="Courier New" w:hAnsi="Courier New" w:cs="Courier New" w:eastAsia="Courier New"/>
-                <w:b w:val="0"/>
-                <w:i w:val="0"/>
-                <w:color w:val="000000"/>
-                <w:sz w:val="17"/>
+                <w:rFonts w:ascii="Times New Roman" w:hAnsi="Times New Roman" w:cs="Times New Roman" w:eastAsia="Times New Roman"/>
+                <w:b w:val="0"/>
+                <w:i w:val="0"/>
+                <w:color w:val="000000"/>
+                <w:sz w:val="20"/>
               </w:rPr>
               <w:t xml:space="preserve">            if (arr[i - 1] &gt; arr[i]) return false;</w:t>
             </w:r>
@@ -17103,11 +17126,11 @@
             </w:pPr>
             <w:r>
               <w:rPr>
-                <w:rFonts w:ascii="Courier New" w:hAnsi="Courier New" w:cs="Courier New" w:eastAsia="Courier New"/>
-                <w:b w:val="0"/>
-                <w:i w:val="0"/>
-                <w:color w:val="000000"/>
-                <w:sz w:val="17"/>
+                <w:rFonts w:ascii="Times New Roman" w:hAnsi="Times New Roman" w:cs="Times New Roman" w:eastAsia="Times New Roman"/>
+                <w:b w:val="0"/>
+                <w:i w:val="0"/>
+                <w:color w:val="000000"/>
+                <w:sz w:val="20"/>
               </w:rPr>
               <w:t xml:space="preserve">        return true;</w:t>
             </w:r>
@@ -17118,11 +17141,11 @@
             </w:pPr>
             <w:r>
               <w:rPr>
-                <w:rFonts w:ascii="Courier New" w:hAnsi="Courier New" w:cs="Courier New" w:eastAsia="Courier New"/>
-                <w:b w:val="0"/>
-                <w:i w:val="0"/>
-                <w:color w:val="000000"/>
-                <w:sz w:val="17"/>
+                <w:rFonts w:ascii="Times New Roman" w:hAnsi="Times New Roman" w:cs="Times New Roman" w:eastAsia="Times New Roman"/>
+                <w:b w:val="0"/>
+                <w:i w:val="0"/>
+                <w:color w:val="000000"/>
+                <w:sz w:val="20"/>
               </w:rPr>
               <w:t xml:space="preserve">    }</w:t>
             </w:r>
@@ -17133,11 +17156,11 @@
             </w:pPr>
             <w:r>
               <w:rPr>
-                <w:rFonts w:ascii="Courier New" w:hAnsi="Courier New" w:cs="Courier New" w:eastAsia="Courier New"/>
-                <w:b w:val="0"/>
-                <w:i w:val="0"/>
-                <w:color w:val="000000"/>
-                <w:sz w:val="17"/>
+                <w:rFonts w:ascii="Times New Roman" w:hAnsi="Times New Roman" w:cs="Times New Roman" w:eastAsia="Times New Roman"/>
+                <w:b w:val="0"/>
+                <w:i w:val="0"/>
+                <w:color w:val="000000"/>
+                <w:sz w:val="20"/>
               </w:rPr>
               <w:t xml:space="preserve"> </w:t>
             </w:r>
@@ -17148,11 +17171,11 @@
             </w:pPr>
             <w:r>
               <w:rPr>
-                <w:rFonts w:ascii="Courier New" w:hAnsi="Courier New" w:cs="Courier New" w:eastAsia="Courier New"/>
-                <w:b w:val="0"/>
-                <w:i w:val="0"/>
-                <w:color w:val="000000"/>
-                <w:sz w:val="17"/>
+                <w:rFonts w:ascii="Times New Roman" w:hAnsi="Times New Roman" w:cs="Times New Roman" w:eastAsia="Times New Roman"/>
+                <w:b w:val="0"/>
+                <w:i w:val="0"/>
+                <w:color w:val="000000"/>
+                <w:sz w:val="20"/>
               </w:rPr>
               <w:t xml:space="preserve">    public static void imprimir(String etiqueta, int[] arr) {</w:t>
             </w:r>
@@ -17163,11 +17186,11 @@
             </w:pPr>
             <w:r>
               <w:rPr>
-                <w:rFonts w:ascii="Courier New" w:hAnsi="Courier New" w:cs="Courier New" w:eastAsia="Courier New"/>
-                <w:b w:val="0"/>
-                <w:i w:val="0"/>
-                <w:color w:val="000000"/>
-                <w:sz w:val="17"/>
+                <w:rFonts w:ascii="Times New Roman" w:hAnsi="Times New Roman" w:cs="Times New Roman" w:eastAsia="Times New Roman"/>
+                <w:b w:val="0"/>
+                <w:i w:val="0"/>
+                <w:color w:val="000000"/>
+                <w:sz w:val="20"/>
               </w:rPr>
               <w:t xml:space="preserve">        System.out.print(etiqueta + " ");</w:t>
             </w:r>
@@ -17178,11 +17201,11 @@
             </w:pPr>
             <w:r>
               <w:rPr>
-                <w:rFonts w:ascii="Courier New" w:hAnsi="Courier New" w:cs="Courier New" w:eastAsia="Courier New"/>
-                <w:b w:val="0"/>
-                <w:i w:val="0"/>
-                <w:color w:val="000000"/>
-                <w:sz w:val="17"/>
+                <w:rFonts w:ascii="Times New Roman" w:hAnsi="Times New Roman" w:cs="Times New Roman" w:eastAsia="Times New Roman"/>
+                <w:b w:val="0"/>
+                <w:i w:val="0"/>
+                <w:color w:val="000000"/>
+                <w:sz w:val="20"/>
               </w:rPr>
               <w:t xml:space="preserve">        for (int x : arr) System.out.print(x + " ");</w:t>
             </w:r>
@@ -17193,11 +17216,11 @@
             </w:pPr>
             <w:r>
               <w:rPr>
-                <w:rFonts w:ascii="Courier New" w:hAnsi="Courier New" w:cs="Courier New" w:eastAsia="Courier New"/>
-                <w:b w:val="0"/>
-                <w:i w:val="0"/>
-                <w:color w:val="000000"/>
-                <w:sz w:val="17"/>
+                <w:rFonts w:ascii="Times New Roman" w:hAnsi="Times New Roman" w:cs="Times New Roman" w:eastAsia="Times New Roman"/>
+                <w:b w:val="0"/>
+                <w:i w:val="0"/>
+                <w:color w:val="000000"/>
+                <w:sz w:val="20"/>
               </w:rPr>
               <w:t xml:space="preserve">        System.out.println();</w:t>
             </w:r>
@@ -17208,11 +17231,11 @@
             </w:pPr>
             <w:r>
               <w:rPr>
-                <w:rFonts w:ascii="Courier New" w:hAnsi="Courier New" w:cs="Courier New" w:eastAsia="Courier New"/>
-                <w:b w:val="0"/>
-                <w:i w:val="0"/>
-                <w:color w:val="000000"/>
-                <w:sz w:val="17"/>
+                <w:rFonts w:ascii="Times New Roman" w:hAnsi="Times New Roman" w:cs="Times New Roman" w:eastAsia="Times New Roman"/>
+                <w:b w:val="0"/>
+                <w:i w:val="0"/>
+                <w:color w:val="000000"/>
+                <w:sz w:val="20"/>
               </w:rPr>
               <w:t xml:space="preserve">    }</w:t>
             </w:r>
@@ -17223,11 +17246,11 @@
             </w:pPr>
             <w:r>
               <w:rPr>
-                <w:rFonts w:ascii="Courier New" w:hAnsi="Courier New" w:cs="Courier New" w:eastAsia="Courier New"/>
-                <w:b w:val="0"/>
-                <w:i w:val="0"/>
-                <w:color w:val="000000"/>
-                <w:sz w:val="17"/>
+                <w:rFonts w:ascii="Times New Roman" w:hAnsi="Times New Roman" w:cs="Times New Roman" w:eastAsia="Times New Roman"/>
+                <w:b w:val="0"/>
+                <w:i w:val="0"/>
+                <w:color w:val="000000"/>
+                <w:sz w:val="20"/>
               </w:rPr>
               <w:t>}</w:t>
             </w:r>
@@ -17279,11 +17302,11 @@
             </w:pPr>
             <w:r>
               <w:rPr>
-                <w:rFonts w:ascii="Courier New" w:hAnsi="Courier New" w:cs="Courier New" w:eastAsia="Courier New"/>
-                <w:b w:val="0"/>
-                <w:i w:val="0"/>
-                <w:color w:val="000000"/>
-                <w:sz w:val="17"/>
+                <w:rFonts w:ascii="Times New Roman" w:hAnsi="Times New Roman" w:cs="Times New Roman" w:eastAsia="Times New Roman"/>
+                <w:b w:val="0"/>
+                <w:i w:val="0"/>
+                <w:color w:val="000000"/>
+                <w:sz w:val="20"/>
               </w:rPr>
               <w:t>import java.util.Random;</w:t>
             </w:r>
@@ -17294,11 +17317,11 @@
             </w:pPr>
             <w:r>
               <w:rPr>
-                <w:rFonts w:ascii="Courier New" w:hAnsi="Courier New" w:cs="Courier New" w:eastAsia="Courier New"/>
-                <w:b w:val="0"/>
-                <w:i w:val="0"/>
-                <w:color w:val="000000"/>
-                <w:sz w:val="17"/>
+                <w:rFonts w:ascii="Times New Roman" w:hAnsi="Times New Roman" w:cs="Times New Roman" w:eastAsia="Times New Roman"/>
+                <w:b w:val="0"/>
+                <w:i w:val="0"/>
+                <w:color w:val="000000"/>
+                <w:sz w:val="20"/>
               </w:rPr>
               <w:t xml:space="preserve"> </w:t>
             </w:r>
@@ -17309,11 +17332,11 @@
             </w:pPr>
             <w:r>
               <w:rPr>
-                <w:rFonts w:ascii="Courier New" w:hAnsi="Courier New" w:cs="Courier New" w:eastAsia="Courier New"/>
-                <w:b w:val="0"/>
-                <w:i w:val="0"/>
-                <w:color w:val="000000"/>
-                <w:sz w:val="17"/>
+                <w:rFonts w:ascii="Times New Roman" w:hAnsi="Times New Roman" w:cs="Times New Roman" w:eastAsia="Times New Roman"/>
+                <w:b w:val="0"/>
+                <w:i w:val="0"/>
+                <w:color w:val="000000"/>
+                <w:sz w:val="20"/>
               </w:rPr>
               <w:t xml:space="preserve"> </w:t>
             </w:r>
@@ -17324,11 +17347,11 @@
             </w:pPr>
             <w:r>
               <w:rPr>
-                <w:rFonts w:ascii="Courier New" w:hAnsi="Courier New" w:cs="Courier New" w:eastAsia="Courier New"/>
-                <w:b w:val="0"/>
-                <w:i w:val="0"/>
-                <w:color w:val="000000"/>
-                <w:sz w:val="17"/>
+                <w:rFonts w:ascii="Times New Roman" w:hAnsi="Times New Roman" w:cs="Times New Roman" w:eastAsia="Times New Roman"/>
+                <w:b w:val="0"/>
+                <w:i w:val="0"/>
+                <w:color w:val="000000"/>
+                <w:sz w:val="20"/>
               </w:rPr>
               <w:t>public class bubbleSortHilos {</w:t>
             </w:r>
@@ -17339,11 +17362,11 @@
             </w:pPr>
             <w:r>
               <w:rPr>
-                <w:rFonts w:ascii="Courier New" w:hAnsi="Courier New" w:cs="Courier New" w:eastAsia="Courier New"/>
-                <w:b w:val="0"/>
-                <w:i w:val="0"/>
-                <w:color w:val="000000"/>
-                <w:sz w:val="17"/>
+                <w:rFonts w:ascii="Times New Roman" w:hAnsi="Times New Roman" w:cs="Times New Roman" w:eastAsia="Times New Roman"/>
+                <w:b w:val="0"/>
+                <w:i w:val="0"/>
+                <w:color w:val="000000"/>
+                <w:sz w:val="20"/>
               </w:rPr>
               <w:t xml:space="preserve"> </w:t>
             </w:r>
@@ -17354,11 +17377,11 @@
             </w:pPr>
             <w:r>
               <w:rPr>
-                <w:rFonts w:ascii="Courier New" w:hAnsi="Courier New" w:cs="Courier New" w:eastAsia="Courier New"/>
-                <w:b w:val="0"/>
-                <w:i w:val="0"/>
-                <w:color w:val="000000"/>
-                <w:sz w:val="17"/>
+                <w:rFonts w:ascii="Times New Roman" w:hAnsi="Times New Roman" w:cs="Times New Roman" w:eastAsia="Times New Roman"/>
+                <w:b w:val="0"/>
+                <w:i w:val="0"/>
+                <w:color w:val="000000"/>
+                <w:sz w:val="20"/>
               </w:rPr>
               <w:t xml:space="preserve">    static long contadorCompartido = 0;</w:t>
             </w:r>
@@ -17369,11 +17392,11 @@
             </w:pPr>
             <w:r>
               <w:rPr>
-                <w:rFonts w:ascii="Courier New" w:hAnsi="Courier New" w:cs="Courier New" w:eastAsia="Courier New"/>
-                <w:b w:val="0"/>
-                <w:i w:val="0"/>
-                <w:color w:val="000000"/>
-                <w:sz w:val="17"/>
+                <w:rFonts w:ascii="Times New Roman" w:hAnsi="Times New Roman" w:cs="Times New Roman" w:eastAsia="Times New Roman"/>
+                <w:b w:val="0"/>
+                <w:i w:val="0"/>
+                <w:color w:val="000000"/>
+                <w:sz w:val="20"/>
               </w:rPr>
               <w:t xml:space="preserve">    static boolean usarCompartido = false;</w:t>
             </w:r>
@@ -17384,11 +17407,11 @@
             </w:pPr>
             <w:r>
               <w:rPr>
-                <w:rFonts w:ascii="Courier New" w:hAnsi="Courier New" w:cs="Courier New" w:eastAsia="Courier New"/>
-                <w:b w:val="0"/>
-                <w:i w:val="0"/>
-                <w:color w:val="000000"/>
-                <w:sz w:val="17"/>
+                <w:rFonts w:ascii="Times New Roman" w:hAnsi="Times New Roman" w:cs="Times New Roman" w:eastAsia="Times New Roman"/>
+                <w:b w:val="0"/>
+                <w:i w:val="0"/>
+                <w:color w:val="000000"/>
+                <w:sz w:val="20"/>
               </w:rPr>
               <w:t xml:space="preserve"> </w:t>
             </w:r>
@@ -17399,11 +17422,11 @@
             </w:pPr>
             <w:r>
               <w:rPr>
-                <w:rFonts w:ascii="Courier New" w:hAnsi="Courier New" w:cs="Courier New" w:eastAsia="Courier New"/>
-                <w:b w:val="0"/>
-                <w:i w:val="0"/>
-                <w:color w:val="000000"/>
-                <w:sz w:val="17"/>
+                <w:rFonts w:ascii="Times New Roman" w:hAnsi="Times New Roman" w:cs="Times New Roman" w:eastAsia="Times New Roman"/>
+                <w:b w:val="0"/>
+                <w:i w:val="0"/>
+                <w:color w:val="000000"/>
+                <w:sz w:val="20"/>
               </w:rPr>
               <w:t xml:space="preserve"> </w:t>
             </w:r>
@@ -17414,11 +17437,11 @@
             </w:pPr>
             <w:r>
               <w:rPr>
-                <w:rFonts w:ascii="Courier New" w:hAnsi="Courier New" w:cs="Courier New" w:eastAsia="Courier New"/>
-                <w:b w:val="0"/>
-                <w:i w:val="0"/>
-                <w:color w:val="000000"/>
-                <w:sz w:val="17"/>
+                <w:rFonts w:ascii="Times New Roman" w:hAnsi="Times New Roman" w:cs="Times New Roman" w:eastAsia="Times New Roman"/>
+                <w:b w:val="0"/>
+                <w:i w:val="0"/>
+                <w:color w:val="000000"/>
+                <w:sz w:val="20"/>
               </w:rPr>
               <w:t xml:space="preserve">    static class HiloOrdenador extends Thread {</w:t>
             </w:r>
@@ -17429,11 +17452,11 @@
             </w:pPr>
             <w:r>
               <w:rPr>
-                <w:rFonts w:ascii="Courier New" w:hAnsi="Courier New" w:cs="Courier New" w:eastAsia="Courier New"/>
-                <w:b w:val="0"/>
-                <w:i w:val="0"/>
-                <w:color w:val="000000"/>
-                <w:sz w:val="17"/>
+                <w:rFonts w:ascii="Times New Roman" w:hAnsi="Times New Roman" w:cs="Times New Roman" w:eastAsia="Times New Roman"/>
+                <w:b w:val="0"/>
+                <w:i w:val="0"/>
+                <w:color w:val="000000"/>
+                <w:sz w:val="20"/>
               </w:rPr>
               <w:t xml:space="preserve">        private final int[] arreglo;</w:t>
             </w:r>
@@ -17444,11 +17467,11 @@
             </w:pPr>
             <w:r>
               <w:rPr>
-                <w:rFonts w:ascii="Courier New" w:hAnsi="Courier New" w:cs="Courier New" w:eastAsia="Courier New"/>
-                <w:b w:val="0"/>
-                <w:i w:val="0"/>
-                <w:color w:val="000000"/>
-                <w:sz w:val="17"/>
+                <w:rFonts w:ascii="Times New Roman" w:hAnsi="Times New Roman" w:cs="Times New Roman" w:eastAsia="Times New Roman"/>
+                <w:b w:val="0"/>
+                <w:i w:val="0"/>
+                <w:color w:val="000000"/>
+                <w:sz w:val="20"/>
               </w:rPr>
               <w:t xml:space="preserve">        long intercambios = 0;</w:t>
             </w:r>
@@ -17459,11 +17482,11 @@
             </w:pPr>
             <w:r>
               <w:rPr>
-                <w:rFonts w:ascii="Courier New" w:hAnsi="Courier New" w:cs="Courier New" w:eastAsia="Courier New"/>
-                <w:b w:val="0"/>
-                <w:i w:val="0"/>
-                <w:color w:val="000000"/>
-                <w:sz w:val="17"/>
+                <w:rFonts w:ascii="Times New Roman" w:hAnsi="Times New Roman" w:cs="Times New Roman" w:eastAsia="Times New Roman"/>
+                <w:b w:val="0"/>
+                <w:i w:val="0"/>
+                <w:color w:val="000000"/>
+                <w:sz w:val="20"/>
               </w:rPr>
               <w:t xml:space="preserve"> </w:t>
             </w:r>
@@ -17474,11 +17497,11 @@
             </w:pPr>
             <w:r>
               <w:rPr>
-                <w:rFonts w:ascii="Courier New" w:hAnsi="Courier New" w:cs="Courier New" w:eastAsia="Courier New"/>
-                <w:b w:val="0"/>
-                <w:i w:val="0"/>
-                <w:color w:val="000000"/>
-                <w:sz w:val="17"/>
+                <w:rFonts w:ascii="Times New Roman" w:hAnsi="Times New Roman" w:cs="Times New Roman" w:eastAsia="Times New Roman"/>
+                <w:b w:val="0"/>
+                <w:i w:val="0"/>
+                <w:color w:val="000000"/>
+                <w:sz w:val="20"/>
               </w:rPr>
               <w:t xml:space="preserve">        HiloOrdenador(String nombre, int[] arreglo) {</w:t>
             </w:r>
@@ -17489,11 +17512,11 @@
             </w:pPr>
             <w:r>
               <w:rPr>
-                <w:rFonts w:ascii="Courier New" w:hAnsi="Courier New" w:cs="Courier New" w:eastAsia="Courier New"/>
-                <w:b w:val="0"/>
-                <w:i w:val="0"/>
-                <w:color w:val="000000"/>
-                <w:sz w:val="17"/>
+                <w:rFonts w:ascii="Times New Roman" w:hAnsi="Times New Roman" w:cs="Times New Roman" w:eastAsia="Times New Roman"/>
+                <w:b w:val="0"/>
+                <w:i w:val="0"/>
+                <w:color w:val="000000"/>
+                <w:sz w:val="20"/>
               </w:rPr>
               <w:t xml:space="preserve">            super(nombre);</w:t>
             </w:r>
@@ -17504,11 +17527,11 @@
             </w:pPr>
             <w:r>
               <w:rPr>
-                <w:rFonts w:ascii="Courier New" w:hAnsi="Courier New" w:cs="Courier New" w:eastAsia="Courier New"/>
-                <w:b w:val="0"/>
-                <w:i w:val="0"/>
-                <w:color w:val="000000"/>
-                <w:sz w:val="17"/>
+                <w:rFonts w:ascii="Times New Roman" w:hAnsi="Times New Roman" w:cs="Times New Roman" w:eastAsia="Times New Roman"/>
+                <w:b w:val="0"/>
+                <w:i w:val="0"/>
+                <w:color w:val="000000"/>
+                <w:sz w:val="20"/>
               </w:rPr>
               <w:t xml:space="preserve">            this.arreglo = arreglo;</w:t>
             </w:r>
@@ -17519,11 +17542,11 @@
             </w:pPr>
             <w:r>
               <w:rPr>
-                <w:rFonts w:ascii="Courier New" w:hAnsi="Courier New" w:cs="Courier New" w:eastAsia="Courier New"/>
-                <w:b w:val="0"/>
-                <w:i w:val="0"/>
-                <w:color w:val="000000"/>
-                <w:sz w:val="17"/>
+                <w:rFonts w:ascii="Times New Roman" w:hAnsi="Times New Roman" w:cs="Times New Roman" w:eastAsia="Times New Roman"/>
+                <w:b w:val="0"/>
+                <w:i w:val="0"/>
+                <w:color w:val="000000"/>
+                <w:sz w:val="20"/>
               </w:rPr>
               <w:t xml:space="preserve">        }</w:t>
             </w:r>
@@ -17534,11 +17557,11 @@
             </w:pPr>
             <w:r>
               <w:rPr>
-                <w:rFonts w:ascii="Courier New" w:hAnsi="Courier New" w:cs="Courier New" w:eastAsia="Courier New"/>
-                <w:b w:val="0"/>
-                <w:i w:val="0"/>
-                <w:color w:val="000000"/>
-                <w:sz w:val="17"/>
+                <w:rFonts w:ascii="Times New Roman" w:hAnsi="Times New Roman" w:cs="Times New Roman" w:eastAsia="Times New Roman"/>
+                <w:b w:val="0"/>
+                <w:i w:val="0"/>
+                <w:color w:val="000000"/>
+                <w:sz w:val="20"/>
               </w:rPr>
               <w:t xml:space="preserve"> </w:t>
             </w:r>
@@ -17549,11 +17572,11 @@
             </w:pPr>
             <w:r>
               <w:rPr>
-                <w:rFonts w:ascii="Courier New" w:hAnsi="Courier New" w:cs="Courier New" w:eastAsia="Courier New"/>
-                <w:b w:val="0"/>
-                <w:i w:val="0"/>
-                <w:color w:val="000000"/>
-                <w:sz w:val="17"/>
+                <w:rFonts w:ascii="Times New Roman" w:hAnsi="Times New Roman" w:cs="Times New Roman" w:eastAsia="Times New Roman"/>
+                <w:b w:val="0"/>
+                <w:i w:val="0"/>
+                <w:color w:val="000000"/>
+                <w:sz w:val="20"/>
               </w:rPr>
               <w:t xml:space="preserve">        @Override</w:t>
             </w:r>
@@ -17564,11 +17587,11 @@
             </w:pPr>
             <w:r>
               <w:rPr>
-                <w:rFonts w:ascii="Courier New" w:hAnsi="Courier New" w:cs="Courier New" w:eastAsia="Courier New"/>
-                <w:b w:val="0"/>
-                <w:i w:val="0"/>
-                <w:color w:val="000000"/>
-                <w:sz w:val="17"/>
+                <w:rFonts w:ascii="Times New Roman" w:hAnsi="Times New Roman" w:cs="Times New Roman" w:eastAsia="Times New Roman"/>
+                <w:b w:val="0"/>
+                <w:i w:val="0"/>
+                <w:color w:val="000000"/>
+                <w:sz w:val="20"/>
               </w:rPr>
               <w:t xml:space="preserve">        public void run() {</w:t>
             </w:r>
@@ -17579,11 +17602,11 @@
             </w:pPr>
             <w:r>
               <w:rPr>
-                <w:rFonts w:ascii="Courier New" w:hAnsi="Courier New" w:cs="Courier New" w:eastAsia="Courier New"/>
-                <w:b w:val="0"/>
-                <w:i w:val="0"/>
-                <w:color w:val="000000"/>
-                <w:sz w:val="17"/>
+                <w:rFonts w:ascii="Times New Roman" w:hAnsi="Times New Roman" w:cs="Times New Roman" w:eastAsia="Times New Roman"/>
+                <w:b w:val="0"/>
+                <w:i w:val="0"/>
+                <w:color w:val="000000"/>
+                <w:sz w:val="20"/>
               </w:rPr>
               <w:t xml:space="preserve">            intercambios = bubble_srt(arreglo, arreglo.length);</w:t>
             </w:r>
@@ -17594,11 +17617,11 @@
             </w:pPr>
             <w:r>
               <w:rPr>
-                <w:rFonts w:ascii="Courier New" w:hAnsi="Courier New" w:cs="Courier New" w:eastAsia="Courier New"/>
-                <w:b w:val="0"/>
-                <w:i w:val="0"/>
-                <w:color w:val="000000"/>
-                <w:sz w:val="17"/>
+                <w:rFonts w:ascii="Times New Roman" w:hAnsi="Times New Roman" w:cs="Times New Roman" w:eastAsia="Times New Roman"/>
+                <w:b w:val="0"/>
+                <w:i w:val="0"/>
+                <w:color w:val="000000"/>
+                <w:sz w:val="20"/>
               </w:rPr>
               <w:t xml:space="preserve">        }</w:t>
             </w:r>
@@ -17609,11 +17632,11 @@
             </w:pPr>
             <w:r>
               <w:rPr>
-                <w:rFonts w:ascii="Courier New" w:hAnsi="Courier New" w:cs="Courier New" w:eastAsia="Courier New"/>
-                <w:b w:val="0"/>
-                <w:i w:val="0"/>
-                <w:color w:val="000000"/>
-                <w:sz w:val="17"/>
+                <w:rFonts w:ascii="Times New Roman" w:hAnsi="Times New Roman" w:cs="Times New Roman" w:eastAsia="Times New Roman"/>
+                <w:b w:val="0"/>
+                <w:i w:val="0"/>
+                <w:color w:val="000000"/>
+                <w:sz w:val="20"/>
               </w:rPr>
               <w:t xml:space="preserve">    }</w:t>
             </w:r>
@@ -17624,11 +17647,11 @@
             </w:pPr>
             <w:r>
               <w:rPr>
-                <w:rFonts w:ascii="Courier New" w:hAnsi="Courier New" w:cs="Courier New" w:eastAsia="Courier New"/>
-                <w:b w:val="0"/>
-                <w:i w:val="0"/>
-                <w:color w:val="000000"/>
-                <w:sz w:val="17"/>
+                <w:rFonts w:ascii="Times New Roman" w:hAnsi="Times New Roman" w:cs="Times New Roman" w:eastAsia="Times New Roman"/>
+                <w:b w:val="0"/>
+                <w:i w:val="0"/>
+                <w:color w:val="000000"/>
+                <w:sz w:val="20"/>
               </w:rPr>
               <w:t xml:space="preserve"> </w:t>
             </w:r>
@@ -17639,11 +17662,11 @@
             </w:pPr>
             <w:r>
               <w:rPr>
-                <w:rFonts w:ascii="Courier New" w:hAnsi="Courier New" w:cs="Courier New" w:eastAsia="Courier New"/>
-                <w:b w:val="0"/>
-                <w:i w:val="0"/>
-                <w:color w:val="000000"/>
-                <w:sz w:val="17"/>
+                <w:rFonts w:ascii="Times New Roman" w:hAnsi="Times New Roman" w:cs="Times New Roman" w:eastAsia="Times New Roman"/>
+                <w:b w:val="0"/>
+                <w:i w:val="0"/>
+                <w:color w:val="000000"/>
+                <w:sz w:val="20"/>
               </w:rPr>
               <w:t xml:space="preserve">    public static void main(String a[]) throws InterruptedException {</w:t>
             </w:r>
@@ -17654,11 +17677,11 @@
             </w:pPr>
             <w:r>
               <w:rPr>
-                <w:rFonts w:ascii="Courier New" w:hAnsi="Courier New" w:cs="Courier New" w:eastAsia="Courier New"/>
-                <w:b w:val="0"/>
-                <w:i w:val="0"/>
-                <w:color w:val="000000"/>
-                <w:sz w:val="17"/>
+                <w:rFonts w:ascii="Times New Roman" w:hAnsi="Times New Roman" w:cs="Times New Roman" w:eastAsia="Times New Roman"/>
+                <w:b w:val="0"/>
+                <w:i w:val="0"/>
+                <w:color w:val="000000"/>
+                <w:sz w:val="20"/>
               </w:rPr>
               <w:t xml:space="preserve">        int idx = 0;</w:t>
             </w:r>
@@ -17669,11 +17692,11 @@
             </w:pPr>
             <w:r>
               <w:rPr>
-                <w:rFonts w:ascii="Courier New" w:hAnsi="Courier New" w:cs="Courier New" w:eastAsia="Courier New"/>
-                <w:b w:val="0"/>
-                <w:i w:val="0"/>
-                <w:color w:val="000000"/>
-                <w:sz w:val="17"/>
+                <w:rFonts w:ascii="Times New Roman" w:hAnsi="Times New Roman" w:cs="Times New Roman" w:eastAsia="Times New Roman"/>
+                <w:b w:val="0"/>
+                <w:i w:val="0"/>
+                <w:color w:val="000000"/>
+                <w:sz w:val="20"/>
               </w:rPr>
               <w:t xml:space="preserve">        if (a.length &gt; 0 &amp;&amp; a[0].equals("--compartido")) {</w:t>
             </w:r>
@@ -17684,11 +17707,11 @@
             </w:pPr>
             <w:r>
               <w:rPr>
-                <w:rFonts w:ascii="Courier New" w:hAnsi="Courier New" w:cs="Courier New" w:eastAsia="Courier New"/>
-                <w:b w:val="0"/>
-                <w:i w:val="0"/>
-                <w:color w:val="000000"/>
-                <w:sz w:val="17"/>
+                <w:rFonts w:ascii="Times New Roman" w:hAnsi="Times New Roman" w:cs="Times New Roman" w:eastAsia="Times New Roman"/>
+                <w:b w:val="0"/>
+                <w:i w:val="0"/>
+                <w:color w:val="000000"/>
+                <w:sz w:val="20"/>
               </w:rPr>
               <w:t xml:space="preserve">            usarCompartido = true;</w:t>
             </w:r>
@@ -17699,11 +17722,11 @@
             </w:pPr>
             <w:r>
               <w:rPr>
-                <w:rFonts w:ascii="Courier New" w:hAnsi="Courier New" w:cs="Courier New" w:eastAsia="Courier New"/>
-                <w:b w:val="0"/>
-                <w:i w:val="0"/>
-                <w:color w:val="000000"/>
-                <w:sz w:val="17"/>
+                <w:rFonts w:ascii="Times New Roman" w:hAnsi="Times New Roman" w:cs="Times New Roman" w:eastAsia="Times New Roman"/>
+                <w:b w:val="0"/>
+                <w:i w:val="0"/>
+                <w:color w:val="000000"/>
+                <w:sz w:val="20"/>
               </w:rPr>
               <w:t xml:space="preserve">            idx = 1;</w:t>
             </w:r>
@@ -17714,11 +17737,11 @@
             </w:pPr>
             <w:r>
               <w:rPr>
-                <w:rFonts w:ascii="Courier New" w:hAnsi="Courier New" w:cs="Courier New" w:eastAsia="Courier New"/>
-                <w:b w:val="0"/>
-                <w:i w:val="0"/>
-                <w:color w:val="000000"/>
-                <w:sz w:val="17"/>
+                <w:rFonts w:ascii="Times New Roman" w:hAnsi="Times New Roman" w:cs="Times New Roman" w:eastAsia="Times New Roman"/>
+                <w:b w:val="0"/>
+                <w:i w:val="0"/>
+                <w:color w:val="000000"/>
+                <w:sz w:val="20"/>
               </w:rPr>
               <w:t xml:space="preserve">        }</w:t>
             </w:r>
@@ -17729,11 +17752,11 @@
             </w:pPr>
             <w:r>
               <w:rPr>
-                <w:rFonts w:ascii="Courier New" w:hAnsi="Courier New" w:cs="Courier New" w:eastAsia="Courier New"/>
-                <w:b w:val="0"/>
-                <w:i w:val="0"/>
-                <w:color w:val="000000"/>
-                <w:sz w:val="17"/>
+                <w:rFonts w:ascii="Times New Roman" w:hAnsi="Times New Roman" w:cs="Times New Roman" w:eastAsia="Times New Roman"/>
+                <w:b w:val="0"/>
+                <w:i w:val="0"/>
+                <w:color w:val="000000"/>
+                <w:sz w:val="20"/>
               </w:rPr>
               <w:t xml:space="preserve">        System.out.println("Nucleos disponibles para la JVM: " + Runtime.getRuntime().availableProcessors());</w:t>
             </w:r>
@@ -17744,11 +17767,11 @@
             </w:pPr>
             <w:r>
               <w:rPr>
-                <w:rFonts w:ascii="Courier New" w:hAnsi="Courier New" w:cs="Courier New" w:eastAsia="Courier New"/>
-                <w:b w:val="0"/>
-                <w:i w:val="0"/>
-                <w:color w:val="000000"/>
-                <w:sz w:val="17"/>
+                <w:rFonts w:ascii="Times New Roman" w:hAnsi="Times New Roman" w:cs="Times New Roman" w:eastAsia="Times New Roman"/>
+                <w:b w:val="0"/>
+                <w:i w:val="0"/>
+                <w:color w:val="000000"/>
+                <w:sz w:val="20"/>
               </w:rPr>
               <w:t xml:space="preserve">        if (idx == a.length) {</w:t>
             </w:r>
@@ -17759,11 +17782,11 @@
             </w:pPr>
             <w:r>
               <w:rPr>
-                <w:rFonts w:ascii="Courier New" w:hAnsi="Courier New" w:cs="Courier New" w:eastAsia="Courier New"/>
-                <w:b w:val="0"/>
-                <w:i w:val="0"/>
-                <w:color w:val="000000"/>
-                <w:sz w:val="17"/>
+                <w:rFonts w:ascii="Times New Roman" w:hAnsi="Times New Roman" w:cs="Times New Roman" w:eastAsia="Times New Roman"/>
+                <w:b w:val="0"/>
+                <w:i w:val="0"/>
+                <w:color w:val="000000"/>
+                <w:sz w:val="20"/>
               </w:rPr>
               <w:t xml:space="preserve">            int array[] = {12, 9, 4, 99, 120, 1, 3, 10};</w:t>
             </w:r>
@@ -17774,11 +17797,11 @@
             </w:pPr>
             <w:r>
               <w:rPr>
-                <w:rFonts w:ascii="Courier New" w:hAnsi="Courier New" w:cs="Courier New" w:eastAsia="Courier New"/>
-                <w:b w:val="0"/>
-                <w:i w:val="0"/>
-                <w:color w:val="000000"/>
-                <w:sz w:val="17"/>
+                <w:rFonts w:ascii="Times New Roman" w:hAnsi="Times New Roman" w:cs="Times New Roman" w:eastAsia="Times New Roman"/>
+                <w:b w:val="0"/>
+                <w:i w:val="0"/>
+                <w:color w:val="000000"/>
+                <w:sz w:val="20"/>
               </w:rPr>
               <w:t xml:space="preserve">            ordenarYReportar(array, true);</w:t>
             </w:r>
@@ -17789,11 +17812,11 @@
             </w:pPr>
             <w:r>
               <w:rPr>
-                <w:rFonts w:ascii="Courier New" w:hAnsi="Courier New" w:cs="Courier New" w:eastAsia="Courier New"/>
-                <w:b w:val="0"/>
-                <w:i w:val="0"/>
-                <w:color w:val="000000"/>
-                <w:sz w:val="17"/>
+                <w:rFonts w:ascii="Times New Roman" w:hAnsi="Times New Roman" w:cs="Times New Roman" w:eastAsia="Times New Roman"/>
+                <w:b w:val="0"/>
+                <w:i w:val="0"/>
+                <w:color w:val="000000"/>
+                <w:sz w:val="20"/>
               </w:rPr>
               <w:t xml:space="preserve">        } else {</w:t>
             </w:r>
@@ -17804,11 +17827,11 @@
             </w:pPr>
             <w:r>
               <w:rPr>
-                <w:rFonts w:ascii="Courier New" w:hAnsi="Courier New" w:cs="Courier New" w:eastAsia="Courier New"/>
-                <w:b w:val="0"/>
-                <w:i w:val="0"/>
-                <w:color w:val="000000"/>
-                <w:sz w:val="17"/>
+                <w:rFonts w:ascii="Times New Roman" w:hAnsi="Times New Roman" w:cs="Times New Roman" w:eastAsia="Times New Roman"/>
+                <w:b w:val="0"/>
+                <w:i w:val="0"/>
+                <w:color w:val="000000"/>
+                <w:sz w:val="20"/>
               </w:rPr>
               <w:t xml:space="preserve">            for (int k = idx; k &lt; a.length; k++) {</w:t>
             </w:r>
@@ -17819,11 +17842,11 @@
             </w:pPr>
             <w:r>
               <w:rPr>
-                <w:rFonts w:ascii="Courier New" w:hAnsi="Courier New" w:cs="Courier New" w:eastAsia="Courier New"/>
-                <w:b w:val="0"/>
-                <w:i w:val="0"/>
-                <w:color w:val="000000"/>
-                <w:sz w:val="17"/>
+                <w:rFonts w:ascii="Times New Roman" w:hAnsi="Times New Roman" w:cs="Times New Roman" w:eastAsia="Times New Roman"/>
+                <w:b w:val="0"/>
+                <w:i w:val="0"/>
+                <w:color w:val="000000"/>
+                <w:sz w:val="20"/>
               </w:rPr>
               <w:t xml:space="preserve">                int n = Integer.parseInt(a[k]);</w:t>
             </w:r>
@@ -17834,11 +17857,11 @@
             </w:pPr>
             <w:r>
               <w:rPr>
-                <w:rFonts w:ascii="Courier New" w:hAnsi="Courier New" w:cs="Courier New" w:eastAsia="Courier New"/>
-                <w:b w:val="0"/>
-                <w:i w:val="0"/>
-                <w:color w:val="000000"/>
-                <w:sz w:val="17"/>
+                <w:rFonts w:ascii="Times New Roman" w:hAnsi="Times New Roman" w:cs="Times New Roman" w:eastAsia="Times New Roman"/>
+                <w:b w:val="0"/>
+                <w:i w:val="0"/>
+                <w:color w:val="000000"/>
+                <w:sz w:val="20"/>
               </w:rPr>
               <w:t xml:space="preserve">                ordenarYReportar(generarArreglo(n), n &lt;= 20);</w:t>
             </w:r>
@@ -17849,11 +17872,11 @@
             </w:pPr>
             <w:r>
               <w:rPr>
-                <w:rFonts w:ascii="Courier New" w:hAnsi="Courier New" w:cs="Courier New" w:eastAsia="Courier New"/>
-                <w:b w:val="0"/>
-                <w:i w:val="0"/>
-                <w:color w:val="000000"/>
-                <w:sz w:val="17"/>
+                <w:rFonts w:ascii="Times New Roman" w:hAnsi="Times New Roman" w:cs="Times New Roman" w:eastAsia="Times New Roman"/>
+                <w:b w:val="0"/>
+                <w:i w:val="0"/>
+                <w:color w:val="000000"/>
+                <w:sz w:val="20"/>
               </w:rPr>
               <w:t xml:space="preserve">            }</w:t>
             </w:r>
@@ -17864,11 +17887,11 @@
             </w:pPr>
             <w:r>
               <w:rPr>
-                <w:rFonts w:ascii="Courier New" w:hAnsi="Courier New" w:cs="Courier New" w:eastAsia="Courier New"/>
-                <w:b w:val="0"/>
-                <w:i w:val="0"/>
-                <w:color w:val="000000"/>
-                <w:sz w:val="17"/>
+                <w:rFonts w:ascii="Times New Roman" w:hAnsi="Times New Roman" w:cs="Times New Roman" w:eastAsia="Times New Roman"/>
+                <w:b w:val="0"/>
+                <w:i w:val="0"/>
+                <w:color w:val="000000"/>
+                <w:sz w:val="20"/>
               </w:rPr>
               <w:t xml:space="preserve">        }</w:t>
             </w:r>
@@ -17879,11 +17902,11 @@
             </w:pPr>
             <w:r>
               <w:rPr>
-                <w:rFonts w:ascii="Courier New" w:hAnsi="Courier New" w:cs="Courier New" w:eastAsia="Courier New"/>
-                <w:b w:val="0"/>
-                <w:i w:val="0"/>
-                <w:color w:val="000000"/>
-                <w:sz w:val="17"/>
+                <w:rFonts w:ascii="Times New Roman" w:hAnsi="Times New Roman" w:cs="Times New Roman" w:eastAsia="Times New Roman"/>
+                <w:b w:val="0"/>
+                <w:i w:val="0"/>
+                <w:color w:val="000000"/>
+                <w:sz w:val="20"/>
               </w:rPr>
               <w:t xml:space="preserve">    }</w:t>
             </w:r>
@@ -17894,11 +17917,11 @@
             </w:pPr>
             <w:r>
               <w:rPr>
-                <w:rFonts w:ascii="Courier New" w:hAnsi="Courier New" w:cs="Courier New" w:eastAsia="Courier New"/>
-                <w:b w:val="0"/>
-                <w:i w:val="0"/>
-                <w:color w:val="000000"/>
-                <w:sz w:val="17"/>
+                <w:rFonts w:ascii="Times New Roman" w:hAnsi="Times New Roman" w:cs="Times New Roman" w:eastAsia="Times New Roman"/>
+                <w:b w:val="0"/>
+                <w:i w:val="0"/>
+                <w:color w:val="000000"/>
+                <w:sz w:val="20"/>
               </w:rPr>
               <w:t xml:space="preserve"> </w:t>
             </w:r>
@@ -17909,11 +17932,11 @@
             </w:pPr>
             <w:r>
               <w:rPr>
-                <w:rFonts w:ascii="Courier New" w:hAnsi="Courier New" w:cs="Courier New" w:eastAsia="Courier New"/>
-                <w:b w:val="0"/>
-                <w:i w:val="0"/>
-                <w:color w:val="000000"/>
-                <w:sz w:val="17"/>
+                <w:rFonts w:ascii="Times New Roman" w:hAnsi="Times New Roman" w:cs="Times New Roman" w:eastAsia="Times New Roman"/>
+                <w:b w:val="0"/>
+                <w:i w:val="0"/>
+                <w:color w:val="000000"/>
+                <w:sz w:val="20"/>
               </w:rPr>
               <w:t xml:space="preserve">    public static void ordenarYReportar(int[] array, boolean mostrar) throws InterruptedException {</w:t>
             </w:r>
@@ -17924,11 +17947,11 @@
             </w:pPr>
             <w:r>
               <w:rPr>
-                <w:rFonts w:ascii="Courier New" w:hAnsi="Courier New" w:cs="Courier New" w:eastAsia="Courier New"/>
-                <w:b w:val="0"/>
-                <w:i w:val="0"/>
-                <w:color w:val="000000"/>
-                <w:sz w:val="17"/>
+                <w:rFonts w:ascii="Times New Roman" w:hAnsi="Times New Roman" w:cs="Times New Roman" w:eastAsia="Times New Roman"/>
+                <w:b w:val="0"/>
+                <w:i w:val="0"/>
+                <w:color w:val="000000"/>
+                <w:sz w:val="20"/>
               </w:rPr>
               <w:t xml:space="preserve">        int n = array.length;</w:t>
             </w:r>
@@ -17939,11 +17962,11 @@
             </w:pPr>
             <w:r>
               <w:rPr>
-                <w:rFonts w:ascii="Courier New" w:hAnsi="Courier New" w:cs="Courier New" w:eastAsia="Courier New"/>
-                <w:b w:val="0"/>
-                <w:i w:val="0"/>
-                <w:color w:val="000000"/>
-                <w:sz w:val="17"/>
+                <w:rFonts w:ascii="Times New Roman" w:hAnsi="Times New Roman" w:cs="Times New Roman" w:eastAsia="Times New Roman"/>
+                <w:b w:val="0"/>
+                <w:i w:val="0"/>
+                <w:color w:val="000000"/>
+                <w:sz w:val="20"/>
               </w:rPr>
               <w:t xml:space="preserve">        contadorCompartido = 0;</w:t>
             </w:r>
@@ -17954,11 +17977,11 @@
             </w:pPr>
             <w:r>
               <w:rPr>
-                <w:rFonts w:ascii="Courier New" w:hAnsi="Courier New" w:cs="Courier New" w:eastAsia="Courier New"/>
-                <w:b w:val="0"/>
-                <w:i w:val="0"/>
-                <w:color w:val="000000"/>
-                <w:sz w:val="17"/>
+                <w:rFonts w:ascii="Times New Roman" w:hAnsi="Times New Roman" w:cs="Times New Roman" w:eastAsia="Times New Roman"/>
+                <w:b w:val="0"/>
+                <w:i w:val="0"/>
+                <w:color w:val="000000"/>
+                <w:sz w:val="20"/>
               </w:rPr>
               <w:t xml:space="preserve">        if (mostrar) imprimir("Antes:          ", array);</w:t>
             </w:r>
@@ -17969,11 +17992,11 @@
             </w:pPr>
             <w:r>
               <w:rPr>
-                <w:rFonts w:ascii="Courier New" w:hAnsi="Courier New" w:cs="Courier New" w:eastAsia="Courier New"/>
-                <w:b w:val="0"/>
-                <w:i w:val="0"/>
-                <w:color w:val="000000"/>
-                <w:sz w:val="17"/>
+                <w:rFonts w:ascii="Times New Roman" w:hAnsi="Times New Roman" w:cs="Times New Roman" w:eastAsia="Times New Roman"/>
+                <w:b w:val="0"/>
+                <w:i w:val="0"/>
+                <w:color w:val="000000"/>
+                <w:sz w:val="20"/>
               </w:rPr>
               <w:t xml:space="preserve"> </w:t>
             </w:r>
@@ -17984,11 +18007,11 @@
             </w:pPr>
             <w:r>
               <w:rPr>
-                <w:rFonts w:ascii="Courier New" w:hAnsi="Courier New" w:cs="Courier New" w:eastAsia="Courier New"/>
-                <w:b w:val="0"/>
-                <w:i w:val="0"/>
-                <w:color w:val="000000"/>
-                <w:sz w:val="17"/>
+                <w:rFonts w:ascii="Times New Roman" w:hAnsi="Times New Roman" w:cs="Times New Roman" w:eastAsia="Times New Roman"/>
+                <w:b w:val="0"/>
+                <w:i w:val="0"/>
+                <w:color w:val="000000"/>
+                <w:sz w:val="20"/>
               </w:rPr>
               <w:t xml:space="preserve">        long inicio = System.nanoTime();</w:t>
             </w:r>
@@ -17999,11 +18022,11 @@
             </w:pPr>
             <w:r>
               <w:rPr>
-                <w:rFonts w:ascii="Courier New" w:hAnsi="Courier New" w:cs="Courier New" w:eastAsia="Courier New"/>
-                <w:b w:val="0"/>
-                <w:i w:val="0"/>
-                <w:color w:val="000000"/>
-                <w:sz w:val="17"/>
+                <w:rFonts w:ascii="Times New Roman" w:hAnsi="Times New Roman" w:cs="Times New Roman" w:eastAsia="Times New Roman"/>
+                <w:b w:val="0"/>
+                <w:i w:val="0"/>
+                <w:color w:val="000000"/>
+                <w:sz w:val="20"/>
               </w:rPr>
               <w:t xml:space="preserve"> </w:t>
             </w:r>
@@ -18014,11 +18037,11 @@
             </w:pPr>
             <w:r>
               <w:rPr>
-                <w:rFonts w:ascii="Courier New" w:hAnsi="Courier New" w:cs="Courier New" w:eastAsia="Courier New"/>
-                <w:b w:val="0"/>
-                <w:i w:val="0"/>
-                <w:color w:val="000000"/>
-                <w:sz w:val="17"/>
+                <w:rFonts w:ascii="Times New Roman" w:hAnsi="Times New Roman" w:cs="Times New Roman" w:eastAsia="Times New Roman"/>
+                <w:b w:val="0"/>
+                <w:i w:val="0"/>
+                <w:color w:val="000000"/>
+                <w:sz w:val="20"/>
               </w:rPr>
               <w:t xml:space="preserve">    </w:t>
             </w:r>
@@ -18029,11 +18052,11 @@
             </w:pPr>
             <w:r>
               <w:rPr>
-                <w:rFonts w:ascii="Courier New" w:hAnsi="Courier New" w:cs="Courier New" w:eastAsia="Courier New"/>
-                <w:b w:val="0"/>
-                <w:i w:val="0"/>
-                <w:color w:val="000000"/>
-                <w:sz w:val="17"/>
+                <w:rFonts w:ascii="Times New Roman" w:hAnsi="Times New Roman" w:cs="Times New Roman" w:eastAsia="Times New Roman"/>
+                <w:b w:val="0"/>
+                <w:i w:val="0"/>
+                <w:color w:val="000000"/>
+                <w:sz w:val="20"/>
               </w:rPr>
               <w:t xml:space="preserve">        int mitad = n / 2;</w:t>
             </w:r>
@@ -18044,11 +18067,11 @@
             </w:pPr>
             <w:r>
               <w:rPr>
-                <w:rFonts w:ascii="Courier New" w:hAnsi="Courier New" w:cs="Courier New" w:eastAsia="Courier New"/>
-                <w:b w:val="0"/>
-                <w:i w:val="0"/>
-                <w:color w:val="000000"/>
-                <w:sz w:val="17"/>
+                <w:rFonts w:ascii="Times New Roman" w:hAnsi="Times New Roman" w:cs="Times New Roman" w:eastAsia="Times New Roman"/>
+                <w:b w:val="0"/>
+                <w:i w:val="0"/>
+                <w:color w:val="000000"/>
+                <w:sz w:val="20"/>
               </w:rPr>
               <w:t xml:space="preserve">        int left_array[] = new int[mitad];</w:t>
             </w:r>
@@ -18059,11 +18082,11 @@
             </w:pPr>
             <w:r>
               <w:rPr>
-                <w:rFonts w:ascii="Courier New" w:hAnsi="Courier New" w:cs="Courier New" w:eastAsia="Courier New"/>
-                <w:b w:val="0"/>
-                <w:i w:val="0"/>
-                <w:color w:val="000000"/>
-                <w:sz w:val="17"/>
+                <w:rFonts w:ascii="Times New Roman" w:hAnsi="Times New Roman" w:cs="Times New Roman" w:eastAsia="Times New Roman"/>
+                <w:b w:val="0"/>
+                <w:i w:val="0"/>
+                <w:color w:val="000000"/>
+                <w:sz w:val="20"/>
               </w:rPr>
               <w:t xml:space="preserve">        int right_array[] = new int[n - mitad];</w:t>
             </w:r>
@@ -18074,11 +18097,11 @@
             </w:pPr>
             <w:r>
               <w:rPr>
-                <w:rFonts w:ascii="Courier New" w:hAnsi="Courier New" w:cs="Courier New" w:eastAsia="Courier New"/>
-                <w:b w:val="0"/>
-                <w:i w:val="0"/>
-                <w:color w:val="000000"/>
-                <w:sz w:val="17"/>
+                <w:rFonts w:ascii="Times New Roman" w:hAnsi="Times New Roman" w:cs="Times New Roman" w:eastAsia="Times New Roman"/>
+                <w:b w:val="0"/>
+                <w:i w:val="0"/>
+                <w:color w:val="000000"/>
+                <w:sz w:val="20"/>
               </w:rPr>
               <w:t xml:space="preserve">        System.arraycopy(array, 0, left_array, 0, mitad);</w:t>
             </w:r>
@@ -18089,11 +18112,11 @@
             </w:pPr>
             <w:r>
               <w:rPr>
-                <w:rFonts w:ascii="Courier New" w:hAnsi="Courier New" w:cs="Courier New" w:eastAsia="Courier New"/>
-                <w:b w:val="0"/>
-                <w:i w:val="0"/>
-                <w:color w:val="000000"/>
-                <w:sz w:val="17"/>
+                <w:rFonts w:ascii="Times New Roman" w:hAnsi="Times New Roman" w:cs="Times New Roman" w:eastAsia="Times New Roman"/>
+                <w:b w:val="0"/>
+                <w:i w:val="0"/>
+                <w:color w:val="000000"/>
+                <w:sz w:val="20"/>
               </w:rPr>
               <w:t xml:space="preserve">        System.arraycopy(array, mitad, right_array, 0, n - mitad);</w:t>
             </w:r>
@@ -18104,11 +18127,11 @@
             </w:pPr>
             <w:r>
               <w:rPr>
-                <w:rFonts w:ascii="Courier New" w:hAnsi="Courier New" w:cs="Courier New" w:eastAsia="Courier New"/>
-                <w:b w:val="0"/>
-                <w:i w:val="0"/>
-                <w:color w:val="000000"/>
-                <w:sz w:val="17"/>
+                <w:rFonts w:ascii="Times New Roman" w:hAnsi="Times New Roman" w:cs="Times New Roman" w:eastAsia="Times New Roman"/>
+                <w:b w:val="0"/>
+                <w:i w:val="0"/>
+                <w:color w:val="000000"/>
+                <w:sz w:val="20"/>
               </w:rPr>
               <w:t xml:space="preserve"> </w:t>
             </w:r>
@@ -18119,11 +18142,11 @@
             </w:pPr>
             <w:r>
               <w:rPr>
-                <w:rFonts w:ascii="Courier New" w:hAnsi="Courier New" w:cs="Courier New" w:eastAsia="Courier New"/>
-                <w:b w:val="0"/>
-                <w:i w:val="0"/>
-                <w:color w:val="000000"/>
-                <w:sz w:val="17"/>
+                <w:rFonts w:ascii="Times New Roman" w:hAnsi="Times New Roman" w:cs="Times New Roman" w:eastAsia="Times New Roman"/>
+                <w:b w:val="0"/>
+                <w:i w:val="0"/>
+                <w:color w:val="000000"/>
+                <w:sz w:val="20"/>
               </w:rPr>
               <w:t xml:space="preserve">        HiloOrdenador hiloIzq = new HiloOrdenador("Hilo-Izquierdo", left_array);</w:t>
             </w:r>
@@ -18134,11 +18157,11 @@
             </w:pPr>
             <w:r>
               <w:rPr>
-                <w:rFonts w:ascii="Courier New" w:hAnsi="Courier New" w:cs="Courier New" w:eastAsia="Courier New"/>
-                <w:b w:val="0"/>
-                <w:i w:val="0"/>
-                <w:color w:val="000000"/>
-                <w:sz w:val="17"/>
+                <w:rFonts w:ascii="Times New Roman" w:hAnsi="Times New Roman" w:cs="Times New Roman" w:eastAsia="Times New Roman"/>
+                <w:b w:val="0"/>
+                <w:i w:val="0"/>
+                <w:color w:val="000000"/>
+                <w:sz w:val="20"/>
               </w:rPr>
               <w:t xml:space="preserve">        HiloOrdenador hiloDer = new HiloOrdenador("Hilo-Derecho", right_array);</w:t>
             </w:r>
@@ -18149,11 +18172,11 @@
             </w:pPr>
             <w:r>
               <w:rPr>
-                <w:rFonts w:ascii="Courier New" w:hAnsi="Courier New" w:cs="Courier New" w:eastAsia="Courier New"/>
-                <w:b w:val="0"/>
-                <w:i w:val="0"/>
-                <w:color w:val="000000"/>
-                <w:sz w:val="17"/>
+                <w:rFonts w:ascii="Times New Roman" w:hAnsi="Times New Roman" w:cs="Times New Roman" w:eastAsia="Times New Roman"/>
+                <w:b w:val="0"/>
+                <w:i w:val="0"/>
+                <w:color w:val="000000"/>
+                <w:sz w:val="20"/>
               </w:rPr>
               <w:t xml:space="preserve">        hiloIzq.start();</w:t>
             </w:r>
@@ -18164,11 +18187,11 @@
             </w:pPr>
             <w:r>
               <w:rPr>
-                <w:rFonts w:ascii="Courier New" w:hAnsi="Courier New" w:cs="Courier New" w:eastAsia="Courier New"/>
-                <w:b w:val="0"/>
-                <w:i w:val="0"/>
-                <w:color w:val="000000"/>
-                <w:sz w:val="17"/>
+                <w:rFonts w:ascii="Times New Roman" w:hAnsi="Times New Roman" w:cs="Times New Roman" w:eastAsia="Times New Roman"/>
+                <w:b w:val="0"/>
+                <w:i w:val="0"/>
+                <w:color w:val="000000"/>
+                <w:sz w:val="20"/>
               </w:rPr>
               <w:t xml:space="preserve">        hiloDer.start();</w:t>
             </w:r>
@@ -18179,11 +18202,11 @@
             </w:pPr>
             <w:r>
               <w:rPr>
-                <w:rFonts w:ascii="Courier New" w:hAnsi="Courier New" w:cs="Courier New" w:eastAsia="Courier New"/>
-                <w:b w:val="0"/>
-                <w:i w:val="0"/>
-                <w:color w:val="000000"/>
-                <w:sz w:val="17"/>
+                <w:rFonts w:ascii="Times New Roman" w:hAnsi="Times New Roman" w:cs="Times New Roman" w:eastAsia="Times New Roman"/>
+                <w:b w:val="0"/>
+                <w:i w:val="0"/>
+                <w:color w:val="000000"/>
+                <w:sz w:val="20"/>
               </w:rPr>
               <w:t xml:space="preserve"> </w:t>
             </w:r>
@@ -18194,11 +18217,11 @@
             </w:pPr>
             <w:r>
               <w:rPr>
-                <w:rFonts w:ascii="Courier New" w:hAnsi="Courier New" w:cs="Courier New" w:eastAsia="Courier New"/>
-                <w:b w:val="0"/>
-                <w:i w:val="0"/>
-                <w:color w:val="000000"/>
-                <w:sz w:val="17"/>
+                <w:rFonts w:ascii="Times New Roman" w:hAnsi="Times New Roman" w:cs="Times New Roman" w:eastAsia="Times New Roman"/>
+                <w:b w:val="0"/>
+                <w:i w:val="0"/>
+                <w:color w:val="000000"/>
+                <w:sz w:val="20"/>
               </w:rPr>
               <w:t xml:space="preserve">        hiloIzq.join();</w:t>
             </w:r>
@@ -18209,11 +18232,11 @@
             </w:pPr>
             <w:r>
               <w:rPr>
-                <w:rFonts w:ascii="Courier New" w:hAnsi="Courier New" w:cs="Courier New" w:eastAsia="Courier New"/>
-                <w:b w:val="0"/>
-                <w:i w:val="0"/>
-                <w:color w:val="000000"/>
-                <w:sz w:val="17"/>
+                <w:rFonts w:ascii="Times New Roman" w:hAnsi="Times New Roman" w:cs="Times New Roman" w:eastAsia="Times New Roman"/>
+                <w:b w:val="0"/>
+                <w:i w:val="0"/>
+                <w:color w:val="000000"/>
+                <w:sz w:val="20"/>
               </w:rPr>
               <w:t xml:space="preserve">        hiloDer.join();</w:t>
             </w:r>
@@ -18224,11 +18247,11 @@
             </w:pPr>
             <w:r>
               <w:rPr>
-                <w:rFonts w:ascii="Courier New" w:hAnsi="Courier New" w:cs="Courier New" w:eastAsia="Courier New"/>
-                <w:b w:val="0"/>
-                <w:i w:val="0"/>
-                <w:color w:val="000000"/>
-                <w:sz w:val="17"/>
+                <w:rFonts w:ascii="Times New Roman" w:hAnsi="Times New Roman" w:cs="Times New Roman" w:eastAsia="Times New Roman"/>
+                <w:b w:val="0"/>
+                <w:i w:val="0"/>
+                <w:color w:val="000000"/>
+                <w:sz w:val="20"/>
               </w:rPr>
               <w:t xml:space="preserve"> </w:t>
             </w:r>
@@ -18239,11 +18262,11 @@
             </w:pPr>
             <w:r>
               <w:rPr>
-                <w:rFonts w:ascii="Courier New" w:hAnsi="Courier New" w:cs="Courier New" w:eastAsia="Courier New"/>
-                <w:b w:val="0"/>
-                <w:i w:val="0"/>
-                <w:color w:val="000000"/>
-                <w:sz w:val="17"/>
+                <w:rFonts w:ascii="Times New Roman" w:hAnsi="Times New Roman" w:cs="Times New Roman" w:eastAsia="Times New Roman"/>
+                <w:b w:val="0"/>
+                <w:i w:val="0"/>
+                <w:color w:val="000000"/>
+                <w:sz w:val="20"/>
               </w:rPr>
               <w:t xml:space="preserve">        int[] resultado = merge(left_array, right_array);</w:t>
             </w:r>
@@ -18254,11 +18277,11 @@
             </w:pPr>
             <w:r>
               <w:rPr>
-                <w:rFonts w:ascii="Courier New" w:hAnsi="Courier New" w:cs="Courier New" w:eastAsia="Courier New"/>
-                <w:b w:val="0"/>
-                <w:i w:val="0"/>
-                <w:color w:val="000000"/>
-                <w:sz w:val="17"/>
+                <w:rFonts w:ascii="Times New Roman" w:hAnsi="Times New Roman" w:cs="Times New Roman" w:eastAsia="Times New Roman"/>
+                <w:b w:val="0"/>
+                <w:i w:val="0"/>
+                <w:color w:val="000000"/>
+                <w:sz w:val="20"/>
               </w:rPr>
               <w:t xml:space="preserve"> </w:t>
             </w:r>
@@ -18269,11 +18292,11 @@
             </w:pPr>
             <w:r>
               <w:rPr>
-                <w:rFonts w:ascii="Courier New" w:hAnsi="Courier New" w:cs="Courier New" w:eastAsia="Courier New"/>
-                <w:b w:val="0"/>
-                <w:i w:val="0"/>
-                <w:color w:val="000000"/>
-                <w:sz w:val="17"/>
+                <w:rFonts w:ascii="Times New Roman" w:hAnsi="Times New Roman" w:cs="Times New Roman" w:eastAsia="Times New Roman"/>
+                <w:b w:val="0"/>
+                <w:i w:val="0"/>
+                <w:color w:val="000000"/>
+                <w:sz w:val="20"/>
               </w:rPr>
               <w:t xml:space="preserve">        long fin = System.nanoTime();</w:t>
             </w:r>
@@ -18284,11 +18307,11 @@
             </w:pPr>
             <w:r>
               <w:rPr>
-                <w:rFonts w:ascii="Courier New" w:hAnsi="Courier New" w:cs="Courier New" w:eastAsia="Courier New"/>
-                <w:b w:val="0"/>
-                <w:i w:val="0"/>
-                <w:color w:val="000000"/>
-                <w:sz w:val="17"/>
+                <w:rFonts w:ascii="Times New Roman" w:hAnsi="Times New Roman" w:cs="Times New Roman" w:eastAsia="Times New Roman"/>
+                <w:b w:val="0"/>
+                <w:i w:val="0"/>
+                <w:color w:val="000000"/>
+                <w:sz w:val="20"/>
               </w:rPr>
               <w:t xml:space="preserve"> </w:t>
             </w:r>
@@ -18299,11 +18322,11 @@
             </w:pPr>
             <w:r>
               <w:rPr>
-                <w:rFonts w:ascii="Courier New" w:hAnsi="Courier New" w:cs="Courier New" w:eastAsia="Courier New"/>
-                <w:b w:val="0"/>
-                <w:i w:val="0"/>
-                <w:color w:val="000000"/>
-                <w:sz w:val="17"/>
+                <w:rFonts w:ascii="Times New Roman" w:hAnsi="Times New Roman" w:cs="Times New Roman" w:eastAsia="Times New Roman"/>
+                <w:b w:val="0"/>
+                <w:i w:val="0"/>
+                <w:color w:val="000000"/>
+                <w:sz w:val="20"/>
               </w:rPr>
               <w:t xml:space="preserve">        if (mostrar) {</w:t>
             </w:r>
@@ -18314,11 +18337,11 @@
             </w:pPr>
             <w:r>
               <w:rPr>
-                <w:rFonts w:ascii="Courier New" w:hAnsi="Courier New" w:cs="Courier New" w:eastAsia="Courier New"/>
-                <w:b w:val="0"/>
-                <w:i w:val="0"/>
-                <w:color w:val="000000"/>
-                <w:sz w:val="17"/>
+                <w:rFonts w:ascii="Times New Roman" w:hAnsi="Times New Roman" w:cs="Times New Roman" w:eastAsia="Times New Roman"/>
+                <w:b w:val="0"/>
+                <w:i w:val="0"/>
+                <w:color w:val="000000"/>
+                <w:sz w:val="20"/>
               </w:rPr>
               <w:t xml:space="preserve">            imprimir("Mitad izquierda:", left_array);</w:t>
             </w:r>
@@ -18329,11 +18352,11 @@
             </w:pPr>
             <w:r>
               <w:rPr>
-                <w:rFonts w:ascii="Courier New" w:hAnsi="Courier New" w:cs="Courier New" w:eastAsia="Courier New"/>
-                <w:b w:val="0"/>
-                <w:i w:val="0"/>
-                <w:color w:val="000000"/>
-                <w:sz w:val="17"/>
+                <w:rFonts w:ascii="Times New Roman" w:hAnsi="Times New Roman" w:cs="Times New Roman" w:eastAsia="Times New Roman"/>
+                <w:b w:val="0"/>
+                <w:i w:val="0"/>
+                <w:color w:val="000000"/>
+                <w:sz w:val="20"/>
               </w:rPr>
               <w:t xml:space="preserve">            imprimir("Mitad derecha:  ", right_array);</w:t>
             </w:r>
@@ -18344,11 +18367,11 @@
             </w:pPr>
             <w:r>
               <w:rPr>
-                <w:rFonts w:ascii="Courier New" w:hAnsi="Courier New" w:cs="Courier New" w:eastAsia="Courier New"/>
-                <w:b w:val="0"/>
-                <w:i w:val="0"/>
-                <w:color w:val="000000"/>
-                <w:sz w:val="17"/>
+                <w:rFonts w:ascii="Times New Roman" w:hAnsi="Times New Roman" w:cs="Times New Roman" w:eastAsia="Times New Roman"/>
+                <w:b w:val="0"/>
+                <w:i w:val="0"/>
+                <w:color w:val="000000"/>
+                <w:sz w:val="20"/>
               </w:rPr>
               <w:t xml:space="preserve">            imprimir("Despues (merge):", resultado);</w:t>
             </w:r>
@@ -18359,11 +18382,11 @@
             </w:pPr>
             <w:r>
               <w:rPr>
-                <w:rFonts w:ascii="Courier New" w:hAnsi="Courier New" w:cs="Courier New" w:eastAsia="Courier New"/>
-                <w:b w:val="0"/>
-                <w:i w:val="0"/>
-                <w:color w:val="000000"/>
-                <w:sz w:val="17"/>
+                <w:rFonts w:ascii="Times New Roman" w:hAnsi="Times New Roman" w:cs="Times New Roman" w:eastAsia="Times New Roman"/>
+                <w:b w:val="0"/>
+                <w:i w:val="0"/>
+                <w:color w:val="000000"/>
+                <w:sz w:val="20"/>
               </w:rPr>
               <w:t xml:space="preserve">        }</w:t>
             </w:r>
@@ -18374,11 +18397,11 @@
             </w:pPr>
             <w:r>
               <w:rPr>
-                <w:rFonts w:ascii="Courier New" w:hAnsi="Courier New" w:cs="Courier New" w:eastAsia="Courier New"/>
-                <w:b w:val="0"/>
-                <w:i w:val="0"/>
-                <w:color w:val="000000"/>
-                <w:sz w:val="17"/>
+                <w:rFonts w:ascii="Times New Roman" w:hAnsi="Times New Roman" w:cs="Times New Roman" w:eastAsia="Times New Roman"/>
+                <w:b w:val="0"/>
+                <w:i w:val="0"/>
+                <w:color w:val="000000"/>
+                <w:sz w:val="20"/>
               </w:rPr>
               <w:t xml:space="preserve">        long total = hiloIzq.intercambios + hiloDer.intercambios;</w:t>
             </w:r>
@@ -18389,11 +18412,11 @@
             </w:pPr>
             <w:r>
               <w:rPr>
-                <w:rFonts w:ascii="Courier New" w:hAnsi="Courier New" w:cs="Courier New" w:eastAsia="Courier New"/>
-                <w:b w:val="0"/>
-                <w:i w:val="0"/>
-                <w:color w:val="000000"/>
-                <w:sz w:val="17"/>
+                <w:rFonts w:ascii="Times New Roman" w:hAnsi="Times New Roman" w:cs="Times New Roman" w:eastAsia="Times New Roman"/>
+                <w:b w:val="0"/>
+                <w:i w:val="0"/>
+                <w:color w:val="000000"/>
+                <w:sz w:val="20"/>
               </w:rPr>
               <w:t xml:space="preserve">        System.out.printf("N=%6d | intercambios izq=%,10d der=%,10d total=%,11d | %9.3f ms | ordenado=%s%n",</w:t>
             </w:r>
@@ -18404,11 +18427,11 @@
             </w:pPr>
             <w:r>
               <w:rPr>
-                <w:rFonts w:ascii="Courier New" w:hAnsi="Courier New" w:cs="Courier New" w:eastAsia="Courier New"/>
-                <w:b w:val="0"/>
-                <w:i w:val="0"/>
-                <w:color w:val="000000"/>
-                <w:sz w:val="17"/>
+                <w:rFonts w:ascii="Times New Roman" w:hAnsi="Times New Roman" w:cs="Times New Roman" w:eastAsia="Times New Roman"/>
+                <w:b w:val="0"/>
+                <w:i w:val="0"/>
+                <w:color w:val="000000"/>
+                <w:sz w:val="20"/>
               </w:rPr>
               <w:t xml:space="preserve">                n, hiloIzq.intercambios, hiloDer.intercambios, total, (fin - inicio) / 1e6, estaOrdenado(resultado));</w:t>
             </w:r>
@@ -18419,11 +18442,11 @@
             </w:pPr>
             <w:r>
               <w:rPr>
-                <w:rFonts w:ascii="Courier New" w:hAnsi="Courier New" w:cs="Courier New" w:eastAsia="Courier New"/>
-                <w:b w:val="0"/>
-                <w:i w:val="0"/>
-                <w:color w:val="000000"/>
-                <w:sz w:val="17"/>
+                <w:rFonts w:ascii="Times New Roman" w:hAnsi="Times New Roman" w:cs="Times New Roman" w:eastAsia="Times New Roman"/>
+                <w:b w:val="0"/>
+                <w:i w:val="0"/>
+                <w:color w:val="000000"/>
+                <w:sz w:val="20"/>
               </w:rPr>
               <w:t xml:space="preserve">        if (usarCompartido) {</w:t>
             </w:r>
@@ -18434,11 +18457,11 @@
             </w:pPr>
             <w:r>
               <w:rPr>
-                <w:rFonts w:ascii="Courier New" w:hAnsi="Courier New" w:cs="Courier New" w:eastAsia="Courier New"/>
-                <w:b w:val="0"/>
-                <w:i w:val="0"/>
-                <w:color w:val="000000"/>
-                <w:sz w:val="17"/>
+                <w:rFonts w:ascii="Times New Roman" w:hAnsi="Times New Roman" w:cs="Times New Roman" w:eastAsia="Times New Roman"/>
+                <w:b w:val="0"/>
+                <w:i w:val="0"/>
+                <w:color w:val="000000"/>
+                <w:sz w:val="20"/>
               </w:rPr>
               <w:t xml:space="preserve">            System.out.printf("         contador COMPARTIDO = %,d (deberia ser %,d; se perdieron %,d)%n",</w:t>
             </w:r>
@@ -18449,11 +18472,11 @@
             </w:pPr>
             <w:r>
               <w:rPr>
-                <w:rFonts w:ascii="Courier New" w:hAnsi="Courier New" w:cs="Courier New" w:eastAsia="Courier New"/>
-                <w:b w:val="0"/>
-                <w:i w:val="0"/>
-                <w:color w:val="000000"/>
-                <w:sz w:val="17"/>
+                <w:rFonts w:ascii="Times New Roman" w:hAnsi="Times New Roman" w:cs="Times New Roman" w:eastAsia="Times New Roman"/>
+                <w:b w:val="0"/>
+                <w:i w:val="0"/>
+                <w:color w:val="000000"/>
+                <w:sz w:val="20"/>
               </w:rPr>
               <w:t xml:space="preserve">                    contadorCompartido, total, total - contadorCompartido);</w:t>
             </w:r>
@@ -18464,11 +18487,11 @@
             </w:pPr>
             <w:r>
               <w:rPr>
-                <w:rFonts w:ascii="Courier New" w:hAnsi="Courier New" w:cs="Courier New" w:eastAsia="Courier New"/>
-                <w:b w:val="0"/>
-                <w:i w:val="0"/>
-                <w:color w:val="000000"/>
-                <w:sz w:val="17"/>
+                <w:rFonts w:ascii="Times New Roman" w:hAnsi="Times New Roman" w:cs="Times New Roman" w:eastAsia="Times New Roman"/>
+                <w:b w:val="0"/>
+                <w:i w:val="0"/>
+                <w:color w:val="000000"/>
+                <w:sz w:val="20"/>
               </w:rPr>
               <w:t xml:space="preserve">        }</w:t>
             </w:r>
@@ -18479,11 +18502,11 @@
             </w:pPr>
             <w:r>
               <w:rPr>
-                <w:rFonts w:ascii="Courier New" w:hAnsi="Courier New" w:cs="Courier New" w:eastAsia="Courier New"/>
-                <w:b w:val="0"/>
-                <w:i w:val="0"/>
-                <w:color w:val="000000"/>
-                <w:sz w:val="17"/>
+                <w:rFonts w:ascii="Times New Roman" w:hAnsi="Times New Roman" w:cs="Times New Roman" w:eastAsia="Times New Roman"/>
+                <w:b w:val="0"/>
+                <w:i w:val="0"/>
+                <w:color w:val="000000"/>
+                <w:sz w:val="20"/>
               </w:rPr>
               <w:t xml:space="preserve">    }</w:t>
             </w:r>
@@ -18494,11 +18517,11 @@
             </w:pPr>
             <w:r>
               <w:rPr>
-                <w:rFonts w:ascii="Courier New" w:hAnsi="Courier New" w:cs="Courier New" w:eastAsia="Courier New"/>
-                <w:b w:val="0"/>
-                <w:i w:val="0"/>
-                <w:color w:val="000000"/>
-                <w:sz w:val="17"/>
+                <w:rFonts w:ascii="Times New Roman" w:hAnsi="Times New Roman" w:cs="Times New Roman" w:eastAsia="Times New Roman"/>
+                <w:b w:val="0"/>
+                <w:i w:val="0"/>
+                <w:color w:val="000000"/>
+                <w:sz w:val="20"/>
               </w:rPr>
               <w:t xml:space="preserve"> </w:t>
             </w:r>
@@ -18509,11 +18532,11 @@
             </w:pPr>
             <w:r>
               <w:rPr>
-                <w:rFonts w:ascii="Courier New" w:hAnsi="Courier New" w:cs="Courier New" w:eastAsia="Courier New"/>
-                <w:b w:val="0"/>
-                <w:i w:val="0"/>
-                <w:color w:val="000000"/>
-                <w:sz w:val="17"/>
+                <w:rFonts w:ascii="Times New Roman" w:hAnsi="Times New Roman" w:cs="Times New Roman" w:eastAsia="Times New Roman"/>
+                <w:b w:val="0"/>
+                <w:i w:val="0"/>
+                <w:color w:val="000000"/>
+                <w:sz w:val="20"/>
               </w:rPr>
               <w:t xml:space="preserve">    public static long bubble_srt(int a[], int n) {</w:t>
             </w:r>
@@ -18524,11 +18547,11 @@
             </w:pPr>
             <w:r>
               <w:rPr>
-                <w:rFonts w:ascii="Courier New" w:hAnsi="Courier New" w:cs="Courier New" w:eastAsia="Courier New"/>
-                <w:b w:val="0"/>
-                <w:i w:val="0"/>
-                <w:color w:val="000000"/>
-                <w:sz w:val="17"/>
+                <w:rFonts w:ascii="Times New Roman" w:hAnsi="Times New Roman" w:cs="Times New Roman" w:eastAsia="Times New Roman"/>
+                <w:b w:val="0"/>
+                <w:i w:val="0"/>
+                <w:color w:val="000000"/>
+                <w:sz w:val="20"/>
               </w:rPr>
               <w:t xml:space="preserve">        int i, j, t = 0;</w:t>
             </w:r>
@@ -18539,11 +18562,11 @@
             </w:pPr>
             <w:r>
               <w:rPr>
-                <w:rFonts w:ascii="Courier New" w:hAnsi="Courier New" w:cs="Courier New" w:eastAsia="Courier New"/>
-                <w:b w:val="0"/>
-                <w:i w:val="0"/>
-                <w:color w:val="000000"/>
-                <w:sz w:val="17"/>
+                <w:rFonts w:ascii="Times New Roman" w:hAnsi="Times New Roman" w:cs="Times New Roman" w:eastAsia="Times New Roman"/>
+                <w:b w:val="0"/>
+                <w:i w:val="0"/>
+                <w:color w:val="000000"/>
+                <w:sz w:val="20"/>
               </w:rPr>
               <w:t xml:space="preserve">        long intercambios = 0;</w:t>
             </w:r>
@@ -18554,11 +18577,11 @@
             </w:pPr>
             <w:r>
               <w:rPr>
-                <w:rFonts w:ascii="Courier New" w:hAnsi="Courier New" w:cs="Courier New" w:eastAsia="Courier New"/>
-                <w:b w:val="0"/>
-                <w:i w:val="0"/>
-                <w:color w:val="000000"/>
-                <w:sz w:val="17"/>
+                <w:rFonts w:ascii="Times New Roman" w:hAnsi="Times New Roman" w:cs="Times New Roman" w:eastAsia="Times New Roman"/>
+                <w:b w:val="0"/>
+                <w:i w:val="0"/>
+                <w:color w:val="000000"/>
+                <w:sz w:val="20"/>
               </w:rPr>
               <w:t xml:space="preserve">        for (i = 0; i &lt; n; i++) {</w:t>
             </w:r>
@@ -18569,11 +18592,11 @@
             </w:pPr>
             <w:r>
               <w:rPr>
-                <w:rFonts w:ascii="Courier New" w:hAnsi="Courier New" w:cs="Courier New" w:eastAsia="Courier New"/>
-                <w:b w:val="0"/>
-                <w:i w:val="0"/>
-                <w:color w:val="000000"/>
-                <w:sz w:val="17"/>
+                <w:rFonts w:ascii="Times New Roman" w:hAnsi="Times New Roman" w:cs="Times New Roman" w:eastAsia="Times New Roman"/>
+                <w:b w:val="0"/>
+                <w:i w:val="0"/>
+                <w:color w:val="000000"/>
+                <w:sz w:val="20"/>
               </w:rPr>
               <w:t xml:space="preserve">            for (j = 1; j &lt; (n - i); j++) {</w:t>
             </w:r>
@@ -18584,11 +18607,11 @@
             </w:pPr>
             <w:r>
               <w:rPr>
-                <w:rFonts w:ascii="Courier New" w:hAnsi="Courier New" w:cs="Courier New" w:eastAsia="Courier New"/>
-                <w:b w:val="0"/>
-                <w:i w:val="0"/>
-                <w:color w:val="000000"/>
-                <w:sz w:val="17"/>
+                <w:rFonts w:ascii="Times New Roman" w:hAnsi="Times New Roman" w:cs="Times New Roman" w:eastAsia="Times New Roman"/>
+                <w:b w:val="0"/>
+                <w:i w:val="0"/>
+                <w:color w:val="000000"/>
+                <w:sz w:val="20"/>
               </w:rPr>
               <w:t xml:space="preserve">                if (a[j - 1] &gt; a[j]) {</w:t>
             </w:r>
@@ -18599,11 +18622,11 @@
             </w:pPr>
             <w:r>
               <w:rPr>
-                <w:rFonts w:ascii="Courier New" w:hAnsi="Courier New" w:cs="Courier New" w:eastAsia="Courier New"/>
-                <w:b w:val="0"/>
-                <w:i w:val="0"/>
-                <w:color w:val="000000"/>
-                <w:sz w:val="17"/>
+                <w:rFonts w:ascii="Times New Roman" w:hAnsi="Times New Roman" w:cs="Times New Roman" w:eastAsia="Times New Roman"/>
+                <w:b w:val="0"/>
+                <w:i w:val="0"/>
+                <w:color w:val="000000"/>
+                <w:sz w:val="20"/>
               </w:rPr>
               <w:t xml:space="preserve">                    t = a[j - 1];</w:t>
             </w:r>
@@ -18614,11 +18637,11 @@
             </w:pPr>
             <w:r>
               <w:rPr>
-                <w:rFonts w:ascii="Courier New" w:hAnsi="Courier New" w:cs="Courier New" w:eastAsia="Courier New"/>
-                <w:b w:val="0"/>
-                <w:i w:val="0"/>
-                <w:color w:val="000000"/>
-                <w:sz w:val="17"/>
+                <w:rFonts w:ascii="Times New Roman" w:hAnsi="Times New Roman" w:cs="Times New Roman" w:eastAsia="Times New Roman"/>
+                <w:b w:val="0"/>
+                <w:i w:val="0"/>
+                <w:color w:val="000000"/>
+                <w:sz w:val="20"/>
               </w:rPr>
               <w:t xml:space="preserve">                    a[j - 1] = a[j];</w:t>
             </w:r>
@@ -18629,11 +18652,11 @@
             </w:pPr>
             <w:r>
               <w:rPr>
-                <w:rFonts w:ascii="Courier New" w:hAnsi="Courier New" w:cs="Courier New" w:eastAsia="Courier New"/>
-                <w:b w:val="0"/>
-                <w:i w:val="0"/>
-                <w:color w:val="000000"/>
-                <w:sz w:val="17"/>
+                <w:rFonts w:ascii="Times New Roman" w:hAnsi="Times New Roman" w:cs="Times New Roman" w:eastAsia="Times New Roman"/>
+                <w:b w:val="0"/>
+                <w:i w:val="0"/>
+                <w:color w:val="000000"/>
+                <w:sz w:val="20"/>
               </w:rPr>
               <w:t xml:space="preserve">                    a[j] = t;</w:t>
             </w:r>
@@ -18644,11 +18667,11 @@
             </w:pPr>
             <w:r>
               <w:rPr>
-                <w:rFonts w:ascii="Courier New" w:hAnsi="Courier New" w:cs="Courier New" w:eastAsia="Courier New"/>
-                <w:b w:val="0"/>
-                <w:i w:val="0"/>
-                <w:color w:val="000000"/>
-                <w:sz w:val="17"/>
+                <w:rFonts w:ascii="Times New Roman" w:hAnsi="Times New Roman" w:cs="Times New Roman" w:eastAsia="Times New Roman"/>
+                <w:b w:val="0"/>
+                <w:i w:val="0"/>
+                <w:color w:val="000000"/>
+                <w:sz w:val="20"/>
               </w:rPr>
               <w:t xml:space="preserve">                    intercambios++;</w:t>
             </w:r>
@@ -18659,11 +18682,11 @@
             </w:pPr>
             <w:r>
               <w:rPr>
-                <w:rFonts w:ascii="Courier New" w:hAnsi="Courier New" w:cs="Courier New" w:eastAsia="Courier New"/>
-                <w:b w:val="0"/>
-                <w:i w:val="0"/>
-                <w:color w:val="000000"/>
-                <w:sz w:val="17"/>
+                <w:rFonts w:ascii="Times New Roman" w:hAnsi="Times New Roman" w:cs="Times New Roman" w:eastAsia="Times New Roman"/>
+                <w:b w:val="0"/>
+                <w:i w:val="0"/>
+                <w:color w:val="000000"/>
+                <w:sz w:val="20"/>
               </w:rPr>
               <w:t xml:space="preserve">                    if (usarCompartido) contadorCompartido++; // carrera: leer-sumar-escribir no es atomico</w:t>
             </w:r>
@@ -18674,11 +18697,11 @@
             </w:pPr>
             <w:r>
               <w:rPr>
-                <w:rFonts w:ascii="Courier New" w:hAnsi="Courier New" w:cs="Courier New" w:eastAsia="Courier New"/>
-                <w:b w:val="0"/>
-                <w:i w:val="0"/>
-                <w:color w:val="000000"/>
-                <w:sz w:val="17"/>
+                <w:rFonts w:ascii="Times New Roman" w:hAnsi="Times New Roman" w:cs="Times New Roman" w:eastAsia="Times New Roman"/>
+                <w:b w:val="0"/>
+                <w:i w:val="0"/>
+                <w:color w:val="000000"/>
+                <w:sz w:val="20"/>
               </w:rPr>
               <w:t xml:space="preserve">                }</w:t>
             </w:r>
@@ -18689,11 +18712,11 @@
             </w:pPr>
             <w:r>
               <w:rPr>
-                <w:rFonts w:ascii="Courier New" w:hAnsi="Courier New" w:cs="Courier New" w:eastAsia="Courier New"/>
-                <w:b w:val="0"/>
-                <w:i w:val="0"/>
-                <w:color w:val="000000"/>
-                <w:sz w:val="17"/>
+                <w:rFonts w:ascii="Times New Roman" w:hAnsi="Times New Roman" w:cs="Times New Roman" w:eastAsia="Times New Roman"/>
+                <w:b w:val="0"/>
+                <w:i w:val="0"/>
+                <w:color w:val="000000"/>
+                <w:sz w:val="20"/>
               </w:rPr>
               <w:t xml:space="preserve">            }</w:t>
             </w:r>
@@ -18704,11 +18727,11 @@
             </w:pPr>
             <w:r>
               <w:rPr>
-                <w:rFonts w:ascii="Courier New" w:hAnsi="Courier New" w:cs="Courier New" w:eastAsia="Courier New"/>
-                <w:b w:val="0"/>
-                <w:i w:val="0"/>
-                <w:color w:val="000000"/>
-                <w:sz w:val="17"/>
+                <w:rFonts w:ascii="Times New Roman" w:hAnsi="Times New Roman" w:cs="Times New Roman" w:eastAsia="Times New Roman"/>
+                <w:b w:val="0"/>
+                <w:i w:val="0"/>
+                <w:color w:val="000000"/>
+                <w:sz w:val="20"/>
               </w:rPr>
               <w:t xml:space="preserve">        }</w:t>
             </w:r>
@@ -18719,11 +18742,11 @@
             </w:pPr>
             <w:r>
               <w:rPr>
-                <w:rFonts w:ascii="Courier New" w:hAnsi="Courier New" w:cs="Courier New" w:eastAsia="Courier New"/>
-                <w:b w:val="0"/>
-                <w:i w:val="0"/>
-                <w:color w:val="000000"/>
-                <w:sz w:val="17"/>
+                <w:rFonts w:ascii="Times New Roman" w:hAnsi="Times New Roman" w:cs="Times New Roman" w:eastAsia="Times New Roman"/>
+                <w:b w:val="0"/>
+                <w:i w:val="0"/>
+                <w:color w:val="000000"/>
+                <w:sz w:val="20"/>
               </w:rPr>
               <w:t xml:space="preserve">        return intercambios;</w:t>
             </w:r>
@@ -18734,11 +18757,11 @@
             </w:pPr>
             <w:r>
               <w:rPr>
-                <w:rFonts w:ascii="Courier New" w:hAnsi="Courier New" w:cs="Courier New" w:eastAsia="Courier New"/>
-                <w:b w:val="0"/>
-                <w:i w:val="0"/>
-                <w:color w:val="000000"/>
-                <w:sz w:val="17"/>
+                <w:rFonts w:ascii="Times New Roman" w:hAnsi="Times New Roman" w:cs="Times New Roman" w:eastAsia="Times New Roman"/>
+                <w:b w:val="0"/>
+                <w:i w:val="0"/>
+                <w:color w:val="000000"/>
+                <w:sz w:val="20"/>
               </w:rPr>
               <w:t xml:space="preserve">    }</w:t>
             </w:r>
@@ -18749,11 +18772,11 @@
             </w:pPr>
             <w:r>
               <w:rPr>
-                <w:rFonts w:ascii="Courier New" w:hAnsi="Courier New" w:cs="Courier New" w:eastAsia="Courier New"/>
-                <w:b w:val="0"/>
-                <w:i w:val="0"/>
-                <w:color w:val="000000"/>
-                <w:sz w:val="17"/>
+                <w:rFonts w:ascii="Times New Roman" w:hAnsi="Times New Roman" w:cs="Times New Roman" w:eastAsia="Times New Roman"/>
+                <w:b w:val="0"/>
+                <w:i w:val="0"/>
+                <w:color w:val="000000"/>
+                <w:sz w:val="20"/>
               </w:rPr>
               <w:t xml:space="preserve"> </w:t>
             </w:r>
@@ -18764,11 +18787,11 @@
             </w:pPr>
             <w:r>
               <w:rPr>
-                <w:rFonts w:ascii="Courier New" w:hAnsi="Courier New" w:cs="Courier New" w:eastAsia="Courier New"/>
-                <w:b w:val="0"/>
-                <w:i w:val="0"/>
-                <w:color w:val="000000"/>
-                <w:sz w:val="17"/>
+                <w:rFonts w:ascii="Times New Roman" w:hAnsi="Times New Roman" w:cs="Times New Roman" w:eastAsia="Times New Roman"/>
+                <w:b w:val="0"/>
+                <w:i w:val="0"/>
+                <w:color w:val="000000"/>
+                <w:sz w:val="20"/>
               </w:rPr>
               <w:t xml:space="preserve">    public static int[] merge(int[] left, int[] right) {</w:t>
             </w:r>
@@ -18779,11 +18802,11 @@
             </w:pPr>
             <w:r>
               <w:rPr>
-                <w:rFonts w:ascii="Courier New" w:hAnsi="Courier New" w:cs="Courier New" w:eastAsia="Courier New"/>
-                <w:b w:val="0"/>
-                <w:i w:val="0"/>
-                <w:color w:val="000000"/>
-                <w:sz w:val="17"/>
+                <w:rFonts w:ascii="Times New Roman" w:hAnsi="Times New Roman" w:cs="Times New Roman" w:eastAsia="Times New Roman"/>
+                <w:b w:val="0"/>
+                <w:i w:val="0"/>
+                <w:color w:val="000000"/>
+                <w:sz w:val="20"/>
               </w:rPr>
               <w:t xml:space="preserve">        int[] res = new int[left.length + right.length];</w:t>
             </w:r>
@@ -18794,11 +18817,11 @@
             </w:pPr>
             <w:r>
               <w:rPr>
-                <w:rFonts w:ascii="Courier New" w:hAnsi="Courier New" w:cs="Courier New" w:eastAsia="Courier New"/>
-                <w:b w:val="0"/>
-                <w:i w:val="0"/>
-                <w:color w:val="000000"/>
-                <w:sz w:val="17"/>
+                <w:rFonts w:ascii="Times New Roman" w:hAnsi="Times New Roman" w:cs="Times New Roman" w:eastAsia="Times New Roman"/>
+                <w:b w:val="0"/>
+                <w:i w:val="0"/>
+                <w:color w:val="000000"/>
+                <w:sz w:val="20"/>
               </w:rPr>
               <w:t xml:space="preserve">        int i = 0, j = 0, k = 0;</w:t>
             </w:r>
@@ -18809,11 +18832,11 @@
             </w:pPr>
             <w:r>
               <w:rPr>
-                <w:rFonts w:ascii="Courier New" w:hAnsi="Courier New" w:cs="Courier New" w:eastAsia="Courier New"/>
-                <w:b w:val="0"/>
-                <w:i w:val="0"/>
-                <w:color w:val="000000"/>
-                <w:sz w:val="17"/>
+                <w:rFonts w:ascii="Times New Roman" w:hAnsi="Times New Roman" w:cs="Times New Roman" w:eastAsia="Times New Roman"/>
+                <w:b w:val="0"/>
+                <w:i w:val="0"/>
+                <w:color w:val="000000"/>
+                <w:sz w:val="20"/>
               </w:rPr>
               <w:t xml:space="preserve">        while (i &lt; left.length &amp;&amp; j &lt; right.length) {</w:t>
             </w:r>
@@ -18824,11 +18847,11 @@
             </w:pPr>
             <w:r>
               <w:rPr>
-                <w:rFonts w:ascii="Courier New" w:hAnsi="Courier New" w:cs="Courier New" w:eastAsia="Courier New"/>
-                <w:b w:val="0"/>
-                <w:i w:val="0"/>
-                <w:color w:val="000000"/>
-                <w:sz w:val="17"/>
+                <w:rFonts w:ascii="Times New Roman" w:hAnsi="Times New Roman" w:cs="Times New Roman" w:eastAsia="Times New Roman"/>
+                <w:b w:val="0"/>
+                <w:i w:val="0"/>
+                <w:color w:val="000000"/>
+                <w:sz w:val="20"/>
               </w:rPr>
               <w:t xml:space="preserve">            if (left[i] &lt;= right[j]) res[k++] = left[i++];</w:t>
             </w:r>
@@ -18839,11 +18862,11 @@
             </w:pPr>
             <w:r>
               <w:rPr>
-                <w:rFonts w:ascii="Courier New" w:hAnsi="Courier New" w:cs="Courier New" w:eastAsia="Courier New"/>
-                <w:b w:val="0"/>
-                <w:i w:val="0"/>
-                <w:color w:val="000000"/>
-                <w:sz w:val="17"/>
+                <w:rFonts w:ascii="Times New Roman" w:hAnsi="Times New Roman" w:cs="Times New Roman" w:eastAsia="Times New Roman"/>
+                <w:b w:val="0"/>
+                <w:i w:val="0"/>
+                <w:color w:val="000000"/>
+                <w:sz w:val="20"/>
               </w:rPr>
               <w:t xml:space="preserve">            else res[k++] = right[j++];</w:t>
             </w:r>
@@ -18854,11 +18877,11 @@
             </w:pPr>
             <w:r>
               <w:rPr>
-                <w:rFonts w:ascii="Courier New" w:hAnsi="Courier New" w:cs="Courier New" w:eastAsia="Courier New"/>
-                <w:b w:val="0"/>
-                <w:i w:val="0"/>
-                <w:color w:val="000000"/>
-                <w:sz w:val="17"/>
+                <w:rFonts w:ascii="Times New Roman" w:hAnsi="Times New Roman" w:cs="Times New Roman" w:eastAsia="Times New Roman"/>
+                <w:b w:val="0"/>
+                <w:i w:val="0"/>
+                <w:color w:val="000000"/>
+                <w:sz w:val="20"/>
               </w:rPr>
               <w:t xml:space="preserve">        }</w:t>
             </w:r>
@@ -18869,11 +18892,11 @@
             </w:pPr>
             <w:r>
               <w:rPr>
-                <w:rFonts w:ascii="Courier New" w:hAnsi="Courier New" w:cs="Courier New" w:eastAsia="Courier New"/>
-                <w:b w:val="0"/>
-                <w:i w:val="0"/>
-                <w:color w:val="000000"/>
-                <w:sz w:val="17"/>
+                <w:rFonts w:ascii="Times New Roman" w:hAnsi="Times New Roman" w:cs="Times New Roman" w:eastAsia="Times New Roman"/>
+                <w:b w:val="0"/>
+                <w:i w:val="0"/>
+                <w:color w:val="000000"/>
+                <w:sz w:val="20"/>
               </w:rPr>
               <w:t xml:space="preserve">        while (i &lt; left.length) res[k++] = left[i++];</w:t>
             </w:r>
@@ -18884,11 +18907,11 @@
             </w:pPr>
             <w:r>
               <w:rPr>
-                <w:rFonts w:ascii="Courier New" w:hAnsi="Courier New" w:cs="Courier New" w:eastAsia="Courier New"/>
-                <w:b w:val="0"/>
-                <w:i w:val="0"/>
-                <w:color w:val="000000"/>
-                <w:sz w:val="17"/>
+                <w:rFonts w:ascii="Times New Roman" w:hAnsi="Times New Roman" w:cs="Times New Roman" w:eastAsia="Times New Roman"/>
+                <w:b w:val="0"/>
+                <w:i w:val="0"/>
+                <w:color w:val="000000"/>
+                <w:sz w:val="20"/>
               </w:rPr>
               <w:t xml:space="preserve">        while (j &lt; right.length) res[k++] = right[j++];</w:t>
             </w:r>
@@ -18899,11 +18922,11 @@
             </w:pPr>
             <w:r>
               <w:rPr>
-                <w:rFonts w:ascii="Courier New" w:hAnsi="Courier New" w:cs="Courier New" w:eastAsia="Courier New"/>
-                <w:b w:val="0"/>
-                <w:i w:val="0"/>
-                <w:color w:val="000000"/>
-                <w:sz w:val="17"/>
+                <w:rFonts w:ascii="Times New Roman" w:hAnsi="Times New Roman" w:cs="Times New Roman" w:eastAsia="Times New Roman"/>
+                <w:b w:val="0"/>
+                <w:i w:val="0"/>
+                <w:color w:val="000000"/>
+                <w:sz w:val="20"/>
               </w:rPr>
               <w:t xml:space="preserve">        return res;</w:t>
             </w:r>
@@ -18914,11 +18937,11 @@
             </w:pPr>
             <w:r>
               <w:rPr>
-                <w:rFonts w:ascii="Courier New" w:hAnsi="Courier New" w:cs="Courier New" w:eastAsia="Courier New"/>
-                <w:b w:val="0"/>
-                <w:i w:val="0"/>
-                <w:color w:val="000000"/>
-                <w:sz w:val="17"/>
+                <w:rFonts w:ascii="Times New Roman" w:hAnsi="Times New Roman" w:cs="Times New Roman" w:eastAsia="Times New Roman"/>
+                <w:b w:val="0"/>
+                <w:i w:val="0"/>
+                <w:color w:val="000000"/>
+                <w:sz w:val="20"/>
               </w:rPr>
               <w:t xml:space="preserve">    }</w:t>
             </w:r>
@@ -18929,11 +18952,11 @@
             </w:pPr>
             <w:r>
               <w:rPr>
-                <w:rFonts w:ascii="Courier New" w:hAnsi="Courier New" w:cs="Courier New" w:eastAsia="Courier New"/>
-                <w:b w:val="0"/>
-                <w:i w:val="0"/>
-                <w:color w:val="000000"/>
-                <w:sz w:val="17"/>
+                <w:rFonts w:ascii="Times New Roman" w:hAnsi="Times New Roman" w:cs="Times New Roman" w:eastAsia="Times New Roman"/>
+                <w:b w:val="0"/>
+                <w:i w:val="0"/>
+                <w:color w:val="000000"/>
+                <w:sz w:val="20"/>
               </w:rPr>
               <w:t xml:space="preserve"> </w:t>
             </w:r>
@@ -18944,11 +18967,11 @@
             </w:pPr>
             <w:r>
               <w:rPr>
-                <w:rFonts w:ascii="Courier New" w:hAnsi="Courier New" w:cs="Courier New" w:eastAsia="Courier New"/>
-                <w:b w:val="0"/>
-                <w:i w:val="0"/>
-                <w:color w:val="000000"/>
-                <w:sz w:val="17"/>
+                <w:rFonts w:ascii="Times New Roman" w:hAnsi="Times New Roman" w:cs="Times New Roman" w:eastAsia="Times New Roman"/>
+                <w:b w:val="0"/>
+                <w:i w:val="0"/>
+                <w:color w:val="000000"/>
+                <w:sz w:val="20"/>
               </w:rPr>
               <w:t xml:space="preserve">    public static int[] generarArreglo(int n) {</w:t>
             </w:r>
@@ -18959,11 +18982,11 @@
             </w:pPr>
             <w:r>
               <w:rPr>
-                <w:rFonts w:ascii="Courier New" w:hAnsi="Courier New" w:cs="Courier New" w:eastAsia="Courier New"/>
-                <w:b w:val="0"/>
-                <w:i w:val="0"/>
-                <w:color w:val="000000"/>
-                <w:sz w:val="17"/>
+                <w:rFonts w:ascii="Times New Roman" w:hAnsi="Times New Roman" w:cs="Times New Roman" w:eastAsia="Times New Roman"/>
+                <w:b w:val="0"/>
+                <w:i w:val="0"/>
+                <w:color w:val="000000"/>
+                <w:sz w:val="20"/>
               </w:rPr>
               <w:t xml:space="preserve">        Random r = new Random(12345L + n); // misma semilla que Paso 1 y Paso 2</w:t>
             </w:r>
@@ -18974,11 +18997,11 @@
             </w:pPr>
             <w:r>
               <w:rPr>
-                <w:rFonts w:ascii="Courier New" w:hAnsi="Courier New" w:cs="Courier New" w:eastAsia="Courier New"/>
-                <w:b w:val="0"/>
-                <w:i w:val="0"/>
-                <w:color w:val="000000"/>
-                <w:sz w:val="17"/>
+                <w:rFonts w:ascii="Times New Roman" w:hAnsi="Times New Roman" w:cs="Times New Roman" w:eastAsia="Times New Roman"/>
+                <w:b w:val="0"/>
+                <w:i w:val="0"/>
+                <w:color w:val="000000"/>
+                <w:sz w:val="20"/>
               </w:rPr>
               <w:t xml:space="preserve">        int[] arr = new int[n];</w:t>
             </w:r>
@@ -18989,11 +19012,11 @@
             </w:pPr>
             <w:r>
               <w:rPr>
-                <w:rFonts w:ascii="Courier New" w:hAnsi="Courier New" w:cs="Courier New" w:eastAsia="Courier New"/>
-                <w:b w:val="0"/>
-                <w:i w:val="0"/>
-                <w:color w:val="000000"/>
-                <w:sz w:val="17"/>
+                <w:rFonts w:ascii="Times New Roman" w:hAnsi="Times New Roman" w:cs="Times New Roman" w:eastAsia="Times New Roman"/>
+                <w:b w:val="0"/>
+                <w:i w:val="0"/>
+                <w:color w:val="000000"/>
+                <w:sz w:val="20"/>
               </w:rPr>
               <w:t xml:space="preserve">        for (int i = 0; i &lt; n; i++) arr[i] = r.nextInt(100000);</w:t>
             </w:r>
@@ -19004,11 +19027,11 @@
             </w:pPr>
             <w:r>
               <w:rPr>
-                <w:rFonts w:ascii="Courier New" w:hAnsi="Courier New" w:cs="Courier New" w:eastAsia="Courier New"/>
-                <w:b w:val="0"/>
-                <w:i w:val="0"/>
-                <w:color w:val="000000"/>
-                <w:sz w:val="17"/>
+                <w:rFonts w:ascii="Times New Roman" w:hAnsi="Times New Roman" w:cs="Times New Roman" w:eastAsia="Times New Roman"/>
+                <w:b w:val="0"/>
+                <w:i w:val="0"/>
+                <w:color w:val="000000"/>
+                <w:sz w:val="20"/>
               </w:rPr>
               <w:t xml:space="preserve">        return arr;</w:t>
             </w:r>
@@ -19019,11 +19042,11 @@
             </w:pPr>
             <w:r>
               <w:rPr>
-                <w:rFonts w:ascii="Courier New" w:hAnsi="Courier New" w:cs="Courier New" w:eastAsia="Courier New"/>
-                <w:b w:val="0"/>
-                <w:i w:val="0"/>
-                <w:color w:val="000000"/>
-                <w:sz w:val="17"/>
+                <w:rFonts w:ascii="Times New Roman" w:hAnsi="Times New Roman" w:cs="Times New Roman" w:eastAsia="Times New Roman"/>
+                <w:b w:val="0"/>
+                <w:i w:val="0"/>
+                <w:color w:val="000000"/>
+                <w:sz w:val="20"/>
               </w:rPr>
               <w:t xml:space="preserve">    }</w:t>
             </w:r>
@@ -19034,11 +19057,11 @@
             </w:pPr>
             <w:r>
               <w:rPr>
-                <w:rFonts w:ascii="Courier New" w:hAnsi="Courier New" w:cs="Courier New" w:eastAsia="Courier New"/>
-                <w:b w:val="0"/>
-                <w:i w:val="0"/>
-                <w:color w:val="000000"/>
-                <w:sz w:val="17"/>
+                <w:rFonts w:ascii="Times New Roman" w:hAnsi="Times New Roman" w:cs="Times New Roman" w:eastAsia="Times New Roman"/>
+                <w:b w:val="0"/>
+                <w:i w:val="0"/>
+                <w:color w:val="000000"/>
+                <w:sz w:val="20"/>
               </w:rPr>
               <w:t xml:space="preserve"> </w:t>
             </w:r>
@@ -19049,11 +19072,11 @@
             </w:pPr>
             <w:r>
               <w:rPr>
-                <w:rFonts w:ascii="Courier New" w:hAnsi="Courier New" w:cs="Courier New" w:eastAsia="Courier New"/>
-                <w:b w:val="0"/>
-                <w:i w:val="0"/>
-                <w:color w:val="000000"/>
-                <w:sz w:val="17"/>
+                <w:rFonts w:ascii="Times New Roman" w:hAnsi="Times New Roman" w:cs="Times New Roman" w:eastAsia="Times New Roman"/>
+                <w:b w:val="0"/>
+                <w:i w:val="0"/>
+                <w:color w:val="000000"/>
+                <w:sz w:val="20"/>
               </w:rPr>
               <w:t xml:space="preserve">    public static boolean estaOrdenado(int[] arr) {</w:t>
             </w:r>
@@ -19064,11 +19087,11 @@
             </w:pPr>
             <w:r>
               <w:rPr>
-                <w:rFonts w:ascii="Courier New" w:hAnsi="Courier New" w:cs="Courier New" w:eastAsia="Courier New"/>
-                <w:b w:val="0"/>
-                <w:i w:val="0"/>
-                <w:color w:val="000000"/>
-                <w:sz w:val="17"/>
+                <w:rFonts w:ascii="Times New Roman" w:hAnsi="Times New Roman" w:cs="Times New Roman" w:eastAsia="Times New Roman"/>
+                <w:b w:val="0"/>
+                <w:i w:val="0"/>
+                <w:color w:val="000000"/>
+                <w:sz w:val="20"/>
               </w:rPr>
               <w:t xml:space="preserve">        for (int i = 1; i &lt; arr.length; i++)</w:t>
             </w:r>
@@ -19079,11 +19102,11 @@
             </w:pPr>
             <w:r>
               <w:rPr>
-                <w:rFonts w:ascii="Courier New" w:hAnsi="Courier New" w:cs="Courier New" w:eastAsia="Courier New"/>
-                <w:b w:val="0"/>
-                <w:i w:val="0"/>
-                <w:color w:val="000000"/>
-                <w:sz w:val="17"/>
+                <w:rFonts w:ascii="Times New Roman" w:hAnsi="Times New Roman" w:cs="Times New Roman" w:eastAsia="Times New Roman"/>
+                <w:b w:val="0"/>
+                <w:i w:val="0"/>
+                <w:color w:val="000000"/>
+                <w:sz w:val="20"/>
               </w:rPr>
               <w:t xml:space="preserve">            if (arr[i - 1] &gt; arr[i]) return false;</w:t>
             </w:r>
@@ -19094,11 +19117,11 @@
             </w:pPr>
             <w:r>
               <w:rPr>
-                <w:rFonts w:ascii="Courier New" w:hAnsi="Courier New" w:cs="Courier New" w:eastAsia="Courier New"/>
-                <w:b w:val="0"/>
-                <w:i w:val="0"/>
-                <w:color w:val="000000"/>
-                <w:sz w:val="17"/>
+                <w:rFonts w:ascii="Times New Roman" w:hAnsi="Times New Roman" w:cs="Times New Roman" w:eastAsia="Times New Roman"/>
+                <w:b w:val="0"/>
+                <w:i w:val="0"/>
+                <w:color w:val="000000"/>
+                <w:sz w:val="20"/>
               </w:rPr>
               <w:t xml:space="preserve">        return true;</w:t>
             </w:r>
@@ -19109,11 +19132,11 @@
             </w:pPr>
             <w:r>
               <w:rPr>
-                <w:rFonts w:ascii="Courier New" w:hAnsi="Courier New" w:cs="Courier New" w:eastAsia="Courier New"/>
-                <w:b w:val="0"/>
-                <w:i w:val="0"/>
-                <w:color w:val="000000"/>
-                <w:sz w:val="17"/>
+                <w:rFonts w:ascii="Times New Roman" w:hAnsi="Times New Roman" w:cs="Times New Roman" w:eastAsia="Times New Roman"/>
+                <w:b w:val="0"/>
+                <w:i w:val="0"/>
+                <w:color w:val="000000"/>
+                <w:sz w:val="20"/>
               </w:rPr>
               <w:t xml:space="preserve">    }</w:t>
             </w:r>
@@ -19124,11 +19147,11 @@
             </w:pPr>
             <w:r>
               <w:rPr>
-                <w:rFonts w:ascii="Courier New" w:hAnsi="Courier New" w:cs="Courier New" w:eastAsia="Courier New"/>
-                <w:b w:val="0"/>
-                <w:i w:val="0"/>
-                <w:color w:val="000000"/>
-                <w:sz w:val="17"/>
+                <w:rFonts w:ascii="Times New Roman" w:hAnsi="Times New Roman" w:cs="Times New Roman" w:eastAsia="Times New Roman"/>
+                <w:b w:val="0"/>
+                <w:i w:val="0"/>
+                <w:color w:val="000000"/>
+                <w:sz w:val="20"/>
               </w:rPr>
               <w:t xml:space="preserve"> </w:t>
             </w:r>
@@ -19139,11 +19162,11 @@
             </w:pPr>
             <w:r>
               <w:rPr>
-                <w:rFonts w:ascii="Courier New" w:hAnsi="Courier New" w:cs="Courier New" w:eastAsia="Courier New"/>
-                <w:b w:val="0"/>
-                <w:i w:val="0"/>
-                <w:color w:val="000000"/>
-                <w:sz w:val="17"/>
+                <w:rFonts w:ascii="Times New Roman" w:hAnsi="Times New Roman" w:cs="Times New Roman" w:eastAsia="Times New Roman"/>
+                <w:b w:val="0"/>
+                <w:i w:val="0"/>
+                <w:color w:val="000000"/>
+                <w:sz w:val="20"/>
               </w:rPr>
               <w:t xml:space="preserve">    public static void imprimir(String etiqueta, int[] arr) {</w:t>
             </w:r>
@@ -19154,11 +19177,11 @@
             </w:pPr>
             <w:r>
               <w:rPr>
-                <w:rFonts w:ascii="Courier New" w:hAnsi="Courier New" w:cs="Courier New" w:eastAsia="Courier New"/>
-                <w:b w:val="0"/>
-                <w:i w:val="0"/>
-                <w:color w:val="000000"/>
-                <w:sz w:val="17"/>
+                <w:rFonts w:ascii="Times New Roman" w:hAnsi="Times New Roman" w:cs="Times New Roman" w:eastAsia="Times New Roman"/>
+                <w:b w:val="0"/>
+                <w:i w:val="0"/>
+                <w:color w:val="000000"/>
+                <w:sz w:val="20"/>
               </w:rPr>
               <w:t xml:space="preserve">        System.out.print(etiqueta + " ");</w:t>
             </w:r>
@@ -19169,11 +19192,11 @@
             </w:pPr>
             <w:r>
               <w:rPr>
-                <w:rFonts w:ascii="Courier New" w:hAnsi="Courier New" w:cs="Courier New" w:eastAsia="Courier New"/>
-                <w:b w:val="0"/>
-                <w:i w:val="0"/>
-                <w:color w:val="000000"/>
-                <w:sz w:val="17"/>
+                <w:rFonts w:ascii="Times New Roman" w:hAnsi="Times New Roman" w:cs="Times New Roman" w:eastAsia="Times New Roman"/>
+                <w:b w:val="0"/>
+                <w:i w:val="0"/>
+                <w:color w:val="000000"/>
+                <w:sz w:val="20"/>
               </w:rPr>
               <w:t xml:space="preserve">        for (int x : arr) System.out.print(x + " ");</w:t>
             </w:r>
@@ -19184,11 +19207,11 @@
             </w:pPr>
             <w:r>
               <w:rPr>
-                <w:rFonts w:ascii="Courier New" w:hAnsi="Courier New" w:cs="Courier New" w:eastAsia="Courier New"/>
-                <w:b w:val="0"/>
-                <w:i w:val="0"/>
-                <w:color w:val="000000"/>
-                <w:sz w:val="17"/>
+                <w:rFonts w:ascii="Times New Roman" w:hAnsi="Times New Roman" w:cs="Times New Roman" w:eastAsia="Times New Roman"/>
+                <w:b w:val="0"/>
+                <w:i w:val="0"/>
+                <w:color w:val="000000"/>
+                <w:sz w:val="20"/>
               </w:rPr>
               <w:t xml:space="preserve">        System.out.println();</w:t>
             </w:r>
@@ -19199,11 +19222,11 @@
             </w:pPr>
             <w:r>
               <w:rPr>
-                <w:rFonts w:ascii="Courier New" w:hAnsi="Courier New" w:cs="Courier New" w:eastAsia="Courier New"/>
-                <w:b w:val="0"/>
-                <w:i w:val="0"/>
-                <w:color w:val="000000"/>
-                <w:sz w:val="17"/>
+                <w:rFonts w:ascii="Times New Roman" w:hAnsi="Times New Roman" w:cs="Times New Roman" w:eastAsia="Times New Roman"/>
+                <w:b w:val="0"/>
+                <w:i w:val="0"/>
+                <w:color w:val="000000"/>
+                <w:sz w:val="20"/>
               </w:rPr>
               <w:t xml:space="preserve">    }</w:t>
             </w:r>
@@ -19214,11 +19237,11 @@
             </w:pPr>
             <w:r>
               <w:rPr>
-                <w:rFonts w:ascii="Courier New" w:hAnsi="Courier New" w:cs="Courier New" w:eastAsia="Courier New"/>
-                <w:b w:val="0"/>
-                <w:i w:val="0"/>
-                <w:color w:val="000000"/>
-                <w:sz w:val="17"/>
+                <w:rFonts w:ascii="Times New Roman" w:hAnsi="Times New Roman" w:cs="Times New Roman" w:eastAsia="Times New Roman"/>
+                <w:b w:val="0"/>
+                <w:i w:val="0"/>
+                <w:color w:val="000000"/>
+                <w:sz w:val="20"/>
               </w:rPr>
               <w:t>}</w:t>
             </w:r>
@@ -19270,11 +19293,11 @@
             </w:pPr>
             <w:r>
               <w:rPr>
-                <w:rFonts w:ascii="Courier New" w:hAnsi="Courier New" w:cs="Courier New" w:eastAsia="Courier New"/>
-                <w:b w:val="0"/>
-                <w:i w:val="0"/>
-                <w:color w:val="000000"/>
-                <w:sz w:val="17"/>
+                <w:rFonts w:ascii="Times New Roman" w:hAnsi="Times New Roman" w:cs="Times New Roman" w:eastAsia="Times New Roman"/>
+                <w:b w:val="0"/>
+                <w:i w:val="0"/>
+                <w:color w:val="000000"/>
+                <w:sz w:val="20"/>
               </w:rPr>
               <w:t>import java.io.FileWriter;</w:t>
             </w:r>
@@ -19285,11 +19308,11 @@
             </w:pPr>
             <w:r>
               <w:rPr>
-                <w:rFonts w:ascii="Courier New" w:hAnsi="Courier New" w:cs="Courier New" w:eastAsia="Courier New"/>
-                <w:b w:val="0"/>
-                <w:i w:val="0"/>
-                <w:color w:val="000000"/>
-                <w:sz w:val="17"/>
+                <w:rFonts w:ascii="Times New Roman" w:hAnsi="Times New Roman" w:cs="Times New Roman" w:eastAsia="Times New Roman"/>
+                <w:b w:val="0"/>
+                <w:i w:val="0"/>
+                <w:color w:val="000000"/>
+                <w:sz w:val="20"/>
               </w:rPr>
               <w:t>import java.io.IOException;</w:t>
             </w:r>
@@ -19300,11 +19323,11 @@
             </w:pPr>
             <w:r>
               <w:rPr>
-                <w:rFonts w:ascii="Courier New" w:hAnsi="Courier New" w:cs="Courier New" w:eastAsia="Courier New"/>
-                <w:b w:val="0"/>
-                <w:i w:val="0"/>
-                <w:color w:val="000000"/>
-                <w:sz w:val="17"/>
+                <w:rFonts w:ascii="Times New Roman" w:hAnsi="Times New Roman" w:cs="Times New Roman" w:eastAsia="Times New Roman"/>
+                <w:b w:val="0"/>
+                <w:i w:val="0"/>
+                <w:color w:val="000000"/>
+                <w:sz w:val="20"/>
               </w:rPr>
               <w:t>import java.io.PrintWriter;</w:t>
             </w:r>
@@ -19315,11 +19338,11 @@
             </w:pPr>
             <w:r>
               <w:rPr>
-                <w:rFonts w:ascii="Courier New" w:hAnsi="Courier New" w:cs="Courier New" w:eastAsia="Courier New"/>
-                <w:b w:val="0"/>
-                <w:i w:val="0"/>
-                <w:color w:val="000000"/>
-                <w:sz w:val="17"/>
+                <w:rFonts w:ascii="Times New Roman" w:hAnsi="Times New Roman" w:cs="Times New Roman" w:eastAsia="Times New Roman"/>
+                <w:b w:val="0"/>
+                <w:i w:val="0"/>
+                <w:color w:val="000000"/>
+                <w:sz w:val="20"/>
               </w:rPr>
               <w:t>import java.util.Arrays;</w:t>
             </w:r>
@@ -19330,11 +19353,11 @@
             </w:pPr>
             <w:r>
               <w:rPr>
-                <w:rFonts w:ascii="Courier New" w:hAnsi="Courier New" w:cs="Courier New" w:eastAsia="Courier New"/>
-                <w:b w:val="0"/>
-                <w:i w:val="0"/>
-                <w:color w:val="000000"/>
-                <w:sz w:val="17"/>
+                <w:rFonts w:ascii="Times New Roman" w:hAnsi="Times New Roman" w:cs="Times New Roman" w:eastAsia="Times New Roman"/>
+                <w:b w:val="0"/>
+                <w:i w:val="0"/>
+                <w:color w:val="000000"/>
+                <w:sz w:val="20"/>
               </w:rPr>
               <w:t xml:space="preserve"> </w:t>
             </w:r>
@@ -19345,11 +19368,11 @@
             </w:pPr>
             <w:r>
               <w:rPr>
-                <w:rFonts w:ascii="Courier New" w:hAnsi="Courier New" w:cs="Courier New" w:eastAsia="Courier New"/>
-                <w:b w:val="0"/>
-                <w:i w:val="0"/>
-                <w:color w:val="000000"/>
-                <w:sz w:val="17"/>
+                <w:rFonts w:ascii="Times New Roman" w:hAnsi="Times New Roman" w:cs="Times New Roman" w:eastAsia="Times New Roman"/>
+                <w:b w:val="0"/>
+                <w:i w:val="0"/>
+                <w:color w:val="000000"/>
+                <w:sz w:val="20"/>
               </w:rPr>
               <w:t xml:space="preserve"> </w:t>
             </w:r>
@@ -19360,11 +19383,11 @@
             </w:pPr>
             <w:r>
               <w:rPr>
-                <w:rFonts w:ascii="Courier New" w:hAnsi="Courier New" w:cs="Courier New" w:eastAsia="Courier New"/>
-                <w:b w:val="0"/>
-                <w:i w:val="0"/>
-                <w:color w:val="000000"/>
-                <w:sz w:val="17"/>
+                <w:rFonts w:ascii="Times New Roman" w:hAnsi="Times New Roman" w:cs="Times New Roman" w:eastAsia="Times New Roman"/>
+                <w:b w:val="0"/>
+                <w:i w:val="0"/>
+                <w:color w:val="000000"/>
+                <w:sz w:val="20"/>
               </w:rPr>
               <w:t>public class Comparacion {</w:t>
             </w:r>
@@ -19375,11 +19398,11 @@
             </w:pPr>
             <w:r>
               <w:rPr>
-                <w:rFonts w:ascii="Courier New" w:hAnsi="Courier New" w:cs="Courier New" w:eastAsia="Courier New"/>
-                <w:b w:val="0"/>
-                <w:i w:val="0"/>
-                <w:color w:val="000000"/>
-                <w:sz w:val="17"/>
+                <w:rFonts w:ascii="Times New Roman" w:hAnsi="Times New Roman" w:cs="Times New Roman" w:eastAsia="Times New Roman"/>
+                <w:b w:val="0"/>
+                <w:i w:val="0"/>
+                <w:color w:val="000000"/>
+                <w:sz w:val="20"/>
               </w:rPr>
               <w:t xml:space="preserve"> </w:t>
             </w:r>
@@ -19390,11 +19413,11 @@
             </w:pPr>
             <w:r>
               <w:rPr>
-                <w:rFonts w:ascii="Courier New" w:hAnsi="Courier New" w:cs="Courier New" w:eastAsia="Courier New"/>
-                <w:b w:val="0"/>
-                <w:i w:val="0"/>
-                <w:color w:val="000000"/>
-                <w:sz w:val="17"/>
+                <w:rFonts w:ascii="Times New Roman" w:hAnsi="Times New Roman" w:cs="Times New Roman" w:eastAsia="Times New Roman"/>
+                <w:b w:val="0"/>
+                <w:i w:val="0"/>
+                <w:color w:val="000000"/>
+                <w:sz w:val="20"/>
               </w:rPr>
               <w:t xml:space="preserve">    static final int[] TAMANOS_DEFECTO = {10, 50, 100, 250, 500, 750, 1000, 2500, 5000, 7500, 10000, 20000, 50000};</w:t>
             </w:r>
@@ -19405,11 +19428,11 @@
             </w:pPr>
             <w:r>
               <w:rPr>
-                <w:rFonts w:ascii="Courier New" w:hAnsi="Courier New" w:cs="Courier New" w:eastAsia="Courier New"/>
-                <w:b w:val="0"/>
-                <w:i w:val="0"/>
-                <w:color w:val="000000"/>
-                <w:sz w:val="17"/>
+                <w:rFonts w:ascii="Times New Roman" w:hAnsi="Times New Roman" w:cs="Times New Roman" w:eastAsia="Times New Roman"/>
+                <w:b w:val="0"/>
+                <w:i w:val="0"/>
+                <w:color w:val="000000"/>
+                <w:sz w:val="20"/>
               </w:rPr>
               <w:t xml:space="preserve"> </w:t>
             </w:r>
@@ -19420,11 +19443,11 @@
             </w:pPr>
             <w:r>
               <w:rPr>
-                <w:rFonts w:ascii="Courier New" w:hAnsi="Courier New" w:cs="Courier New" w:eastAsia="Courier New"/>
-                <w:b w:val="0"/>
-                <w:i w:val="0"/>
-                <w:color w:val="000000"/>
-                <w:sz w:val="17"/>
+                <w:rFonts w:ascii="Times New Roman" w:hAnsi="Times New Roman" w:cs="Times New Roman" w:eastAsia="Times New Roman"/>
+                <w:b w:val="0"/>
+                <w:i w:val="0"/>
+                <w:color w:val="000000"/>
+                <w:sz w:val="20"/>
               </w:rPr>
               <w:t xml:space="preserve">    public static void main(String[] args) throws Exception {</w:t>
             </w:r>
@@ -19435,11 +19458,11 @@
             </w:pPr>
             <w:r>
               <w:rPr>
-                <w:rFonts w:ascii="Courier New" w:hAnsi="Courier New" w:cs="Courier New" w:eastAsia="Courier New"/>
-                <w:b w:val="0"/>
-                <w:i w:val="0"/>
-                <w:color w:val="000000"/>
-                <w:sz w:val="17"/>
+                <w:rFonts w:ascii="Times New Roman" w:hAnsi="Times New Roman" w:cs="Times New Roman" w:eastAsia="Times New Roman"/>
+                <w:b w:val="0"/>
+                <w:i w:val="0"/>
+                <w:color w:val="000000"/>
+                <w:sz w:val="20"/>
               </w:rPr>
               <w:t xml:space="preserve">        String archivo = args.length &gt; 0 ? args[0] : "resultados.csv";</w:t>
             </w:r>
@@ -19450,11 +19473,11 @@
             </w:pPr>
             <w:r>
               <w:rPr>
-                <w:rFonts w:ascii="Courier New" w:hAnsi="Courier New" w:cs="Courier New" w:eastAsia="Courier New"/>
-                <w:b w:val="0"/>
-                <w:i w:val="0"/>
-                <w:color w:val="000000"/>
-                <w:sz w:val="17"/>
+                <w:rFonts w:ascii="Times New Roman" w:hAnsi="Times New Roman" w:cs="Times New Roman" w:eastAsia="Times New Roman"/>
+                <w:b w:val="0"/>
+                <w:i w:val="0"/>
+                <w:color w:val="000000"/>
+                <w:sz w:val="20"/>
               </w:rPr>
               <w:t xml:space="preserve">        int repeticiones = args.length &gt; 1 ? Integer.parseInt(args[1]) : 5;</w:t>
             </w:r>
@@ -19465,11 +19488,11 @@
             </w:pPr>
             <w:r>
               <w:rPr>
-                <w:rFonts w:ascii="Courier New" w:hAnsi="Courier New" w:cs="Courier New" w:eastAsia="Courier New"/>
-                <w:b w:val="0"/>
-                <w:i w:val="0"/>
-                <w:color w:val="000000"/>
-                <w:sz w:val="17"/>
+                <w:rFonts w:ascii="Times New Roman" w:hAnsi="Times New Roman" w:cs="Times New Roman" w:eastAsia="Times New Roman"/>
+                <w:b w:val="0"/>
+                <w:i w:val="0"/>
+                <w:color w:val="000000"/>
+                <w:sz w:val="20"/>
               </w:rPr>
               <w:t xml:space="preserve">        int[] tamanos = TAMANOS_DEFECTO;</w:t>
             </w:r>
@@ -19480,11 +19503,11 @@
             </w:pPr>
             <w:r>
               <w:rPr>
-                <w:rFonts w:ascii="Courier New" w:hAnsi="Courier New" w:cs="Courier New" w:eastAsia="Courier New"/>
-                <w:b w:val="0"/>
-                <w:i w:val="0"/>
-                <w:color w:val="000000"/>
-                <w:sz w:val="17"/>
+                <w:rFonts w:ascii="Times New Roman" w:hAnsi="Times New Roman" w:cs="Times New Roman" w:eastAsia="Times New Roman"/>
+                <w:b w:val="0"/>
+                <w:i w:val="0"/>
+                <w:color w:val="000000"/>
+                <w:sz w:val="20"/>
               </w:rPr>
               <w:t xml:space="preserve">        if (args.length &gt; 2) {</w:t>
             </w:r>
@@ -19495,11 +19518,11 @@
             </w:pPr>
             <w:r>
               <w:rPr>
-                <w:rFonts w:ascii="Courier New" w:hAnsi="Courier New" w:cs="Courier New" w:eastAsia="Courier New"/>
-                <w:b w:val="0"/>
-                <w:i w:val="0"/>
-                <w:color w:val="000000"/>
-                <w:sz w:val="17"/>
+                <w:rFonts w:ascii="Times New Roman" w:hAnsi="Times New Roman" w:cs="Times New Roman" w:eastAsia="Times New Roman"/>
+                <w:b w:val="0"/>
+                <w:i w:val="0"/>
+                <w:color w:val="000000"/>
+                <w:sz w:val="20"/>
               </w:rPr>
               <w:t xml:space="preserve">            tamanos = new int[args.length - 2];</w:t>
             </w:r>
@@ -19510,11 +19533,11 @@
             </w:pPr>
             <w:r>
               <w:rPr>
-                <w:rFonts w:ascii="Courier New" w:hAnsi="Courier New" w:cs="Courier New" w:eastAsia="Courier New"/>
-                <w:b w:val="0"/>
-                <w:i w:val="0"/>
-                <w:color w:val="000000"/>
-                <w:sz w:val="17"/>
+                <w:rFonts w:ascii="Times New Roman" w:hAnsi="Times New Roman" w:cs="Times New Roman" w:eastAsia="Times New Roman"/>
+                <w:b w:val="0"/>
+                <w:i w:val="0"/>
+                <w:color w:val="000000"/>
+                <w:sz w:val="20"/>
               </w:rPr>
               <w:t xml:space="preserve">            for (int i = 2; i &lt; args.length; i++) tamanos[i - 2] = Integer.parseInt(args[i]);</w:t>
             </w:r>
@@ -19525,11 +19548,11 @@
             </w:pPr>
             <w:r>
               <w:rPr>
-                <w:rFonts w:ascii="Courier New" w:hAnsi="Courier New" w:cs="Courier New" w:eastAsia="Courier New"/>
-                <w:b w:val="0"/>
-                <w:i w:val="0"/>
-                <w:color w:val="000000"/>
-                <w:sz w:val="17"/>
+                <w:rFonts w:ascii="Times New Roman" w:hAnsi="Times New Roman" w:cs="Times New Roman" w:eastAsia="Times New Roman"/>
+                <w:b w:val="0"/>
+                <w:i w:val="0"/>
+                <w:color w:val="000000"/>
+                <w:sz w:val="20"/>
               </w:rPr>
               <w:t xml:space="preserve">        }</w:t>
             </w:r>
@@ -19540,11 +19563,11 @@
             </w:pPr>
             <w:r>
               <w:rPr>
-                <w:rFonts w:ascii="Courier New" w:hAnsi="Courier New" w:cs="Courier New" w:eastAsia="Courier New"/>
-                <w:b w:val="0"/>
-                <w:i w:val="0"/>
-                <w:color w:val="000000"/>
-                <w:sz w:val="17"/>
+                <w:rFonts w:ascii="Times New Roman" w:hAnsi="Times New Roman" w:cs="Times New Roman" w:eastAsia="Times New Roman"/>
+                <w:b w:val="0"/>
+                <w:i w:val="0"/>
+                <w:color w:val="000000"/>
+                <w:sz w:val="20"/>
               </w:rPr>
               <w:t xml:space="preserve"> </w:t>
             </w:r>
@@ -19555,11 +19578,11 @@
             </w:pPr>
             <w:r>
               <w:rPr>
-                <w:rFonts w:ascii="Courier New" w:hAnsi="Courier New" w:cs="Courier New" w:eastAsia="Courier New"/>
-                <w:b w:val="0"/>
-                <w:i w:val="0"/>
-                <w:color w:val="000000"/>
-                <w:sz w:val="17"/>
+                <w:rFonts w:ascii="Times New Roman" w:hAnsi="Times New Roman" w:cs="Times New Roman" w:eastAsia="Times New Roman"/>
+                <w:b w:val="0"/>
+                <w:i w:val="0"/>
+                <w:color w:val="000000"/>
+                <w:sz w:val="20"/>
               </w:rPr>
               <w:t xml:space="preserve">        System.out.println("Nucleos disponibles para la JVM: " + Runtime.getRuntime().availableProcessors());</w:t>
             </w:r>
@@ -19570,11 +19593,11 @@
             </w:pPr>
             <w:r>
               <w:rPr>
-                <w:rFonts w:ascii="Courier New" w:hAnsi="Courier New" w:cs="Courier New" w:eastAsia="Courier New"/>
-                <w:b w:val="0"/>
-                <w:i w:val="0"/>
-                <w:color w:val="000000"/>
-                <w:sz w:val="17"/>
+                <w:rFonts w:ascii="Times New Roman" w:hAnsi="Times New Roman" w:cs="Times New Roman" w:eastAsia="Times New Roman"/>
+                <w:b w:val="0"/>
+                <w:i w:val="0"/>
+                <w:color w:val="000000"/>
+                <w:sz w:val="20"/>
               </w:rPr>
               <w:t xml:space="preserve">        System.out.println("Repeticiones por medicion: " + repeticiones + " (se reporta la mediana)");</w:t>
             </w:r>
@@ -19585,11 +19608,11 @@
             </w:pPr>
             <w:r>
               <w:rPr>
-                <w:rFonts w:ascii="Courier New" w:hAnsi="Courier New" w:cs="Courier New" w:eastAsia="Courier New"/>
-                <w:b w:val="0"/>
-                <w:i w:val="0"/>
-                <w:color w:val="000000"/>
-                <w:sz w:val="17"/>
+                <w:rFonts w:ascii="Times New Roman" w:hAnsi="Times New Roman" w:cs="Times New Roman" w:eastAsia="Times New Roman"/>
+                <w:b w:val="0"/>
+                <w:i w:val="0"/>
+                <w:color w:val="000000"/>
+                <w:sz w:val="20"/>
               </w:rPr>
               <w:t xml:space="preserve">        calentarJVM();</w:t>
             </w:r>
@@ -19600,11 +19623,11 @@
             </w:pPr>
             <w:r>
               <w:rPr>
-                <w:rFonts w:ascii="Courier New" w:hAnsi="Courier New" w:cs="Courier New" w:eastAsia="Courier New"/>
-                <w:b w:val="0"/>
-                <w:i w:val="0"/>
-                <w:color w:val="000000"/>
-                <w:sz w:val="17"/>
+                <w:rFonts w:ascii="Times New Roman" w:hAnsi="Times New Roman" w:cs="Times New Roman" w:eastAsia="Times New Roman"/>
+                <w:b w:val="0"/>
+                <w:i w:val="0"/>
+                <w:color w:val="000000"/>
+                <w:sz w:val="20"/>
               </w:rPr>
               <w:t xml:space="preserve"> </w:t>
             </w:r>
@@ -19615,11 +19638,11 @@
             </w:pPr>
             <w:r>
               <w:rPr>
-                <w:rFonts w:ascii="Courier New" w:hAnsi="Courier New" w:cs="Courier New" w:eastAsia="Courier New"/>
-                <w:b w:val="0"/>
-                <w:i w:val="0"/>
-                <w:color w:val="000000"/>
-                <w:sz w:val="17"/>
+                <w:rFonts w:ascii="Times New Roman" w:hAnsi="Times New Roman" w:cs="Times New Roman" w:eastAsia="Times New Roman"/>
+                <w:b w:val="0"/>
+                <w:i w:val="0"/>
+                <w:color w:val="000000"/>
+                <w:sz w:val="20"/>
               </w:rPr>
               <w:t xml:space="preserve">        System.out.printf("%n%7s | %12s | %12s | %12s | %12s | %12s | %10s | %10s | %10s | %8s | %8s%n",</w:t>
             </w:r>
@@ -19630,11 +19653,11 @@
             </w:pPr>
             <w:r>
               <w:rPr>
-                <w:rFonts w:ascii="Courier New" w:hAnsi="Courier New" w:cs="Courier New" w:eastAsia="Courier New"/>
-                <w:b w:val="0"/>
-                <w:i w:val="0"/>
-                <w:color w:val="000000"/>
-                <w:sz w:val="17"/>
+                <w:rFonts w:ascii="Times New Roman" w:hAnsi="Times New Roman" w:cs="Times New Roman" w:eastAsia="Times New Roman"/>
+                <w:b w:val="0"/>
+                <w:i w:val="0"/>
+                <w:color w:val="000000"/>
+                <w:sz w:val="20"/>
               </w:rPr>
               <w:t xml:space="preserve">                "N", "inversiones", "n(n-1)/4", "int. Paso1", "int. Paso2", "int. Paso3",</w:t>
             </w:r>
@@ -19645,11 +19668,11 @@
             </w:pPr>
             <w:r>
               <w:rPr>
-                <w:rFonts w:ascii="Courier New" w:hAnsi="Courier New" w:cs="Courier New" w:eastAsia="Courier New"/>
-                <w:b w:val="0"/>
-                <w:i w:val="0"/>
-                <w:color w:val="000000"/>
-                <w:sz w:val="17"/>
+                <w:rFonts w:ascii="Times New Roman" w:hAnsi="Times New Roman" w:cs="Times New Roman" w:eastAsia="Times New Roman"/>
+                <w:b w:val="0"/>
+                <w:i w:val="0"/>
+                <w:color w:val="000000"/>
+                <w:sz w:val="20"/>
               </w:rPr>
               <w:t xml:space="preserve">                "ms Paso1", "ms Paso2", "ms Paso3", "P1/P2", "P2/P3");</w:t>
             </w:r>
@@ -19660,11 +19683,11 @@
             </w:pPr>
             <w:r>
               <w:rPr>
-                <w:rFonts w:ascii="Courier New" w:hAnsi="Courier New" w:cs="Courier New" w:eastAsia="Courier New"/>
-                <w:b w:val="0"/>
-                <w:i w:val="0"/>
-                <w:color w:val="000000"/>
-                <w:sz w:val="17"/>
+                <w:rFonts w:ascii="Times New Roman" w:hAnsi="Times New Roman" w:cs="Times New Roman" w:eastAsia="Times New Roman"/>
+                <w:b w:val="0"/>
+                <w:i w:val="0"/>
+                <w:color w:val="000000"/>
+                <w:sz w:val="20"/>
               </w:rPr>
               <w:t xml:space="preserve"> </w:t>
             </w:r>
@@ -19675,11 +19698,11 @@
             </w:pPr>
             <w:r>
               <w:rPr>
-                <w:rFonts w:ascii="Courier New" w:hAnsi="Courier New" w:cs="Courier New" w:eastAsia="Courier New"/>
-                <w:b w:val="0"/>
-                <w:i w:val="0"/>
-                <w:color w:val="000000"/>
-                <w:sz w:val="17"/>
+                <w:rFonts w:ascii="Times New Roman" w:hAnsi="Times New Roman" w:cs="Times New Roman" w:eastAsia="Times New Roman"/>
+                <w:b w:val="0"/>
+                <w:i w:val="0"/>
+                <w:color w:val="000000"/>
+                <w:sz w:val="20"/>
               </w:rPr>
               <w:t xml:space="preserve">        try (PrintWriter csv = new PrintWriter(new FileWriter(archivo))) {</w:t>
             </w:r>
@@ -19690,11 +19713,11 @@
             </w:pPr>
             <w:r>
               <w:rPr>
-                <w:rFonts w:ascii="Courier New" w:hAnsi="Courier New" w:cs="Courier New" w:eastAsia="Courier New"/>
-                <w:b w:val="0"/>
-                <w:i w:val="0"/>
-                <w:color w:val="000000"/>
-                <w:sz w:val="17"/>
+                <w:rFonts w:ascii="Times New Roman" w:hAnsi="Times New Roman" w:cs="Times New Roman" w:eastAsia="Times New Roman"/>
+                <w:b w:val="0"/>
+                <w:i w:val="0"/>
+                <w:color w:val="000000"/>
+                <w:sz w:val="20"/>
               </w:rPr>
               <w:t xml:space="preserve">            csv.println("N,inversiones,teorico_n(n-1)/4,intercambios_paso1,intercambios_paso2,intercambios_paso3,"</w:t>
             </w:r>
@@ -19705,11 +19728,11 @@
             </w:pPr>
             <w:r>
               <w:rPr>
-                <w:rFonts w:ascii="Courier New" w:hAnsi="Courier New" w:cs="Courier New" w:eastAsia="Courier New"/>
-                <w:b w:val="0"/>
-                <w:i w:val="0"/>
-                <w:color w:val="000000"/>
-                <w:sz w:val="17"/>
+                <w:rFonts w:ascii="Times New Roman" w:hAnsi="Times New Roman" w:cs="Times New Roman" w:eastAsia="Times New Roman"/>
+                <w:b w:val="0"/>
+                <w:i w:val="0"/>
+                <w:color w:val="000000"/>
+                <w:sz w:val="20"/>
               </w:rPr>
               <w:t xml:space="preserve">                    + "ms_paso1,ms_paso2,ms_paso3,speedup_p1_vs_p2,speedup_p2_vs_p3,speedup_p1_vs_p3");</w:t>
             </w:r>
@@ -19720,11 +19743,11 @@
             </w:pPr>
             <w:r>
               <w:rPr>
-                <w:rFonts w:ascii="Courier New" w:hAnsi="Courier New" w:cs="Courier New" w:eastAsia="Courier New"/>
-                <w:b w:val="0"/>
-                <w:i w:val="0"/>
-                <w:color w:val="000000"/>
-                <w:sz w:val="17"/>
+                <w:rFonts w:ascii="Times New Roman" w:hAnsi="Times New Roman" w:cs="Times New Roman" w:eastAsia="Times New Roman"/>
+                <w:b w:val="0"/>
+                <w:i w:val="0"/>
+                <w:color w:val="000000"/>
+                <w:sz w:val="20"/>
               </w:rPr>
               <w:t xml:space="preserve">            for (int n : tamanos) {</w:t>
             </w:r>
@@ -19735,11 +19758,11 @@
             </w:pPr>
             <w:r>
               <w:rPr>
-                <w:rFonts w:ascii="Courier New" w:hAnsi="Courier New" w:cs="Courier New" w:eastAsia="Courier New"/>
-                <w:b w:val="0"/>
-                <w:i w:val="0"/>
-                <w:color w:val="000000"/>
-                <w:sz w:val="17"/>
+                <w:rFonts w:ascii="Times New Roman" w:hAnsi="Times New Roman" w:cs="Times New Roman" w:eastAsia="Times New Roman"/>
+                <w:b w:val="0"/>
+                <w:i w:val="0"/>
+                <w:color w:val="000000"/>
+                <w:sz w:val="20"/>
               </w:rPr>
               <w:t xml:space="preserve">                int[] original = bubbleSort.generarArreglo(n);</w:t>
             </w:r>
@@ -19750,11 +19773,11 @@
             </w:pPr>
             <w:r>
               <w:rPr>
-                <w:rFonts w:ascii="Courier New" w:hAnsi="Courier New" w:cs="Courier New" w:eastAsia="Courier New"/>
-                <w:b w:val="0"/>
-                <w:i w:val="0"/>
-                <w:color w:val="000000"/>
-                <w:sz w:val="17"/>
+                <w:rFonts w:ascii="Times New Roman" w:hAnsi="Times New Roman" w:cs="Times New Roman" w:eastAsia="Times New Roman"/>
+                <w:b w:val="0"/>
+                <w:i w:val="0"/>
+                <w:color w:val="000000"/>
+                <w:sz w:val="20"/>
               </w:rPr>
               <w:t xml:space="preserve">                int[] esperado = original.clone();</w:t>
             </w:r>
@@ -19765,11 +19788,11 @@
             </w:pPr>
             <w:r>
               <w:rPr>
-                <w:rFonts w:ascii="Courier New" w:hAnsi="Courier New" w:cs="Courier New" w:eastAsia="Courier New"/>
-                <w:b w:val="0"/>
-                <w:i w:val="0"/>
-                <w:color w:val="000000"/>
-                <w:sz w:val="17"/>
+                <w:rFonts w:ascii="Times New Roman" w:hAnsi="Times New Roman" w:cs="Times New Roman" w:eastAsia="Times New Roman"/>
+                <w:b w:val="0"/>
+                <w:i w:val="0"/>
+                <w:color w:val="000000"/>
+                <w:sz w:val="20"/>
               </w:rPr>
               <w:t xml:space="preserve">                Arrays.sort(esperado);</w:t>
             </w:r>
@@ -19780,11 +19803,11 @@
             </w:pPr>
             <w:r>
               <w:rPr>
-                <w:rFonts w:ascii="Courier New" w:hAnsi="Courier New" w:cs="Courier New" w:eastAsia="Courier New"/>
-                <w:b w:val="0"/>
-                <w:i w:val="0"/>
-                <w:color w:val="000000"/>
-                <w:sz w:val="17"/>
+                <w:rFonts w:ascii="Times New Roman" w:hAnsi="Times New Roman" w:cs="Times New Roman" w:eastAsia="Times New Roman"/>
+                <w:b w:val="0"/>
+                <w:i w:val="0"/>
+                <w:color w:val="000000"/>
+                <w:sz w:val="20"/>
               </w:rPr>
               <w:t xml:space="preserve"> </w:t>
             </w:r>
@@ -19795,11 +19818,11 @@
             </w:pPr>
             <w:r>
               <w:rPr>
-                <w:rFonts w:ascii="Courier New" w:hAnsi="Courier New" w:cs="Courier New" w:eastAsia="Courier New"/>
-                <w:b w:val="0"/>
-                <w:i w:val="0"/>
-                <w:color w:val="000000"/>
-                <w:sz w:val="17"/>
+                <w:rFonts w:ascii="Times New Roman" w:hAnsi="Times New Roman" w:cs="Times New Roman" w:eastAsia="Times New Roman"/>
+                <w:b w:val="0"/>
+                <w:i w:val="0"/>
+                <w:color w:val="000000"/>
+                <w:sz w:val="20"/>
               </w:rPr>
               <w:t xml:space="preserve">                long inversiones = contarInversiones(original.clone());</w:t>
             </w:r>
@@ -19810,11 +19833,11 @@
             </w:pPr>
             <w:r>
               <w:rPr>
-                <w:rFonts w:ascii="Courier New" w:hAnsi="Courier New" w:cs="Courier New" w:eastAsia="Courier New"/>
-                <w:b w:val="0"/>
-                <w:i w:val="0"/>
-                <w:color w:val="000000"/>
-                <w:sz w:val="17"/>
+                <w:rFonts w:ascii="Times New Roman" w:hAnsi="Times New Roman" w:cs="Times New Roman" w:eastAsia="Times New Roman"/>
+                <w:b w:val="0"/>
+                <w:i w:val="0"/>
+                <w:color w:val="000000"/>
+                <w:sz w:val="20"/>
               </w:rPr>
               <w:t xml:space="preserve">                double teorico = n * (n - 1L) / 4.0;</w:t>
             </w:r>
@@ -19825,11 +19848,11 @@
             </w:pPr>
             <w:r>
               <w:rPr>
-                <w:rFonts w:ascii="Courier New" w:hAnsi="Courier New" w:cs="Courier New" w:eastAsia="Courier New"/>
-                <w:b w:val="0"/>
-                <w:i w:val="0"/>
-                <w:color w:val="000000"/>
-                <w:sz w:val="17"/>
+                <w:rFonts w:ascii="Times New Roman" w:hAnsi="Times New Roman" w:cs="Times New Roman" w:eastAsia="Times New Roman"/>
+                <w:b w:val="0"/>
+                <w:i w:val="0"/>
+                <w:color w:val="000000"/>
+                <w:sz w:val="20"/>
               </w:rPr>
               <w:t xml:space="preserve"> </w:t>
             </w:r>
@@ -19840,11 +19863,11 @@
             </w:pPr>
             <w:r>
               <w:rPr>
-                <w:rFonts w:ascii="Courier New" w:hAnsi="Courier New" w:cs="Courier New" w:eastAsia="Courier New"/>
-                <w:b w:val="0"/>
-                <w:i w:val="0"/>
-                <w:color w:val="000000"/>
-                <w:sz w:val="17"/>
+                <w:rFonts w:ascii="Times New Roman" w:hAnsi="Times New Roman" w:cs="Times New Roman" w:eastAsia="Times New Roman"/>
+                <w:b w:val="0"/>
+                <w:i w:val="0"/>
+                <w:color w:val="000000"/>
+                <w:sz w:val="20"/>
               </w:rPr>
               <w:t xml:space="preserve">                long[] r1 = new long[1], r2 = new long[1], r3 = new long[1];</w:t>
             </w:r>
@@ -19855,11 +19878,11 @@
             </w:pPr>
             <w:r>
               <w:rPr>
-                <w:rFonts w:ascii="Courier New" w:hAnsi="Courier New" w:cs="Courier New" w:eastAsia="Courier New"/>
-                <w:b w:val="0"/>
-                <w:i w:val="0"/>
-                <w:color w:val="000000"/>
-                <w:sz w:val="17"/>
+                <w:rFonts w:ascii="Times New Roman" w:hAnsi="Times New Roman" w:cs="Times New Roman" w:eastAsia="Times New Roman"/>
+                <w:b w:val="0"/>
+                <w:i w:val="0"/>
+                <w:color w:val="000000"/>
+                <w:sz w:val="20"/>
               </w:rPr>
               <w:t xml:space="preserve">                double[] t1 = new double[repeticiones], t2 = new double[repeticiones], t3 = new double[repeticiones];</w:t>
             </w:r>
@@ -19870,11 +19893,11 @@
             </w:pPr>
             <w:r>
               <w:rPr>
-                <w:rFonts w:ascii="Courier New" w:hAnsi="Courier New" w:cs="Courier New" w:eastAsia="Courier New"/>
-                <w:b w:val="0"/>
-                <w:i w:val="0"/>
-                <w:color w:val="000000"/>
-                <w:sz w:val="17"/>
+                <w:rFonts w:ascii="Times New Roman" w:hAnsi="Times New Roman" w:cs="Times New Roman" w:eastAsia="Times New Roman"/>
+                <w:b w:val="0"/>
+                <w:i w:val="0"/>
+                <w:color w:val="000000"/>
+                <w:sz w:val="20"/>
               </w:rPr>
               <w:t xml:space="preserve">                for (int k = 0; k &lt; repeticiones; k++) {</w:t>
             </w:r>
@@ -19885,11 +19908,11 @@
             </w:pPr>
             <w:r>
               <w:rPr>
-                <w:rFonts w:ascii="Courier New" w:hAnsi="Courier New" w:cs="Courier New" w:eastAsia="Courier New"/>
-                <w:b w:val="0"/>
-                <w:i w:val="0"/>
-                <w:color w:val="000000"/>
-                <w:sz w:val="17"/>
+                <w:rFonts w:ascii="Times New Roman" w:hAnsi="Times New Roman" w:cs="Times New Roman" w:eastAsia="Times New Roman"/>
+                <w:b w:val="0"/>
+                <w:i w:val="0"/>
+                <w:color w:val="000000"/>
+                <w:sz w:val="20"/>
               </w:rPr>
               <w:t xml:space="preserve">                    t1[k] = medirPaso1(original, esperado, r1);</w:t>
             </w:r>
@@ -19900,11 +19923,11 @@
             </w:pPr>
             <w:r>
               <w:rPr>
-                <w:rFonts w:ascii="Courier New" w:hAnsi="Courier New" w:cs="Courier New" w:eastAsia="Courier New"/>
-                <w:b w:val="0"/>
-                <w:i w:val="0"/>
-                <w:color w:val="000000"/>
-                <w:sz w:val="17"/>
+                <w:rFonts w:ascii="Times New Roman" w:hAnsi="Times New Roman" w:cs="Times New Roman" w:eastAsia="Times New Roman"/>
+                <w:b w:val="0"/>
+                <w:i w:val="0"/>
+                <w:color w:val="000000"/>
+                <w:sz w:val="20"/>
               </w:rPr>
               <w:t xml:space="preserve">                    t2[k] = medirPaso2(original, esperado, r2);</w:t>
             </w:r>
@@ -19915,11 +19938,11 @@
             </w:pPr>
             <w:r>
               <w:rPr>
-                <w:rFonts w:ascii="Courier New" w:hAnsi="Courier New" w:cs="Courier New" w:eastAsia="Courier New"/>
-                <w:b w:val="0"/>
-                <w:i w:val="0"/>
-                <w:color w:val="000000"/>
-                <w:sz w:val="17"/>
+                <w:rFonts w:ascii="Times New Roman" w:hAnsi="Times New Roman" w:cs="Times New Roman" w:eastAsia="Times New Roman"/>
+                <w:b w:val="0"/>
+                <w:i w:val="0"/>
+                <w:color w:val="000000"/>
+                <w:sz w:val="20"/>
               </w:rPr>
               <w:t xml:space="preserve">                    t3[k] = medirPaso3(original, esperado, r3);</w:t>
             </w:r>
@@ -19930,11 +19953,11 @@
             </w:pPr>
             <w:r>
               <w:rPr>
-                <w:rFonts w:ascii="Courier New" w:hAnsi="Courier New" w:cs="Courier New" w:eastAsia="Courier New"/>
-                <w:b w:val="0"/>
-                <w:i w:val="0"/>
-                <w:color w:val="000000"/>
-                <w:sz w:val="17"/>
+                <w:rFonts w:ascii="Times New Roman" w:hAnsi="Times New Roman" w:cs="Times New Roman" w:eastAsia="Times New Roman"/>
+                <w:b w:val="0"/>
+                <w:i w:val="0"/>
+                <w:color w:val="000000"/>
+                <w:sz w:val="20"/>
               </w:rPr>
               <w:t xml:space="preserve">                }</w:t>
             </w:r>
@@ -19945,11 +19968,11 @@
             </w:pPr>
             <w:r>
               <w:rPr>
-                <w:rFonts w:ascii="Courier New" w:hAnsi="Courier New" w:cs="Courier New" w:eastAsia="Courier New"/>
-                <w:b w:val="0"/>
-                <w:i w:val="0"/>
-                <w:color w:val="000000"/>
-                <w:sz w:val="17"/>
+                <w:rFonts w:ascii="Times New Roman" w:hAnsi="Times New Roman" w:cs="Times New Roman" w:eastAsia="Times New Roman"/>
+                <w:b w:val="0"/>
+                <w:i w:val="0"/>
+                <w:color w:val="000000"/>
+                <w:sz w:val="20"/>
               </w:rPr>
               <w:t xml:space="preserve">                double m1 = mediana(t1), m2 = mediana(t2), m3 = mediana(t3);</w:t>
             </w:r>
@@ -19960,11 +19983,11 @@
             </w:pPr>
             <w:r>
               <w:rPr>
-                <w:rFonts w:ascii="Courier New" w:hAnsi="Courier New" w:cs="Courier New" w:eastAsia="Courier New"/>
-                <w:b w:val="0"/>
-                <w:i w:val="0"/>
-                <w:color w:val="000000"/>
-                <w:sz w:val="17"/>
+                <w:rFonts w:ascii="Times New Roman" w:hAnsi="Times New Roman" w:cs="Times New Roman" w:eastAsia="Times New Roman"/>
+                <w:b w:val="0"/>
+                <w:i w:val="0"/>
+                <w:color w:val="000000"/>
+                <w:sz w:val="20"/>
               </w:rPr>
               <w:t xml:space="preserve"> </w:t>
             </w:r>
@@ -19975,11 +19998,11 @@
             </w:pPr>
             <w:r>
               <w:rPr>
-                <w:rFonts w:ascii="Courier New" w:hAnsi="Courier New" w:cs="Courier New" w:eastAsia="Courier New"/>
-                <w:b w:val="0"/>
-                <w:i w:val="0"/>
-                <w:color w:val="000000"/>
-                <w:sz w:val="17"/>
+                <w:rFonts w:ascii="Times New Roman" w:hAnsi="Times New Roman" w:cs="Times New Roman" w:eastAsia="Times New Roman"/>
+                <w:b w:val="0"/>
+                <w:i w:val="0"/>
+                <w:color w:val="000000"/>
+                <w:sz w:val="20"/>
               </w:rPr>
               <w:t xml:space="preserve">                System.out.printf("%7d | %,12d | %,12.0f | %,12d | %,12d | %,12d | %10.3f | %10.3f | %10.3f | %7.2fx | %7.2fx%n",</w:t>
             </w:r>
@@ -19990,11 +20013,11 @@
             </w:pPr>
             <w:r>
               <w:rPr>
-                <w:rFonts w:ascii="Courier New" w:hAnsi="Courier New" w:cs="Courier New" w:eastAsia="Courier New"/>
-                <w:b w:val="0"/>
-                <w:i w:val="0"/>
-                <w:color w:val="000000"/>
-                <w:sz w:val="17"/>
+                <w:rFonts w:ascii="Times New Roman" w:hAnsi="Times New Roman" w:cs="Times New Roman" w:eastAsia="Times New Roman"/>
+                <w:b w:val="0"/>
+                <w:i w:val="0"/>
+                <w:color w:val="000000"/>
+                <w:sz w:val="20"/>
               </w:rPr>
               <w:t xml:space="preserve">                        n, inversiones, teorico, r1[0], r2[0], r3[0], m1, m2, m3, m1 / m2, m2 / m3);</w:t>
             </w:r>
@@ -20005,11 +20028,11 @@
             </w:pPr>
             <w:r>
               <w:rPr>
-                <w:rFonts w:ascii="Courier New" w:hAnsi="Courier New" w:cs="Courier New" w:eastAsia="Courier New"/>
-                <w:b w:val="0"/>
-                <w:i w:val="0"/>
-                <w:color w:val="000000"/>
-                <w:sz w:val="17"/>
+                <w:rFonts w:ascii="Times New Roman" w:hAnsi="Times New Roman" w:cs="Times New Roman" w:eastAsia="Times New Roman"/>
+                <w:b w:val="0"/>
+                <w:i w:val="0"/>
+                <w:color w:val="000000"/>
+                <w:sz w:val="20"/>
               </w:rPr>
               <w:t xml:space="preserve">                csv.printf(java.util.Locale.US, "%d,%d,%.1f,%d,%d,%d,%.4f,%.4f,%.4f,%.3f,%.3f,%.3f%n",</w:t>
             </w:r>
@@ -20020,11 +20043,11 @@
             </w:pPr>
             <w:r>
               <w:rPr>
-                <w:rFonts w:ascii="Courier New" w:hAnsi="Courier New" w:cs="Courier New" w:eastAsia="Courier New"/>
-                <w:b w:val="0"/>
-                <w:i w:val="0"/>
-                <w:color w:val="000000"/>
-                <w:sz w:val="17"/>
+                <w:rFonts w:ascii="Times New Roman" w:hAnsi="Times New Roman" w:cs="Times New Roman" w:eastAsia="Times New Roman"/>
+                <w:b w:val="0"/>
+                <w:i w:val="0"/>
+                <w:color w:val="000000"/>
+                <w:sz w:val="20"/>
               </w:rPr>
               <w:t xml:space="preserve">                        n, inversiones, teorico, r1[0], r2[0], r3[0], m1, m2, m3, m1 / m2, m2 / m3, m1 / m3);</w:t>
             </w:r>
@@ -20035,11 +20058,11 @@
             </w:pPr>
             <w:r>
               <w:rPr>
-                <w:rFonts w:ascii="Courier New" w:hAnsi="Courier New" w:cs="Courier New" w:eastAsia="Courier New"/>
-                <w:b w:val="0"/>
-                <w:i w:val="0"/>
-                <w:color w:val="000000"/>
-                <w:sz w:val="17"/>
+                <w:rFonts w:ascii="Times New Roman" w:hAnsi="Times New Roman" w:cs="Times New Roman" w:eastAsia="Times New Roman"/>
+                <w:b w:val="0"/>
+                <w:i w:val="0"/>
+                <w:color w:val="000000"/>
+                <w:sz w:val="20"/>
               </w:rPr>
               <w:t xml:space="preserve">            }</w:t>
             </w:r>
@@ -20050,11 +20073,11 @@
             </w:pPr>
             <w:r>
               <w:rPr>
-                <w:rFonts w:ascii="Courier New" w:hAnsi="Courier New" w:cs="Courier New" w:eastAsia="Courier New"/>
-                <w:b w:val="0"/>
-                <w:i w:val="0"/>
-                <w:color w:val="000000"/>
-                <w:sz w:val="17"/>
+                <w:rFonts w:ascii="Times New Roman" w:hAnsi="Times New Roman" w:cs="Times New Roman" w:eastAsia="Times New Roman"/>
+                <w:b w:val="0"/>
+                <w:i w:val="0"/>
+                <w:color w:val="000000"/>
+                <w:sz w:val="20"/>
               </w:rPr>
               <w:t xml:space="preserve">        }</w:t>
             </w:r>
@@ -20065,11 +20088,11 @@
             </w:pPr>
             <w:r>
               <w:rPr>
-                <w:rFonts w:ascii="Courier New" w:hAnsi="Courier New" w:cs="Courier New" w:eastAsia="Courier New"/>
-                <w:b w:val="0"/>
-                <w:i w:val="0"/>
-                <w:color w:val="000000"/>
-                <w:sz w:val="17"/>
+                <w:rFonts w:ascii="Times New Roman" w:hAnsi="Times New Roman" w:cs="Times New Roman" w:eastAsia="Times New Roman"/>
+                <w:b w:val="0"/>
+                <w:i w:val="0"/>
+                <w:color w:val="000000"/>
+                <w:sz w:val="20"/>
               </w:rPr>
               <w:t xml:space="preserve">        System.out.println("\nResultados guardados en " + archivo);</w:t>
             </w:r>
@@ -20080,11 +20103,11 @@
             </w:pPr>
             <w:r>
               <w:rPr>
-                <w:rFonts w:ascii="Courier New" w:hAnsi="Courier New" w:cs="Courier New" w:eastAsia="Courier New"/>
-                <w:b w:val="0"/>
-                <w:i w:val="0"/>
-                <w:color w:val="000000"/>
-                <w:sz w:val="17"/>
+                <w:rFonts w:ascii="Times New Roman" w:hAnsi="Times New Roman" w:cs="Times New Roman" w:eastAsia="Times New Roman"/>
+                <w:b w:val="0"/>
+                <w:i w:val="0"/>
+                <w:color w:val="000000"/>
+                <w:sz w:val="20"/>
               </w:rPr>
               <w:t xml:space="preserve">    }</w:t>
             </w:r>
@@ -20095,11 +20118,11 @@
             </w:pPr>
             <w:r>
               <w:rPr>
-                <w:rFonts w:ascii="Courier New" w:hAnsi="Courier New" w:cs="Courier New" w:eastAsia="Courier New"/>
-                <w:b w:val="0"/>
-                <w:i w:val="0"/>
-                <w:color w:val="000000"/>
-                <w:sz w:val="17"/>
+                <w:rFonts w:ascii="Times New Roman" w:hAnsi="Times New Roman" w:cs="Times New Roman" w:eastAsia="Times New Roman"/>
+                <w:b w:val="0"/>
+                <w:i w:val="0"/>
+                <w:color w:val="000000"/>
+                <w:sz w:val="20"/>
               </w:rPr>
               <w:t xml:space="preserve"> </w:t>
             </w:r>
@@ -20110,11 +20133,11 @@
             </w:pPr>
             <w:r>
               <w:rPr>
-                <w:rFonts w:ascii="Courier New" w:hAnsi="Courier New" w:cs="Courier New" w:eastAsia="Courier New"/>
-                <w:b w:val="0"/>
-                <w:i w:val="0"/>
-                <w:color w:val="000000"/>
-                <w:sz w:val="17"/>
+                <w:rFonts w:ascii="Times New Roman" w:hAnsi="Times New Roman" w:cs="Times New Roman" w:eastAsia="Times New Roman"/>
+                <w:b w:val="0"/>
+                <w:i w:val="0"/>
+                <w:color w:val="000000"/>
+                <w:sz w:val="20"/>
               </w:rPr>
               <w:t xml:space="preserve">    static double medirPaso1(int[] original, int[] esperado, long[] intercambios) {</w:t>
             </w:r>
@@ -20125,11 +20148,11 @@
             </w:pPr>
             <w:r>
               <w:rPr>
-                <w:rFonts w:ascii="Courier New" w:hAnsi="Courier New" w:cs="Courier New" w:eastAsia="Courier New"/>
-                <w:b w:val="0"/>
-                <w:i w:val="0"/>
-                <w:color w:val="000000"/>
-                <w:sz w:val="17"/>
+                <w:rFonts w:ascii="Times New Roman" w:hAnsi="Times New Roman" w:cs="Times New Roman" w:eastAsia="Times New Roman"/>
+                <w:b w:val="0"/>
+                <w:i w:val="0"/>
+                <w:color w:val="000000"/>
+                <w:sz w:val="20"/>
               </w:rPr>
               <w:t xml:space="preserve">        int[] a = original.clone();</w:t>
             </w:r>
@@ -20140,11 +20163,11 @@
             </w:pPr>
             <w:r>
               <w:rPr>
-                <w:rFonts w:ascii="Courier New" w:hAnsi="Courier New" w:cs="Courier New" w:eastAsia="Courier New"/>
-                <w:b w:val="0"/>
-                <w:i w:val="0"/>
-                <w:color w:val="000000"/>
-                <w:sz w:val="17"/>
+                <w:rFonts w:ascii="Times New Roman" w:hAnsi="Times New Roman" w:cs="Times New Roman" w:eastAsia="Times New Roman"/>
+                <w:b w:val="0"/>
+                <w:i w:val="0"/>
+                <w:color w:val="000000"/>
+                <w:sz w:val="20"/>
               </w:rPr>
               <w:t xml:space="preserve">        long ini = System.nanoTime();</w:t>
             </w:r>
@@ -20155,11 +20178,11 @@
             </w:pPr>
             <w:r>
               <w:rPr>
-                <w:rFonts w:ascii="Courier New" w:hAnsi="Courier New" w:cs="Courier New" w:eastAsia="Courier New"/>
-                <w:b w:val="0"/>
-                <w:i w:val="0"/>
-                <w:color w:val="000000"/>
-                <w:sz w:val="17"/>
+                <w:rFonts w:ascii="Times New Roman" w:hAnsi="Times New Roman" w:cs="Times New Roman" w:eastAsia="Times New Roman"/>
+                <w:b w:val="0"/>
+                <w:i w:val="0"/>
+                <w:color w:val="000000"/>
+                <w:sz w:val="20"/>
               </w:rPr>
               <w:t xml:space="preserve">        intercambios[0] = bubbleSort.bubble_srt(a, a.length);</w:t>
             </w:r>
@@ -20170,11 +20193,11 @@
             </w:pPr>
             <w:r>
               <w:rPr>
-                <w:rFonts w:ascii="Courier New" w:hAnsi="Courier New" w:cs="Courier New" w:eastAsia="Courier New"/>
-                <w:b w:val="0"/>
-                <w:i w:val="0"/>
-                <w:color w:val="000000"/>
-                <w:sz w:val="17"/>
+                <w:rFonts w:ascii="Times New Roman" w:hAnsi="Times New Roman" w:cs="Times New Roman" w:eastAsia="Times New Roman"/>
+                <w:b w:val="0"/>
+                <w:i w:val="0"/>
+                <w:color w:val="000000"/>
+                <w:sz w:val="20"/>
               </w:rPr>
               <w:t xml:space="preserve">        long fin = System.nanoTime();</w:t>
             </w:r>
@@ -20185,11 +20208,11 @@
             </w:pPr>
             <w:r>
               <w:rPr>
-                <w:rFonts w:ascii="Courier New" w:hAnsi="Courier New" w:cs="Courier New" w:eastAsia="Courier New"/>
-                <w:b w:val="0"/>
-                <w:i w:val="0"/>
-                <w:color w:val="000000"/>
-                <w:sz w:val="17"/>
+                <w:rFonts w:ascii="Times New Roman" w:hAnsi="Times New Roman" w:cs="Times New Roman" w:eastAsia="Times New Roman"/>
+                <w:b w:val="0"/>
+                <w:i w:val="0"/>
+                <w:color w:val="000000"/>
+                <w:sz w:val="20"/>
               </w:rPr>
               <w:t xml:space="preserve">        verificar(a, esperado, "Paso 1");</w:t>
             </w:r>
@@ -20200,11 +20223,11 @@
             </w:pPr>
             <w:r>
               <w:rPr>
-                <w:rFonts w:ascii="Courier New" w:hAnsi="Courier New" w:cs="Courier New" w:eastAsia="Courier New"/>
-                <w:b w:val="0"/>
-                <w:i w:val="0"/>
-                <w:color w:val="000000"/>
-                <w:sz w:val="17"/>
+                <w:rFonts w:ascii="Times New Roman" w:hAnsi="Times New Roman" w:cs="Times New Roman" w:eastAsia="Times New Roman"/>
+                <w:b w:val="0"/>
+                <w:i w:val="0"/>
+                <w:color w:val="000000"/>
+                <w:sz w:val="20"/>
               </w:rPr>
               <w:t xml:space="preserve">        return (fin - ini) / 1e6;</w:t>
             </w:r>
@@ -20215,11 +20238,11 @@
             </w:pPr>
             <w:r>
               <w:rPr>
-                <w:rFonts w:ascii="Courier New" w:hAnsi="Courier New" w:cs="Courier New" w:eastAsia="Courier New"/>
-                <w:b w:val="0"/>
-                <w:i w:val="0"/>
-                <w:color w:val="000000"/>
-                <w:sz w:val="17"/>
+                <w:rFonts w:ascii="Times New Roman" w:hAnsi="Times New Roman" w:cs="Times New Roman" w:eastAsia="Times New Roman"/>
+                <w:b w:val="0"/>
+                <w:i w:val="0"/>
+                <w:color w:val="000000"/>
+                <w:sz w:val="20"/>
               </w:rPr>
               <w:t xml:space="preserve">    }</w:t>
             </w:r>
@@ -20230,11 +20253,11 @@
             </w:pPr>
             <w:r>
               <w:rPr>
-                <w:rFonts w:ascii="Courier New" w:hAnsi="Courier New" w:cs="Courier New" w:eastAsia="Courier New"/>
-                <w:b w:val="0"/>
-                <w:i w:val="0"/>
-                <w:color w:val="000000"/>
-                <w:sz w:val="17"/>
+                <w:rFonts w:ascii="Times New Roman" w:hAnsi="Times New Roman" w:cs="Times New Roman" w:eastAsia="Times New Roman"/>
+                <w:b w:val="0"/>
+                <w:i w:val="0"/>
+                <w:color w:val="000000"/>
+                <w:sz w:val="20"/>
               </w:rPr>
               <w:t xml:space="preserve"> </w:t>
             </w:r>
@@ -20245,11 +20268,11 @@
             </w:pPr>
             <w:r>
               <w:rPr>
-                <w:rFonts w:ascii="Courier New" w:hAnsi="Courier New" w:cs="Courier New" w:eastAsia="Courier New"/>
-                <w:b w:val="0"/>
-                <w:i w:val="0"/>
-                <w:color w:val="000000"/>
-                <w:sz w:val="17"/>
+                <w:rFonts w:ascii="Times New Roman" w:hAnsi="Times New Roman" w:cs="Times New Roman" w:eastAsia="Times New Roman"/>
+                <w:b w:val="0"/>
+                <w:i w:val="0"/>
+                <w:color w:val="000000"/>
+                <w:sz w:val="20"/>
               </w:rPr>
               <w:t xml:space="preserve">    static double medirPaso2(int[] original, int[] esperado, long[] intercambios) {</w:t>
             </w:r>
@@ -20260,11 +20283,11 @@
             </w:pPr>
             <w:r>
               <w:rPr>
-                <w:rFonts w:ascii="Courier New" w:hAnsi="Courier New" w:cs="Courier New" w:eastAsia="Courier New"/>
-                <w:b w:val="0"/>
-                <w:i w:val="0"/>
-                <w:color w:val="000000"/>
-                <w:sz w:val="17"/>
+                <w:rFonts w:ascii="Times New Roman" w:hAnsi="Times New Roman" w:cs="Times New Roman" w:eastAsia="Times New Roman"/>
+                <w:b w:val="0"/>
+                <w:i w:val="0"/>
+                <w:color w:val="000000"/>
+                <w:sz w:val="20"/>
               </w:rPr>
               <w:t xml:space="preserve">        int[] a = original.clone();</w:t>
             </w:r>
@@ -20275,11 +20298,11 @@
             </w:pPr>
             <w:r>
               <w:rPr>
-                <w:rFonts w:ascii="Courier New" w:hAnsi="Courier New" w:cs="Courier New" w:eastAsia="Courier New"/>
-                <w:b w:val="0"/>
-                <w:i w:val="0"/>
-                <w:color w:val="000000"/>
-                <w:sz w:val="17"/>
+                <w:rFonts w:ascii="Times New Roman" w:hAnsi="Times New Roman" w:cs="Times New Roman" w:eastAsia="Times New Roman"/>
+                <w:b w:val="0"/>
+                <w:i w:val="0"/>
+                <w:color w:val="000000"/>
+                <w:sz w:val="20"/>
               </w:rPr>
               <w:t xml:space="preserve">        long ini = System.nanoTime();</w:t>
             </w:r>
@@ -20290,11 +20313,11 @@
             </w:pPr>
             <w:r>
               <w:rPr>
-                <w:rFonts w:ascii="Courier New" w:hAnsi="Courier New" w:cs="Courier New" w:eastAsia="Courier New"/>
-                <w:b w:val="0"/>
-                <w:i w:val="0"/>
-                <w:color w:val="000000"/>
-                <w:sz w:val="17"/>
+                <w:rFonts w:ascii="Times New Roman" w:hAnsi="Times New Roman" w:cs="Times New Roman" w:eastAsia="Times New Roman"/>
+                <w:b w:val="0"/>
+                <w:i w:val="0"/>
+                <w:color w:val="000000"/>
+                <w:sz w:val="20"/>
               </w:rPr>
               <w:t xml:space="preserve">        int mitad = a.length / 2;</w:t>
             </w:r>
@@ -20305,11 +20328,11 @@
             </w:pPr>
             <w:r>
               <w:rPr>
-                <w:rFonts w:ascii="Courier New" w:hAnsi="Courier New" w:cs="Courier New" w:eastAsia="Courier New"/>
-                <w:b w:val="0"/>
-                <w:i w:val="0"/>
-                <w:color w:val="000000"/>
-                <w:sz w:val="17"/>
+                <w:rFonts w:ascii="Times New Roman" w:hAnsi="Times New Roman" w:cs="Times New Roman" w:eastAsia="Times New Roman"/>
+                <w:b w:val="0"/>
+                <w:i w:val="0"/>
+                <w:color w:val="000000"/>
+                <w:sz w:val="20"/>
               </w:rPr>
               <w:t xml:space="preserve">        int[] left = Arrays.copyOfRange(a, 0, mitad);</w:t>
             </w:r>
@@ -20320,11 +20343,11 @@
             </w:pPr>
             <w:r>
               <w:rPr>
-                <w:rFonts w:ascii="Courier New" w:hAnsi="Courier New" w:cs="Courier New" w:eastAsia="Courier New"/>
-                <w:b w:val="0"/>
-                <w:i w:val="0"/>
-                <w:color w:val="000000"/>
-                <w:sz w:val="17"/>
+                <w:rFonts w:ascii="Times New Roman" w:hAnsi="Times New Roman" w:cs="Times New Roman" w:eastAsia="Times New Roman"/>
+                <w:b w:val="0"/>
+                <w:i w:val="0"/>
+                <w:color w:val="000000"/>
+                <w:sz w:val="20"/>
               </w:rPr>
               <w:t xml:space="preserve">        int[] right = Arrays.copyOfRange(a, mitad, a.length);</w:t>
             </w:r>
@@ -20335,11 +20358,11 @@
             </w:pPr>
             <w:r>
               <w:rPr>
-                <w:rFonts w:ascii="Courier New" w:hAnsi="Courier New" w:cs="Courier New" w:eastAsia="Courier New"/>
-                <w:b w:val="0"/>
-                <w:i w:val="0"/>
-                <w:color w:val="000000"/>
-                <w:sz w:val="17"/>
+                <w:rFonts w:ascii="Times New Roman" w:hAnsi="Times New Roman" w:cs="Times New Roman" w:eastAsia="Times New Roman"/>
+                <w:b w:val="0"/>
+                <w:i w:val="0"/>
+                <w:color w:val="000000"/>
+                <w:sz w:val="20"/>
               </w:rPr>
               <w:t xml:space="preserve">        long i1 = bubbleSortDividido.bubble_srt(left, left.length);</w:t>
             </w:r>
@@ -20350,11 +20373,11 @@
             </w:pPr>
             <w:r>
               <w:rPr>
-                <w:rFonts w:ascii="Courier New" w:hAnsi="Courier New" w:cs="Courier New" w:eastAsia="Courier New"/>
-                <w:b w:val="0"/>
-                <w:i w:val="0"/>
-                <w:color w:val="000000"/>
-                <w:sz w:val="17"/>
+                <w:rFonts w:ascii="Times New Roman" w:hAnsi="Times New Roman" w:cs="Times New Roman" w:eastAsia="Times New Roman"/>
+                <w:b w:val="0"/>
+                <w:i w:val="0"/>
+                <w:color w:val="000000"/>
+                <w:sz w:val="20"/>
               </w:rPr>
               <w:t xml:space="preserve">        long i2 = bubbleSortDividido.bubble_srt(right, right.length);</w:t>
             </w:r>
@@ -20365,11 +20388,11 @@
             </w:pPr>
             <w:r>
               <w:rPr>
-                <w:rFonts w:ascii="Courier New" w:hAnsi="Courier New" w:cs="Courier New" w:eastAsia="Courier New"/>
-                <w:b w:val="0"/>
-                <w:i w:val="0"/>
-                <w:color w:val="000000"/>
-                <w:sz w:val="17"/>
+                <w:rFonts w:ascii="Times New Roman" w:hAnsi="Times New Roman" w:cs="Times New Roman" w:eastAsia="Times New Roman"/>
+                <w:b w:val="0"/>
+                <w:i w:val="0"/>
+                <w:color w:val="000000"/>
+                <w:sz w:val="20"/>
               </w:rPr>
               <w:t xml:space="preserve">        int[] res = bubbleSortDividido.merge(left, right);</w:t>
             </w:r>
@@ -20380,11 +20403,11 @@
             </w:pPr>
             <w:r>
               <w:rPr>
-                <w:rFonts w:ascii="Courier New" w:hAnsi="Courier New" w:cs="Courier New" w:eastAsia="Courier New"/>
-                <w:b w:val="0"/>
-                <w:i w:val="0"/>
-                <w:color w:val="000000"/>
-                <w:sz w:val="17"/>
+                <w:rFonts w:ascii="Times New Roman" w:hAnsi="Times New Roman" w:cs="Times New Roman" w:eastAsia="Times New Roman"/>
+                <w:b w:val="0"/>
+                <w:i w:val="0"/>
+                <w:color w:val="000000"/>
+                <w:sz w:val="20"/>
               </w:rPr>
               <w:t xml:space="preserve">        long fin = System.nanoTime();</w:t>
             </w:r>
@@ -20395,11 +20418,11 @@
             </w:pPr>
             <w:r>
               <w:rPr>
-                <w:rFonts w:ascii="Courier New" w:hAnsi="Courier New" w:cs="Courier New" w:eastAsia="Courier New"/>
-                <w:b w:val="0"/>
-                <w:i w:val="0"/>
-                <w:color w:val="000000"/>
-                <w:sz w:val="17"/>
+                <w:rFonts w:ascii="Times New Roman" w:hAnsi="Times New Roman" w:cs="Times New Roman" w:eastAsia="Times New Roman"/>
+                <w:b w:val="0"/>
+                <w:i w:val="0"/>
+                <w:color w:val="000000"/>
+                <w:sz w:val="20"/>
               </w:rPr>
               <w:t xml:space="preserve">        intercambios[0] = i1 + i2;</w:t>
             </w:r>
@@ -20410,11 +20433,11 @@
             </w:pPr>
             <w:r>
               <w:rPr>
-                <w:rFonts w:ascii="Courier New" w:hAnsi="Courier New" w:cs="Courier New" w:eastAsia="Courier New"/>
-                <w:b w:val="0"/>
-                <w:i w:val="0"/>
-                <w:color w:val="000000"/>
-                <w:sz w:val="17"/>
+                <w:rFonts w:ascii="Times New Roman" w:hAnsi="Times New Roman" w:cs="Times New Roman" w:eastAsia="Times New Roman"/>
+                <w:b w:val="0"/>
+                <w:i w:val="0"/>
+                <w:color w:val="000000"/>
+                <w:sz w:val="20"/>
               </w:rPr>
               <w:t xml:space="preserve">        verificar(res, esperado, "Paso 2");</w:t>
             </w:r>
@@ -20425,11 +20448,11 @@
             </w:pPr>
             <w:r>
               <w:rPr>
-                <w:rFonts w:ascii="Courier New" w:hAnsi="Courier New" w:cs="Courier New" w:eastAsia="Courier New"/>
-                <w:b w:val="0"/>
-                <w:i w:val="0"/>
-                <w:color w:val="000000"/>
-                <w:sz w:val="17"/>
+                <w:rFonts w:ascii="Times New Roman" w:hAnsi="Times New Roman" w:cs="Times New Roman" w:eastAsia="Times New Roman"/>
+                <w:b w:val="0"/>
+                <w:i w:val="0"/>
+                <w:color w:val="000000"/>
+                <w:sz w:val="20"/>
               </w:rPr>
               <w:t xml:space="preserve">        return (fin - ini) / 1e6;</w:t>
             </w:r>
@@ -20440,11 +20463,11 @@
             </w:pPr>
             <w:r>
               <w:rPr>
-                <w:rFonts w:ascii="Courier New" w:hAnsi="Courier New" w:cs="Courier New" w:eastAsia="Courier New"/>
-                <w:b w:val="0"/>
-                <w:i w:val="0"/>
-                <w:color w:val="000000"/>
-                <w:sz w:val="17"/>
+                <w:rFonts w:ascii="Times New Roman" w:hAnsi="Times New Roman" w:cs="Times New Roman" w:eastAsia="Times New Roman"/>
+                <w:b w:val="0"/>
+                <w:i w:val="0"/>
+                <w:color w:val="000000"/>
+                <w:sz w:val="20"/>
               </w:rPr>
               <w:t xml:space="preserve">    }</w:t>
             </w:r>
@@ -20455,11 +20478,11 @@
             </w:pPr>
             <w:r>
               <w:rPr>
-                <w:rFonts w:ascii="Courier New" w:hAnsi="Courier New" w:cs="Courier New" w:eastAsia="Courier New"/>
-                <w:b w:val="0"/>
-                <w:i w:val="0"/>
-                <w:color w:val="000000"/>
-                <w:sz w:val="17"/>
+                <w:rFonts w:ascii="Times New Roman" w:hAnsi="Times New Roman" w:cs="Times New Roman" w:eastAsia="Times New Roman"/>
+                <w:b w:val="0"/>
+                <w:i w:val="0"/>
+                <w:color w:val="000000"/>
+                <w:sz w:val="20"/>
               </w:rPr>
               <w:t xml:space="preserve"> </w:t>
             </w:r>
@@ -20470,11 +20493,11 @@
             </w:pPr>
             <w:r>
               <w:rPr>
-                <w:rFonts w:ascii="Courier New" w:hAnsi="Courier New" w:cs="Courier New" w:eastAsia="Courier New"/>
-                <w:b w:val="0"/>
-                <w:i w:val="0"/>
-                <w:color w:val="000000"/>
-                <w:sz w:val="17"/>
+                <w:rFonts w:ascii="Times New Roman" w:hAnsi="Times New Roman" w:cs="Times New Roman" w:eastAsia="Times New Roman"/>
+                <w:b w:val="0"/>
+                <w:i w:val="0"/>
+                <w:color w:val="000000"/>
+                <w:sz w:val="20"/>
               </w:rPr>
               <w:t xml:space="preserve">    static double medirPaso3(int[] original, int[] esperado, long[] intercambios) {</w:t>
             </w:r>
@@ -20485,11 +20508,11 @@
             </w:pPr>
             <w:r>
               <w:rPr>
-                <w:rFonts w:ascii="Courier New" w:hAnsi="Courier New" w:cs="Courier New" w:eastAsia="Courier New"/>
-                <w:b w:val="0"/>
-                <w:i w:val="0"/>
-                <w:color w:val="000000"/>
-                <w:sz w:val="17"/>
+                <w:rFonts w:ascii="Times New Roman" w:hAnsi="Times New Roman" w:cs="Times New Roman" w:eastAsia="Times New Roman"/>
+                <w:b w:val="0"/>
+                <w:i w:val="0"/>
+                <w:color w:val="000000"/>
+                <w:sz w:val="20"/>
               </w:rPr>
               <w:t xml:space="preserve">        int[] a = original.clone();</w:t>
             </w:r>
@@ -20500,11 +20523,11 @@
             </w:pPr>
             <w:r>
               <w:rPr>
-                <w:rFonts w:ascii="Courier New" w:hAnsi="Courier New" w:cs="Courier New" w:eastAsia="Courier New"/>
-                <w:b w:val="0"/>
-                <w:i w:val="0"/>
-                <w:color w:val="000000"/>
-                <w:sz w:val="17"/>
+                <w:rFonts w:ascii="Times New Roman" w:hAnsi="Times New Roman" w:cs="Times New Roman" w:eastAsia="Times New Roman"/>
+                <w:b w:val="0"/>
+                <w:i w:val="0"/>
+                <w:color w:val="000000"/>
+                <w:sz w:val="20"/>
               </w:rPr>
               <w:t xml:space="preserve">        long ini = System.nanoTime();</w:t>
             </w:r>
@@ -20515,11 +20538,11 @@
             </w:pPr>
             <w:r>
               <w:rPr>
-                <w:rFonts w:ascii="Courier New" w:hAnsi="Courier New" w:cs="Courier New" w:eastAsia="Courier New"/>
-                <w:b w:val="0"/>
-                <w:i w:val="0"/>
-                <w:color w:val="000000"/>
-                <w:sz w:val="17"/>
+                <w:rFonts w:ascii="Times New Roman" w:hAnsi="Times New Roman" w:cs="Times New Roman" w:eastAsia="Times New Roman"/>
+                <w:b w:val="0"/>
+                <w:i w:val="0"/>
+                <w:color w:val="000000"/>
+                <w:sz w:val="20"/>
               </w:rPr>
               <w:t xml:space="preserve">        int mitad = a.length / 2;</w:t>
             </w:r>
@@ -20530,11 +20553,11 @@
             </w:pPr>
             <w:r>
               <w:rPr>
-                <w:rFonts w:ascii="Courier New" w:hAnsi="Courier New" w:cs="Courier New" w:eastAsia="Courier New"/>
-                <w:b w:val="0"/>
-                <w:i w:val="0"/>
-                <w:color w:val="000000"/>
-                <w:sz w:val="17"/>
+                <w:rFonts w:ascii="Times New Roman" w:hAnsi="Times New Roman" w:cs="Times New Roman" w:eastAsia="Times New Roman"/>
+                <w:b w:val="0"/>
+                <w:i w:val="0"/>
+                <w:color w:val="000000"/>
+                <w:sz w:val="20"/>
               </w:rPr>
               <w:t xml:space="preserve">        int[] left = Arrays.copyOfRange(a, 0, mitad);</w:t>
             </w:r>
@@ -20545,11 +20568,11 @@
             </w:pPr>
             <w:r>
               <w:rPr>
-                <w:rFonts w:ascii="Courier New" w:hAnsi="Courier New" w:cs="Courier New" w:eastAsia="Courier New"/>
-                <w:b w:val="0"/>
-                <w:i w:val="0"/>
-                <w:color w:val="000000"/>
-                <w:sz w:val="17"/>
+                <w:rFonts w:ascii="Times New Roman" w:hAnsi="Times New Roman" w:cs="Times New Roman" w:eastAsia="Times New Roman"/>
+                <w:b w:val="0"/>
+                <w:i w:val="0"/>
+                <w:color w:val="000000"/>
+                <w:sz w:val="20"/>
               </w:rPr>
               <w:t xml:space="preserve">        int[] right = Arrays.copyOfRange(a, mitad, a.length);</w:t>
             </w:r>
@@ -20560,11 +20583,11 @@
             </w:pPr>
             <w:r>
               <w:rPr>
-                <w:rFonts w:ascii="Courier New" w:hAnsi="Courier New" w:cs="Courier New" w:eastAsia="Courier New"/>
-                <w:b w:val="0"/>
-                <w:i w:val="0"/>
-                <w:color w:val="000000"/>
-                <w:sz w:val="17"/>
+                <w:rFonts w:ascii="Times New Roman" w:hAnsi="Times New Roman" w:cs="Times New Roman" w:eastAsia="Times New Roman"/>
+                <w:b w:val="0"/>
+                <w:i w:val="0"/>
+                <w:color w:val="000000"/>
+                <w:sz w:val="20"/>
               </w:rPr>
               <w:t xml:space="preserve">        bubbleSortHilos.HiloOrdenador h1 = new bubbleSortHilos.HiloOrdenador("Hilo-Izquierdo", left);</w:t>
             </w:r>
@@ -20575,11 +20598,11 @@
             </w:pPr>
             <w:r>
               <w:rPr>
-                <w:rFonts w:ascii="Courier New" w:hAnsi="Courier New" w:cs="Courier New" w:eastAsia="Courier New"/>
-                <w:b w:val="0"/>
-                <w:i w:val="0"/>
-                <w:color w:val="000000"/>
-                <w:sz w:val="17"/>
+                <w:rFonts w:ascii="Times New Roman" w:hAnsi="Times New Roman" w:cs="Times New Roman" w:eastAsia="Times New Roman"/>
+                <w:b w:val="0"/>
+                <w:i w:val="0"/>
+                <w:color w:val="000000"/>
+                <w:sz w:val="20"/>
               </w:rPr>
               <w:t xml:space="preserve">        bubbleSortHilos.HiloOrdenador h2 = new bubbleSortHilos.HiloOrdenador("Hilo-Derecho", right);</w:t>
             </w:r>
@@ -20590,11 +20613,11 @@
             </w:pPr>
             <w:r>
               <w:rPr>
-                <w:rFonts w:ascii="Courier New" w:hAnsi="Courier New" w:cs="Courier New" w:eastAsia="Courier New"/>
-                <w:b w:val="0"/>
-                <w:i w:val="0"/>
-                <w:color w:val="000000"/>
-                <w:sz w:val="17"/>
+                <w:rFonts w:ascii="Times New Roman" w:hAnsi="Times New Roman" w:cs="Times New Roman" w:eastAsia="Times New Roman"/>
+                <w:b w:val="0"/>
+                <w:i w:val="0"/>
+                <w:color w:val="000000"/>
+                <w:sz w:val="20"/>
               </w:rPr>
               <w:t xml:space="preserve">        h1.start();</w:t>
             </w:r>
@@ -20605,11 +20628,11 @@
             </w:pPr>
             <w:r>
               <w:rPr>
-                <w:rFonts w:ascii="Courier New" w:hAnsi="Courier New" w:cs="Courier New" w:eastAsia="Courier New"/>
-                <w:b w:val="0"/>
-                <w:i w:val="0"/>
-                <w:color w:val="000000"/>
-                <w:sz w:val="17"/>
+                <w:rFonts w:ascii="Times New Roman" w:hAnsi="Times New Roman" w:cs="Times New Roman" w:eastAsia="Times New Roman"/>
+                <w:b w:val="0"/>
+                <w:i w:val="0"/>
+                <w:color w:val="000000"/>
+                <w:sz w:val="20"/>
               </w:rPr>
               <w:t xml:space="preserve">        h2.start();</w:t>
             </w:r>
@@ -20620,11 +20643,11 @@
             </w:pPr>
             <w:r>
               <w:rPr>
-                <w:rFonts w:ascii="Courier New" w:hAnsi="Courier New" w:cs="Courier New" w:eastAsia="Courier New"/>
-                <w:b w:val="0"/>
-                <w:i w:val="0"/>
-                <w:color w:val="000000"/>
-                <w:sz w:val="17"/>
+                <w:rFonts w:ascii="Times New Roman" w:hAnsi="Times New Roman" w:cs="Times New Roman" w:eastAsia="Times New Roman"/>
+                <w:b w:val="0"/>
+                <w:i w:val="0"/>
+                <w:color w:val="000000"/>
+                <w:sz w:val="20"/>
               </w:rPr>
               <w:t xml:space="preserve">        try {</w:t>
             </w:r>
@@ -20635,11 +20658,11 @@
             </w:pPr>
             <w:r>
               <w:rPr>
-                <w:rFonts w:ascii="Courier New" w:hAnsi="Courier New" w:cs="Courier New" w:eastAsia="Courier New"/>
-                <w:b w:val="0"/>
-                <w:i w:val="0"/>
-                <w:color w:val="000000"/>
-                <w:sz w:val="17"/>
+                <w:rFonts w:ascii="Times New Roman" w:hAnsi="Times New Roman" w:cs="Times New Roman" w:eastAsia="Times New Roman"/>
+                <w:b w:val="0"/>
+                <w:i w:val="0"/>
+                <w:color w:val="000000"/>
+                <w:sz w:val="20"/>
               </w:rPr>
               <w:t xml:space="preserve">            h1.join();</w:t>
             </w:r>
@@ -20650,11 +20673,11 @@
             </w:pPr>
             <w:r>
               <w:rPr>
-                <w:rFonts w:ascii="Courier New" w:hAnsi="Courier New" w:cs="Courier New" w:eastAsia="Courier New"/>
-                <w:b w:val="0"/>
-                <w:i w:val="0"/>
-                <w:color w:val="000000"/>
-                <w:sz w:val="17"/>
+                <w:rFonts w:ascii="Times New Roman" w:hAnsi="Times New Roman" w:cs="Times New Roman" w:eastAsia="Times New Roman"/>
+                <w:b w:val="0"/>
+                <w:i w:val="0"/>
+                <w:color w:val="000000"/>
+                <w:sz w:val="20"/>
               </w:rPr>
               <w:t xml:space="preserve">            h2.join();</w:t>
             </w:r>
@@ -20665,11 +20688,11 @@
             </w:pPr>
             <w:r>
               <w:rPr>
-                <w:rFonts w:ascii="Courier New" w:hAnsi="Courier New" w:cs="Courier New" w:eastAsia="Courier New"/>
-                <w:b w:val="0"/>
-                <w:i w:val="0"/>
-                <w:color w:val="000000"/>
-                <w:sz w:val="17"/>
+                <w:rFonts w:ascii="Times New Roman" w:hAnsi="Times New Roman" w:cs="Times New Roman" w:eastAsia="Times New Roman"/>
+                <w:b w:val="0"/>
+                <w:i w:val="0"/>
+                <w:color w:val="000000"/>
+                <w:sz w:val="20"/>
               </w:rPr>
               <w:t xml:space="preserve">        } catch (InterruptedException e) {</w:t>
             </w:r>
@@ -20680,11 +20703,11 @@
             </w:pPr>
             <w:r>
               <w:rPr>
-                <w:rFonts w:ascii="Courier New" w:hAnsi="Courier New" w:cs="Courier New" w:eastAsia="Courier New"/>
-                <w:b w:val="0"/>
-                <w:i w:val="0"/>
-                <w:color w:val="000000"/>
-                <w:sz w:val="17"/>
+                <w:rFonts w:ascii="Times New Roman" w:hAnsi="Times New Roman" w:cs="Times New Roman" w:eastAsia="Times New Roman"/>
+                <w:b w:val="0"/>
+                <w:i w:val="0"/>
+                <w:color w:val="000000"/>
+                <w:sz w:val="20"/>
               </w:rPr>
               <w:t xml:space="preserve">            throw new RuntimeException(e);</w:t>
             </w:r>
@@ -20695,11 +20718,11 @@
             </w:pPr>
             <w:r>
               <w:rPr>
-                <w:rFonts w:ascii="Courier New" w:hAnsi="Courier New" w:cs="Courier New" w:eastAsia="Courier New"/>
-                <w:b w:val="0"/>
-                <w:i w:val="0"/>
-                <w:color w:val="000000"/>
-                <w:sz w:val="17"/>
+                <w:rFonts w:ascii="Times New Roman" w:hAnsi="Times New Roman" w:cs="Times New Roman" w:eastAsia="Times New Roman"/>
+                <w:b w:val="0"/>
+                <w:i w:val="0"/>
+                <w:color w:val="000000"/>
+                <w:sz w:val="20"/>
               </w:rPr>
               <w:t xml:space="preserve">        }</w:t>
             </w:r>
@@ -20710,11 +20733,11 @@
             </w:pPr>
             <w:r>
               <w:rPr>
-                <w:rFonts w:ascii="Courier New" w:hAnsi="Courier New" w:cs="Courier New" w:eastAsia="Courier New"/>
-                <w:b w:val="0"/>
-                <w:i w:val="0"/>
-                <w:color w:val="000000"/>
-                <w:sz w:val="17"/>
+                <w:rFonts w:ascii="Times New Roman" w:hAnsi="Times New Roman" w:cs="Times New Roman" w:eastAsia="Times New Roman"/>
+                <w:b w:val="0"/>
+                <w:i w:val="0"/>
+                <w:color w:val="000000"/>
+                <w:sz w:val="20"/>
               </w:rPr>
               <w:t xml:space="preserve">        int[] res = bubbleSortHilos.merge(left, right);</w:t>
             </w:r>
@@ -20725,11 +20748,11 @@
             </w:pPr>
             <w:r>
               <w:rPr>
-                <w:rFonts w:ascii="Courier New" w:hAnsi="Courier New" w:cs="Courier New" w:eastAsia="Courier New"/>
-                <w:b w:val="0"/>
-                <w:i w:val="0"/>
-                <w:color w:val="000000"/>
-                <w:sz w:val="17"/>
+                <w:rFonts w:ascii="Times New Roman" w:hAnsi="Times New Roman" w:cs="Times New Roman" w:eastAsia="Times New Roman"/>
+                <w:b w:val="0"/>
+                <w:i w:val="0"/>
+                <w:color w:val="000000"/>
+                <w:sz w:val="20"/>
               </w:rPr>
               <w:t xml:space="preserve">        long fin = System.nanoTime();</w:t>
             </w:r>
@@ -20740,11 +20763,11 @@
             </w:pPr>
             <w:r>
               <w:rPr>
-                <w:rFonts w:ascii="Courier New" w:hAnsi="Courier New" w:cs="Courier New" w:eastAsia="Courier New"/>
-                <w:b w:val="0"/>
-                <w:i w:val="0"/>
-                <w:color w:val="000000"/>
-                <w:sz w:val="17"/>
+                <w:rFonts w:ascii="Times New Roman" w:hAnsi="Times New Roman" w:cs="Times New Roman" w:eastAsia="Times New Roman"/>
+                <w:b w:val="0"/>
+                <w:i w:val="0"/>
+                <w:color w:val="000000"/>
+                <w:sz w:val="20"/>
               </w:rPr>
               <w:t xml:space="preserve">        intercambios[0] = h1.intercambios + h2.intercambios;</w:t>
             </w:r>
@@ -20755,11 +20778,11 @@
             </w:pPr>
             <w:r>
               <w:rPr>
-                <w:rFonts w:ascii="Courier New" w:hAnsi="Courier New" w:cs="Courier New" w:eastAsia="Courier New"/>
-                <w:b w:val="0"/>
-                <w:i w:val="0"/>
-                <w:color w:val="000000"/>
-                <w:sz w:val="17"/>
+                <w:rFonts w:ascii="Times New Roman" w:hAnsi="Times New Roman" w:cs="Times New Roman" w:eastAsia="Times New Roman"/>
+                <w:b w:val="0"/>
+                <w:i w:val="0"/>
+                <w:color w:val="000000"/>
+                <w:sz w:val="20"/>
               </w:rPr>
               <w:t xml:space="preserve">        verificar(res, esperado, "Paso 3");</w:t>
             </w:r>
@@ -20770,11 +20793,11 @@
             </w:pPr>
             <w:r>
               <w:rPr>
-                <w:rFonts w:ascii="Courier New" w:hAnsi="Courier New" w:cs="Courier New" w:eastAsia="Courier New"/>
-                <w:b w:val="0"/>
-                <w:i w:val="0"/>
-                <w:color w:val="000000"/>
-                <w:sz w:val="17"/>
+                <w:rFonts w:ascii="Times New Roman" w:hAnsi="Times New Roman" w:cs="Times New Roman" w:eastAsia="Times New Roman"/>
+                <w:b w:val="0"/>
+                <w:i w:val="0"/>
+                <w:color w:val="000000"/>
+                <w:sz w:val="20"/>
               </w:rPr>
               <w:t xml:space="preserve">        return (fin - ini) / 1e6;</w:t>
             </w:r>
@@ -20785,11 +20808,11 @@
             </w:pPr>
             <w:r>
               <w:rPr>
-                <w:rFonts w:ascii="Courier New" w:hAnsi="Courier New" w:cs="Courier New" w:eastAsia="Courier New"/>
-                <w:b w:val="0"/>
-                <w:i w:val="0"/>
-                <w:color w:val="000000"/>
-                <w:sz w:val="17"/>
+                <w:rFonts w:ascii="Times New Roman" w:hAnsi="Times New Roman" w:cs="Times New Roman" w:eastAsia="Times New Roman"/>
+                <w:b w:val="0"/>
+                <w:i w:val="0"/>
+                <w:color w:val="000000"/>
+                <w:sz w:val="20"/>
               </w:rPr>
               <w:t xml:space="preserve">    }</w:t>
             </w:r>
@@ -20800,11 +20823,11 @@
             </w:pPr>
             <w:r>
               <w:rPr>
-                <w:rFonts w:ascii="Courier New" w:hAnsi="Courier New" w:cs="Courier New" w:eastAsia="Courier New"/>
-                <w:b w:val="0"/>
-                <w:i w:val="0"/>
-                <w:color w:val="000000"/>
-                <w:sz w:val="17"/>
+                <w:rFonts w:ascii="Times New Roman" w:hAnsi="Times New Roman" w:cs="Times New Roman" w:eastAsia="Times New Roman"/>
+                <w:b w:val="0"/>
+                <w:i w:val="0"/>
+                <w:color w:val="000000"/>
+                <w:sz w:val="20"/>
               </w:rPr>
               <w:t xml:space="preserve"> </w:t>
             </w:r>
@@ -20815,11 +20838,11 @@
             </w:pPr>
             <w:r>
               <w:rPr>
-                <w:rFonts w:ascii="Courier New" w:hAnsi="Courier New" w:cs="Courier New" w:eastAsia="Courier New"/>
-                <w:b w:val="0"/>
-                <w:i w:val="0"/>
-                <w:color w:val="000000"/>
-                <w:sz w:val="17"/>
+                <w:rFonts w:ascii="Times New Roman" w:hAnsi="Times New Roman" w:cs="Times New Roman" w:eastAsia="Times New Roman"/>
+                <w:b w:val="0"/>
+                <w:i w:val="0"/>
+                <w:color w:val="000000"/>
+                <w:sz w:val="20"/>
               </w:rPr>
               <w:t xml:space="preserve">    static void calentarJVM() {</w:t>
             </w:r>
@@ -20830,11 +20853,11 @@
             </w:pPr>
             <w:r>
               <w:rPr>
-                <w:rFonts w:ascii="Courier New" w:hAnsi="Courier New" w:cs="Courier New" w:eastAsia="Courier New"/>
-                <w:b w:val="0"/>
-                <w:i w:val="0"/>
-                <w:color w:val="000000"/>
-                <w:sz w:val="17"/>
+                <w:rFonts w:ascii="Times New Roman" w:hAnsi="Times New Roman" w:cs="Times New Roman" w:eastAsia="Times New Roman"/>
+                <w:b w:val="0"/>
+                <w:i w:val="0"/>
+                <w:color w:val="000000"/>
+                <w:sz w:val="20"/>
               </w:rPr>
               <w:t xml:space="preserve">        int[] datos = bubbleSort.generarArreglo(3000);</w:t>
             </w:r>
@@ -20845,11 +20868,11 @@
             </w:pPr>
             <w:r>
               <w:rPr>
-                <w:rFonts w:ascii="Courier New" w:hAnsi="Courier New" w:cs="Courier New" w:eastAsia="Courier New"/>
-                <w:b w:val="0"/>
-                <w:i w:val="0"/>
-                <w:color w:val="000000"/>
-                <w:sz w:val="17"/>
+                <w:rFonts w:ascii="Times New Roman" w:hAnsi="Times New Roman" w:cs="Times New Roman" w:eastAsia="Times New Roman"/>
+                <w:b w:val="0"/>
+                <w:i w:val="0"/>
+                <w:color w:val="000000"/>
+                <w:sz w:val="20"/>
               </w:rPr>
               <w:t xml:space="preserve">        int[] esp = datos.clone();</w:t>
             </w:r>
@@ -20860,11 +20883,11 @@
             </w:pPr>
             <w:r>
               <w:rPr>
-                <w:rFonts w:ascii="Courier New" w:hAnsi="Courier New" w:cs="Courier New" w:eastAsia="Courier New"/>
-                <w:b w:val="0"/>
-                <w:i w:val="0"/>
-                <w:color w:val="000000"/>
-                <w:sz w:val="17"/>
+                <w:rFonts w:ascii="Times New Roman" w:hAnsi="Times New Roman" w:cs="Times New Roman" w:eastAsia="Times New Roman"/>
+                <w:b w:val="0"/>
+                <w:i w:val="0"/>
+                <w:color w:val="000000"/>
+                <w:sz w:val="20"/>
               </w:rPr>
               <w:t xml:space="preserve">        Arrays.sort(esp);</w:t>
             </w:r>
@@ -20875,11 +20898,11 @@
             </w:pPr>
             <w:r>
               <w:rPr>
-                <w:rFonts w:ascii="Courier New" w:hAnsi="Courier New" w:cs="Courier New" w:eastAsia="Courier New"/>
-                <w:b w:val="0"/>
-                <w:i w:val="0"/>
-                <w:color w:val="000000"/>
-                <w:sz w:val="17"/>
+                <w:rFonts w:ascii="Times New Roman" w:hAnsi="Times New Roman" w:cs="Times New Roman" w:eastAsia="Times New Roman"/>
+                <w:b w:val="0"/>
+                <w:i w:val="0"/>
+                <w:color w:val="000000"/>
+                <w:sz w:val="20"/>
               </w:rPr>
               <w:t xml:space="preserve">        long[] dummy = new long[1];</w:t>
             </w:r>
@@ -20890,11 +20913,11 @@
             </w:pPr>
             <w:r>
               <w:rPr>
-                <w:rFonts w:ascii="Courier New" w:hAnsi="Courier New" w:cs="Courier New" w:eastAsia="Courier New"/>
-                <w:b w:val="0"/>
-                <w:i w:val="0"/>
-                <w:color w:val="000000"/>
-                <w:sz w:val="17"/>
+                <w:rFonts w:ascii="Times New Roman" w:hAnsi="Times New Roman" w:cs="Times New Roman" w:eastAsia="Times New Roman"/>
+                <w:b w:val="0"/>
+                <w:i w:val="0"/>
+                <w:color w:val="000000"/>
+                <w:sz w:val="20"/>
               </w:rPr>
               <w:t xml:space="preserve">        for (int i = 0; i &lt; 10; i++) {</w:t>
             </w:r>
@@ -20905,11 +20928,11 @@
             </w:pPr>
             <w:r>
               <w:rPr>
-                <w:rFonts w:ascii="Courier New" w:hAnsi="Courier New" w:cs="Courier New" w:eastAsia="Courier New"/>
-                <w:b w:val="0"/>
-                <w:i w:val="0"/>
-                <w:color w:val="000000"/>
-                <w:sz w:val="17"/>
+                <w:rFonts w:ascii="Times New Roman" w:hAnsi="Times New Roman" w:cs="Times New Roman" w:eastAsia="Times New Roman"/>
+                <w:b w:val="0"/>
+                <w:i w:val="0"/>
+                <w:color w:val="000000"/>
+                <w:sz w:val="20"/>
               </w:rPr>
               <w:t xml:space="preserve">            medirPaso1(datos, esp, dummy);</w:t>
             </w:r>
@@ -20920,11 +20943,11 @@
             </w:pPr>
             <w:r>
               <w:rPr>
-                <w:rFonts w:ascii="Courier New" w:hAnsi="Courier New" w:cs="Courier New" w:eastAsia="Courier New"/>
-                <w:b w:val="0"/>
-                <w:i w:val="0"/>
-                <w:color w:val="000000"/>
-                <w:sz w:val="17"/>
+                <w:rFonts w:ascii="Times New Roman" w:hAnsi="Times New Roman" w:cs="Times New Roman" w:eastAsia="Times New Roman"/>
+                <w:b w:val="0"/>
+                <w:i w:val="0"/>
+                <w:color w:val="000000"/>
+                <w:sz w:val="20"/>
               </w:rPr>
               <w:t xml:space="preserve">            medirPaso2(datos, esp, dummy);</w:t>
             </w:r>
@@ -20935,11 +20958,11 @@
             </w:pPr>
             <w:r>
               <w:rPr>
-                <w:rFonts w:ascii="Courier New" w:hAnsi="Courier New" w:cs="Courier New" w:eastAsia="Courier New"/>
-                <w:b w:val="0"/>
-                <w:i w:val="0"/>
-                <w:color w:val="000000"/>
-                <w:sz w:val="17"/>
+                <w:rFonts w:ascii="Times New Roman" w:hAnsi="Times New Roman" w:cs="Times New Roman" w:eastAsia="Times New Roman"/>
+                <w:b w:val="0"/>
+                <w:i w:val="0"/>
+                <w:color w:val="000000"/>
+                <w:sz w:val="20"/>
               </w:rPr>
               <w:t xml:space="preserve">            medirPaso3(datos, esp, dummy);</w:t>
             </w:r>
@@ -20950,11 +20973,11 @@
             </w:pPr>
             <w:r>
               <w:rPr>
-                <w:rFonts w:ascii="Courier New" w:hAnsi="Courier New" w:cs="Courier New" w:eastAsia="Courier New"/>
-                <w:b w:val="0"/>
-                <w:i w:val="0"/>
-                <w:color w:val="000000"/>
-                <w:sz w:val="17"/>
+                <w:rFonts w:ascii="Times New Roman" w:hAnsi="Times New Roman" w:cs="Times New Roman" w:eastAsia="Times New Roman"/>
+                <w:b w:val="0"/>
+                <w:i w:val="0"/>
+                <w:color w:val="000000"/>
+                <w:sz w:val="20"/>
               </w:rPr>
               <w:t xml:space="preserve">        }</w:t>
             </w:r>
@@ -20965,11 +20988,11 @@
             </w:pPr>
             <w:r>
               <w:rPr>
-                <w:rFonts w:ascii="Courier New" w:hAnsi="Courier New" w:cs="Courier New" w:eastAsia="Courier New"/>
-                <w:b w:val="0"/>
-                <w:i w:val="0"/>
-                <w:color w:val="000000"/>
-                <w:sz w:val="17"/>
+                <w:rFonts w:ascii="Times New Roman" w:hAnsi="Times New Roman" w:cs="Times New Roman" w:eastAsia="Times New Roman"/>
+                <w:b w:val="0"/>
+                <w:i w:val="0"/>
+                <w:color w:val="000000"/>
+                <w:sz w:val="20"/>
               </w:rPr>
               <w:t xml:space="preserve">    }</w:t>
             </w:r>
@@ -20980,11 +21003,11 @@
             </w:pPr>
             <w:r>
               <w:rPr>
-                <w:rFonts w:ascii="Courier New" w:hAnsi="Courier New" w:cs="Courier New" w:eastAsia="Courier New"/>
-                <w:b w:val="0"/>
-                <w:i w:val="0"/>
-                <w:color w:val="000000"/>
-                <w:sz w:val="17"/>
+                <w:rFonts w:ascii="Times New Roman" w:hAnsi="Times New Roman" w:cs="Times New Roman" w:eastAsia="Times New Roman"/>
+                <w:b w:val="0"/>
+                <w:i w:val="0"/>
+                <w:color w:val="000000"/>
+                <w:sz w:val="20"/>
               </w:rPr>
               <w:t xml:space="preserve"> </w:t>
             </w:r>
@@ -20995,11 +21018,11 @@
             </w:pPr>
             <w:r>
               <w:rPr>
-                <w:rFonts w:ascii="Courier New" w:hAnsi="Courier New" w:cs="Courier New" w:eastAsia="Courier New"/>
-                <w:b w:val="0"/>
-                <w:i w:val="0"/>
-                <w:color w:val="000000"/>
-                <w:sz w:val="17"/>
+                <w:rFonts w:ascii="Times New Roman" w:hAnsi="Times New Roman" w:cs="Times New Roman" w:eastAsia="Times New Roman"/>
+                <w:b w:val="0"/>
+                <w:i w:val="0"/>
+                <w:color w:val="000000"/>
+                <w:sz w:val="20"/>
               </w:rPr>
               <w:t xml:space="preserve">    static void verificar(int[] obtenido, int[] esperado, String paso) {</w:t>
             </w:r>
@@ -21010,11 +21033,11 @@
             </w:pPr>
             <w:r>
               <w:rPr>
-                <w:rFonts w:ascii="Courier New" w:hAnsi="Courier New" w:cs="Courier New" w:eastAsia="Courier New"/>
-                <w:b w:val="0"/>
-                <w:i w:val="0"/>
-                <w:color w:val="000000"/>
-                <w:sz w:val="17"/>
+                <w:rFonts w:ascii="Times New Roman" w:hAnsi="Times New Roman" w:cs="Times New Roman" w:eastAsia="Times New Roman"/>
+                <w:b w:val="0"/>
+                <w:i w:val="0"/>
+                <w:color w:val="000000"/>
+                <w:sz w:val="20"/>
               </w:rPr>
               <w:t xml:space="preserve">        if (!Arrays.equals(obtenido, esperado))</w:t>
             </w:r>
@@ -21025,11 +21048,11 @@
             </w:pPr>
             <w:r>
               <w:rPr>
-                <w:rFonts w:ascii="Courier New" w:hAnsi="Courier New" w:cs="Courier New" w:eastAsia="Courier New"/>
-                <w:b w:val="0"/>
-                <w:i w:val="0"/>
-                <w:color w:val="000000"/>
-                <w:sz w:val="17"/>
+                <w:rFonts w:ascii="Times New Roman" w:hAnsi="Times New Roman" w:cs="Times New Roman" w:eastAsia="Times New Roman"/>
+                <w:b w:val="0"/>
+                <w:i w:val="0"/>
+                <w:color w:val="000000"/>
+                <w:sz w:val="20"/>
               </w:rPr>
               <w:t xml:space="preserve">            throw new IllegalStateException(paso + " no ordeno correctamente");</w:t>
             </w:r>
@@ -21040,11 +21063,11 @@
             </w:pPr>
             <w:r>
               <w:rPr>
-                <w:rFonts w:ascii="Courier New" w:hAnsi="Courier New" w:cs="Courier New" w:eastAsia="Courier New"/>
-                <w:b w:val="0"/>
-                <w:i w:val="0"/>
-                <w:color w:val="000000"/>
-                <w:sz w:val="17"/>
+                <w:rFonts w:ascii="Times New Roman" w:hAnsi="Times New Roman" w:cs="Times New Roman" w:eastAsia="Times New Roman"/>
+                <w:b w:val="0"/>
+                <w:i w:val="0"/>
+                <w:color w:val="000000"/>
+                <w:sz w:val="20"/>
               </w:rPr>
               <w:t xml:space="preserve">    }</w:t>
             </w:r>
@@ -21055,11 +21078,11 @@
             </w:pPr>
             <w:r>
               <w:rPr>
-                <w:rFonts w:ascii="Courier New" w:hAnsi="Courier New" w:cs="Courier New" w:eastAsia="Courier New"/>
-                <w:b w:val="0"/>
-                <w:i w:val="0"/>
-                <w:color w:val="000000"/>
-                <w:sz w:val="17"/>
+                <w:rFonts w:ascii="Times New Roman" w:hAnsi="Times New Roman" w:cs="Times New Roman" w:eastAsia="Times New Roman"/>
+                <w:b w:val="0"/>
+                <w:i w:val="0"/>
+                <w:color w:val="000000"/>
+                <w:sz w:val="20"/>
               </w:rPr>
               <w:t xml:space="preserve"> </w:t>
             </w:r>
@@ -21070,11 +21093,11 @@
             </w:pPr>
             <w:r>
               <w:rPr>
-                <w:rFonts w:ascii="Courier New" w:hAnsi="Courier New" w:cs="Courier New" w:eastAsia="Courier New"/>
-                <w:b w:val="0"/>
-                <w:i w:val="0"/>
-                <w:color w:val="000000"/>
-                <w:sz w:val="17"/>
+                <w:rFonts w:ascii="Times New Roman" w:hAnsi="Times New Roman" w:cs="Times New Roman" w:eastAsia="Times New Roman"/>
+                <w:b w:val="0"/>
+                <w:i w:val="0"/>
+                <w:color w:val="000000"/>
+                <w:sz w:val="20"/>
               </w:rPr>
               <w:t xml:space="preserve">    static double mediana(double[] v) {</w:t>
             </w:r>
@@ -21085,11 +21108,11 @@
             </w:pPr>
             <w:r>
               <w:rPr>
-                <w:rFonts w:ascii="Courier New" w:hAnsi="Courier New" w:cs="Courier New" w:eastAsia="Courier New"/>
-                <w:b w:val="0"/>
-                <w:i w:val="0"/>
-                <w:color w:val="000000"/>
-                <w:sz w:val="17"/>
+                <w:rFonts w:ascii="Times New Roman" w:hAnsi="Times New Roman" w:cs="Times New Roman" w:eastAsia="Times New Roman"/>
+                <w:b w:val="0"/>
+                <w:i w:val="0"/>
+                <w:color w:val="000000"/>
+                <w:sz w:val="20"/>
               </w:rPr>
               <w:t xml:space="preserve">        double[] c = v.clone();</w:t>
             </w:r>
@@ -21100,11 +21123,11 @@
             </w:pPr>
             <w:r>
               <w:rPr>
-                <w:rFonts w:ascii="Courier New" w:hAnsi="Courier New" w:cs="Courier New" w:eastAsia="Courier New"/>
-                <w:b w:val="0"/>
-                <w:i w:val="0"/>
-                <w:color w:val="000000"/>
-                <w:sz w:val="17"/>
+                <w:rFonts w:ascii="Times New Roman" w:hAnsi="Times New Roman" w:cs="Times New Roman" w:eastAsia="Times New Roman"/>
+                <w:b w:val="0"/>
+                <w:i w:val="0"/>
+                <w:color w:val="000000"/>
+                <w:sz w:val="20"/>
               </w:rPr>
               <w:t xml:space="preserve">        Arrays.sort(c);</w:t>
             </w:r>
@@ -21115,11 +21138,11 @@
             </w:pPr>
             <w:r>
               <w:rPr>
-                <w:rFonts w:ascii="Courier New" w:hAnsi="Courier New" w:cs="Courier New" w:eastAsia="Courier New"/>
-                <w:b w:val="0"/>
-                <w:i w:val="0"/>
-                <w:color w:val="000000"/>
-                <w:sz w:val="17"/>
+                <w:rFonts w:ascii="Times New Roman" w:hAnsi="Times New Roman" w:cs="Times New Roman" w:eastAsia="Times New Roman"/>
+                <w:b w:val="0"/>
+                <w:i w:val="0"/>
+                <w:color w:val="000000"/>
+                <w:sz w:val="20"/>
               </w:rPr>
               <w:t xml:space="preserve">        int m = c.length / 2;</w:t>
             </w:r>
@@ -21130,11 +21153,11 @@
             </w:pPr>
             <w:r>
               <w:rPr>
-                <w:rFonts w:ascii="Courier New" w:hAnsi="Courier New" w:cs="Courier New" w:eastAsia="Courier New"/>
-                <w:b w:val="0"/>
-                <w:i w:val="0"/>
-                <w:color w:val="000000"/>
-                <w:sz w:val="17"/>
+                <w:rFonts w:ascii="Times New Roman" w:hAnsi="Times New Roman" w:cs="Times New Roman" w:eastAsia="Times New Roman"/>
+                <w:b w:val="0"/>
+                <w:i w:val="0"/>
+                <w:color w:val="000000"/>
+                <w:sz w:val="20"/>
               </w:rPr>
               <w:t xml:space="preserve">        return c.length % 2 == 1 ? c[m] : (c[m - 1] + c[m]) / 2.0;</w:t>
             </w:r>
@@ -21145,11 +21168,11 @@
             </w:pPr>
             <w:r>
               <w:rPr>
-                <w:rFonts w:ascii="Courier New" w:hAnsi="Courier New" w:cs="Courier New" w:eastAsia="Courier New"/>
-                <w:b w:val="0"/>
-                <w:i w:val="0"/>
-                <w:color w:val="000000"/>
-                <w:sz w:val="17"/>
+                <w:rFonts w:ascii="Times New Roman" w:hAnsi="Times New Roman" w:cs="Times New Roman" w:eastAsia="Times New Roman"/>
+                <w:b w:val="0"/>
+                <w:i w:val="0"/>
+                <w:color w:val="000000"/>
+                <w:sz w:val="20"/>
               </w:rPr>
               <w:t xml:space="preserve">    }</w:t>
             </w:r>
@@ -21160,11 +21183,11 @@
             </w:pPr>
             <w:r>
               <w:rPr>
-                <w:rFonts w:ascii="Courier New" w:hAnsi="Courier New" w:cs="Courier New" w:eastAsia="Courier New"/>
-                <w:b w:val="0"/>
-                <w:i w:val="0"/>
-                <w:color w:val="000000"/>
-                <w:sz w:val="17"/>
+                <w:rFonts w:ascii="Times New Roman" w:hAnsi="Times New Roman" w:cs="Times New Roman" w:eastAsia="Times New Roman"/>
+                <w:b w:val="0"/>
+                <w:i w:val="0"/>
+                <w:color w:val="000000"/>
+                <w:sz w:val="20"/>
               </w:rPr>
               <w:t xml:space="preserve"> </w:t>
             </w:r>
@@ -21175,11 +21198,11 @@
             </w:pPr>
             <w:r>
               <w:rPr>
-                <w:rFonts w:ascii="Courier New" w:hAnsi="Courier New" w:cs="Courier New" w:eastAsia="Courier New"/>
-                <w:b w:val="0"/>
-                <w:i w:val="0"/>
-                <w:color w:val="000000"/>
-                <w:sz w:val="17"/>
+                <w:rFonts w:ascii="Times New Roman" w:hAnsi="Times New Roman" w:cs="Times New Roman" w:eastAsia="Times New Roman"/>
+                <w:b w:val="0"/>
+                <w:i w:val="0"/>
+                <w:color w:val="000000"/>
+                <w:sz w:val="20"/>
               </w:rPr>
               <w:t xml:space="preserve"> </w:t>
             </w:r>
@@ -21190,11 +21213,11 @@
             </w:pPr>
             <w:r>
               <w:rPr>
-                <w:rFonts w:ascii="Courier New" w:hAnsi="Courier New" w:cs="Courier New" w:eastAsia="Courier New"/>
-                <w:b w:val="0"/>
-                <w:i w:val="0"/>
-                <w:color w:val="000000"/>
-                <w:sz w:val="17"/>
+                <w:rFonts w:ascii="Times New Roman" w:hAnsi="Times New Roman" w:cs="Times New Roman" w:eastAsia="Times New Roman"/>
+                <w:b w:val="0"/>
+                <w:i w:val="0"/>
+                <w:color w:val="000000"/>
+                <w:sz w:val="20"/>
               </w:rPr>
               <w:t xml:space="preserve">    static long contarInversiones(int[] a) {</w:t>
             </w:r>
@@ -21205,11 +21228,11 @@
             </w:pPr>
             <w:r>
               <w:rPr>
-                <w:rFonts w:ascii="Courier New" w:hAnsi="Courier New" w:cs="Courier New" w:eastAsia="Courier New"/>
-                <w:b w:val="0"/>
-                <w:i w:val="0"/>
-                <w:color w:val="000000"/>
-                <w:sz w:val="17"/>
+                <w:rFonts w:ascii="Times New Roman" w:hAnsi="Times New Roman" w:cs="Times New Roman" w:eastAsia="Times New Roman"/>
+                <w:b w:val="0"/>
+                <w:i w:val="0"/>
+                <w:color w:val="000000"/>
+                <w:sz w:val="20"/>
               </w:rPr>
               <w:t xml:space="preserve">        if (a.length &lt; 2) return 0;</w:t>
             </w:r>
@@ -21220,11 +21243,11 @@
             </w:pPr>
             <w:r>
               <w:rPr>
-                <w:rFonts w:ascii="Courier New" w:hAnsi="Courier New" w:cs="Courier New" w:eastAsia="Courier New"/>
-                <w:b w:val="0"/>
-                <w:i w:val="0"/>
-                <w:color w:val="000000"/>
-                <w:sz w:val="17"/>
+                <w:rFonts w:ascii="Times New Roman" w:hAnsi="Times New Roman" w:cs="Times New Roman" w:eastAsia="Times New Roman"/>
+                <w:b w:val="0"/>
+                <w:i w:val="0"/>
+                <w:color w:val="000000"/>
+                <w:sz w:val="20"/>
               </w:rPr>
               <w:t xml:space="preserve">        int mitad = a.length / 2;</w:t>
             </w:r>
@@ -21235,11 +21258,11 @@
             </w:pPr>
             <w:r>
               <w:rPr>
-                <w:rFonts w:ascii="Courier New" w:hAnsi="Courier New" w:cs="Courier New" w:eastAsia="Courier New"/>
-                <w:b w:val="0"/>
-                <w:i w:val="0"/>
-                <w:color w:val="000000"/>
-                <w:sz w:val="17"/>
+                <w:rFonts w:ascii="Times New Roman" w:hAnsi="Times New Roman" w:cs="Times New Roman" w:eastAsia="Times New Roman"/>
+                <w:b w:val="0"/>
+                <w:i w:val="0"/>
+                <w:color w:val="000000"/>
+                <w:sz w:val="20"/>
               </w:rPr>
               <w:t xml:space="preserve">        int[] izq = Arrays.copyOfRange(a, 0, mitad);</w:t>
             </w:r>
@@ -21250,11 +21273,11 @@
             </w:pPr>
             <w:r>
               <w:rPr>
-                <w:rFonts w:ascii="Courier New" w:hAnsi="Courier New" w:cs="Courier New" w:eastAsia="Courier New"/>
-                <w:b w:val="0"/>
-                <w:i w:val="0"/>
-                <w:color w:val="000000"/>
-                <w:sz w:val="17"/>
+                <w:rFonts w:ascii="Times New Roman" w:hAnsi="Times New Roman" w:cs="Times New Roman" w:eastAsia="Times New Roman"/>
+                <w:b w:val="0"/>
+                <w:i w:val="0"/>
+                <w:color w:val="000000"/>
+                <w:sz w:val="20"/>
               </w:rPr>
               <w:t xml:space="preserve">        int[] der = Arrays.copyOfRange(a, mitad, a.length);</w:t>
             </w:r>
@@ -21265,11 +21288,11 @@
             </w:pPr>
             <w:r>
               <w:rPr>
-                <w:rFonts w:ascii="Courier New" w:hAnsi="Courier New" w:cs="Courier New" w:eastAsia="Courier New"/>
-                <w:b w:val="0"/>
-                <w:i w:val="0"/>
-                <w:color w:val="000000"/>
-                <w:sz w:val="17"/>
+                <w:rFonts w:ascii="Times New Roman" w:hAnsi="Times New Roman" w:cs="Times New Roman" w:eastAsia="Times New Roman"/>
+                <w:b w:val="0"/>
+                <w:i w:val="0"/>
+                <w:color w:val="000000"/>
+                <w:sz w:val="20"/>
               </w:rPr>
               <w:t xml:space="preserve">        long inv = contarInversiones(izq) + contarInversiones(der);</w:t>
             </w:r>
@@ -21280,11 +21303,11 @@
             </w:pPr>
             <w:r>
               <w:rPr>
-                <w:rFonts w:ascii="Courier New" w:hAnsi="Courier New" w:cs="Courier New" w:eastAsia="Courier New"/>
-                <w:b w:val="0"/>
-                <w:i w:val="0"/>
-                <w:color w:val="000000"/>
-                <w:sz w:val="17"/>
+                <w:rFonts w:ascii="Times New Roman" w:hAnsi="Times New Roman" w:cs="Times New Roman" w:eastAsia="Times New Roman"/>
+                <w:b w:val="0"/>
+                <w:i w:val="0"/>
+                <w:color w:val="000000"/>
+                <w:sz w:val="20"/>
               </w:rPr>
               <w:t xml:space="preserve">        int i = 0, j = 0, k = 0;</w:t>
             </w:r>
@@ -21295,11 +21318,11 @@
             </w:pPr>
             <w:r>
               <w:rPr>
-                <w:rFonts w:ascii="Courier New" w:hAnsi="Courier New" w:cs="Courier New" w:eastAsia="Courier New"/>
-                <w:b w:val="0"/>
-                <w:i w:val="0"/>
-                <w:color w:val="000000"/>
-                <w:sz w:val="17"/>
+                <w:rFonts w:ascii="Times New Roman" w:hAnsi="Times New Roman" w:cs="Times New Roman" w:eastAsia="Times New Roman"/>
+                <w:b w:val="0"/>
+                <w:i w:val="0"/>
+                <w:color w:val="000000"/>
+                <w:sz w:val="20"/>
               </w:rPr>
               <w:t xml:space="preserve">        while (i &lt; izq.length &amp;&amp; j &lt; der.length) {</w:t>
             </w:r>
@@ -21310,11 +21333,11 @@
             </w:pPr>
             <w:r>
               <w:rPr>
-                <w:rFonts w:ascii="Courier New" w:hAnsi="Courier New" w:cs="Courier New" w:eastAsia="Courier New"/>
-                <w:b w:val="0"/>
-                <w:i w:val="0"/>
-                <w:color w:val="000000"/>
-                <w:sz w:val="17"/>
+                <w:rFonts w:ascii="Times New Roman" w:hAnsi="Times New Roman" w:cs="Times New Roman" w:eastAsia="Times New Roman"/>
+                <w:b w:val="0"/>
+                <w:i w:val="0"/>
+                <w:color w:val="000000"/>
+                <w:sz w:val="20"/>
               </w:rPr>
               <w:t xml:space="preserve">            if (izq[i] &lt;= der[j]) a[k++] = izq[i++];</w:t>
             </w:r>
@@ -21325,11 +21348,11 @@
             </w:pPr>
             <w:r>
               <w:rPr>
-                <w:rFonts w:ascii="Courier New" w:hAnsi="Courier New" w:cs="Courier New" w:eastAsia="Courier New"/>
-                <w:b w:val="0"/>
-                <w:i w:val="0"/>
-                <w:color w:val="000000"/>
-                <w:sz w:val="17"/>
+                <w:rFonts w:ascii="Times New Roman" w:hAnsi="Times New Roman" w:cs="Times New Roman" w:eastAsia="Times New Roman"/>
+                <w:b w:val="0"/>
+                <w:i w:val="0"/>
+                <w:color w:val="000000"/>
+                <w:sz w:val="20"/>
               </w:rPr>
               <w:t xml:space="preserve">            else {</w:t>
             </w:r>
@@ -21340,11 +21363,11 @@
             </w:pPr>
             <w:r>
               <w:rPr>
-                <w:rFonts w:ascii="Courier New" w:hAnsi="Courier New" w:cs="Courier New" w:eastAsia="Courier New"/>
-                <w:b w:val="0"/>
-                <w:i w:val="0"/>
-                <w:color w:val="000000"/>
-                <w:sz w:val="17"/>
+                <w:rFonts w:ascii="Times New Roman" w:hAnsi="Times New Roman" w:cs="Times New Roman" w:eastAsia="Times New Roman"/>
+                <w:b w:val="0"/>
+                <w:i w:val="0"/>
+                <w:color w:val="000000"/>
+                <w:sz w:val="20"/>
               </w:rPr>
               <w:t xml:space="preserve">                a[k++] = der[j++];</w:t>
             </w:r>
@@ -21355,11 +21378,11 @@
             </w:pPr>
             <w:r>
               <w:rPr>
-                <w:rFonts w:ascii="Courier New" w:hAnsi="Courier New" w:cs="Courier New" w:eastAsia="Courier New"/>
-                <w:b w:val="0"/>
-                <w:i w:val="0"/>
-                <w:color w:val="000000"/>
-                <w:sz w:val="17"/>
+                <w:rFonts w:ascii="Times New Roman" w:hAnsi="Times New Roman" w:cs="Times New Roman" w:eastAsia="Times New Roman"/>
+                <w:b w:val="0"/>
+                <w:i w:val="0"/>
+                <w:color w:val="000000"/>
+                <w:sz w:val="20"/>
               </w:rPr>
               <w:t xml:space="preserve">                inv += izq.length - i;</w:t>
             </w:r>
@@ -21370,11 +21393,11 @@
             </w:pPr>
             <w:r>
               <w:rPr>
-                <w:rFonts w:ascii="Courier New" w:hAnsi="Courier New" w:cs="Courier New" w:eastAsia="Courier New"/>
-                <w:b w:val="0"/>
-                <w:i w:val="0"/>
-                <w:color w:val="000000"/>
-                <w:sz w:val="17"/>
+                <w:rFonts w:ascii="Times New Roman" w:hAnsi="Times New Roman" w:cs="Times New Roman" w:eastAsia="Times New Roman"/>
+                <w:b w:val="0"/>
+                <w:i w:val="0"/>
+                <w:color w:val="000000"/>
+                <w:sz w:val="20"/>
               </w:rPr>
               <w:t xml:space="preserve">            }</w:t>
             </w:r>
@@ -21385,11 +21408,11 @@
             </w:pPr>
             <w:r>
               <w:rPr>
-                <w:rFonts w:ascii="Courier New" w:hAnsi="Courier New" w:cs="Courier New" w:eastAsia="Courier New"/>
-                <w:b w:val="0"/>
-                <w:i w:val="0"/>
-                <w:color w:val="000000"/>
-                <w:sz w:val="17"/>
+                <w:rFonts w:ascii="Times New Roman" w:hAnsi="Times New Roman" w:cs="Times New Roman" w:eastAsia="Times New Roman"/>
+                <w:b w:val="0"/>
+                <w:i w:val="0"/>
+                <w:color w:val="000000"/>
+                <w:sz w:val="20"/>
               </w:rPr>
               <w:t xml:space="preserve">        }</w:t>
             </w:r>
@@ -21400,11 +21423,11 @@
             </w:pPr>
             <w:r>
               <w:rPr>
-                <w:rFonts w:ascii="Courier New" w:hAnsi="Courier New" w:cs="Courier New" w:eastAsia="Courier New"/>
-                <w:b w:val="0"/>
-                <w:i w:val="0"/>
-                <w:color w:val="000000"/>
-                <w:sz w:val="17"/>
+                <w:rFonts w:ascii="Times New Roman" w:hAnsi="Times New Roman" w:cs="Times New Roman" w:eastAsia="Times New Roman"/>
+                <w:b w:val="0"/>
+                <w:i w:val="0"/>
+                <w:color w:val="000000"/>
+                <w:sz w:val="20"/>
               </w:rPr>
               <w:t xml:space="preserve">        while (i &lt; izq.length) a[k++] = izq[i++];</w:t>
             </w:r>
@@ -21415,11 +21438,11 @@
             </w:pPr>
             <w:r>
               <w:rPr>
-                <w:rFonts w:ascii="Courier New" w:hAnsi="Courier New" w:cs="Courier New" w:eastAsia="Courier New"/>
-                <w:b w:val="0"/>
-                <w:i w:val="0"/>
-                <w:color w:val="000000"/>
-                <w:sz w:val="17"/>
+                <w:rFonts w:ascii="Times New Roman" w:hAnsi="Times New Roman" w:cs="Times New Roman" w:eastAsia="Times New Roman"/>
+                <w:b w:val="0"/>
+                <w:i w:val="0"/>
+                <w:color w:val="000000"/>
+                <w:sz w:val="20"/>
               </w:rPr>
               <w:t xml:space="preserve">        while (j &lt; der.length) a[k++] = der[j++];</w:t>
             </w:r>
@@ -21430,11 +21453,11 @@
             </w:pPr>
             <w:r>
               <w:rPr>
-                <w:rFonts w:ascii="Courier New" w:hAnsi="Courier New" w:cs="Courier New" w:eastAsia="Courier New"/>
-                <w:b w:val="0"/>
-                <w:i w:val="0"/>
-                <w:color w:val="000000"/>
-                <w:sz w:val="17"/>
+                <w:rFonts w:ascii="Times New Roman" w:hAnsi="Times New Roman" w:cs="Times New Roman" w:eastAsia="Times New Roman"/>
+                <w:b w:val="0"/>
+                <w:i w:val="0"/>
+                <w:color w:val="000000"/>
+                <w:sz w:val="20"/>
               </w:rPr>
               <w:t xml:space="preserve">        return inv;</w:t>
             </w:r>
@@ -21445,11 +21468,11 @@
             </w:pPr>
             <w:r>
               <w:rPr>
-                <w:rFonts w:ascii="Courier New" w:hAnsi="Courier New" w:cs="Courier New" w:eastAsia="Courier New"/>
-                <w:b w:val="0"/>
-                <w:i w:val="0"/>
-                <w:color w:val="000000"/>
-                <w:sz w:val="17"/>
+                <w:rFonts w:ascii="Times New Roman" w:hAnsi="Times New Roman" w:cs="Times New Roman" w:eastAsia="Times New Roman"/>
+                <w:b w:val="0"/>
+                <w:i w:val="0"/>
+                <w:color w:val="000000"/>
+                <w:sz w:val="20"/>
               </w:rPr>
               <w:t xml:space="preserve">    }</w:t>
             </w:r>
@@ -21460,11 +21483,11 @@
             </w:pPr>
             <w:r>
               <w:rPr>
-                <w:rFonts w:ascii="Courier New" w:hAnsi="Courier New" w:cs="Courier New" w:eastAsia="Courier New"/>
-                <w:b w:val="0"/>
-                <w:i w:val="0"/>
-                <w:color w:val="000000"/>
-                <w:sz w:val="17"/>
+                <w:rFonts w:ascii="Times New Roman" w:hAnsi="Times New Roman" w:cs="Times New Roman" w:eastAsia="Times New Roman"/>
+                <w:b w:val="0"/>
+                <w:i w:val="0"/>
+                <w:color w:val="000000"/>
+                <w:sz w:val="20"/>
               </w:rPr>
               <w:t>}</w:t>
             </w:r>
@@ -21823,7 +21846,7 @@
   <w:docDefaults>
     <w:rPrDefault>
       <w:rPr>
-        <w:rFonts w:asciiTheme="minorHAnsi" w:eastAsiaTheme="minorHAnsi" w:hAnsiTheme="minorHAnsi" w:cstheme="minorBidi"/>
+        <w:rFonts w:ascii="Times New Roman" w:hAnsi="Times New Roman" w:cs="Times New Roman" w:eastAsia="Times New Roman"/>
         <w:sz w:val="22"/>
         <w:szCs w:val="22"/>
         <w:lang w:val="es-HN" w:eastAsia="en-US" w:bidi="ar-SA"/>
@@ -22216,6 +22239,9 @@
   <w:style w:type="paragraph" w:default="1" w:styleId="Normal">
     <w:name w:val="Normal"/>
     <w:qFormat/>
+    <w:rPr>
+      <w:rFonts w:ascii="Times New Roman" w:hAnsi="Times New Roman"/>
+    </w:rPr>
   </w:style>
   <w:style w:type="paragraph" w:styleId="Ttulo1">
     <w:name w:val="heading 1"/>
@@ -22281,7 +22307,7 @@
       <w:outlineLvl w:val="4"/>
     </w:pPr>
     <w:rPr>
-      <w:rFonts w:asciiTheme="majorHAnsi" w:eastAsiaTheme="majorEastAsia" w:hAnsiTheme="majorHAnsi" w:cstheme="majorBidi"/>
+      <w:rFonts w:ascii="Times New Roman" w:hAnsi="Times New Roman" w:cs="Times New Roman" w:eastAsia="Times New Roman"/>
       <w:color w:val="2E74B5" w:themeColor="accent1" w:themeShade="BF"/>
     </w:rPr>
   </w:style>
@@ -22290,12 +22316,18 @@
     <w:uiPriority w:val="1"/>
     <w:semiHidden/>
     <w:unhideWhenUsed/>
+    <w:rPr>
+      <w:rFonts w:ascii="Times New Roman" w:hAnsi="Times New Roman"/>
+    </w:rPr>
   </w:style>
   <w:style w:type="table" w:default="1" w:styleId="Tablanormal">
     <w:name w:val="Normal Table"/>
     <w:uiPriority w:val="99"/>
     <w:semiHidden/>
     <w:unhideWhenUsed/>
+    <w:rPr>
+      <w:rFonts w:ascii="Times New Roman" w:hAnsi="Times New Roman"/>
+    </w:rPr>
     <w:tblPr>
       <w:tblInd w:w="0" w:type="dxa"/>
       <w:tblCellMar>
@@ -22322,7 +22354,7 @@
       <w:spacing w:after="0" w:line="240" w:lineRule="auto"/>
     </w:pPr>
     <w:rPr>
-      <w:rFonts w:eastAsiaTheme="minorEastAsia"/>
+      <w:rFonts w:ascii="Times New Roman" w:hAnsi="Times New Roman" w:cs="Times New Roman" w:eastAsia="Times New Roman"/>
       <w:lang w:eastAsia="es-HN"/>
     </w:rPr>
   </w:style>
@@ -22333,7 +22365,7 @@
     <w:uiPriority w:val="1"/>
     <w:rsid w:val="00950225"/>
     <w:rPr>
-      <w:rFonts w:eastAsiaTheme="minorEastAsia"/>
+      <w:rFonts w:ascii="Times New Roman" w:hAnsi="Times New Roman" w:cs="Times New Roman" w:eastAsia="Times New Roman"/>
       <w:lang w:eastAsia="es-HN"/>
     </w:rPr>
   </w:style>
@@ -22345,7 +22377,7 @@
     <w:semiHidden/>
     <w:rsid w:val="00950225"/>
     <w:rPr>
-      <w:rFonts w:asciiTheme="majorHAnsi" w:eastAsiaTheme="majorEastAsia" w:hAnsiTheme="majorHAnsi" w:cstheme="majorBidi"/>
+      <w:rFonts w:ascii="Times New Roman" w:hAnsi="Times New Roman" w:cs="Times New Roman" w:eastAsia="Times New Roman"/>
       <w:color w:val="2E74B5" w:themeColor="accent1" w:themeShade="BF"/>
     </w:rPr>
   </w:style>
@@ -22356,7 +22388,7 @@
     <w:uiPriority w:val="9"/>
     <w:rsid w:val="00950225"/>
     <w:rPr>
-      <w:rFonts w:asciiTheme="majorHAnsi" w:eastAsiaTheme="majorEastAsia" w:hAnsiTheme="majorHAnsi" w:cstheme="majorBidi"/>
+      <w:rFonts w:ascii="Times New Roman" w:hAnsi="Times New Roman" w:cs="Times New Roman" w:eastAsia="Times New Roman"/>
       <w:color w:val="2E74B5" w:themeColor="accent1" w:themeShade="BF"/>
       <w:sz w:val="32"/>
       <w:szCs w:val="32"/>
@@ -22369,7 +22401,7 @@
     <w:uiPriority w:val="9"/>
     <w:rsid w:val="00950225"/>
     <w:rPr>
-      <w:rFonts w:asciiTheme="majorHAnsi" w:eastAsiaTheme="majorEastAsia" w:hAnsiTheme="majorHAnsi" w:cstheme="majorBidi"/>
+      <w:rFonts w:ascii="Times New Roman" w:hAnsi="Times New Roman" w:cs="Times New Roman" w:eastAsia="Times New Roman"/>
       <w:color w:val="2E74B5" w:themeColor="accent1" w:themeShade="BF"/>
       <w:sz w:val="26"/>
       <w:szCs w:val="26"/>
@@ -22389,6 +22421,9 @@
       </w:tabs>
       <w:spacing w:after="0" w:line="240" w:lineRule="auto"/>
     </w:pPr>
+    <w:rPr>
+      <w:rFonts w:ascii="Times New Roman" w:hAnsi="Times New Roman"/>
+    </w:rPr>
   </w:style>
   <w:style w:type="character" w:customStyle="1" w:styleId="EncabezadoCar">
     <w:name w:val="Encabezado Car"/>
@@ -22396,6 +22431,9 @@
     <w:link w:val="Encabezado"/>
     <w:uiPriority w:val="99"/>
     <w:rsid w:val="005F013C"/>
+    <w:rPr>
+      <w:rFonts w:ascii="Times New Roman" w:hAnsi="Times New Roman"/>
+    </w:rPr>
   </w:style>
   <w:style w:type="paragraph" w:styleId="Piedepgina">
     <w:name w:val="footer"/>
@@ -22411,6 +22449,9 @@
       </w:tabs>
       <w:spacing w:after="0" w:line="240" w:lineRule="auto"/>
     </w:pPr>
+    <w:rPr>
+      <w:rFonts w:ascii="Times New Roman" w:hAnsi="Times New Roman"/>
+    </w:rPr>
   </w:style>
   <w:style w:type="character" w:customStyle="1" w:styleId="PiedepginaCar">
     <w:name w:val="Pie de página Car"/>
@@ -22418,6 +22459,9 @@
     <w:link w:val="Piedepgina"/>
     <w:uiPriority w:val="99"/>
     <w:rsid w:val="005F013C"/>
+    <w:rPr>
+      <w:rFonts w:ascii="Times New Roman" w:hAnsi="Times New Roman"/>
+    </w:rPr>
   </w:style>
   <w:style w:type="character" w:styleId="Hipervnculo">
     <w:name w:val="Hyperlink"/>
@@ -22426,6 +22470,7 @@
     <w:unhideWhenUsed/>
     <w:rsid w:val="00FC4FAD"/>
     <w:rPr>
+      <w:rFonts w:ascii="Times New Roman" w:hAnsi="Times New Roman" w:cs="Times New Roman" w:eastAsia="Times New Roman"/>
       <w:color w:val="0563C1" w:themeColor="hyperlink"/>
       <w:u w:val="single"/>
     </w:rPr>
@@ -22438,6 +22483,7 @@
     <w:unhideWhenUsed/>
     <w:rsid w:val="00FC4FAD"/>
     <w:rPr>
+      <w:rFonts w:ascii="Times New Roman" w:hAnsi="Times New Roman" w:cs="Times New Roman" w:eastAsia="Times New Roman"/>
       <w:color w:val="605E5C"/>
       <w:shd w:val="clear" w:color="auto" w:fill="E1DFDD"/>
     </w:rPr>
@@ -22452,6 +22498,9 @@
       <w:ind w:left="720"/>
       <w:contextualSpacing/>
     </w:pPr>
+    <w:rPr>
+      <w:rFonts w:ascii="Times New Roman" w:hAnsi="Times New Roman"/>
+    </w:rPr>
   </w:style>
   <w:style w:type="table" w:styleId="Tablaconcuadrcula">
     <w:name w:val="Table Grid"/>
@@ -22461,6 +22510,9 @@
     <w:pPr>
       <w:spacing w:after="0" w:line="240" w:lineRule="auto"/>
     </w:pPr>
+    <w:rPr>
+      <w:rFonts w:ascii="Times New Roman" w:hAnsi="Times New Roman"/>
+    </w:rPr>
     <w:tblPr>
       <w:tblBorders>
         <w:top w:val="single" w:sz="4" w:space="0" w:color="auto"/>
